--- a/Documents/Processing_documents/OSNAP_mooring_processing.docx
+++ b/Documents/Processing_documents/OSNAP_mooring_processing.docx
@@ -1,7 +1,19 @@
 
 <file path=word/document.xml><?xml version="1.0" encoding="utf-8"?>
-<w:document xmlns:wpc="http://schemas.microsoft.com/office/word/2010/wordprocessingCanvas" xmlns:cx="http://schemas.microsoft.com/office/drawing/2014/chartex" xmlns:cx1="http://schemas.microsoft.com/office/drawing/2015/9/8/chartex" xmlns:cx2="http://schemas.microsoft.com/office/drawing/2015/10/21/chartex" xmlns:cx3="http://schemas.microsoft.com/office/drawing/2016/5/9/chartex" xmlns:cx4="http://schemas.microsoft.com/office/drawing/2016/5/10/chartex" xmlns:cx5="http://schemas.microsoft.com/office/drawing/2016/5/11/chartex" xmlns:cx6="http://schemas.microsoft.com/office/drawing/2016/5/12/chartex" xmlns:cx7="http://schemas.microsoft.com/office/drawing/2016/5/13/chartex" xmlns:cx8="http://schemas.microsoft.com/office/drawing/2016/5/14/chartex" xmlns:mc="http://schemas.openxmlformats.org/markup-compatibility/2006" xmlns:aink="http://schemas.microsoft.com/office/drawing/2016/ink" xmlns:am3d="http://schemas.microsoft.com/office/drawing/2017/model3d" xmlns:o="urn:schemas-microsoft-com:office:office" xmlns:oel="http://schemas.microsoft.com/office/2019/extlst" xmlns:r="http://schemas.openxmlformats.org/officeDocument/2006/relationships" xmlns:m="http://schemas.openxmlformats.org/officeDocument/2006/math" xmlns:v="urn:schemas-microsoft-com:vml" xmlns:wp14="http://schemas.microsoft.com/office/word/2010/wordprocessingDrawing" xmlns:wp="http://schemas.openxmlformats.org/drawingml/2006/wordprocessingDrawing" xmlns:w10="urn:schemas-microsoft-com:office:word" xmlns:w="http://schemas.openxmlformats.org/wordprocessingml/2006/main" xmlns:w14="http://schemas.microsoft.com/office/word/2010/wordml" xmlns:w15="http://schemas.microsoft.com/office/word/2012/wordml" xmlns:w16cex="http://schemas.microsoft.com/office/word/2018/wordml/cex" xmlns:w16cid="http://schemas.microsoft.com/office/word/2016/wordml/cid" xmlns:w16="http://schemas.microsoft.com/office/word/2018/wordml" xmlns:w16du="http://schemas.microsoft.com/office/word/2023/wordml/word16du" xmlns:w16sdtdh="http://schemas.microsoft.com/office/word/2020/wordml/sdtdatahash" xmlns:w16se="http://schemas.microsoft.com/office/word/2015/wordml/symex" xmlns:wpg="http://schemas.microsoft.com/office/word/2010/wordprocessingGroup" xmlns:wpi="http://schemas.microsoft.com/office/word/2010/wordprocessingInk" xmlns:wne="http://schemas.microsoft.com/office/word/2006/wordml" xmlns:wps="http://schemas.microsoft.com/office/word/2010/wordprocessingShape" mc:Ignorable="w14 w15 w16se w16cid w16 w16cex w16sdtdh w16du wp14">
+<w:document xmlns:wpc="http://schemas.microsoft.com/office/word/2010/wordprocessingCanvas" xmlns:cx="http://schemas.microsoft.com/office/drawing/2014/chartex" xmlns:cx1="http://schemas.microsoft.com/office/drawing/2015/9/8/chartex" xmlns:cx2="http://schemas.microsoft.com/office/drawing/2015/10/21/chartex" xmlns:cx3="http://schemas.microsoft.com/office/drawing/2016/5/9/chartex" xmlns:cx4="http://schemas.microsoft.com/office/drawing/2016/5/10/chartex" xmlns:cx5="http://schemas.microsoft.com/office/drawing/2016/5/11/chartex" xmlns:cx6="http://schemas.microsoft.com/office/drawing/2016/5/12/chartex" xmlns:cx7="http://schemas.microsoft.com/office/drawing/2016/5/13/chartex" xmlns:cx8="http://schemas.microsoft.com/office/drawing/2016/5/14/chartex" xmlns:mc="http://schemas.openxmlformats.org/markup-compatibility/2006" xmlns:aink="http://schemas.microsoft.com/office/drawing/2016/ink" xmlns:am3d="http://schemas.microsoft.com/office/drawing/2017/model3d" xmlns:o="urn:schemas-microsoft-com:office:office" xmlns:oel="http://schemas.microsoft.com/office/2019/extlst" xmlns:r="http://schemas.openxmlformats.org/officeDocument/2006/relationships" xmlns:m="http://schemas.openxmlformats.org/officeDocument/2006/math" xmlns:v="urn:schemas-microsoft-com:vml" xmlns:wp14="http://schemas.microsoft.com/office/word/2010/wordprocessingDrawing" xmlns:wp="http://schemas.openxmlformats.org/drawingml/2006/wordprocessingDrawing" xmlns:w10="urn:schemas-microsoft-com:office:word" xmlns:w="http://schemas.openxmlformats.org/wordprocessingml/2006/main" xmlns:w14="http://schemas.microsoft.com/office/word/2010/wordml" xmlns:w15="http://schemas.microsoft.com/office/word/2012/wordml" xmlns:w16cex="http://schemas.microsoft.com/office/word/2018/wordml/cex" xmlns:w16cid="http://schemas.microsoft.com/office/word/2016/wordml/cid" xmlns:w16="http://schemas.microsoft.com/office/word/2018/wordml" xmlns:w16sdtdh="http://schemas.microsoft.com/office/word/2020/wordml/sdtdatahash" xmlns:w16se="http://schemas.microsoft.com/office/word/2015/wordml/symex" xmlns:wpg="http://schemas.microsoft.com/office/word/2010/wordprocessingGroup" xmlns:wpi="http://schemas.microsoft.com/office/word/2010/wordprocessingInk" xmlns:wne="http://schemas.microsoft.com/office/word/2006/wordml" xmlns:wps="http://schemas.microsoft.com/office/word/2010/wordprocessingShape" mc:Ignorable="w14 w15 w16se w16cid w16 w16cex w16sdtdh wp14">
   <w:body>
+    <w:p>
+      <w:pPr>
+        <w:rPr>
+          <w:del w:id="0" w:author="Kristin Burmeister" w:date="2024-05-24T07:40:00Z"/>
+        </w:rPr>
+      </w:pPr>
+      <w:del w:id="1" w:author="Kristin Burmeister" w:date="2024-05-24T07:40:00Z">
+        <w:r>
+          <w:delText>0</w:delText>
+        </w:r>
+      </w:del>
+    </w:p>
     <w:sdt>
       <w:sdtPr>
         <w:id w:val="-376249430"/>
@@ -111,6 +123,7 @@
                                 <w:pPr>
                                   <w:jc w:val="right"/>
                                   <w:rPr>
+                                    <w:ins w:id="2" w:author="Kristin Burmeister" w:date="2024-05-24T07:40:00Z"/>
                                     <w:b/>
                                     <w:bCs/>
                                     <w:caps/>
@@ -135,6 +148,7 @@
                                 <w:pPr>
                                   <w:jc w:val="right"/>
                                   <w:rPr>
+                                    <w:ins w:id="3" w:author="Kristin Burmeister" w:date="2024-05-24T07:40:00Z"/>
                                     <w:b/>
                                     <w:bCs/>
                                     <w:caps/>
@@ -152,74 +166,101 @@
                                     <w:caps/>
                                     <w:color w:val="4472C4" w:themeColor="accent1"/>
                                     <w:sz w:val="40"/>
+                                    <w:rPrChange w:id="4" w:author="Kristin Burmeister" w:date="2024-05-24T07:40:00Z">
+                                      <w:rPr>
+                                        <w:b/>
+                                        <w:smallCaps/>
+                                        <w:color w:val="404040" w:themeColor="text1" w:themeTint="BF"/>
+                                        <w:sz w:val="40"/>
+                                      </w:rPr>
+                                    </w:rPrChange>
                                   </w:rPr>
                                 </w:pPr>
-                                <w:r>
-                                  <w:rPr>
-                                    <w:b/>
-                                    <w:bCs/>
-                                    <w:caps/>
-                                    <w:color w:val="4472C4" w:themeColor="accent1"/>
-                                    <w:sz w:val="40"/>
-                                    <w:szCs w:val="40"/>
-                                  </w:rPr>
-                                  <w:t xml:space="preserve">Please note: this Document is </w:t>
-                                </w:r>
-                                <w:r>
-                                  <w:rPr>
-                                    <w:b/>
-                                    <w:bCs/>
-                                    <w:caps/>
-                                    <w:color w:val="4472C4" w:themeColor="accent1"/>
-                                    <w:sz w:val="40"/>
-                                    <w:szCs w:val="40"/>
-                                  </w:rPr>
-                                  <w:t>a Li</w:t>
-                                </w:r>
-                                <w:r>
-                                  <w:rPr>
-                                    <w:b/>
-                                    <w:bCs/>
-                                    <w:caps/>
-                                    <w:color w:val="4472C4" w:themeColor="accent1"/>
-                                    <w:sz w:val="40"/>
-                                    <w:szCs w:val="40"/>
-                                  </w:rPr>
-                                  <w:t>V</w:t>
-                                </w:r>
-                                <w:r>
-                                  <w:rPr>
-                                    <w:b/>
-                                    <w:bCs/>
-                                    <w:caps/>
-                                    <w:color w:val="4472C4" w:themeColor="accent1"/>
-                                    <w:sz w:val="40"/>
-                                    <w:szCs w:val="40"/>
-                                  </w:rPr>
-                                  <w:t>e Document</w:t>
-                                </w:r>
-                                <w:r>
-                                  <w:rPr>
-                                    <w:b/>
-                                    <w:bCs/>
-                                    <w:caps/>
-                                    <w:color w:val="4472C4" w:themeColor="accent1"/>
-                                    <w:sz w:val="40"/>
-                                    <w:szCs w:val="40"/>
-                                  </w:rPr>
-                                  <w:t xml:space="preserve"> and might not always reflect the most current </w:t>
-                                </w:r>
-                                <w:r>
-                                  <w:rPr>
-                                    <w:b/>
-                                    <w:bCs/>
-                                    <w:caps/>
-                                    <w:color w:val="4472C4" w:themeColor="accent1"/>
-                                    <w:sz w:val="40"/>
-                                    <w:szCs w:val="40"/>
-                                  </w:rPr>
-                                  <w:t>changes of the toolbox</w:t>
-                                </w:r>
+                                <w:ins w:id="5" w:author="Kristin Burmeister" w:date="2024-05-24T07:40:00Z">
+                                  <w:r>
+                                    <w:rPr>
+                                      <w:b/>
+                                      <w:bCs/>
+                                      <w:caps/>
+                                      <w:color w:val="4472C4" w:themeColor="accent1"/>
+                                      <w:sz w:val="40"/>
+                                      <w:szCs w:val="40"/>
+                                    </w:rPr>
+                                    <w:t xml:space="preserve">Please note: this Document is </w:t>
+                                  </w:r>
+                                  <w:r>
+                                    <w:rPr>
+                                      <w:b/>
+                                      <w:bCs/>
+                                      <w:caps/>
+                                      <w:color w:val="4472C4" w:themeColor="accent1"/>
+                                      <w:sz w:val="40"/>
+                                      <w:szCs w:val="40"/>
+                                    </w:rPr>
+                                    <w:t>a Li</w:t>
+                                  </w:r>
+                                </w:ins>
+                                <w:ins w:id="6" w:author="Yvonne Firing" w:date="2024-05-24T07:40:00Z">
+                                  <w:r>
+                                    <w:rPr>
+                                      <w:b/>
+                                      <w:bCs/>
+                                      <w:caps/>
+                                      <w:color w:val="4472C4" w:themeColor="accent1"/>
+                                      <w:sz w:val="40"/>
+                                      <w:szCs w:val="40"/>
+                                    </w:rPr>
+                                    <w:t>V</w:t>
+                                  </w:r>
+                                </w:ins>
+                                <w:ins w:id="7" w:author="Kristin Burmeister" w:date="2024-05-24T07:40:00Z">
+                                  <w:del w:id="8" w:author="Yvonne Firing" w:date="2024-05-24T07:40:00Z">
+                                    <w:r>
+                                      <w:rPr>
+                                        <w:b/>
+                                        <w:bCs/>
+                                        <w:caps/>
+                                        <w:color w:val="4472C4" w:themeColor="accent1"/>
+                                        <w:sz w:val="40"/>
+                                        <w:szCs w:val="40"/>
+                                      </w:rPr>
+                                      <w:delText>f</w:delText>
+                                    </w:r>
+                                  </w:del>
+                                  <w:r>
+                                    <w:rPr>
+                                      <w:b/>
+                                      <w:bCs/>
+                                      <w:caps/>
+                                      <w:color w:val="4472C4" w:themeColor="accent1"/>
+                                      <w:sz w:val="40"/>
+                                      <w:szCs w:val="40"/>
+                                    </w:rPr>
+                                    <w:t>e Document</w:t>
+                                  </w:r>
+                                  <w:r>
+                                    <w:rPr>
+                                      <w:b/>
+                                      <w:bCs/>
+                                      <w:caps/>
+                                      <w:color w:val="4472C4" w:themeColor="accent1"/>
+                                      <w:sz w:val="40"/>
+                                      <w:szCs w:val="40"/>
+                                    </w:rPr>
+                                    <w:t xml:space="preserve"> and might not always reflect the most current </w:t>
+                                  </w:r>
+                                  <w:r>
+                                    <w:rPr>
+                                      <w:b/>
+                                      <w:bCs/>
+                                      <w:caps/>
+                                      <w:color w:val="4472C4" w:themeColor="accent1"/>
+                                      <w:sz w:val="40"/>
+                                      <w:szCs w:val="40"/>
+                                    </w:rPr>
+                                    <w:t>changes of the toolbox</w:t>
+                                  </w:r>
+                                </w:ins>
                               </w:p>
                             </w:txbxContent>
                           </wps:txbx>
@@ -247,7 +288,7 @@
                     <v:stroke joinstyle="miter"/>
                     <v:path gradientshapeok="t" o:connecttype="rect"/>
                   </v:shapetype>
-                  <v:shape id="Text Box 154" o:spid="_x0000_s1026" type="#_x0000_t202" style="position:absolute;margin-left:0;margin-top:17.8pt;width:8in;height:286.5pt;z-index:251656192;visibility:visible;mso-wrap-style:square;mso-width-percent:941;mso-height-percent:363;mso-wrap-distance-left:9pt;mso-wrap-distance-top:0;mso-wrap-distance-right:9pt;mso-wrap-distance-bottom:0;mso-position-horizontal:center;mso-position-horizontal-relative:margin;mso-position-vertical:absolute;mso-position-vertical-relative:page;mso-width-percent:941;mso-height-percent:363;mso-width-relative:page;mso-height-relative:page;v-text-anchor:bottom" o:gfxdata="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" filled="f" stroked="f" strokeweight=".5pt">
+                  <v:shape id="Text Box 154" o:spid="_x0000_s1026" type="#_x0000_t202" style="position:absolute;margin-left:0;margin-top:17.8pt;width:8in;height:286.5pt;z-index:251656192;visibility:visible;mso-wrap-style:square;mso-width-percent:941;mso-height-percent:363;mso-wrap-distance-left:9pt;mso-wrap-distance-top:0;mso-wrap-distance-right:9pt;mso-wrap-distance-bottom:0;mso-position-horizontal:center;mso-position-horizontal-relative:margin;mso-position-vertical:absolute;mso-position-vertical-relative:page;mso-width-percent:941;mso-height-percent:363;mso-width-relative:page;mso-height-relative:page;v-text-anchor:bottom" o:gfxdata="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" filled="f" stroked="f" strokeweight=".5pt">
                     <v:textbox inset="126pt,0,54pt,0">
                       <w:txbxContent>
                         <w:p>
@@ -295,6 +336,7 @@
                           <w:pPr>
                             <w:jc w:val="right"/>
                             <w:rPr>
+                              <w:ins w:id="9" w:author="Kristin Burmeister" w:date="2024-05-24T07:40:00Z"/>
                               <w:b/>
                               <w:bCs/>
                               <w:caps/>
@@ -319,6 +361,7 @@
                           <w:pPr>
                             <w:jc w:val="right"/>
                             <w:rPr>
+                              <w:ins w:id="10" w:author="Kristin Burmeister" w:date="2024-05-24T07:40:00Z"/>
                               <w:b/>
                               <w:bCs/>
                               <w:caps/>
@@ -336,74 +379,101 @@
                               <w:caps/>
                               <w:color w:val="4472C4" w:themeColor="accent1"/>
                               <w:sz w:val="40"/>
+                              <w:rPrChange w:id="11" w:author="Kristin Burmeister" w:date="2024-05-24T07:40:00Z">
+                                <w:rPr>
+                                  <w:b/>
+                                  <w:smallCaps/>
+                                  <w:color w:val="404040" w:themeColor="text1" w:themeTint="BF"/>
+                                  <w:sz w:val="40"/>
+                                </w:rPr>
+                              </w:rPrChange>
                             </w:rPr>
                           </w:pPr>
-                          <w:r>
-                            <w:rPr>
-                              <w:b/>
-                              <w:bCs/>
-                              <w:caps/>
-                              <w:color w:val="4472C4" w:themeColor="accent1"/>
-                              <w:sz w:val="40"/>
-                              <w:szCs w:val="40"/>
-                            </w:rPr>
-                            <w:t xml:space="preserve">Please note: this Document is </w:t>
-                          </w:r>
-                          <w:r>
-                            <w:rPr>
-                              <w:b/>
-                              <w:bCs/>
-                              <w:caps/>
-                              <w:color w:val="4472C4" w:themeColor="accent1"/>
-                              <w:sz w:val="40"/>
-                              <w:szCs w:val="40"/>
-                            </w:rPr>
-                            <w:t>a Li</w:t>
-                          </w:r>
-                          <w:r>
-                            <w:rPr>
-                              <w:b/>
-                              <w:bCs/>
-                              <w:caps/>
-                              <w:color w:val="4472C4" w:themeColor="accent1"/>
-                              <w:sz w:val="40"/>
-                              <w:szCs w:val="40"/>
-                            </w:rPr>
-                            <w:t>V</w:t>
-                          </w:r>
-                          <w:r>
-                            <w:rPr>
-                              <w:b/>
-                              <w:bCs/>
-                              <w:caps/>
-                              <w:color w:val="4472C4" w:themeColor="accent1"/>
-                              <w:sz w:val="40"/>
-                              <w:szCs w:val="40"/>
-                            </w:rPr>
-                            <w:t>e Document</w:t>
-                          </w:r>
-                          <w:r>
-                            <w:rPr>
-                              <w:b/>
-                              <w:bCs/>
-                              <w:caps/>
-                              <w:color w:val="4472C4" w:themeColor="accent1"/>
-                              <w:sz w:val="40"/>
-                              <w:szCs w:val="40"/>
-                            </w:rPr>
-                            <w:t xml:space="preserve"> and might not always reflect the most current </w:t>
-                          </w:r>
-                          <w:r>
-                            <w:rPr>
-                              <w:b/>
-                              <w:bCs/>
-                              <w:caps/>
-                              <w:color w:val="4472C4" w:themeColor="accent1"/>
-                              <w:sz w:val="40"/>
-                              <w:szCs w:val="40"/>
-                            </w:rPr>
-                            <w:t>changes of the toolbox</w:t>
-                          </w:r>
+                          <w:ins w:id="12" w:author="Kristin Burmeister" w:date="2024-05-24T07:40:00Z">
+                            <w:r>
+                              <w:rPr>
+                                <w:b/>
+                                <w:bCs/>
+                                <w:caps/>
+                                <w:color w:val="4472C4" w:themeColor="accent1"/>
+                                <w:sz w:val="40"/>
+                                <w:szCs w:val="40"/>
+                              </w:rPr>
+                              <w:t xml:space="preserve">Please note: this Document is </w:t>
+                            </w:r>
+                            <w:r>
+                              <w:rPr>
+                                <w:b/>
+                                <w:bCs/>
+                                <w:caps/>
+                                <w:color w:val="4472C4" w:themeColor="accent1"/>
+                                <w:sz w:val="40"/>
+                                <w:szCs w:val="40"/>
+                              </w:rPr>
+                              <w:t>a Li</w:t>
+                            </w:r>
+                          </w:ins>
+                          <w:ins w:id="13" w:author="Yvonne Firing" w:date="2024-05-24T07:40:00Z">
+                            <w:r>
+                              <w:rPr>
+                                <w:b/>
+                                <w:bCs/>
+                                <w:caps/>
+                                <w:color w:val="4472C4" w:themeColor="accent1"/>
+                                <w:sz w:val="40"/>
+                                <w:szCs w:val="40"/>
+                              </w:rPr>
+                              <w:t>V</w:t>
+                            </w:r>
+                          </w:ins>
+                          <w:ins w:id="14" w:author="Kristin Burmeister" w:date="2024-05-24T07:40:00Z">
+                            <w:del w:id="15" w:author="Yvonne Firing" w:date="2024-05-24T07:40:00Z">
+                              <w:r>
+                                <w:rPr>
+                                  <w:b/>
+                                  <w:bCs/>
+                                  <w:caps/>
+                                  <w:color w:val="4472C4" w:themeColor="accent1"/>
+                                  <w:sz w:val="40"/>
+                                  <w:szCs w:val="40"/>
+                                </w:rPr>
+                                <w:delText>f</w:delText>
+                              </w:r>
+                            </w:del>
+                            <w:r>
+                              <w:rPr>
+                                <w:b/>
+                                <w:bCs/>
+                                <w:caps/>
+                                <w:color w:val="4472C4" w:themeColor="accent1"/>
+                                <w:sz w:val="40"/>
+                                <w:szCs w:val="40"/>
+                              </w:rPr>
+                              <w:t>e Document</w:t>
+                            </w:r>
+                            <w:r>
+                              <w:rPr>
+                                <w:b/>
+                                <w:bCs/>
+                                <w:caps/>
+                                <w:color w:val="4472C4" w:themeColor="accent1"/>
+                                <w:sz w:val="40"/>
+                                <w:szCs w:val="40"/>
+                              </w:rPr>
+                              <w:t xml:space="preserve"> and might not always reflect the most current </w:t>
+                            </w:r>
+                            <w:r>
+                              <w:rPr>
+                                <w:b/>
+                                <w:bCs/>
+                                <w:caps/>
+                                <w:color w:val="4472C4" w:themeColor="accent1"/>
+                                <w:sz w:val="40"/>
+                                <w:szCs w:val="40"/>
+                              </w:rPr>
+                              <w:t>changes of the toolbox</w:t>
+                            </w:r>
+                          </w:ins>
                         </w:p>
                       </w:txbxContent>
                     </v:textbox>
@@ -487,11 +557,29 @@
                                   </w:rPr>
                                 </w:pPr>
                                 <w:r>
-                                  <w:t>Lewis Drysdale, Loic Houpert, Sam Jones</w:t>
+                                  <w:t xml:space="preserve">Lewis Drysdale, </w:t>
                                 </w:r>
+                                <w:proofErr w:type="spellStart"/>
                                 <w:r>
-                                  <w:t>, Kristin Burmeister, Yvonne Firing</w:t>
+                                  <w:t>Loic</w:t>
                                 </w:r>
+                                <w:proofErr w:type="spellEnd"/>
+                                <w:r>
+                                  <w:t xml:space="preserve"> </w:t>
+                                </w:r>
+                                <w:proofErr w:type="spellStart"/>
+                                <w:r>
+                                  <w:t>Houpert</w:t>
+                                </w:r>
+                                <w:proofErr w:type="spellEnd"/>
+                                <w:r>
+                                  <w:t>, Sam Jones</w:t>
+                                </w:r>
+                                <w:ins w:id="16" w:author="Kristin Burmeister" w:date="2024-05-24T07:40:00Z">
+                                  <w:r>
+                                    <w:t>, Kristin Burmeister, Yvonne Firing</w:t>
+                                  </w:r>
+                                </w:ins>
                               </w:p>
                               <w:p>
                                 <w:pPr>
@@ -503,6 +591,38 @@
                                     <w:szCs w:val="18"/>
                                   </w:rPr>
                                 </w:pPr>
+                                <w:customXmlDelRangeStart w:id="17" w:author="Kristin Burmeister" w:date="2024-05-24T07:40:00Z"/>
+                                <w:sdt>
+                                  <w:sdtPr>
+                                    <w:rPr>
+                                      <w:color w:val="595959" w:themeColor="text1" w:themeTint="A6"/>
+                                      <w:sz w:val="18"/>
+                                      <w:szCs w:val="18"/>
+                                    </w:rPr>
+                                    <w:alias w:val="Email"/>
+                                    <w:tag w:val="Email"/>
+                                    <w:id w:val="-241103684"/>
+                                    <w:showingPlcHdr/>
+                                    <w:dataBinding w:prefixMappings="xmlns:ns0='http://schemas.microsoft.com/office/2006/coverPageProps' " w:xpath="/ns0:CoverPageProperties[1]/ns0:CompanyEmail[1]" w:storeItemID="{55AF091B-3C7A-41E3-B477-F2FDAA23CFDA}"/>
+                                    <w:text/>
+                                  </w:sdtPr>
+                                  <w:sdtContent>
+                                    <w:customXmlDelRangeEnd w:id="17"/>
+                                    <w:del w:id="18" w:author="Kristin Burmeister" w:date="2024-05-24T07:40:00Z">
+                                      <w:r>
+                                        <w:rPr>
+                                          <w:color w:val="595959" w:themeColor="text1" w:themeTint="A6"/>
+                                          <w:sz w:val="18"/>
+                                          <w:szCs w:val="18"/>
+                                        </w:rPr>
+                                        <w:delText>[Email address]</w:delText>
+                                      </w:r>
+                                    </w:del>
+                                    <w:customXmlDelRangeStart w:id="19" w:author="Kristin Burmeister" w:date="2024-05-24T07:40:00Z"/>
+                                  </w:sdtContent>
+                                </w:sdt>
+                                <w:customXmlDelRangeEnd w:id="19"/>
+                                <w:customXmlInsRangeStart w:id="20" w:author="Kristin Burmeister" w:date="2024-05-24T07:40:00Z"/>
                                 <w:sdt>
                                   <w:sdtPr>
                                     <w:rPr>
@@ -517,16 +637,21 @@
                                     <w:text/>
                                   </w:sdtPr>
                                   <w:sdtContent>
-                                    <w:r>
-                                      <w:rPr>
-                                        <w:color w:val="595959" w:themeColor="text1" w:themeTint="A6"/>
-                                        <w:sz w:val="18"/>
-                                        <w:szCs w:val="18"/>
-                                      </w:rPr>
-                                      <w:t>Kristin.burmeister@sams.ac.uk</w:t>
-                                    </w:r>
+                                    <w:customXmlInsRangeEnd w:id="20"/>
+                                    <w:ins w:id="21" w:author="Kristin Burmeister" w:date="2024-05-24T07:40:00Z">
+                                      <w:r>
+                                        <w:rPr>
+                                          <w:color w:val="595959" w:themeColor="text1" w:themeTint="A6"/>
+                                          <w:sz w:val="18"/>
+                                          <w:szCs w:val="18"/>
+                                        </w:rPr>
+                                        <w:t>Kristin.burmeister@sams.ac.uk</w:t>
+                                      </w:r>
+                                    </w:ins>
+                                    <w:customXmlInsRangeStart w:id="22" w:author="Kristin Burmeister" w:date="2024-05-24T07:40:00Z"/>
                                   </w:sdtContent>
                                 </w:sdt>
+                                <w:customXmlInsRangeEnd w:id="22"/>
                               </w:p>
                             </w:txbxContent>
                           </wps:txbx>
@@ -550,7 +675,7 @@
               </mc:Choice>
               <mc:Fallback>
                 <w:pict>
-                  <v:shape w14:anchorId="6744D274" id="Text Box 152" o:spid="_x0000_s1027" type="#_x0000_t202" style="position:absolute;margin-left:0;margin-top:0;width:8in;height:1in;z-index:251657216;visibility:visible;mso-wrap-style:square;mso-width-percent:941;mso-height-percent:92;mso-top-percent:818;mso-wrap-distance-left:9pt;mso-wrap-distance-top:0;mso-wrap-distance-right:9pt;mso-wrap-distance-bottom:0;mso-position-horizontal:center;mso-position-horizontal-relative:page;mso-position-vertical-relative:page;mso-width-percent:941;mso-height-percent:92;mso-top-percent:818;mso-width-relative:page;mso-height-relative:page;v-text-anchor:bottom" o:gfxdata="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" filled="f" stroked="f" strokeweight=".5pt">
+                  <v:shape w14:anchorId="6744D274" id="Text Box 152" o:spid="_x0000_s1027" type="#_x0000_t202" style="position:absolute;margin-left:0;margin-top:0;width:8in;height:1in;z-index:251657216;visibility:visible;mso-wrap-style:square;mso-width-percent:941;mso-height-percent:92;mso-top-percent:818;mso-wrap-distance-left:9pt;mso-wrap-distance-top:0;mso-wrap-distance-right:9pt;mso-wrap-distance-bottom:0;mso-position-horizontal:center;mso-position-horizontal-relative:page;mso-position-vertical-relative:page;mso-width-percent:941;mso-height-percent:92;mso-top-percent:818;mso-width-relative:page;mso-height-relative:page;v-text-anchor:bottom" o:gfxdata="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" filled="f" stroked="f" strokeweight=".5pt">
                     <v:textbox inset="126pt,0,54pt,0">
                       <w:txbxContent>
                         <w:p>
@@ -564,11 +689,29 @@
                             </w:rPr>
                           </w:pPr>
                           <w:r>
-                            <w:t>Lewis Drysdale, Loic Houpert, Sam Jones</w:t>
+                            <w:t xml:space="preserve">Lewis Drysdale, </w:t>
                           </w:r>
+                          <w:proofErr w:type="spellStart"/>
                           <w:r>
-                            <w:t>, Kristin Burmeister, Yvonne Firing</w:t>
+                            <w:t>Loic</w:t>
                           </w:r>
+                          <w:proofErr w:type="spellEnd"/>
+                          <w:r>
+                            <w:t xml:space="preserve"> </w:t>
+                          </w:r>
+                          <w:proofErr w:type="spellStart"/>
+                          <w:r>
+                            <w:t>Houpert</w:t>
+                          </w:r>
+                          <w:proofErr w:type="spellEnd"/>
+                          <w:r>
+                            <w:t>, Sam Jones</w:t>
+                          </w:r>
+                          <w:ins w:id="23" w:author="Kristin Burmeister" w:date="2024-05-24T07:40:00Z">
+                            <w:r>
+                              <w:t>, Kristin Burmeister, Yvonne Firing</w:t>
+                            </w:r>
+                          </w:ins>
                         </w:p>
                         <w:p>
                           <w:pPr>
@@ -580,6 +723,38 @@
                               <w:szCs w:val="18"/>
                             </w:rPr>
                           </w:pPr>
+                          <w:customXmlDelRangeStart w:id="24" w:author="Kristin Burmeister" w:date="2024-05-24T07:40:00Z"/>
+                          <w:sdt>
+                            <w:sdtPr>
+                              <w:rPr>
+                                <w:color w:val="595959" w:themeColor="text1" w:themeTint="A6"/>
+                                <w:sz w:val="18"/>
+                                <w:szCs w:val="18"/>
+                              </w:rPr>
+                              <w:alias w:val="Email"/>
+                              <w:tag w:val="Email"/>
+                              <w:id w:val="-241103684"/>
+                              <w:showingPlcHdr/>
+                              <w:dataBinding w:prefixMappings="xmlns:ns0='http://schemas.microsoft.com/office/2006/coverPageProps' " w:xpath="/ns0:CoverPageProperties[1]/ns0:CompanyEmail[1]" w:storeItemID="{55AF091B-3C7A-41E3-B477-F2FDAA23CFDA}"/>
+                              <w:text/>
+                            </w:sdtPr>
+                            <w:sdtContent>
+                              <w:customXmlDelRangeEnd w:id="24"/>
+                              <w:del w:id="25" w:author="Kristin Burmeister" w:date="2024-05-24T07:40:00Z">
+                                <w:r>
+                                  <w:rPr>
+                                    <w:color w:val="595959" w:themeColor="text1" w:themeTint="A6"/>
+                                    <w:sz w:val="18"/>
+                                    <w:szCs w:val="18"/>
+                                  </w:rPr>
+                                  <w:delText>[Email address]</w:delText>
+                                </w:r>
+                              </w:del>
+                              <w:customXmlDelRangeStart w:id="26" w:author="Kristin Burmeister" w:date="2024-05-24T07:40:00Z"/>
+                            </w:sdtContent>
+                          </w:sdt>
+                          <w:customXmlDelRangeEnd w:id="26"/>
+                          <w:customXmlInsRangeStart w:id="27" w:author="Kristin Burmeister" w:date="2024-05-24T07:40:00Z"/>
                           <w:sdt>
                             <w:sdtPr>
                               <w:rPr>
@@ -594,16 +769,21 @@
                               <w:text/>
                             </w:sdtPr>
                             <w:sdtContent>
-                              <w:r>
-                                <w:rPr>
-                                  <w:color w:val="595959" w:themeColor="text1" w:themeTint="A6"/>
-                                  <w:sz w:val="18"/>
-                                  <w:szCs w:val="18"/>
-                                </w:rPr>
-                                <w:t>Kristin.burmeister@sams.ac.uk</w:t>
-                              </w:r>
+                              <w:customXmlInsRangeEnd w:id="27"/>
+                              <w:ins w:id="28" w:author="Kristin Burmeister" w:date="2024-05-24T07:40:00Z">
+                                <w:r>
+                                  <w:rPr>
+                                    <w:color w:val="595959" w:themeColor="text1" w:themeTint="A6"/>
+                                    <w:sz w:val="18"/>
+                                    <w:szCs w:val="18"/>
+                                  </w:rPr>
+                                  <w:t>Kristin.burmeister@sams.ac.uk</w:t>
+                                </w:r>
+                              </w:ins>
+                              <w:customXmlInsRangeStart w:id="29" w:author="Kristin Burmeister" w:date="2024-05-24T07:40:00Z"/>
                             </w:sdtContent>
                           </w:sdt>
+                          <w:customXmlInsRangeEnd w:id="29"/>
                         </w:p>
                       </w:txbxContent>
                     </v:textbox>
@@ -3951,113 +4131,208 @@
           <w:numId w:val="0"/>
         </w:numPr>
       </w:pPr>
-      <w:bookmarkStart w:id="0" w:name="_Toc108243078"/>
+      <w:bookmarkStart w:id="30" w:name="_Toc108243078"/>
       <w:r>
         <w:lastRenderedPageBreak/>
         <w:t>Setup and version control</w:t>
       </w:r>
-      <w:bookmarkEnd w:id="0"/>
-    </w:p>
+      <w:bookmarkEnd w:id="30"/>
+    </w:p>
+    <w:p>
+      <w:pPr>
+        <w:pStyle w:val="Heading2"/>
+        <w:rPr>
+          <w:moveFrom w:id="31" w:author="Kristin Burmeister" w:date="2024-05-24T07:40:00Z"/>
+        </w:rPr>
+      </w:pPr>
+      <w:ins w:id="32" w:author="Kristin Burmeister" w:date="2024-05-24T07:40:00Z">
+        <w:r>
+          <w:t>Before using</w:t>
+        </w:r>
+      </w:ins>
+      <w:moveFromRangeStart w:id="33" w:author="Kristin Burmeister" w:date="2024-05-24T07:40:00Z" w:name="move167428846"/>
+      <w:moveFrom w:id="34" w:author="Kristin Burmeister" w:date="2024-05-24T07:40:00Z">
+        <w:r>
+          <w:t>Git</w:t>
+        </w:r>
+      </w:moveFrom>
+    </w:p>
+    <w:moveFromRangeEnd w:id="33"/>
     <w:p>
       <w:pPr>
         <w:pStyle w:val="BodyText"/>
-      </w:pPr>
-      <w:r>
-        <w:t xml:space="preserve">Before using the toolbox and making any changes to branches it is </w:t>
-      </w:r>
-      <w:commentRangeStart w:id="1"/>
-      <w:r>
-        <w:t xml:space="preserve">essential </w:t>
-      </w:r>
-      <w:commentRangeEnd w:id="1"/>
+        <w:rPr>
+          <w:ins w:id="35" w:author="Kristin Burmeister" w:date="2024-05-24T07:40:00Z"/>
+        </w:rPr>
+      </w:pPr>
+      <w:del w:id="36" w:author="Kristin Burmeister" w:date="2024-05-24T07:40:00Z">
+        <w:r>
+          <w:delText>Users of</w:delText>
+        </w:r>
+      </w:del>
+      <w:r>
+        <w:t xml:space="preserve"> the </w:t>
+      </w:r>
+      <w:ins w:id="37" w:author="Kristin Burmeister" w:date="2024-05-24T07:40:00Z">
+        <w:r>
+          <w:t xml:space="preserve">toolbox and making any changes to branches it is </w:t>
+        </w:r>
+        <w:commentRangeStart w:id="38"/>
+        <w:r>
+          <w:t xml:space="preserve">essential </w:t>
+        </w:r>
+      </w:ins>
+      <w:commentRangeEnd w:id="38"/>
       <w:r>
         <w:rPr>
           <w:rStyle w:val="CommentReference"/>
           <w:rFonts w:cs="Mangal"/>
         </w:rPr>
-        <w:commentReference w:id="1"/>
-      </w:r>
-      <w:r>
-        <w:t xml:space="preserve">that any user gains a basic understanding of git and </w:t>
-      </w:r>
-      <w:proofErr w:type="spellStart"/>
-      <w:r>
-        <w:t>github</w:t>
-      </w:r>
-      <w:proofErr w:type="spellEnd"/>
-      <w:r>
-        <w:t>, which can be found here:</w:t>
-      </w:r>
+        <w:commentReference w:id="38"/>
+      </w:r>
+      <w:ins w:id="39" w:author="Kristin Burmeister" w:date="2024-05-24T07:40:00Z">
+        <w:r>
+          <w:t xml:space="preserve">that any user gains a basic understanding of git and </w:t>
+        </w:r>
+        <w:proofErr w:type="spellStart"/>
+        <w:r>
+          <w:t>github</w:t>
+        </w:r>
+        <w:proofErr w:type="spellEnd"/>
+        <w:r>
+          <w:t>, which can be found here:</w:t>
+        </w:r>
+      </w:ins>
     </w:p>
     <w:p>
       <w:pPr>
         <w:pStyle w:val="BodyText"/>
-      </w:pPr>
-      <w:hyperlink r:id="rId13" w:history="1">
+        <w:rPr>
+          <w:ins w:id="40" w:author="Kristin Burmeister" w:date="2024-05-24T07:40:00Z"/>
+        </w:rPr>
+      </w:pPr>
+      <w:ins w:id="41" w:author="Kristin Burmeister" w:date="2024-05-24T07:40:00Z">
+        <w:r>
+          <w:fldChar w:fldCharType="begin"/>
+        </w:r>
+        <w:r>
+          <w:instrText>HYPERLINK "https://docs.github.com/en/get-started"</w:instrText>
+        </w:r>
+        <w:r>
+          <w:fldChar w:fldCharType="separate"/>
+        </w:r>
         <w:r>
           <w:rPr>
             <w:rStyle w:val="Hyperlink"/>
           </w:rPr>
           <w:t>https://docs.github.com/en/get-started</w:t>
         </w:r>
-      </w:hyperlink>
+        <w:r>
+          <w:fldChar w:fldCharType="end"/>
+        </w:r>
+      </w:ins>
     </w:p>
     <w:p>
       <w:pPr>
         <w:pStyle w:val="BodyText"/>
+        <w:rPr>
+          <w:ins w:id="42" w:author="Kristin Burmeister" w:date="2024-05-24T07:40:00Z"/>
+        </w:rPr>
       </w:pPr>
     </w:p>
     <w:p>
       <w:pPr>
         <w:pStyle w:val="Heading2"/>
-      </w:pPr>
-      <w:bookmarkStart w:id="2" w:name="_Toc108243079"/>
-      <w:r>
-        <w:t>Git</w:t>
-      </w:r>
-      <w:bookmarkEnd w:id="2"/>
-    </w:p>
+        <w:rPr>
+          <w:moveTo w:id="43" w:author="Kristin Burmeister" w:date="2024-05-24T07:40:00Z"/>
+        </w:rPr>
+      </w:pPr>
+      <w:bookmarkStart w:id="44" w:name="_Toc108243079"/>
+      <w:moveToRangeStart w:id="45" w:author="Kristin Burmeister" w:date="2024-05-24T07:40:00Z" w:name="move167428846"/>
+      <w:moveTo w:id="46" w:author="Kristin Burmeister" w:date="2024-05-24T07:40:00Z">
+        <w:r>
+          <w:t>Git</w:t>
+        </w:r>
+        <w:bookmarkEnd w:id="44"/>
+      </w:moveTo>
+    </w:p>
+    <w:moveToRangeEnd w:id="45"/>
     <w:p>
       <w:pPr>
         <w:pStyle w:val="BodyText"/>
-      </w:pPr>
-      <w:r>
-        <w:t xml:space="preserve">This toolbox is managed using git. The master branch should be the last working version used, updated and revised since the last mooring cruise. The master branch is </w:t>
-      </w:r>
-      <w:proofErr w:type="gramStart"/>
-      <w:r>
-        <w:t>protected</w:t>
-      </w:r>
-      <w:proofErr w:type="gramEnd"/>
-      <w:r>
-        <w:t xml:space="preserve"> and changes can only be merge</w:t>
-      </w:r>
-      <w:r>
-        <w:t>d</w:t>
-      </w:r>
-      <w:r>
-        <w:t xml:space="preserve"> via pull requests which are then revised by the administrators of the repository. The following strategy is used to manage the repository.</w:t>
-      </w:r>
+        <w:rPr>
+          <w:ins w:id="47" w:author="Kristin Burmeister" w:date="2024-05-24T07:40:00Z"/>
+        </w:rPr>
+      </w:pPr>
+      <w:del w:id="48" w:author="Kristin Burmeister" w:date="2024-05-24T07:40:00Z">
+        <w:r>
+          <w:delText xml:space="preserve">osnap </w:delText>
+        </w:r>
+      </w:del>
+      <w:ins w:id="49" w:author="Kristin Burmeister" w:date="2024-05-24T07:40:00Z">
+        <w:r>
+          <w:t xml:space="preserve">This toolbox is managed using git. The master branch should be the last working version used, updated and revised since the last mooring cruise. The master branch is </w:t>
+        </w:r>
+        <w:proofErr w:type="gramStart"/>
+        <w:r>
+          <w:t>protected</w:t>
+        </w:r>
+        <w:proofErr w:type="gramEnd"/>
+        <w:r>
+          <w:t xml:space="preserve"> and changes can only be merge</w:t>
+        </w:r>
+      </w:ins>
+      <w:ins w:id="50" w:author="Yvonne Firing" w:date="2024-05-24T07:42:00Z">
+        <w:r>
+          <w:t>d</w:t>
+        </w:r>
+      </w:ins>
+      <w:ins w:id="51" w:author="Kristin Burmeister" w:date="2024-05-24T07:40:00Z">
+        <w:r>
+          <w:t xml:space="preserve"> via pull requests which are then revised by the administrators of the repository. The following strategy is used to manage the repository.</w:t>
+        </w:r>
+      </w:ins>
     </w:p>
     <w:p>
       <w:pPr>
         <w:pStyle w:val="BodyText"/>
+        <w:rPr>
+          <w:ins w:id="52" w:author="Kristin Burmeister" w:date="2024-05-24T07:40:00Z"/>
+        </w:rPr>
       </w:pPr>
     </w:p>
     <w:p>
       <w:pPr>
         <w:pStyle w:val="Heading3"/>
-      </w:pPr>
-      <w:r>
-        <w:t>Updating the master branch with latest cruise branch</w:t>
-      </w:r>
-    </w:p>
-    <w:p>
-      <w:r>
-        <w:t>This should be normal text</w:t>
-      </w:r>
-    </w:p>
-    <w:p/>
+        <w:rPr>
+          <w:ins w:id="53" w:author="Kristin Burmeister" w:date="2024-05-24T07:40:00Z"/>
+        </w:rPr>
+      </w:pPr>
+      <w:ins w:id="54" w:author="Kristin Burmeister" w:date="2024-05-24T07:40:00Z">
+        <w:r>
+          <w:t>Updating the master branch with latest cruise branch</w:t>
+        </w:r>
+      </w:ins>
+    </w:p>
+    <w:p>
+      <w:pPr>
+        <w:rPr>
+          <w:ins w:id="55" w:author="Kristin Burmeister" w:date="2024-05-24T07:40:00Z"/>
+        </w:rPr>
+      </w:pPr>
+      <w:ins w:id="56" w:author="Kristin Burmeister" w:date="2024-05-24T07:40:00Z">
+        <w:r>
+          <w:t>This should be normal text</w:t>
+        </w:r>
+      </w:ins>
+    </w:p>
+    <w:p>
+      <w:pPr>
+        <w:rPr>
+          <w:ins w:id="57" w:author="Kristin Burmeister" w:date="2024-05-24T07:40:00Z"/>
+        </w:rPr>
+      </w:pPr>
+    </w:p>
     <w:p>
       <w:pPr>
         <w:pStyle w:val="ListParagraph"/>
@@ -4065,25 +4340,114 @@
           <w:ilvl w:val="0"/>
           <w:numId w:val="33"/>
         </w:numPr>
-      </w:pPr>
-      <w:r>
-        <w:t xml:space="preserve">Before each cruise, users of this mooring processing toolbox should </w:t>
-      </w:r>
-      <w:r>
-        <w:t xml:space="preserve">create and checkout </w:t>
-      </w:r>
+        <w:rPr>
+          <w:ins w:id="58" w:author="Kristin Burmeister" w:date="2024-05-24T07:40:00Z"/>
+        </w:rPr>
+      </w:pPr>
+      <w:ins w:id="59" w:author="Kristin Burmeister" w:date="2024-05-24T07:40:00Z">
+        <w:r>
+          <w:t xml:space="preserve">Before each cruise, users of this </w:t>
+        </w:r>
+      </w:ins>
+      <w:r>
+        <w:t xml:space="preserve">mooring processing toolbox should </w:t>
+      </w:r>
+      <w:del w:id="60" w:author="Yvonne Firing" w:date="2024-05-24T07:43:00Z">
+        <w:r>
+          <w:delText xml:space="preserve">request </w:delText>
+        </w:r>
+      </w:del>
+      <w:ins w:id="61" w:author="Yvonne Firing" w:date="2024-05-24T07:43:00Z">
+        <w:r>
+          <w:t>create and checkout</w:t>
+        </w:r>
+        <w:r>
+          <w:t xml:space="preserve"> </w:t>
+        </w:r>
+      </w:ins>
       <w:r>
         <w:t>a new branch</w:t>
       </w:r>
-      <w:r>
-        <w:t>, named based on their upcoming cruise,</w:t>
-      </w:r>
-      <w:r>
-        <w:t xml:space="preserve"> from the master branch. </w:t>
-      </w:r>
-      <w:r>
-        <w:t xml:space="preserve">Any changes made on the cruise should be in this new branch. </w:t>
-      </w:r>
+      <w:ins w:id="62" w:author="Yvonne Firing" w:date="2024-05-24T07:43:00Z">
+        <w:r>
+          <w:t>, named based on their upcoming cruise,</w:t>
+        </w:r>
+      </w:ins>
+      <w:r>
+        <w:t xml:space="preserve"> from the </w:t>
+      </w:r>
+      <w:del w:id="63" w:author="Kristin Burmeister" w:date="2024-05-24T07:40:00Z">
+        <w:r>
+          <w:delText xml:space="preserve">latest post cruise updated </w:delText>
+        </w:r>
+      </w:del>
+      <w:r>
+        <w:t>master</w:t>
+      </w:r>
+      <w:del w:id="64" w:author="Kristin Burmeister" w:date="2024-05-24T07:40:00Z">
+        <w:r>
+          <w:delText>. This</w:delText>
+        </w:r>
+      </w:del>
+      <w:ins w:id="65" w:author="Kristin Burmeister" w:date="2024-05-24T07:40:00Z">
+        <w:r>
+          <w:t xml:space="preserve"> branch. </w:t>
+        </w:r>
+      </w:ins>
+      <w:ins w:id="66" w:author="Yvonne Firing" w:date="2024-05-24T07:43:00Z">
+        <w:r>
+          <w:t xml:space="preserve">Any changes made on the cruise should be in this new branch. </w:t>
+        </w:r>
+      </w:ins>
+      <w:ins w:id="67" w:author="Kristin Burmeister" w:date="2024-05-24T07:40:00Z">
+        <w:del w:id="68" w:author="Yvonne Firing" w:date="2024-05-24T07:43:00Z">
+          <w:r>
+            <w:delText>Before the users make any changes, they</w:delText>
+          </w:r>
+        </w:del>
+      </w:ins>
+      <w:del w:id="69" w:author="Yvonne Firing" w:date="2024-05-24T07:43:00Z">
+        <w:r>
+          <w:delText xml:space="preserve"> should </w:delText>
+        </w:r>
+        <w:r>
+          <w:delText>be the last</w:delText>
+        </w:r>
+      </w:del>
+      <w:ins w:id="70" w:author="Kristin Burmeister" w:date="2024-05-24T07:40:00Z">
+        <w:del w:id="71" w:author="Yvonne Firing" w:date="2024-05-24T07:43:00Z">
+          <w:r>
+            <w:delText>rename their</w:delText>
+          </w:r>
+        </w:del>
+      </w:ins>
+      <w:del w:id="72" w:author="Yvonne Firing" w:date="2024-05-24T07:43:00Z">
+        <w:r>
+          <w:delText xml:space="preserve"> working </w:delText>
+        </w:r>
+        <w:r>
+          <w:delText>version used and updated since the last mooring cruise and the branch should be renamed</w:delText>
+        </w:r>
+      </w:del>
+      <w:ins w:id="73" w:author="Kristin Burmeister" w:date="2024-05-24T07:40:00Z">
+        <w:del w:id="74" w:author="Yvonne Firing" w:date="2024-05-24T07:43:00Z">
+          <w:r>
+            <w:delText>branch</w:delText>
+          </w:r>
+        </w:del>
+      </w:ins>
+      <w:del w:id="75" w:author="Yvonne Firing" w:date="2024-05-24T07:43:00Z">
+        <w:r>
+          <w:delText xml:space="preserve"> to reflect the upcoming cruise. </w:delText>
+        </w:r>
+      </w:del>
+      <w:ins w:id="76" w:author="Kristin Burmeister" w:date="2024-05-24T07:40:00Z">
+        <w:del w:id="77" w:author="Yvonne Firing" w:date="2024-05-24T07:43:00Z">
+          <w:r>
+            <w:delText>E.g. for the cruise JC238 the branch name should be 'JC238'.</w:delText>
+          </w:r>
+        </w:del>
+      </w:ins>
     </w:p>
     <w:p>
       <w:pPr>
@@ -4092,42 +4456,57 @@
           <w:ilvl w:val="0"/>
           <w:numId w:val="33"/>
         </w:numPr>
-      </w:pPr>
-      <w:r>
-        <w:t>To keep the master branch up to date, a pull request to merge the cruise branch with the master branch should be raised following good housekeeping practices (below)</w:t>
-      </w:r>
+        <w:rPr>
+          <w:ins w:id="78" w:author="Kristin Burmeister" w:date="2024-05-24T07:40:00Z"/>
+        </w:rPr>
+      </w:pPr>
+      <w:ins w:id="79" w:author="Kristin Burmeister" w:date="2024-05-24T07:40:00Z">
+        <w:r>
+          <w:t>To keep the master branch up to date, a pull request to merge the cruise branch with the master branch should be raised following good housekeeping practices (below)</w:t>
+        </w:r>
+      </w:ins>
     </w:p>
     <w:p>
       <w:pPr>
         <w:pStyle w:val="ListParagraph"/>
-      </w:pPr>
-      <w:r>
-        <w:t>a) Directly after the cruise to push any important on-cruise changes</w:t>
-      </w:r>
+        <w:rPr>
+          <w:ins w:id="80" w:author="Kristin Burmeister" w:date="2024-05-24T07:40:00Z"/>
+        </w:rPr>
+      </w:pPr>
+      <w:ins w:id="81" w:author="Kristin Burmeister" w:date="2024-05-24T07:40:00Z">
+        <w:r>
+          <w:t>a) Directly after the cruise to push any important on-cruise changes</w:t>
+        </w:r>
+      </w:ins>
     </w:p>
     <w:p>
       <w:pPr>
         <w:pStyle w:val="ListParagraph"/>
-      </w:pPr>
-      <w:r>
-        <w:t xml:space="preserve">b) After on land post-processing when the calibration of the single </w:t>
-      </w:r>
-      <w:proofErr w:type="spellStart"/>
-      <w:r>
-        <w:t>intruments</w:t>
-      </w:r>
-      <w:proofErr w:type="spellEnd"/>
-      <w:r>
-        <w:t xml:space="preserve"> </w:t>
-      </w:r>
-      <w:proofErr w:type="gramStart"/>
-      <w:r>
-        <w:t>are</w:t>
-      </w:r>
-      <w:proofErr w:type="gramEnd"/>
-      <w:r>
-        <w:t xml:space="preserve"> finalised and there will be no changes anymore.</w:t>
-      </w:r>
+        <w:rPr>
+          <w:ins w:id="82" w:author="Kristin Burmeister" w:date="2024-05-24T07:40:00Z"/>
+        </w:rPr>
+      </w:pPr>
+      <w:ins w:id="83" w:author="Kristin Burmeister" w:date="2024-05-24T07:40:00Z">
+        <w:r>
+          <w:t xml:space="preserve">b) After on land post-processing when the calibration of the single </w:t>
+        </w:r>
+        <w:proofErr w:type="spellStart"/>
+        <w:r>
+          <w:t>intruments</w:t>
+        </w:r>
+        <w:proofErr w:type="spellEnd"/>
+        <w:r>
+          <w:t xml:space="preserve"> </w:t>
+        </w:r>
+        <w:proofErr w:type="gramStart"/>
+        <w:r>
+          <w:t>are</w:t>
+        </w:r>
+        <w:proofErr w:type="gramEnd"/>
+        <w:r>
+          <w:t xml:space="preserve"> finalised and there will be no changes anymore.</w:t>
+        </w:r>
+      </w:ins>
     </w:p>
     <w:p>
       <w:pPr>
@@ -4136,10 +4515,15 @@
           <w:ilvl w:val="0"/>
           <w:numId w:val="33"/>
         </w:numPr>
-      </w:pPr>
-      <w:r>
-        <w:t>One of the repository administrators who is not the creator of the branch will review the pull request and check the changes made.</w:t>
-      </w:r>
+        <w:rPr>
+          <w:ins w:id="84" w:author="Kristin Burmeister" w:date="2024-05-24T07:40:00Z"/>
+        </w:rPr>
+      </w:pPr>
+      <w:ins w:id="85" w:author="Kristin Burmeister" w:date="2024-05-24T07:40:00Z">
+        <w:r>
+          <w:t>One of the repository administrators who is not the creator of the branch will review the pull request and check the changes made.</w:t>
+        </w:r>
+      </w:ins>
     </w:p>
     <w:p>
       <w:pPr>
@@ -4148,26 +4532,31 @@
           <w:ilvl w:val="0"/>
           <w:numId w:val="33"/>
         </w:numPr>
-      </w:pPr>
-      <w:r>
-        <w:t xml:space="preserve">If the reviewer finds no issues they will continue to 5. If there are issues or even merge conflicts the reviewer will block the pull request and raise either discussions within the pull request or issues to be addressed by the branch creator. These are open </w:t>
-      </w:r>
-      <w:proofErr w:type="gramStart"/>
-      <w:r>
-        <w:t>discussion</w:t>
-      </w:r>
-      <w:proofErr w:type="gramEnd"/>
-      <w:r>
-        <w:t xml:space="preserve"> and any contributor are encourage to take part in them to find the best solution. Once an agreement is reached and the creator implemented any </w:t>
-      </w:r>
-      <w:proofErr w:type="spellStart"/>
-      <w:r>
-        <w:t>nessecary</w:t>
-      </w:r>
-      <w:proofErr w:type="spellEnd"/>
-      <w:r>
-        <w:t xml:space="preserve"> changes and any merge conflicts are resolved steps 2-4 will be repeated.</w:t>
-      </w:r>
+        <w:rPr>
+          <w:ins w:id="86" w:author="Kristin Burmeister" w:date="2024-05-24T07:40:00Z"/>
+        </w:rPr>
+      </w:pPr>
+      <w:ins w:id="87" w:author="Kristin Burmeister" w:date="2024-05-24T07:40:00Z">
+        <w:r>
+          <w:t xml:space="preserve">If the reviewer finds no issues they will continue to 5. If there are issues or even merge conflicts the reviewer will block the pull request and raise either discussions within the pull request or issues to be addressed by the branch creator. These are open </w:t>
+        </w:r>
+        <w:proofErr w:type="gramStart"/>
+        <w:r>
+          <w:t>discussion</w:t>
+        </w:r>
+        <w:proofErr w:type="gramEnd"/>
+        <w:r>
+          <w:t xml:space="preserve"> and any contributor are encourage to take part in them to find the best solution. Once an agreement is reached and the creator implemented any </w:t>
+        </w:r>
+        <w:proofErr w:type="spellStart"/>
+        <w:r>
+          <w:t>nessecary</w:t>
+        </w:r>
+        <w:proofErr w:type="spellEnd"/>
+        <w:r>
+          <w:t xml:space="preserve"> changes and any merge conflicts are resolved steps 2-4 will be repeated.</w:t>
+        </w:r>
+      </w:ins>
     </w:p>
     <w:p>
       <w:pPr>
@@ -4176,10 +4565,15 @@
           <w:ilvl w:val="0"/>
           <w:numId w:val="33"/>
         </w:numPr>
-      </w:pPr>
-      <w:r>
-        <w:t>If everything is ok the reviewer can verified the pull request and merge the cruise and master branch.</w:t>
-      </w:r>
+        <w:rPr>
+          <w:ins w:id="88" w:author="Kristin Burmeister" w:date="2024-05-24T07:40:00Z"/>
+        </w:rPr>
+      </w:pPr>
+      <w:ins w:id="89" w:author="Kristin Burmeister" w:date="2024-05-24T07:40:00Z">
+        <w:r>
+          <w:t>If everything is ok the reviewer can verified the pull request and merge the cruise and master branch.</w:t>
+        </w:r>
+      </w:ins>
     </w:p>
     <w:p>
       <w:pPr>
@@ -4188,26 +4582,39 @@
           <w:ilvl w:val="0"/>
           <w:numId w:val="33"/>
         </w:numPr>
-      </w:pPr>
-      <w:r>
-        <w:t>If the cruise branch is finalised and no further changes are expected</w:t>
-      </w:r>
-      <w:r>
-        <w:t>, it will be locked by one of the administrators making it read only and protecting it from being deleted.</w:t>
-      </w:r>
+        <w:rPr>
+          <w:ins w:id="90" w:author="Kristin Burmeister" w:date="2024-05-24T07:40:00Z"/>
+        </w:rPr>
+      </w:pPr>
+      <w:ins w:id="91" w:author="Kristin Burmeister" w:date="2024-05-24T07:40:00Z">
+        <w:r>
+          <w:t>If the cruise branch is finalised and no further changes are expected</w:t>
+        </w:r>
+        <w:r>
+          <w:t>, it will be locked by one of the administrators making it read only and protecting it from being deleted.</w:t>
+        </w:r>
+      </w:ins>
     </w:p>
     <w:p>
       <w:pPr>
         <w:pStyle w:val="BodyText"/>
+        <w:rPr>
+          <w:ins w:id="92" w:author="Kristin Burmeister" w:date="2024-05-24T07:40:00Z"/>
+        </w:rPr>
       </w:pPr>
     </w:p>
     <w:p>
       <w:pPr>
         <w:pStyle w:val="Heading3"/>
-      </w:pPr>
-      <w:r>
-        <w:t>Working on board</w:t>
-      </w:r>
+        <w:rPr>
+          <w:ins w:id="93" w:author="Kristin Burmeister" w:date="2024-05-24T07:40:00Z"/>
+        </w:rPr>
+      </w:pPr>
+      <w:ins w:id="94" w:author="Kristin Burmeister" w:date="2024-05-24T07:40:00Z">
+        <w:r>
+          <w:t>Working on board</w:t>
+        </w:r>
+      </w:ins>
     </w:p>
     <w:p>
       <w:pPr>
@@ -4216,28 +4623,106 @@
           <w:ilvl w:val="0"/>
           <w:numId w:val="36"/>
         </w:numPr>
-      </w:pPr>
-      <w:r>
-        <w:t>A copy of the cruise branch should be physically taken on the ship</w:t>
-      </w:r>
-      <w:r>
-        <w:t xml:space="preserve"> on a computer or external hard drive</w:t>
-      </w:r>
-      <w:r>
-        <w:t xml:space="preserve"> as the internet connection cannot be </w:t>
-      </w:r>
-      <w:r>
-        <w:t>g</w:t>
-      </w:r>
-      <w:r>
-        <w:t>uarant</w:t>
-      </w:r>
-      <w:r>
-        <w:t>e</w:t>
-      </w:r>
-      <w:r>
-        <w:t>ed on the ship.</w:t>
-      </w:r>
+        <w:pPrChange w:id="95" w:author="Kristin Burmeister" w:date="2024-05-24T07:40:00Z">
+          <w:pPr>
+            <w:pStyle w:val="BodyText"/>
+            <w:jc w:val="left"/>
+          </w:pPr>
+        </w:pPrChange>
+      </w:pPr>
+      <w:r>
+        <w:t xml:space="preserve">A copy of </w:t>
+      </w:r>
+      <w:del w:id="96" w:author="Kristin Burmeister" w:date="2024-05-24T07:40:00Z">
+        <w:r>
+          <w:delText>this</w:delText>
+        </w:r>
+      </w:del>
+      <w:ins w:id="97" w:author="Kristin Burmeister" w:date="2024-05-24T07:40:00Z">
+        <w:r>
+          <w:t>the cruise</w:t>
+        </w:r>
+      </w:ins>
+      <w:r>
+        <w:t xml:space="preserve"> branch should be physically taken on the ship</w:t>
+      </w:r>
+      <w:ins w:id="98" w:author="Yvonne Firing" w:date="2024-05-24T07:44:00Z">
+        <w:r>
+          <w:t xml:space="preserve"> on a computer or external hard drive</w:t>
+        </w:r>
+      </w:ins>
+      <w:r>
+        <w:t xml:space="preserve"> </w:t>
+      </w:r>
+      <w:del w:id="99" w:author="Yvonne Firing" w:date="2024-05-24T07:44:00Z">
+        <w:r>
+          <w:delText xml:space="preserve">(i.e. </w:delText>
+        </w:r>
+        <w:r>
+          <w:rPr>
+            <w:rPrChange w:id="100" w:author="Kristin Burmeister" w:date="2024-05-24T07:40:00Z">
+              <w:rPr>
+                <w:i/>
+                <w:color w:val="FF0000"/>
+              </w:rPr>
+            </w:rPrChange>
+          </w:rPr>
+          <w:delText>osnap/exec/$cruise</w:delText>
+        </w:r>
+      </w:del>
+      <w:del w:id="101" w:author="Kristin Burmeister" w:date="2024-05-24T07:40:00Z">
+        <w:r>
+          <w:rPr>
+            <w:i/>
+            <w:iCs/>
+            <w:color w:val="FF0000"/>
+          </w:rPr>
+          <w:delText>/</w:delText>
+        </w:r>
+        <w:r>
+          <w:delText xml:space="preserve">). </w:delText>
+        </w:r>
+      </w:del>
+      <w:ins w:id="102" w:author="Kristin Burmeister" w:date="2024-05-24T07:40:00Z">
+        <w:del w:id="103" w:author="Yvonne Firing" w:date="2024-05-24T07:44:00Z">
+          <w:r>
+            <w:delText xml:space="preserve">/) </w:delText>
+          </w:r>
+        </w:del>
+        <w:r>
+          <w:t xml:space="preserve">as the internet connection cannot be </w:t>
+        </w:r>
+      </w:ins>
+      <w:ins w:id="104" w:author="Yvonne Firing" w:date="2024-05-24T07:44:00Z">
+        <w:r>
+          <w:t>g</w:t>
+        </w:r>
+      </w:ins>
+      <w:ins w:id="105" w:author="Kristin Burmeister" w:date="2024-05-24T07:40:00Z">
+        <w:del w:id="106" w:author="Yvonne Firing" w:date="2024-05-24T07:44:00Z">
+          <w:r>
+            <w:delText>q</w:delText>
+          </w:r>
+        </w:del>
+        <w:r>
+          <w:t>uarant</w:t>
+        </w:r>
+      </w:ins>
+      <w:ins w:id="107" w:author="Yvonne Firing" w:date="2024-05-24T07:44:00Z">
+        <w:r>
+          <w:t>e</w:t>
+        </w:r>
+      </w:ins>
+      <w:ins w:id="108" w:author="Kristin Burmeister" w:date="2024-05-24T07:40:00Z">
+        <w:del w:id="109" w:author="Yvonne Firing" w:date="2024-05-24T07:44:00Z">
+          <w:r>
+            <w:delText>i</w:delText>
+          </w:r>
+        </w:del>
+        <w:r>
+          <w:t>ed on the ship.</w:t>
+        </w:r>
+      </w:ins>
     </w:p>
     <w:p>
       <w:pPr>
@@ -4246,13 +4731,21 @@
           <w:ilvl w:val="0"/>
           <w:numId w:val="36"/>
         </w:numPr>
+        <w:pPrChange w:id="110" w:author="Kristin Burmeister" w:date="2024-05-24T07:40:00Z">
+          <w:pPr>
+            <w:pStyle w:val="BodyText"/>
+            <w:jc w:val="left"/>
+          </w:pPr>
+        </w:pPrChange>
       </w:pPr>
       <w:r>
         <w:t xml:space="preserve">The data (archived from previous cruise) is not </w:t>
       </w:r>
-      <w:r>
-        <w:t xml:space="preserve">tracked with git or </w:t>
-      </w:r>
+      <w:ins w:id="111" w:author="Yvonne Firing" w:date="2024-05-24T07:45:00Z">
+        <w:r>
+          <w:t xml:space="preserve">tracked with git or </w:t>
+        </w:r>
+      </w:ins>
       <w:r>
         <w:t xml:space="preserve">kept on </w:t>
       </w:r>
@@ -4261,82 +4754,157 @@
       <w:r>
         <w:t>git</w:t>
       </w:r>
-      <w:r>
-        <w:t>hub</w:t>
-      </w:r>
+      <w:ins w:id="112" w:author="Yvonne Firing" w:date="2024-05-24T07:44:00Z">
+        <w:r>
+          <w:t>hub</w:t>
+        </w:r>
+      </w:ins>
       <w:proofErr w:type="spellEnd"/>
       <w:proofErr w:type="gramEnd"/>
       <w:r>
-        <w:t xml:space="preserve"> and effort should be made to make sure that the most recent version is copied prior to the cruise/processing. Once the cruise is complete the cruise branch should be pushed to the </w:t>
-      </w:r>
-      <w:r>
-        <w:lastRenderedPageBreak/>
-        <w:t>remote repository (if not already happened during the cruise due to connection problems).</w:t>
-      </w:r>
-    </w:p>
-    <w:p>
-      <w:pPr>
-        <w:pStyle w:val="BodyText"/>
-      </w:pPr>
-    </w:p>
-    <w:p>
-      <w:pPr>
-        <w:pStyle w:val="Heading3"/>
-      </w:pPr>
-      <w:r>
-        <w:t>Housekeeping</w:t>
-      </w:r>
+        <w:t xml:space="preserve"> and effort should be made to make sure that the most recent version is copied prior to the cruise/processing. Once the cruise is complete the </w:t>
+      </w:r>
+      <w:ins w:id="113" w:author="Kristin Burmeister" w:date="2024-05-24T07:40:00Z">
+        <w:r>
+          <w:t xml:space="preserve">cruise </w:t>
+        </w:r>
+      </w:ins>
+      <w:r>
+        <w:t xml:space="preserve">branch should be </w:t>
+      </w:r>
+      <w:del w:id="114" w:author="Kristin Burmeister" w:date="2024-05-24T07:40:00Z">
+        <w:r>
+          <w:delText xml:space="preserve">compared and merged back towards </w:delText>
+        </w:r>
+      </w:del>
+      <w:ins w:id="115" w:author="Kristin Burmeister" w:date="2024-05-24T07:40:00Z">
+        <w:r>
+          <w:t xml:space="preserve">pushed to </w:t>
+        </w:r>
+      </w:ins>
+      <w:r>
+        <w:t xml:space="preserve">the </w:t>
+      </w:r>
+      <w:del w:id="116" w:author="Kristin Burmeister" w:date="2024-05-24T07:40:00Z">
+        <w:r>
+          <w:lastRenderedPageBreak/>
+          <w:delText>master and should be well commented to capture significant changes made</w:delText>
+        </w:r>
+      </w:del>
+      <w:ins w:id="117" w:author="Kristin Burmeister" w:date="2024-05-24T07:40:00Z">
+        <w:r>
+          <w:t>remote repository (if not already happened during the cruise due</w:t>
+        </w:r>
+      </w:ins>
+      <w:r>
+        <w:t xml:space="preserve"> to </w:t>
+      </w:r>
+      <w:del w:id="118" w:author="Kristin Burmeister" w:date="2024-05-24T07:40:00Z">
+        <w:r>
+          <w:delText xml:space="preserve">the code. </w:delText>
+        </w:r>
+      </w:del>
+      <w:ins w:id="119" w:author="Kristin Burmeister" w:date="2024-05-24T07:40:00Z">
+        <w:r>
+          <w:t>connection problems).</w:t>
+        </w:r>
+      </w:ins>
     </w:p>
     <w:p>
       <w:pPr>
         <w:pStyle w:val="BodyText"/>
         <w:jc w:val="left"/>
-      </w:pPr>
-      <w:r>
-        <w:t xml:space="preserve">It might be </w:t>
-      </w:r>
-      <w:r>
-        <w:t>necessary</w:t>
-      </w:r>
-      <w:r>
-        <w:t xml:space="preserve"> to create feature branches from the cruise branches to solve certain issues (e.g. 'JC238-revise-CM-merging'). When merging the cruise branch into the master branch, any feature branches for the cruise branch should be merged with the cruise branch and deleted so that there is only one branch per cruise. After the final merging (2.b) </w:t>
-      </w:r>
-      <w:commentRangeStart w:id="3"/>
-      <w:r>
-        <w:t>the cruise branch will be locked by one of the administrators making i</w:t>
-      </w:r>
-      <w:r>
-        <w:t>t</w:t>
-      </w:r>
-      <w:r>
-        <w:t xml:space="preserve"> read </w:t>
-      </w:r>
-      <w:proofErr w:type="gramStart"/>
-      <w:r>
-        <w:t>only</w:t>
-      </w:r>
-      <w:proofErr w:type="gramEnd"/>
-      <w:r>
-        <w:t xml:space="preserve"> and no changes can be made.</w:t>
-      </w:r>
-      <w:commentRangeEnd w:id="3"/>
+        <w:rPr>
+          <w:del w:id="120" w:author="Kristin Burmeister" w:date="2024-05-24T07:40:00Z"/>
+        </w:rPr>
+      </w:pPr>
+    </w:p>
+    <w:p>
+      <w:pPr>
+        <w:pStyle w:val="BodyText"/>
+        <w:rPr>
+          <w:ins w:id="121" w:author="Kristin Burmeister" w:date="2024-05-24T07:40:00Z"/>
+        </w:rPr>
+      </w:pPr>
+    </w:p>
+    <w:p>
+      <w:pPr>
+        <w:pStyle w:val="Heading3"/>
+        <w:rPr>
+          <w:ins w:id="122" w:author="Kristin Burmeister" w:date="2024-05-24T07:40:00Z"/>
+        </w:rPr>
+      </w:pPr>
+      <w:ins w:id="123" w:author="Kristin Burmeister" w:date="2024-05-24T07:40:00Z">
+        <w:r>
+          <w:t>Housekeeping</w:t>
+        </w:r>
+      </w:ins>
+    </w:p>
+    <w:p>
+      <w:pPr>
+        <w:pStyle w:val="BodyText"/>
+        <w:jc w:val="left"/>
+        <w:rPr>
+          <w:ins w:id="124" w:author="Kristin Burmeister" w:date="2024-05-24T07:40:00Z"/>
+        </w:rPr>
+      </w:pPr>
+      <w:ins w:id="125" w:author="Kristin Burmeister" w:date="2024-05-24T07:40:00Z">
+        <w:r>
+          <w:t xml:space="preserve">It might be </w:t>
+        </w:r>
+        <w:del w:id="126" w:author="Yvonne Firing" w:date="2024-05-24T07:45:00Z">
+          <w:r>
+            <w:delText>nessecary</w:delText>
+          </w:r>
+        </w:del>
+      </w:ins>
+      <w:ins w:id="127" w:author="Yvonne Firing" w:date="2024-05-24T07:45:00Z">
+        <w:r>
+          <w:t>necessary</w:t>
+        </w:r>
+      </w:ins>
+      <w:ins w:id="128" w:author="Kristin Burmeister" w:date="2024-05-24T07:40:00Z">
+        <w:r>
+          <w:t xml:space="preserve"> to create feature branches from the cruise branches to solve certain issues (e.g. 'JC238-revise-CM-merging'). When merging the cruise branch into the master branch, any feature branches for the cruise branch should be merged with the cruise branch and deleted so that there is only one branch per cruise. After the final merging (2.b) </w:t>
+        </w:r>
+        <w:commentRangeStart w:id="129"/>
+        <w:r>
+          <w:t>the cruise branch will be locked by one of the administrators making i</w:t>
+        </w:r>
+      </w:ins>
+      <w:ins w:id="130" w:author="Yvonne Firing" w:date="2024-05-24T07:45:00Z">
+        <w:r>
+          <w:t>t</w:t>
+        </w:r>
+      </w:ins>
+      <w:ins w:id="131" w:author="Kristin Burmeister" w:date="2024-05-24T07:40:00Z">
+        <w:del w:id="132" w:author="Yvonne Firing" w:date="2024-05-24T07:45:00Z">
+          <w:r>
+            <w:delText>s</w:delText>
+          </w:r>
+        </w:del>
+        <w:r>
+          <w:t xml:space="preserve"> read only and no changes can be made.</w:t>
+        </w:r>
+      </w:ins>
+      <w:commentRangeEnd w:id="129"/>
       <w:r>
         <w:rPr>
           <w:rStyle w:val="CommentReference"/>
           <w:rFonts w:cs="Mangal"/>
         </w:rPr>
-        <w:commentReference w:id="3"/>
+        <w:commentReference w:id="129"/>
       </w:r>
     </w:p>
     <w:p>
       <w:pPr>
         <w:pStyle w:val="Heading3"/>
       </w:pPr>
-      <w:bookmarkStart w:id="4" w:name="_Toc108243080"/>
+      <w:bookmarkStart w:id="133" w:name="_Toc108243080"/>
       <w:r>
         <w:t>Git setup</w:t>
       </w:r>
-      <w:bookmarkEnd w:id="4"/>
+      <w:bookmarkEnd w:id="133"/>
     </w:p>
     <w:p>
       <w:pPr>
@@ -4345,11 +4913,21 @@
       <w:r>
         <w:t>If you want to set up a local copy of the project git repository to</w:t>
       </w:r>
-      <w:r>
-        <w:t xml:space="preserve"> track your changes and</w:t>
-      </w:r>
-      <w:r>
-        <w:t xml:space="preserve"> contribute to the project you should do the following steps:</w:t>
+      <w:ins w:id="134" w:author="Yvonne Firing" w:date="2024-05-24T07:46:00Z">
+        <w:r>
+          <w:t xml:space="preserve"> track your changes and</w:t>
+        </w:r>
+      </w:ins>
+      <w:r>
+        <w:t xml:space="preserve"> contribute to the </w:t>
+      </w:r>
+      <w:proofErr w:type="gramStart"/>
+      <w:r>
+        <w:t>project</w:t>
+      </w:r>
+      <w:proofErr w:type="gramEnd"/>
+      <w:r>
+        <w:t xml:space="preserve"> you should do the following steps:</w:t>
       </w:r>
     </w:p>
     <w:p>
@@ -4378,7 +4956,7 @@
       <w:r>
         <w:t xml:space="preserve">See more details here: </w:t>
       </w:r>
-      <w:hyperlink r:id="rId14" w:history="1">
+      <w:hyperlink r:id="rId13" w:history="1">
         <w:r>
           <w:rPr>
             <w:rStyle w:val="Hyperlink"/>
@@ -4397,7 +4975,7 @@
       <w:r>
         <w:t xml:space="preserve"> you may also want to install a nice terminal (e.g. </w:t>
       </w:r>
-      <w:hyperlink r:id="rId15" w:history="1">
+      <w:hyperlink r:id="rId14" w:history="1">
         <w:r>
           <w:rPr>
             <w:rStyle w:val="Hyperlink"/>
@@ -4715,7 +5293,7 @@
         </w:rPr>
         <w:t xml:space="preserve"> </w:t>
       </w:r>
-      <w:hyperlink r:id="rId16" w:history="1">
+      <w:hyperlink r:id="rId15" w:history="1">
         <w:r>
           <w:rPr>
             <w:rStyle w:val="Hyperlink"/>
@@ -4741,11 +5319,11 @@
       <w:pPr>
         <w:pStyle w:val="Heading3"/>
       </w:pPr>
-      <w:bookmarkStart w:id="5" w:name="_Toc108243081"/>
+      <w:bookmarkStart w:id="135" w:name="_Toc108243081"/>
       <w:r>
         <w:t>Check the local and remote branches</w:t>
       </w:r>
-      <w:bookmarkEnd w:id="5"/>
+      <w:bookmarkEnd w:id="135"/>
     </w:p>
     <w:p>
       <w:pPr>
@@ -5383,7 +5961,6 @@
         </w:rPr>
       </w:pPr>
       <w:r>
-        <w:lastRenderedPageBreak/>
         <w:t xml:space="preserve">We can see one local branch (master) and </w:t>
       </w:r>
       <w:r>
@@ -5639,11 +6216,11 @@
       <w:pPr>
         <w:pStyle w:val="Heading3"/>
       </w:pPr>
-      <w:bookmarkStart w:id="6" w:name="_Toc108243082"/>
+      <w:bookmarkStart w:id="136" w:name="_Toc108243082"/>
       <w:r>
         <w:t>Making changes</w:t>
       </w:r>
-      <w:bookmarkEnd w:id="6"/>
+      <w:bookmarkEnd w:id="136"/>
     </w:p>
     <w:p>
       <w:pPr>
@@ -6144,7 +6721,7 @@
                     </pic:cNvPicPr>
                   </pic:nvPicPr>
                   <pic:blipFill>
-                    <a:blip r:embed="rId17">
+                    <a:blip r:embed="rId16">
                       <a:extLst>
                         <a:ext uri="{28A0092B-C50C-407E-A947-70E740481C1C}">
                           <a14:useLocalDpi xmlns:a14="http://schemas.microsoft.com/office/drawing/2010/main" val="0"/>
@@ -6383,14 +6960,27 @@
                             <w:r>
                               <w:t xml:space="preserve">Figure </w:t>
                             </w:r>
-                            <w:fldSimple w:instr=" SEQ Figure \* ARABIC ">
-                              <w:r>
-                                <w:rPr>
-                                  <w:noProof/>
-                                </w:rPr>
-                                <w:t>1</w:t>
-                              </w:r>
-                            </w:fldSimple>
+                            <w:r>
+                              <w:fldChar w:fldCharType="begin"/>
+                            </w:r>
+                            <w:r>
+                              <w:instrText xml:space="preserve"> SEQ Figure \* ARABIC </w:instrText>
+                            </w:r>
+                            <w:r>
+                              <w:fldChar w:fldCharType="separate"/>
+                            </w:r>
+                            <w:r>
+                              <w:rPr>
+                                <w:noProof/>
+                              </w:rPr>
+                              <w:t>1</w:t>
+                            </w:r>
+                            <w:r>
+                              <w:rPr>
+                                <w:noProof/>
+                              </w:rPr>
+                              <w:fldChar w:fldCharType="end"/>
+                            </w:r>
                             <w:r>
                               <w:t xml:space="preserve">: From </w:t>
                             </w:r>
@@ -6417,7 +7007,7 @@
           </mc:Choice>
           <mc:Fallback>
             <w:pict>
-              <v:shape w14:anchorId="54A72D19" id="Text Box 13" o:spid="_x0000_s1028" type="#_x0000_t202" style="position:absolute;margin-left:311.3pt;margin-top:7.05pt;width:213.85pt;height:.05pt;z-index:251660288;visibility:visible;mso-wrap-style:square;mso-width-percent:0;mso-wrap-distance-left:9pt;mso-wrap-distance-top:0;mso-wrap-distance-right:9pt;mso-wrap-distance-bottom:0;mso-position-horizontal:absolute;mso-position-horizontal-relative:text;mso-position-vertical:absolute;mso-position-vertical-relative:text;mso-width-percent:0;mso-width-relative:margin;v-text-anchor:top" o:gfxdata="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" stroked="f">
+              <v:shape w14:anchorId="54A72D19" id="Text Box 13" o:spid="_x0000_s1028" type="#_x0000_t202" style="position:absolute;margin-left:311.3pt;margin-top:7.05pt;width:213.85pt;height:.05pt;z-index:251660288;visibility:visible;mso-wrap-style:square;mso-width-percent:0;mso-wrap-distance-left:9pt;mso-wrap-distance-top:0;mso-wrap-distance-right:9pt;mso-wrap-distance-bottom:0;mso-position-horizontal:absolute;mso-position-horizontal-relative:text;mso-position-vertical:absolute;mso-position-vertical-relative:text;mso-width-percent:0;mso-width-relative:margin;v-text-anchor:top" o:gfxdata="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" stroked="f">
                 <v:textbox style="mso-fit-shape-to-text:t" inset="0,0,0,0">
                   <w:txbxContent>
                     <w:p>
@@ -6431,14 +7021,27 @@
                       <w:r>
                         <w:t xml:space="preserve">Figure </w:t>
                       </w:r>
-                      <w:fldSimple w:instr=" SEQ Figure \* ARABIC ">
-                        <w:r>
-                          <w:rPr>
-                            <w:noProof/>
-                          </w:rPr>
-                          <w:t>1</w:t>
-                        </w:r>
-                      </w:fldSimple>
+                      <w:r>
+                        <w:fldChar w:fldCharType="begin"/>
+                      </w:r>
+                      <w:r>
+                        <w:instrText xml:space="preserve"> SEQ Figure \* ARABIC </w:instrText>
+                      </w:r>
+                      <w:r>
+                        <w:fldChar w:fldCharType="separate"/>
+                      </w:r>
+                      <w:r>
+                        <w:rPr>
+                          <w:noProof/>
+                        </w:rPr>
+                        <w:t>1</w:t>
+                      </w:r>
+                      <w:r>
+                        <w:rPr>
+                          <w:noProof/>
+                        </w:rPr>
+                        <w:fldChar w:fldCharType="end"/>
+                      </w:r>
                       <w:r>
                         <w:t xml:space="preserve">: From </w:t>
                       </w:r>
@@ -6763,7 +7366,7 @@
           <w:lang w:val="en-US"/>
         </w:rPr>
       </w:pPr>
-      <w:bookmarkStart w:id="7" w:name="_Toc108243083"/>
+      <w:bookmarkStart w:id="137" w:name="_Toc108243083"/>
       <w:r>
         <w:rPr>
           <w:lang w:val="en-US"/>
@@ -6782,7 +7385,7 @@
         </w:rPr>
         <w:t>remote repository</w:t>
       </w:r>
-      <w:bookmarkEnd w:id="7"/>
+      <w:bookmarkEnd w:id="137"/>
     </w:p>
     <w:p>
       <w:pPr>
@@ -6974,7 +7577,7 @@
                           </pic:cNvPicPr>
                         </pic:nvPicPr>
                         <pic:blipFill>
-                          <a:blip r:embed="rId18" cstate="print">
+                          <a:blip r:embed="rId17" cstate="print">
                             <a:extLst>
                               <a:ext uri="{28A0092B-C50C-407E-A947-70E740481C1C}">
                                 <a14:useLocalDpi xmlns:a14="http://schemas.microsoft.com/office/drawing/2010/main" val="0"/>
@@ -7042,11 +7645,11 @@
               </wp:inline>
             </w:drawing>
           </mc:Choice>
-          <mc:Fallback>
+          <mc:Fallback xmlns:w16du="http://schemas.microsoft.com/office/word/2023/wordml/word16du">
             <w:pict>
               <v:group w14:anchorId="243753BF" id="Group 17" o:spid="_x0000_s1026" style="width:481.9pt;height:136.9pt;mso-position-horizontal-relative:char;mso-position-vertical-relative:line" coordsize="61201,17386" o:gfxdata="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">
                 <v:shape id="Picture 14" o:spid="_x0000_s1027" type="#_x0000_t75" style="position:absolute;width:61201;height:17386;visibility:visible;mso-wrap-style:square" o:gfxdata="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">
-                  <v:imagedata r:id="rId19" o:title=""/>
+                  <v:imagedata r:id="rId18" o:title=""/>
                 </v:shape>
                 <v:oval id="Oval 16" o:spid="_x0000_s1028" style="position:absolute;left:33104;top:6011;width:10668;height:3048;visibility:visible;mso-wrap-style:square;v-text-anchor:middle" o:gfxdata="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" filled="f" strokecolor="red" strokeweight="1pt">
                   <v:stroke joinstyle="miter"/>
@@ -7072,7 +7675,7 @@
       <w:r>
         <w:t xml:space="preserve">Then by selecting “comparing &amp; pull request” , you will be presented a new page asking you more information about your request (name of the repository you want to merged your branch into, title of the request, description, etc…). You can find more information about the pull request workflow here: </w:t>
       </w:r>
-      <w:hyperlink r:id="rId20" w:history="1">
+      <w:hyperlink r:id="rId19" w:history="1">
         <w:r>
           <w:rPr>
             <w:rStyle w:val="Hyperlink"/>
@@ -7200,7 +7803,7 @@
                           </pic:cNvPicPr>
                         </pic:nvPicPr>
                         <pic:blipFill>
-                          <a:blip r:embed="rId21" cstate="print">
+                          <a:blip r:embed="rId20" cstate="print">
                             <a:extLst>
                               <a:ext uri="{28A0092B-C50C-407E-A947-70E740481C1C}">
                                 <a14:useLocalDpi xmlns:a14="http://schemas.microsoft.com/office/drawing/2010/main" val="0"/>
@@ -7350,11 +7953,11 @@
               </wp:inline>
             </w:drawing>
           </mc:Choice>
-          <mc:Fallback>
+          <mc:Fallback xmlns:w16du="http://schemas.microsoft.com/office/word/2023/wordml/word16du">
             <w:pict>
               <v:group w14:anchorId="0EF621A2" id="Group 21" o:spid="_x0000_s1026" style="width:481.9pt;height:164.6pt;mso-position-horizontal-relative:char;mso-position-vertical-relative:line" coordsize="61201,20904" o:gfxdata="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">
                 <v:shape id="Picture 15" o:spid="_x0000_s1027" type="#_x0000_t75" style="position:absolute;width:61201;height:20904;visibility:visible;mso-wrap-style:square" o:gfxdata="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">
-                  <v:imagedata r:id="rId22" o:title=""/>
+                  <v:imagedata r:id="rId21" o:title=""/>
                 </v:shape>
                 <v:oval id="Oval 18" o:spid="_x0000_s1028" style="position:absolute;left:38946;width:4826;height:2116;visibility:visible;mso-wrap-style:square;v-text-anchor:middle" o:gfxdata="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" filled="f" strokecolor="red" strokeweight="1pt">
                   <v:stroke joinstyle="miter"/>
@@ -7476,11 +8079,11 @@
       <w:pPr>
         <w:pStyle w:val="Heading3"/>
       </w:pPr>
-      <w:bookmarkStart w:id="8" w:name="_Toc108243084"/>
+      <w:bookmarkStart w:id="138" w:name="_Toc108243084"/>
       <w:r>
         <w:t>More on Git</w:t>
       </w:r>
-      <w:bookmarkEnd w:id="8"/>
+      <w:bookmarkEnd w:id="138"/>
     </w:p>
     <w:p>
       <w:pPr>
@@ -7502,7 +8105,7 @@
       <w:r>
         <w:t xml:space="preserve"> </w:t>
       </w:r>
-      <w:hyperlink r:id="rId23" w:history="1">
+      <w:hyperlink r:id="rId22" w:history="1">
         <w:r>
           <w:rPr>
             <w:rStyle w:val="Hyperlink"/>
@@ -7601,7 +8204,7 @@
         </w:rPr>
         <w:t xml:space="preserve"> (e.g. </w:t>
       </w:r>
-      <w:hyperlink r:id="rId24" w:history="1">
+      <w:hyperlink r:id="rId23" w:history="1">
         <w:r>
           <w:rPr>
             <w:rStyle w:val="Hyperlink"/>
@@ -7660,7 +8263,7 @@
         </w:rPr>
         <w:t xml:space="preserve"> </w:t>
       </w:r>
-      <w:hyperlink r:id="rId25" w:history="1">
+      <w:hyperlink r:id="rId24" w:history="1">
         <w:r>
           <w:rPr>
             <w:rStyle w:val="Hyperlink"/>
@@ -7699,7 +8302,7 @@
         </w:rPr>
         <w:t xml:space="preserve">Git Cheat Sheet: </w:t>
       </w:r>
-      <w:hyperlink r:id="rId26" w:history="1">
+      <w:hyperlink r:id="rId25" w:history="1">
         <w:r>
           <w:rPr>
             <w:rStyle w:val="Hyperlink"/>
@@ -7734,22 +8337,22 @@
       <w:pPr>
         <w:pStyle w:val="Heading2"/>
       </w:pPr>
-      <w:bookmarkStart w:id="9" w:name="_Toc108243085"/>
+      <w:bookmarkStart w:id="139" w:name="_Toc108243085"/>
       <w:r>
         <w:t>Setup and run locally</w:t>
       </w:r>
-      <w:bookmarkEnd w:id="9"/>
+      <w:bookmarkEnd w:id="139"/>
     </w:p>
     <w:p>
       <w:pPr>
         <w:pStyle w:val="Heading3"/>
         <w:jc w:val="left"/>
       </w:pPr>
-      <w:bookmarkStart w:id="10" w:name="_Toc108243086"/>
+      <w:bookmarkStart w:id="140" w:name="_Toc108243086"/>
       <w:r>
         <w:t>Get the most recent version of the toolbox</w:t>
       </w:r>
-      <w:bookmarkEnd w:id="10"/>
+      <w:bookmarkEnd w:id="140"/>
     </w:p>
     <w:p>
       <w:pPr>
@@ -7815,6 +8418,9 @@
       <w:pPr>
         <w:pStyle w:val="BodyText"/>
         <w:jc w:val="left"/>
+        <w:rPr>
+          <w:ins w:id="141" w:author="Yvonne Firing" w:date="2024-05-24T07:48:00Z"/>
+        </w:rPr>
       </w:pPr>
       <w:r>
         <w:t>If you have already a git version of the repository</w:t>
@@ -7845,16 +8451,22 @@
       <w:pPr>
         <w:pStyle w:val="BodyText"/>
         <w:jc w:val="left"/>
-      </w:pPr>
-      <w:r>
-        <w:t>git checkout &lt;branch&gt;</w:t>
-      </w:r>
+        <w:rPr>
+          <w:ins w:id="142" w:author="Yvonne Firing" w:date="2024-05-24T07:48:00Z"/>
+        </w:rPr>
+      </w:pPr>
+      <w:ins w:id="143" w:author="Yvonne Firing" w:date="2024-05-24T07:48:00Z">
+        <w:r>
+          <w:t>git checkout &lt;branch&gt;</w:t>
+        </w:r>
+      </w:ins>
     </w:p>
     <w:p>
       <w:pPr>
         <w:pStyle w:val="BodyText"/>
         <w:jc w:val="left"/>
         <w:rPr>
+          <w:ins w:id="144" w:author="Yvonne Firing" w:date="2024-05-24T07:48:00Z"/>
           <w:rFonts w:ascii="Menlo" w:eastAsiaTheme="minorHAnsi" w:hAnsi="Menlo" w:cs="Menlo"/>
           <w:color w:val="000000"/>
           <w:sz w:val="22"/>
@@ -7892,6 +8504,39 @@
         </w:rPr>
         <w:t xml:space="preserve"> </w:t>
       </w:r>
+      <w:ins w:id="145" w:author="Yvonne Firing" w:date="2024-05-24T07:48:00Z">
+        <w:r>
+          <w:rPr>
+            <w:rFonts w:ascii="Menlo" w:eastAsiaTheme="minorHAnsi" w:hAnsi="Menlo" w:cs="Menlo"/>
+            <w:color w:val="000000"/>
+            <w:sz w:val="22"/>
+            <w:szCs w:val="22"/>
+            <w:lang w:val="en-US" w:eastAsia="en-US" w:bidi="ar-SA"/>
+          </w:rPr>
+          <w:t>&lt;branch&gt;</w:t>
+        </w:r>
+      </w:ins>
+    </w:p>
+    <w:p>
+      <w:pPr>
+        <w:pStyle w:val="BodyText"/>
+        <w:jc w:val="left"/>
+        <w:rPr>
+          <w:del w:id="146" w:author="Yvonne Firing" w:date="2024-05-24T07:48:00Z"/>
+        </w:rPr>
+      </w:pPr>
+      <w:ins w:id="147" w:author="Yvonne Firing" w:date="2024-05-24T07:48:00Z">
+        <w:r>
+          <w:rPr>
+            <w:rFonts w:ascii="Menlo" w:eastAsiaTheme="minorHAnsi" w:hAnsi="Menlo" w:cs="Menlo"/>
+            <w:color w:val="000000"/>
+            <w:sz w:val="22"/>
+            <w:szCs w:val="22"/>
+            <w:lang w:val="en-US" w:eastAsia="en-US" w:bidi="ar-SA"/>
+          </w:rPr>
+          <w:t xml:space="preserve">where &lt;branch&gt; maybe be </w:t>
+        </w:r>
+      </w:ins>
       <w:r>
         <w:rPr>
           <w:rFonts w:ascii="Menlo" w:eastAsiaTheme="minorHAnsi" w:hAnsi="Menlo" w:cs="Menlo"/>
@@ -7900,15 +8545,388 @@
           <w:szCs w:val="22"/>
           <w:lang w:val="en-US" w:eastAsia="en-US" w:bidi="ar-SA"/>
         </w:rPr>
-        <w:t>&lt;branch&gt;</w:t>
-      </w:r>
+        <w:t xml:space="preserve">master </w:t>
+      </w:r>
+      <w:ins w:id="148" w:author="Yvonne Firing" w:date="2024-05-24T07:48:00Z">
+        <w:r>
+          <w:rPr>
+            <w:rFonts w:ascii="Menlo" w:eastAsiaTheme="minorHAnsi" w:hAnsi="Menlo" w:cs="Menlo"/>
+            <w:color w:val="000000"/>
+            <w:sz w:val="22"/>
+            <w:szCs w:val="22"/>
+            <w:lang w:val="en-US" w:eastAsia="en-US" w:bidi="ar-SA"/>
+          </w:rPr>
+          <w:t xml:space="preserve">or another branch-name if you have </w:t>
+        </w:r>
+        <w:r>
+          <w:rPr>
+            <w:rFonts w:ascii="Menlo" w:eastAsiaTheme="minorHAnsi" w:hAnsi="Menlo" w:cs="Menlo"/>
+            <w:color w:val="000000"/>
+            <w:sz w:val="22"/>
+            <w:szCs w:val="22"/>
+            <w:lang w:val="en-US" w:eastAsia="en-US" w:bidi="ar-SA"/>
+          </w:rPr>
+          <w:lastRenderedPageBreak/>
+          <w:t>already created a specific cruise branch.</w:t>
+        </w:r>
+      </w:ins>
+      <w:del w:id="149" w:author="Yvonne Firing" w:date="2024-05-24T07:48:00Z">
+        <w:r>
+          <w:rPr>
+            <w:rFonts w:asciiTheme="minorHAnsi" w:eastAsiaTheme="minorHAnsi" w:hAnsiTheme="minorHAnsi" w:cs="Menlo"/>
+            <w:color w:val="000000"/>
+            <w:sz w:val="22"/>
+            <w:szCs w:val="22"/>
+            <w:lang w:val="en-US" w:eastAsia="en-US" w:bidi="ar-SA"/>
+          </w:rPr>
+          <w:delText xml:space="preserve">(or another branch-name if </w:delText>
+        </w:r>
+        <w:r>
+          <w:rPr>
+            <w:rFonts w:asciiTheme="minorHAnsi" w:eastAsiaTheme="minorHAnsi" w:hAnsiTheme="minorHAnsi" w:cs="Menlo"/>
+            <w:color w:val="000000"/>
+            <w:sz w:val="22"/>
+            <w:szCs w:val="22"/>
+            <w:lang w:val="en-US" w:eastAsia="en-US" w:bidi="ar-SA"/>
+          </w:rPr>
+          <w:delText>you working on a specific branch</w:delText>
+        </w:r>
+        <w:r>
+          <w:rPr>
+            <w:rFonts w:asciiTheme="minorHAnsi" w:eastAsiaTheme="minorHAnsi" w:hAnsiTheme="minorHAnsi" w:cs="Menlo"/>
+            <w:color w:val="000000"/>
+            <w:sz w:val="22"/>
+            <w:szCs w:val="22"/>
+            <w:lang w:val="en-US" w:eastAsia="en-US" w:bidi="ar-SA"/>
+          </w:rPr>
+          <w:delText>)</w:delText>
+        </w:r>
+        <w:r>
+          <w:rPr>
+            <w:rFonts w:ascii="Menlo" w:eastAsiaTheme="minorHAnsi" w:hAnsi="Menlo" w:cs="Menlo"/>
+            <w:color w:val="000000"/>
+            <w:sz w:val="22"/>
+            <w:szCs w:val="22"/>
+            <w:lang w:val="en-US" w:eastAsia="en-US" w:bidi="ar-SA"/>
+          </w:rPr>
+          <w:delText xml:space="preserve">     </w:delText>
+        </w:r>
+      </w:del>
     </w:p>
     <w:p>
       <w:pPr>
         <w:pStyle w:val="BodyText"/>
         <w:jc w:val="left"/>
-      </w:pPr>
-      <w:r>
+        <w:rPr>
+          <w:ins w:id="150" w:author="Yvonne Firing" w:date="2024-05-24T07:48:00Z"/>
+        </w:rPr>
+      </w:pPr>
+      <w:ins w:id="151" w:author="Yvonne Firing" w:date="2024-05-24T07:48:00Z">
+        <w:r>
+          <w:t xml:space="preserve"> </w:t>
+        </w:r>
+      </w:ins>
+    </w:p>
+    <w:p>
+      <w:pPr>
+        <w:pStyle w:val="BodyText"/>
+        <w:jc w:val="left"/>
+      </w:pPr>
+      <w:r>
+        <w:t>This will update the local version of the repository with the latest version of the remote directory.</w:t>
+      </w:r>
+    </w:p>
+    <w:p>
+      <w:pPr>
+        <w:pStyle w:val="BodyText"/>
+      </w:pPr>
+    </w:p>
+    <w:p>
+      <w:pPr>
+        <w:pStyle w:val="Heading3"/>
+      </w:pPr>
+      <w:bookmarkStart w:id="152" w:name="_Toc108243087"/>
+      <w:r>
+        <w:t>Create a branch for you</w:t>
+      </w:r>
+      <w:r>
+        <w:t>r development</w:t>
+      </w:r>
+      <w:bookmarkEnd w:id="152"/>
+      <w:r>
+        <w:t xml:space="preserve"> </w:t>
+      </w:r>
+    </w:p>
+    <w:p>
+      <w:pPr>
+        <w:pStyle w:val="BodyText"/>
+      </w:pPr>
+      <w:r>
+        <w:t xml:space="preserve">Before modifying the code, </w:t>
+      </w:r>
+      <w:ins w:id="153" w:author="Yvonne Firing" w:date="2024-05-24T07:48:00Z">
+        <w:r>
+          <w:t xml:space="preserve">if not already </w:t>
+        </w:r>
+      </w:ins>
+      <w:ins w:id="154" w:author="Yvonne Firing" w:date="2024-05-24T07:49:00Z">
+        <w:r>
+          <w:t xml:space="preserve">working from a branch specific to your cruise, </w:t>
+        </w:r>
+      </w:ins>
+      <w:r>
+        <w:t>you should create a new branch. More information are given in the previous section, see 1.4)</w:t>
+      </w:r>
+    </w:p>
+    <w:p>
+      <w:pPr>
+        <w:pStyle w:val="BodyText"/>
+      </w:pPr>
+    </w:p>
+    <w:p>
+      <w:pPr>
+        <w:pStyle w:val="Heading3"/>
+      </w:pPr>
+      <w:bookmarkStart w:id="155" w:name="_Toc108243088"/>
+      <w:r>
+        <w:t xml:space="preserve">Set up the toolbox in your </w:t>
+      </w:r>
+      <w:proofErr w:type="spellStart"/>
+      <w:r>
+        <w:t>matlab</w:t>
+      </w:r>
+      <w:proofErr w:type="spellEnd"/>
+      <w:r>
+        <w:t xml:space="preserve"> path</w:t>
+      </w:r>
+      <w:bookmarkEnd w:id="155"/>
+    </w:p>
+    <w:p>
+      <w:pPr>
+        <w:pStyle w:val="BodyText"/>
+        <w:jc w:val="left"/>
+      </w:pPr>
+      <w:r>
+        <w:t xml:space="preserve">Once the mooring processing toolbox is set up, </w:t>
+      </w:r>
+      <w:ins w:id="156" w:author="Yvonne Firing" w:date="2024-05-24T08:05:00Z">
+        <w:r>
+          <w:t xml:space="preserve">either a) </w:t>
+        </w:r>
+      </w:ins>
+      <w:r>
+        <w:t>copy the file in Documents/</w:t>
+      </w:r>
+      <w:proofErr w:type="spellStart"/>
+      <w:r>
+        <w:t>exampleofstartupfile.</w:t>
+      </w:r>
+      <w:proofErr w:type="gramStart"/>
+      <w:r>
+        <w:t>m</w:t>
+      </w:r>
+      <w:proofErr w:type="spellEnd"/>
+      <w:ins w:id="157" w:author="Yvonne Firing" w:date="2024-05-24T08:05:00Z">
+        <w:r>
+          <w:t xml:space="preserve">  to</w:t>
+        </w:r>
+      </w:ins>
+      <w:proofErr w:type="gramEnd"/>
+      <w:del w:id="158" w:author="Yvonne Firing" w:date="2024-05-24T08:05:00Z">
+        <w:r>
+          <w:delText xml:space="preserve"> in</w:delText>
+        </w:r>
+      </w:del>
+      <w:r>
+        <w:t xml:space="preserve"> you</w:t>
+      </w:r>
+      <w:ins w:id="159" w:author="Yvonne Firing" w:date="2024-05-24T08:05:00Z">
+        <w:r>
+          <w:t>r</w:t>
+        </w:r>
+      </w:ins>
+      <w:r>
+        <w:t xml:space="preserve"> </w:t>
+      </w:r>
+      <w:proofErr w:type="spellStart"/>
+      <w:r>
+        <w:t>matlab</w:t>
+      </w:r>
+      <w:proofErr w:type="spellEnd"/>
+      <w:r>
+        <w:t xml:space="preserve"> working directory and rename it (e.g. </w:t>
+      </w:r>
+      <w:proofErr w:type="spellStart"/>
+      <w:r>
+        <w:t>startup_moor_proc.m</w:t>
+      </w:r>
+      <w:proofErr w:type="spellEnd"/>
+      <w:r>
+        <w:t>)</w:t>
+      </w:r>
+      <w:ins w:id="160" w:author="Yvonne Firing" w:date="2024-05-24T08:05:00Z">
+        <w:r>
+          <w:t xml:space="preserve"> add it to your </w:t>
+        </w:r>
+        <w:proofErr w:type="spellStart"/>
+        <w:r>
+          <w:t>Matlab</w:t>
+        </w:r>
+        <w:proofErr w:type="spellEnd"/>
+        <w:r>
+          <w:t xml:space="preserve"> startup (likely in ~/Documents/</w:t>
+        </w:r>
+      </w:ins>
+      <w:proofErr w:type="spellStart"/>
+      <w:del w:id="161" w:author="Yvonne Firing" w:date="2024-05-24T08:05:00Z">
+        <w:r>
+          <w:delText xml:space="preserve">. </w:delText>
+        </w:r>
+      </w:del>
+      <w:ins w:id="162" w:author="Yvonne Firing" w:date="2024-05-24T08:06:00Z">
+        <w:r>
+          <w:t>Matlab</w:t>
+        </w:r>
+        <w:proofErr w:type="spellEnd"/>
+        <w:r>
+          <w:t>/</w:t>
+        </w:r>
+        <w:proofErr w:type="spellStart"/>
+        <w:r>
+          <w:t>startup.m</w:t>
+        </w:r>
+        <w:proofErr w:type="spellEnd"/>
+        <w:r>
+          <w:t>), or b) simply use it as your startup file (replace ~/Documents/</w:t>
+        </w:r>
+        <w:proofErr w:type="spellStart"/>
+        <w:r>
+          <w:t>Matlab</w:t>
+        </w:r>
+        <w:proofErr w:type="spellEnd"/>
+        <w:r>
+          <w:t>/</w:t>
+        </w:r>
+        <w:proofErr w:type="spellStart"/>
+        <w:r>
+          <w:t>startup.m</w:t>
+        </w:r>
+        <w:proofErr w:type="spellEnd"/>
+        <w:r>
+          <w:t xml:space="preserve"> with this file contents). </w:t>
+        </w:r>
+      </w:ins>
+    </w:p>
+    <w:p>
+      <w:pPr>
+        <w:pStyle w:val="BodyText"/>
+        <w:rPr>
+          <w:del w:id="163" w:author="Yvonne Firing" w:date="2024-05-24T08:07:00Z"/>
+        </w:rPr>
+        <w:pPrChange w:id="164" w:author="Yvonne Firing" w:date="2024-05-24T08:07:00Z">
+          <w:pPr>
+            <w:pStyle w:val="BodyText"/>
+          </w:pPr>
+        </w:pPrChange>
+      </w:pPr>
+      <w:r>
+        <w:t>Open the startup</w:t>
+      </w:r>
+      <w:del w:id="165" w:author="Yvonne Firing" w:date="2024-05-24T08:06:00Z">
+        <w:r>
+          <w:delText xml:space="preserve"> </w:delText>
+        </w:r>
+      </w:del>
+      <w:r>
+        <w:t xml:space="preserve"> file and edit the first</w:t>
+      </w:r>
+      <w:ins w:id="166" w:author="Yvonne Firing" w:date="2024-05-24T08:07:00Z">
+        <w:r>
+          <w:t xml:space="preserve"> lines setting </w:t>
+        </w:r>
+        <w:proofErr w:type="spellStart"/>
+        <w:r>
+          <w:t>basedir</w:t>
+        </w:r>
+        <w:proofErr w:type="spellEnd"/>
+        <w:r>
+          <w:t xml:space="preserve">, </w:t>
+        </w:r>
+        <w:proofErr w:type="spellStart"/>
+        <w:r>
+          <w:t>progdir</w:t>
+        </w:r>
+        <w:proofErr w:type="spellEnd"/>
+        <w:r>
+          <w:t xml:space="preserve">, and project; these will be used together to set the </w:t>
+        </w:r>
+        <w:proofErr w:type="spellStart"/>
+        <w:r>
+          <w:t>Matlab</w:t>
+        </w:r>
+        <w:proofErr w:type="spellEnd"/>
+        <w:r>
+          <w:t xml:space="preserve"> paths by calling </w:t>
+        </w:r>
+        <w:proofErr w:type="spellStart"/>
+        <w:r>
+          <w:t>moor_setup.m</w:t>
+        </w:r>
+        <w:proofErr w:type="spellEnd"/>
+        <w:r>
+          <w:t xml:space="preserve">. </w:t>
+        </w:r>
+      </w:ins>
+      <w:ins w:id="167" w:author="Yvonne Firing" w:date="2024-05-24T08:15:00Z">
+        <w:r>
+          <w:t xml:space="preserve">For OSNAP and RAPID, a standardised directory structure is included; for another project, </w:t>
+        </w:r>
+        <w:proofErr w:type="spellStart"/>
+        <w:r>
+          <w:t>moor_setup.m</w:t>
+        </w:r>
+        <w:proofErr w:type="spellEnd"/>
+        <w:r>
+          <w:t xml:space="preserve"> will query the user for where to find data directories. </w:t>
+        </w:r>
+      </w:ins>
+      <w:ins w:id="168" w:author="Yvonne Firing" w:date="2024-05-24T08:07:00Z">
+        <w:r>
+          <w:t>For OSNAP, the expected structure i</w:t>
+        </w:r>
+      </w:ins>
+      <w:ins w:id="169" w:author="Yvonne Firing" w:date="2024-05-24T08:08:00Z">
+        <w:r>
+          <w:t xml:space="preserve">n </w:t>
+        </w:r>
+      </w:ins>
+      <w:proofErr w:type="spellStart"/>
+      <w:ins w:id="170" w:author="Yvonne Firing" w:date="2024-05-24T08:07:00Z">
+        <w:r>
+          <w:t>basedir</w:t>
+        </w:r>
+        <w:proofErr w:type="spellEnd"/>
+        <w:r>
+          <w:t>/</w:t>
+        </w:r>
+        <w:proofErr w:type="spellStart"/>
+        <w:r>
+          <w:t>osnap</w:t>
+        </w:r>
+        <w:proofErr w:type="spellEnd"/>
+        <w:r>
+          <w:t>/</w:t>
+        </w:r>
+      </w:ins>
+      <w:del w:id="171" w:author="Yvonne Firing" w:date="2024-05-24T08:07:00Z">
+        <w:r>
+          <w:delText xml:space="preserve"> two variables (pathosnap and pathgit) in order to set up the matlab paths properly. </w:delText>
+        </w:r>
+      </w:del>
+    </w:p>
+    <w:p>
+      <w:pPr>
+        <w:pStyle w:val="BodyText"/>
         <w:rPr>
           <w:rFonts w:ascii="Menlo" w:eastAsiaTheme="minorHAnsi" w:hAnsi="Menlo" w:cs="Menlo"/>
           <w:color w:val="000000"/>
@@ -7916,264 +8934,69 @@
           <w:szCs w:val="22"/>
           <w:lang w:val="en-US" w:eastAsia="en-US" w:bidi="ar-SA"/>
         </w:rPr>
-        <w:lastRenderedPageBreak/>
-        <w:t xml:space="preserve">where &lt;branch&gt; maybe be </w:t>
-      </w:r>
-      <w:r>
-        <w:rPr>
-          <w:rFonts w:ascii="Menlo" w:eastAsiaTheme="minorHAnsi" w:hAnsi="Menlo" w:cs="Menlo"/>
-          <w:color w:val="000000"/>
-          <w:sz w:val="22"/>
-          <w:szCs w:val="22"/>
-          <w:lang w:val="en-US" w:eastAsia="en-US" w:bidi="ar-SA"/>
-        </w:rPr>
-        <w:t xml:space="preserve">master </w:t>
-      </w:r>
-      <w:r>
-        <w:rPr>
-          <w:rFonts w:ascii="Menlo" w:eastAsiaTheme="minorHAnsi" w:hAnsi="Menlo" w:cs="Menlo"/>
-          <w:color w:val="000000"/>
-          <w:sz w:val="22"/>
-          <w:szCs w:val="22"/>
-          <w:lang w:val="en-US" w:eastAsia="en-US" w:bidi="ar-SA"/>
-        </w:rPr>
-        <w:t>or another branch-name if you have already created a specific cruise branch.</w:t>
-      </w:r>
-      <w:r>
-        <w:t xml:space="preserve"> </w:t>
-      </w:r>
-    </w:p>
-    <w:p>
-      <w:pPr>
-        <w:pStyle w:val="BodyText"/>
-        <w:jc w:val="left"/>
-      </w:pPr>
-      <w:r>
-        <w:t>This will update the local version of the repository with the latest version of the remote directory.</w:t>
-      </w:r>
-    </w:p>
-    <w:p>
-      <w:pPr>
-        <w:pStyle w:val="BodyText"/>
-      </w:pPr>
-    </w:p>
-    <w:p>
-      <w:pPr>
-        <w:pStyle w:val="Heading3"/>
-      </w:pPr>
-      <w:bookmarkStart w:id="11" w:name="_Toc108243087"/>
-      <w:r>
-        <w:t>Create a branch for you</w:t>
-      </w:r>
-      <w:r>
-        <w:t>r development</w:t>
-      </w:r>
-      <w:bookmarkEnd w:id="11"/>
-      <w:r>
-        <w:t xml:space="preserve"> </w:t>
-      </w:r>
-    </w:p>
-    <w:p>
-      <w:pPr>
-        <w:pStyle w:val="BodyText"/>
-      </w:pPr>
-      <w:r>
-        <w:t xml:space="preserve">Before modifying the code, </w:t>
-      </w:r>
-      <w:r>
-        <w:t xml:space="preserve">if not already working from a branch specific to your cruise, </w:t>
-      </w:r>
-      <w:r>
-        <w:t>you should create a new branch. More information are given in the previous section, see 1.4)</w:t>
-      </w:r>
-    </w:p>
-    <w:p>
-      <w:pPr>
-        <w:pStyle w:val="BodyText"/>
-      </w:pPr>
-    </w:p>
-    <w:p>
-      <w:pPr>
-        <w:pStyle w:val="Heading3"/>
-      </w:pPr>
-      <w:bookmarkStart w:id="12" w:name="_Toc108243088"/>
-      <w:r>
-        <w:t xml:space="preserve">Set up the toolbox in your </w:t>
-      </w:r>
-      <w:proofErr w:type="spellStart"/>
-      <w:r>
-        <w:t>matlab</w:t>
-      </w:r>
-      <w:proofErr w:type="spellEnd"/>
-      <w:r>
-        <w:t xml:space="preserve"> path</w:t>
-      </w:r>
-      <w:bookmarkEnd w:id="12"/>
-    </w:p>
-    <w:p>
-      <w:pPr>
-        <w:pStyle w:val="BodyText"/>
-        <w:jc w:val="left"/>
-      </w:pPr>
-      <w:r>
-        <w:t xml:space="preserve">Once the mooring processing toolbox is set up, </w:t>
-      </w:r>
-      <w:r>
-        <w:t xml:space="preserve">either a) </w:t>
-      </w:r>
-      <w:r>
-        <w:t>copy the file in Documents/</w:t>
-      </w:r>
-      <w:proofErr w:type="spellStart"/>
-      <w:r>
-        <w:t>exampleofstartupfile.m</w:t>
-      </w:r>
-      <w:proofErr w:type="spellEnd"/>
-      <w:r>
-        <w:t xml:space="preserve">  to</w:t>
-      </w:r>
-      <w:r>
-        <w:t xml:space="preserve"> you</w:t>
-      </w:r>
-      <w:r>
-        <w:t>r</w:t>
-      </w:r>
-      <w:r>
-        <w:t xml:space="preserve"> </w:t>
-      </w:r>
-      <w:proofErr w:type="spellStart"/>
-      <w:r>
-        <w:t>matlab</w:t>
-      </w:r>
-      <w:proofErr w:type="spellEnd"/>
-      <w:r>
-        <w:t xml:space="preserve"> working directory and rename it (e.g. </w:t>
-      </w:r>
-      <w:proofErr w:type="spellStart"/>
-      <w:r>
-        <w:t>startup_moor_proc.m</w:t>
-      </w:r>
-      <w:proofErr w:type="spellEnd"/>
-      <w:r>
-        <w:t>)</w:t>
-      </w:r>
-      <w:r>
-        <w:t xml:space="preserve"> add it to your </w:t>
-      </w:r>
-      <w:proofErr w:type="spellStart"/>
-      <w:r>
-        <w:t>Matlab</w:t>
-      </w:r>
-      <w:proofErr w:type="spellEnd"/>
-      <w:r>
-        <w:t xml:space="preserve"> startup (likely in ~/Documents/</w:t>
-      </w:r>
-      <w:proofErr w:type="spellStart"/>
-      <w:r>
-        <w:t>Matlab</w:t>
-      </w:r>
-      <w:proofErr w:type="spellEnd"/>
-      <w:r>
-        <w:t>/</w:t>
-      </w:r>
-      <w:proofErr w:type="spellStart"/>
-      <w:r>
-        <w:t>startup.m</w:t>
-      </w:r>
-      <w:proofErr w:type="spellEnd"/>
-      <w:r>
-        <w:t>), or b) simply use it as your startup file (replace ~/Documents/</w:t>
-      </w:r>
-      <w:proofErr w:type="spellStart"/>
-      <w:r>
-        <w:t>Matlab</w:t>
-      </w:r>
-      <w:proofErr w:type="spellEnd"/>
-      <w:r>
-        <w:t>/</w:t>
-      </w:r>
-      <w:proofErr w:type="spellStart"/>
-      <w:r>
-        <w:t>startup.m</w:t>
-      </w:r>
-      <w:proofErr w:type="spellEnd"/>
-      <w:r>
-        <w:t xml:space="preserve"> with this file contents). </w:t>
-      </w:r>
-    </w:p>
-    <w:p>
-      <w:pPr>
-        <w:pStyle w:val="BodyText"/>
-        <w:rPr>
-          <w:rFonts w:ascii="Menlo" w:eastAsiaTheme="minorHAnsi" w:hAnsi="Menlo" w:cs="Menlo"/>
-          <w:color w:val="000000"/>
-          <w:sz w:val="22"/>
-          <w:szCs w:val="22"/>
-          <w:lang w:val="en-US" w:eastAsia="en-US" w:bidi="ar-SA"/>
-        </w:rPr>
-      </w:pPr>
-      <w:r>
-        <w:t>Open the startup file and edit the first</w:t>
-      </w:r>
-      <w:r>
-        <w:t xml:space="preserve"> lines setting </w:t>
-      </w:r>
-      <w:proofErr w:type="spellStart"/>
-      <w:r>
-        <w:t>basedir</w:t>
-      </w:r>
-      <w:proofErr w:type="spellEnd"/>
-      <w:r>
-        <w:t xml:space="preserve">, </w:t>
-      </w:r>
-      <w:proofErr w:type="spellStart"/>
-      <w:r>
-        <w:t>progdir</w:t>
-      </w:r>
-      <w:proofErr w:type="spellEnd"/>
-      <w:r>
-        <w:t xml:space="preserve">, and project; these will be used together to set the </w:t>
-      </w:r>
-      <w:proofErr w:type="spellStart"/>
-      <w:r>
-        <w:t>Matlab</w:t>
-      </w:r>
-      <w:proofErr w:type="spellEnd"/>
-      <w:r>
-        <w:t xml:space="preserve"> paths by calling </w:t>
-      </w:r>
-      <w:proofErr w:type="spellStart"/>
-      <w:r>
-        <w:t>moor_setup.m</w:t>
-      </w:r>
-      <w:proofErr w:type="spellEnd"/>
-      <w:r>
-        <w:t xml:space="preserve">. For OSNAP and RAPID, a standardised directory structure is included; for another project, </w:t>
-      </w:r>
-      <w:proofErr w:type="spellStart"/>
-      <w:r>
-        <w:t>moor_setup.m</w:t>
-      </w:r>
-      <w:proofErr w:type="spellEnd"/>
-      <w:r>
-        <w:t xml:space="preserve"> will query the user for where to find data directories. For OSNAP, the expected structure in </w:t>
-      </w:r>
-      <w:proofErr w:type="spellStart"/>
-      <w:r>
-        <w:t>basedir</w:t>
-      </w:r>
-      <w:proofErr w:type="spellEnd"/>
-      <w:r>
-        <w:t>/</w:t>
-      </w:r>
-      <w:proofErr w:type="spellStart"/>
-      <w:r>
-        <w:t>osnap</w:t>
-      </w:r>
-      <w:proofErr w:type="spellEnd"/>
-      <w:r>
-        <w:t xml:space="preserve">/ is: </w:t>
-      </w:r>
+        <w:pPrChange w:id="172" w:author="Yvonne Firing" w:date="2024-05-24T08:07:00Z">
+          <w:pPr>
+            <w:pStyle w:val="ListParagraph"/>
+            <w:widowControl/>
+            <w:numPr>
+              <w:numId w:val="10"/>
+            </w:numPr>
+            <w:tabs>
+              <w:tab w:val="left" w:pos="560"/>
+              <w:tab w:val="left" w:pos="1120"/>
+              <w:tab w:val="left" w:pos="1680"/>
+              <w:tab w:val="left" w:pos="2240"/>
+              <w:tab w:val="left" w:pos="2800"/>
+              <w:tab w:val="left" w:pos="3360"/>
+              <w:tab w:val="left" w:pos="3920"/>
+              <w:tab w:val="left" w:pos="4480"/>
+              <w:tab w:val="left" w:pos="5040"/>
+              <w:tab w:val="left" w:pos="5600"/>
+              <w:tab w:val="left" w:pos="6160"/>
+              <w:tab w:val="left" w:pos="6720"/>
+            </w:tabs>
+            <w:autoSpaceDE w:val="0"/>
+            <w:autoSpaceDN w:val="0"/>
+            <w:adjustRightInd w:val="0"/>
+            <w:ind w:hanging="360"/>
+          </w:pPr>
+        </w:pPrChange>
+      </w:pPr>
+      <w:del w:id="173" w:author="Yvonne Firing" w:date="2024-05-24T08:07:00Z">
+        <w:r>
+          <w:rPr>
+            <w:rFonts w:ascii="Menlo" w:eastAsiaTheme="minorHAnsi" w:hAnsi="Menlo" w:cs="Menlo"/>
+            <w:color w:val="000000"/>
+            <w:sz w:val="22"/>
+            <w:szCs w:val="22"/>
+            <w:lang w:val="en-US" w:eastAsia="en-US" w:bidi="ar-SA"/>
+          </w:rPr>
+          <w:delText>pathosnap</w:delText>
+        </w:r>
+        <w:r>
+          <w:delText xml:space="preserve"> </w:delText>
+        </w:r>
+        <w:r>
+          <w:delText xml:space="preserve">should </w:delText>
+        </w:r>
+        <w:r>
+          <w:delText xml:space="preserve">be </w:delText>
+        </w:r>
+        <w:r>
+          <w:delText>point</w:delText>
+        </w:r>
+        <w:r>
+          <w:delText>ing</w:delText>
+        </w:r>
+        <w:r>
+          <w:delText xml:space="preserve"> to the directory containing the OSNAP data</w:delText>
+        </w:r>
+      </w:del>
+      <w:ins w:id="174" w:author="Yvonne Firing" w:date="2024-05-24T08:08:00Z">
+        <w:r>
+          <w:t xml:space="preserve"> is: </w:t>
+        </w:r>
+      </w:ins>
     </w:p>
     <w:p>
       <w:pPr>
@@ -8517,153 +9340,354 @@
       <w:pPr>
         <w:widowControl/>
         <w:spacing w:after="160" w:line="259" w:lineRule="auto"/>
-      </w:pPr>
-      <w:r>
-        <w:rPr>
-          <w:rFonts w:ascii="Menlo" w:eastAsiaTheme="minorHAnsi" w:hAnsi="Menlo" w:cs="Menlo"/>
-          <w:color w:val="000000"/>
-          <w:sz w:val="22"/>
-          <w:szCs w:val="22"/>
-          <w:lang w:val="en-US" w:eastAsia="en-US" w:bidi="ar-SA"/>
-        </w:rPr>
-        <w:t xml:space="preserve">Meanwhile </w:t>
-      </w:r>
-      <w:proofErr w:type="spellStart"/>
-      <w:r>
-        <w:rPr>
-          <w:rFonts w:ascii="Menlo" w:eastAsiaTheme="minorHAnsi" w:hAnsi="Menlo" w:cs="Menlo"/>
-          <w:color w:val="000000"/>
-          <w:sz w:val="22"/>
-          <w:szCs w:val="22"/>
-          <w:lang w:val="en-US" w:eastAsia="en-US" w:bidi="ar-SA"/>
-        </w:rPr>
-        <w:t>progdir</w:t>
-      </w:r>
-      <w:proofErr w:type="spellEnd"/>
-      <w:r>
-        <w:rPr>
-          <w:rFonts w:ascii="Menlo" w:eastAsiaTheme="minorHAnsi" w:hAnsi="Menlo" w:cs="Menlo"/>
-          <w:color w:val="000000"/>
-          <w:sz w:val="22"/>
-          <w:szCs w:val="22"/>
-          <w:lang w:val="en-US" w:eastAsia="en-US" w:bidi="ar-SA"/>
-        </w:rPr>
-        <w:t xml:space="preserve"> should contain </w:t>
-      </w:r>
-      <w:commentRangeStart w:id="13"/>
-      <w:proofErr w:type="spellStart"/>
-      <w:r>
-        <w:rPr>
-          <w:rFonts w:ascii="Menlo" w:eastAsiaTheme="minorHAnsi" w:hAnsi="Menlo" w:cs="Menlo"/>
-          <w:color w:val="000000"/>
-          <w:sz w:val="22"/>
-          <w:szCs w:val="22"/>
-          <w:lang w:val="en-US" w:eastAsia="en-US" w:bidi="ar-SA"/>
-        </w:rPr>
-        <w:t>m_moorproc_toolbox</w:t>
-      </w:r>
-      <w:proofErr w:type="spellEnd"/>
-      <w:r>
-        <w:rPr>
-          <w:rFonts w:ascii="Menlo" w:eastAsiaTheme="minorHAnsi" w:hAnsi="Menlo" w:cs="Menlo"/>
-          <w:color w:val="000000"/>
-          <w:sz w:val="22"/>
-          <w:szCs w:val="22"/>
-          <w:lang w:val="en-US" w:eastAsia="en-US" w:bidi="ar-SA"/>
-        </w:rPr>
-        <w:t xml:space="preserve"> </w:t>
-      </w:r>
-      <w:commentRangeEnd w:id="13"/>
-      <w:r>
-        <w:rPr>
-          <w:rStyle w:val="CommentReference"/>
-          <w:rFonts w:cs="Mangal"/>
-        </w:rPr>
-        <w:commentReference w:id="13"/>
-      </w:r>
-      <w:r>
-        <w:rPr>
-          <w:rFonts w:ascii="Menlo" w:eastAsiaTheme="minorHAnsi" w:hAnsi="Menlo" w:cs="Menlo"/>
-          <w:color w:val="000000"/>
-          <w:sz w:val="22"/>
-          <w:szCs w:val="22"/>
-          <w:lang w:val="en-US" w:eastAsia="en-US" w:bidi="ar-SA"/>
-        </w:rPr>
-        <w:t xml:space="preserve">(and, </w:t>
-      </w:r>
-      <w:commentRangeStart w:id="14"/>
-      <w:r>
-        <w:rPr>
-          <w:rFonts w:ascii="Menlo" w:eastAsiaTheme="minorHAnsi" w:hAnsi="Menlo" w:cs="Menlo"/>
-          <w:color w:val="000000"/>
-          <w:sz w:val="22"/>
-          <w:szCs w:val="22"/>
-          <w:lang w:val="en-US" w:eastAsia="en-US" w:bidi="ar-SA"/>
-        </w:rPr>
-        <w:t>if</w:t>
-      </w:r>
-      <w:commentRangeEnd w:id="14"/>
-      <w:r>
-        <w:rPr>
-          <w:rStyle w:val="CommentReference"/>
-          <w:rFonts w:cs="Mangal"/>
-        </w:rPr>
-        <w:commentReference w:id="14"/>
-      </w:r>
-      <w:r>
-        <w:rPr>
-          <w:rFonts w:ascii="Menlo" w:eastAsiaTheme="minorHAnsi" w:hAnsi="Menlo" w:cs="Menlo"/>
-          <w:color w:val="000000"/>
-          <w:sz w:val="22"/>
-          <w:szCs w:val="22"/>
-          <w:lang w:val="en-US" w:eastAsia="en-US" w:bidi="ar-SA"/>
-        </w:rPr>
-        <w:t xml:space="preserve"> you are also using </w:t>
-      </w:r>
-      <w:proofErr w:type="spellStart"/>
-      <w:r>
-        <w:rPr>
-          <w:rFonts w:ascii="Menlo" w:eastAsiaTheme="minorHAnsi" w:hAnsi="Menlo" w:cs="Menlo"/>
-          <w:color w:val="000000"/>
-          <w:sz w:val="22"/>
-          <w:szCs w:val="22"/>
-          <w:lang w:val="en-US" w:eastAsia="en-US" w:bidi="ar-SA"/>
-        </w:rPr>
-        <w:t>mexec</w:t>
-      </w:r>
-      <w:proofErr w:type="spellEnd"/>
-      <w:r>
-        <w:rPr>
-          <w:rFonts w:ascii="Menlo" w:eastAsiaTheme="minorHAnsi" w:hAnsi="Menlo" w:cs="Menlo"/>
-          <w:color w:val="000000"/>
-          <w:sz w:val="22"/>
-          <w:szCs w:val="22"/>
-          <w:lang w:val="en-US" w:eastAsia="en-US" w:bidi="ar-SA"/>
-        </w:rPr>
-        <w:t xml:space="preserve"> to process/load CTD data, </w:t>
-      </w:r>
-      <w:proofErr w:type="spellStart"/>
-      <w:r>
-        <w:rPr>
-          <w:rFonts w:ascii="Menlo" w:eastAsiaTheme="minorHAnsi" w:hAnsi="Menlo" w:cs="Menlo"/>
-          <w:color w:val="000000"/>
-          <w:sz w:val="22"/>
-          <w:szCs w:val="22"/>
-          <w:lang w:val="en-US" w:eastAsia="en-US" w:bidi="ar-SA"/>
-        </w:rPr>
-        <w:t>ocp_hydro_matlab</w:t>
-      </w:r>
-      <w:proofErr w:type="spellEnd"/>
-      <w:r>
-        <w:rPr>
-          <w:rFonts w:ascii="Menlo" w:eastAsiaTheme="minorHAnsi" w:hAnsi="Menlo" w:cs="Menlo"/>
-          <w:color w:val="000000"/>
-          <w:sz w:val="22"/>
-          <w:szCs w:val="22"/>
-          <w:lang w:val="en-US" w:eastAsia="en-US" w:bidi="ar-SA"/>
-        </w:rPr>
-        <w:t xml:space="preserve">). </w:t>
-      </w:r>
+        <w:pPrChange w:id="175" w:author="Yvonne Firing" w:date="2024-05-24T08:08:00Z">
+          <w:pPr>
+            <w:pStyle w:val="ListParagraph"/>
+            <w:widowControl/>
+            <w:numPr>
+              <w:numId w:val="10"/>
+            </w:numPr>
+            <w:spacing w:after="160" w:line="259" w:lineRule="auto"/>
+            <w:ind w:hanging="360"/>
+          </w:pPr>
+        </w:pPrChange>
+      </w:pPr>
+      <w:ins w:id="176" w:author="Yvonne Firing" w:date="2024-05-24T08:08:00Z">
+        <w:r>
+          <w:rPr>
+            <w:rFonts w:ascii="Menlo" w:eastAsiaTheme="minorHAnsi" w:hAnsi="Menlo" w:cs="Menlo"/>
+            <w:color w:val="000000"/>
+            <w:sz w:val="22"/>
+            <w:szCs w:val="22"/>
+            <w:lang w:val="en-US" w:eastAsia="en-US" w:bidi="ar-SA"/>
+          </w:rPr>
+          <w:t xml:space="preserve">Meanwhile </w:t>
+        </w:r>
+        <w:proofErr w:type="spellStart"/>
+        <w:r>
+          <w:rPr>
+            <w:rFonts w:ascii="Menlo" w:eastAsiaTheme="minorHAnsi" w:hAnsi="Menlo" w:cs="Menlo"/>
+            <w:color w:val="000000"/>
+            <w:sz w:val="22"/>
+            <w:szCs w:val="22"/>
+            <w:lang w:val="en-US" w:eastAsia="en-US" w:bidi="ar-SA"/>
+          </w:rPr>
+          <w:t>progdir</w:t>
+        </w:r>
+        <w:proofErr w:type="spellEnd"/>
+        <w:r>
+          <w:rPr>
+            <w:rFonts w:ascii="Menlo" w:eastAsiaTheme="minorHAnsi" w:hAnsi="Menlo" w:cs="Menlo"/>
+            <w:color w:val="000000"/>
+            <w:sz w:val="22"/>
+            <w:szCs w:val="22"/>
+            <w:lang w:val="en-US" w:eastAsia="en-US" w:bidi="ar-SA"/>
+          </w:rPr>
+          <w:t xml:space="preserve"> should contain </w:t>
+        </w:r>
+        <w:commentRangeStart w:id="177"/>
+        <w:proofErr w:type="spellStart"/>
+        <w:r>
+          <w:rPr>
+            <w:rFonts w:ascii="Menlo" w:eastAsiaTheme="minorHAnsi" w:hAnsi="Menlo" w:cs="Menlo"/>
+            <w:color w:val="000000"/>
+            <w:sz w:val="22"/>
+            <w:szCs w:val="22"/>
+            <w:lang w:val="en-US" w:eastAsia="en-US" w:bidi="ar-SA"/>
+          </w:rPr>
+          <w:t>m_moorproc_toolbox</w:t>
+        </w:r>
+      </w:ins>
+      <w:proofErr w:type="spellEnd"/>
+      <w:ins w:id="178" w:author="Yvonne Firing" w:date="2024-05-24T08:10:00Z">
+        <w:r>
+          <w:rPr>
+            <w:rFonts w:ascii="Menlo" w:eastAsiaTheme="minorHAnsi" w:hAnsi="Menlo" w:cs="Menlo"/>
+            <w:color w:val="000000"/>
+            <w:sz w:val="22"/>
+            <w:szCs w:val="22"/>
+            <w:lang w:val="en-US" w:eastAsia="en-US" w:bidi="ar-SA"/>
+          </w:rPr>
+          <w:t xml:space="preserve"> </w:t>
+        </w:r>
+      </w:ins>
+      <w:commentRangeEnd w:id="177"/>
+      <w:ins w:id="179" w:author="Yvonne Firing" w:date="2024-05-24T08:13:00Z">
+        <w:r>
+          <w:rPr>
+            <w:rStyle w:val="CommentReference"/>
+            <w:rFonts w:cs="Mangal"/>
+          </w:rPr>
+          <w:commentReference w:id="177"/>
+        </w:r>
+      </w:ins>
+      <w:ins w:id="180" w:author="Yvonne Firing" w:date="2024-05-24T08:09:00Z">
+        <w:r>
+          <w:rPr>
+            <w:rFonts w:ascii="Menlo" w:eastAsiaTheme="minorHAnsi" w:hAnsi="Menlo" w:cs="Menlo"/>
+            <w:color w:val="000000"/>
+            <w:sz w:val="22"/>
+            <w:szCs w:val="22"/>
+            <w:lang w:val="en-US" w:eastAsia="en-US" w:bidi="ar-SA"/>
+          </w:rPr>
+          <w:t>(</w:t>
+        </w:r>
+      </w:ins>
+      <w:ins w:id="181" w:author="Yvonne Firing" w:date="2024-05-24T08:10:00Z">
+        <w:r>
+          <w:rPr>
+            <w:rFonts w:ascii="Menlo" w:eastAsiaTheme="minorHAnsi" w:hAnsi="Menlo" w:cs="Menlo"/>
+            <w:color w:val="000000"/>
+            <w:sz w:val="22"/>
+            <w:szCs w:val="22"/>
+            <w:lang w:val="en-US" w:eastAsia="en-US" w:bidi="ar-SA"/>
+          </w:rPr>
+          <w:t xml:space="preserve">and, </w:t>
+        </w:r>
+      </w:ins>
+      <w:commentRangeStart w:id="182"/>
+      <w:ins w:id="183" w:author="Yvonne Firing" w:date="2024-05-24T08:09:00Z">
+        <w:r>
+          <w:rPr>
+            <w:rFonts w:ascii="Menlo" w:eastAsiaTheme="minorHAnsi" w:hAnsi="Menlo" w:cs="Menlo"/>
+            <w:color w:val="000000"/>
+            <w:sz w:val="22"/>
+            <w:szCs w:val="22"/>
+            <w:lang w:val="en-US" w:eastAsia="en-US" w:bidi="ar-SA"/>
+          </w:rPr>
+          <w:t>if</w:t>
+        </w:r>
+      </w:ins>
+      <w:commentRangeEnd w:id="182"/>
+      <w:ins w:id="184" w:author="Yvonne Firing" w:date="2024-05-24T08:10:00Z">
+        <w:r>
+          <w:rPr>
+            <w:rStyle w:val="CommentReference"/>
+            <w:rFonts w:cs="Mangal"/>
+          </w:rPr>
+          <w:commentReference w:id="182"/>
+        </w:r>
+      </w:ins>
+      <w:ins w:id="185" w:author="Yvonne Firing" w:date="2024-05-24T08:09:00Z">
+        <w:r>
+          <w:rPr>
+            <w:rFonts w:ascii="Menlo" w:eastAsiaTheme="minorHAnsi" w:hAnsi="Menlo" w:cs="Menlo"/>
+            <w:color w:val="000000"/>
+            <w:sz w:val="22"/>
+            <w:szCs w:val="22"/>
+            <w:lang w:val="en-US" w:eastAsia="en-US" w:bidi="ar-SA"/>
+          </w:rPr>
+          <w:t xml:space="preserve"> you are also using </w:t>
+        </w:r>
+      </w:ins>
+      <w:proofErr w:type="spellStart"/>
+      <w:ins w:id="186" w:author="Yvonne Firing" w:date="2024-05-24T08:10:00Z">
+        <w:r>
+          <w:rPr>
+            <w:rFonts w:ascii="Menlo" w:eastAsiaTheme="minorHAnsi" w:hAnsi="Menlo" w:cs="Menlo"/>
+            <w:color w:val="000000"/>
+            <w:sz w:val="22"/>
+            <w:szCs w:val="22"/>
+            <w:lang w:val="en-US" w:eastAsia="en-US" w:bidi="ar-SA"/>
+          </w:rPr>
+          <w:t>mexec</w:t>
+        </w:r>
+      </w:ins>
+      <w:proofErr w:type="spellEnd"/>
+      <w:ins w:id="187" w:author="Yvonne Firing" w:date="2024-05-24T08:09:00Z">
+        <w:r>
+          <w:rPr>
+            <w:rFonts w:ascii="Menlo" w:eastAsiaTheme="minorHAnsi" w:hAnsi="Menlo" w:cs="Menlo"/>
+            <w:color w:val="000000"/>
+            <w:sz w:val="22"/>
+            <w:szCs w:val="22"/>
+            <w:lang w:val="en-US" w:eastAsia="en-US" w:bidi="ar-SA"/>
+          </w:rPr>
+          <w:t xml:space="preserve"> to process/load CTD data</w:t>
+        </w:r>
+      </w:ins>
+      <w:ins w:id="188" w:author="Yvonne Firing" w:date="2024-05-24T08:10:00Z">
+        <w:r>
+          <w:rPr>
+            <w:rFonts w:ascii="Menlo" w:eastAsiaTheme="minorHAnsi" w:hAnsi="Menlo" w:cs="Menlo"/>
+            <w:color w:val="000000"/>
+            <w:sz w:val="22"/>
+            <w:szCs w:val="22"/>
+            <w:lang w:val="en-US" w:eastAsia="en-US" w:bidi="ar-SA"/>
+          </w:rPr>
+          <w:t>,</w:t>
+        </w:r>
+      </w:ins>
+      <w:ins w:id="189" w:author="Yvonne Firing" w:date="2024-05-24T08:09:00Z">
+        <w:r>
+          <w:rPr>
+            <w:rFonts w:ascii="Menlo" w:eastAsiaTheme="minorHAnsi" w:hAnsi="Menlo" w:cs="Menlo"/>
+            <w:color w:val="000000"/>
+            <w:sz w:val="22"/>
+            <w:szCs w:val="22"/>
+            <w:lang w:val="en-US" w:eastAsia="en-US" w:bidi="ar-SA"/>
+          </w:rPr>
+          <w:t xml:space="preserve"> </w:t>
+        </w:r>
+        <w:proofErr w:type="spellStart"/>
+        <w:r>
+          <w:rPr>
+            <w:rFonts w:ascii="Menlo" w:eastAsiaTheme="minorHAnsi" w:hAnsi="Menlo" w:cs="Menlo"/>
+            <w:color w:val="000000"/>
+            <w:sz w:val="22"/>
+            <w:szCs w:val="22"/>
+            <w:lang w:val="en-US" w:eastAsia="en-US" w:bidi="ar-SA"/>
+          </w:rPr>
+          <w:t>ocp_hydro_matlab</w:t>
+        </w:r>
+      </w:ins>
+      <w:proofErr w:type="spellEnd"/>
+      <w:ins w:id="190" w:author="Yvonne Firing" w:date="2024-05-24T08:10:00Z">
+        <w:r>
+          <w:rPr>
+            <w:rFonts w:ascii="Menlo" w:eastAsiaTheme="minorHAnsi" w:hAnsi="Menlo" w:cs="Menlo"/>
+            <w:color w:val="000000"/>
+            <w:sz w:val="22"/>
+            <w:szCs w:val="22"/>
+            <w:lang w:val="en-US" w:eastAsia="en-US" w:bidi="ar-SA"/>
+          </w:rPr>
+          <w:t>)</w:t>
+        </w:r>
+      </w:ins>
+      <w:ins w:id="191" w:author="Yvonne Firing" w:date="2024-05-24T08:09:00Z">
+        <w:r>
+          <w:rPr>
+            <w:rFonts w:ascii="Menlo" w:eastAsiaTheme="minorHAnsi" w:hAnsi="Menlo" w:cs="Menlo"/>
+            <w:color w:val="000000"/>
+            <w:sz w:val="22"/>
+            <w:szCs w:val="22"/>
+            <w:lang w:val="en-US" w:eastAsia="en-US" w:bidi="ar-SA"/>
+          </w:rPr>
+          <w:t xml:space="preserve">. </w:t>
+        </w:r>
+      </w:ins>
+      <w:del w:id="192" w:author="Yvonne Firing" w:date="2024-05-24T08:09:00Z">
+        <w:r>
+          <w:rPr>
+            <w:rFonts w:ascii="Menlo" w:eastAsiaTheme="minorHAnsi" w:hAnsi="Menlo" w:cs="Menlo"/>
+            <w:color w:val="000000"/>
+            <w:sz w:val="22"/>
+            <w:szCs w:val="22"/>
+            <w:lang w:val="en-US" w:eastAsia="en-US" w:bidi="ar-SA"/>
+            <w:rPrChange w:id="193" w:author="Yvonne Firing" w:date="2024-05-24T08:08:00Z">
+              <w:rPr>
+                <w:lang w:val="en-US" w:eastAsia="en-US" w:bidi="ar-SA"/>
+              </w:rPr>
+            </w:rPrChange>
+          </w:rPr>
+          <w:delText>pathgit</w:delText>
+        </w:r>
+        <w:r>
+          <w:rPr>
+            <w:rFonts w:ascii="Menlo" w:eastAsiaTheme="minorHAnsi" w:hAnsi="Menlo" w:cs="Menlo"/>
+            <w:color w:val="000000"/>
+            <w:sz w:val="22"/>
+            <w:szCs w:val="22"/>
+            <w:lang w:val="en-US" w:eastAsia="en-US" w:bidi="ar-SA"/>
+            <w:rPrChange w:id="194" w:author="Yvonne Firing" w:date="2024-05-24T08:08:00Z">
+              <w:rPr>
+                <w:lang w:val="en-US" w:eastAsia="en-US" w:bidi="ar-SA"/>
+              </w:rPr>
+            </w:rPrChange>
+          </w:rPr>
+          <w:delText xml:space="preserve"> </w:delText>
+        </w:r>
+        <w:r>
+          <w:rPr>
+            <w:rFonts w:ascii="Menlo" w:eastAsiaTheme="minorHAnsi" w:hAnsi="Menlo" w:cs="Menlo"/>
+            <w:color w:val="000000"/>
+            <w:sz w:val="22"/>
+            <w:szCs w:val="22"/>
+            <w:lang w:val="en-US" w:eastAsia="en-US" w:bidi="ar-SA"/>
+            <w:rPrChange w:id="195" w:author="Yvonne Firing" w:date="2024-05-24T08:08:00Z">
+              <w:rPr>
+                <w:lang w:val="en-US" w:eastAsia="en-US" w:bidi="ar-SA"/>
+              </w:rPr>
+            </w:rPrChange>
+          </w:rPr>
+          <w:delText xml:space="preserve">should </w:delText>
+        </w:r>
+        <w:r>
+          <w:rPr>
+            <w:rFonts w:ascii="Menlo" w:eastAsiaTheme="minorHAnsi" w:hAnsi="Menlo" w:cs="Menlo"/>
+            <w:color w:val="000000"/>
+            <w:sz w:val="22"/>
+            <w:szCs w:val="22"/>
+            <w:lang w:val="en-US" w:eastAsia="en-US" w:bidi="ar-SA"/>
+            <w:rPrChange w:id="196" w:author="Yvonne Firing" w:date="2024-05-24T08:08:00Z">
+              <w:rPr>
+                <w:lang w:val="en-US" w:eastAsia="en-US" w:bidi="ar-SA"/>
+              </w:rPr>
+            </w:rPrChange>
+          </w:rPr>
+          <w:delText xml:space="preserve">be </w:delText>
+        </w:r>
+        <w:r>
+          <w:rPr>
+            <w:rFonts w:ascii="Menlo" w:eastAsiaTheme="minorHAnsi" w:hAnsi="Menlo" w:cs="Menlo"/>
+            <w:color w:val="000000"/>
+            <w:sz w:val="22"/>
+            <w:szCs w:val="22"/>
+            <w:lang w:val="en-US" w:eastAsia="en-US" w:bidi="ar-SA"/>
+            <w:rPrChange w:id="197" w:author="Yvonne Firing" w:date="2024-05-24T08:08:00Z">
+              <w:rPr>
+                <w:lang w:val="en-US" w:eastAsia="en-US" w:bidi="ar-SA"/>
+              </w:rPr>
+            </w:rPrChange>
+          </w:rPr>
+          <w:delText>point</w:delText>
+        </w:r>
+        <w:r>
+          <w:rPr>
+            <w:rFonts w:ascii="Menlo" w:eastAsiaTheme="minorHAnsi" w:hAnsi="Menlo" w:cs="Menlo"/>
+            <w:color w:val="000000"/>
+            <w:sz w:val="22"/>
+            <w:szCs w:val="22"/>
+            <w:lang w:val="en-US" w:eastAsia="en-US" w:bidi="ar-SA"/>
+            <w:rPrChange w:id="198" w:author="Yvonne Firing" w:date="2024-05-24T08:08:00Z">
+              <w:rPr>
+                <w:lang w:val="en-US" w:eastAsia="en-US" w:bidi="ar-SA"/>
+              </w:rPr>
+            </w:rPrChange>
+          </w:rPr>
+          <w:delText>ing to the mooring processing toolbox (the github repository). For example: pathgit =</w:delText>
+        </w:r>
+        <w:r>
+          <w:rPr>
+            <w:rFonts w:ascii="Menlo" w:eastAsiaTheme="minorHAnsi" w:hAnsi="Menlo" w:cs="Menlo"/>
+            <w:color w:val="000000"/>
+            <w:sz w:val="22"/>
+            <w:szCs w:val="22"/>
+            <w:lang w:val="en-US" w:eastAsia="en-US" w:bidi="ar-SA"/>
+            <w:rPrChange w:id="199" w:author="Yvonne Firing" w:date="2024-05-24T08:08:00Z">
+              <w:rPr>
+                <w:lang w:val="en-US" w:eastAsia="en-US" w:bidi="ar-SA"/>
+              </w:rPr>
+            </w:rPrChange>
+          </w:rPr>
+          <w:delText xml:space="preserve"> ‘/Users/locupe/Dropbox/Work/Python/Repos_perso/m_moorproc_toolbox</w:delText>
+        </w:r>
+        <w:r>
+          <w:rPr>
+            <w:rFonts w:ascii="Menlo" w:eastAsiaTheme="minorHAnsi" w:hAnsi="Menlo" w:cs="Menlo"/>
+            <w:color w:val="000000"/>
+            <w:sz w:val="22"/>
+            <w:szCs w:val="22"/>
+            <w:lang w:val="en-US" w:eastAsia="en-US" w:bidi="ar-SA"/>
+            <w:rPrChange w:id="200" w:author="Yvonne Firing" w:date="2024-05-24T08:08:00Z">
+              <w:rPr>
+                <w:lang w:val="en-US" w:eastAsia="en-US" w:bidi="ar-SA"/>
+              </w:rPr>
+            </w:rPrChange>
+          </w:rPr>
+          <w:delText>’</w:delText>
+        </w:r>
+      </w:del>
     </w:p>
     <w:p>
       <w:pPr>
@@ -8679,7 +9703,7 @@
       <w:pPr>
         <w:pStyle w:val="Heading1"/>
       </w:pPr>
-      <w:bookmarkStart w:id="15" w:name="_Toc108243089"/>
+      <w:bookmarkStart w:id="201" w:name="_Toc108243089"/>
       <w:r>
         <w:lastRenderedPageBreak/>
         <w:t xml:space="preserve">Real-time and delayed-time processing of </w:t>
@@ -8692,17 +9716,17 @@
       <w:r>
         <w:t xml:space="preserve"> data</w:t>
       </w:r>
-      <w:bookmarkEnd w:id="15"/>
+      <w:bookmarkEnd w:id="201"/>
     </w:p>
     <w:p>
       <w:pPr>
         <w:pStyle w:val="Heading2"/>
       </w:pPr>
-      <w:bookmarkStart w:id="16" w:name="_Toc108243090"/>
+      <w:bookmarkStart w:id="202" w:name="_Toc108243090"/>
       <w:r>
         <w:t>Introduction</w:t>
       </w:r>
-      <w:bookmarkEnd w:id="16"/>
+      <w:bookmarkEnd w:id="202"/>
     </w:p>
     <w:p>
       <w:pPr>
@@ -8824,6 +9848,7 @@
       <w:pPr>
         <w:spacing w:line="264" w:lineRule="auto"/>
         <w:rPr>
+          <w:ins w:id="203" w:author="Yvonne Firing" w:date="2024-05-24T08:18:00Z"/>
           <w:b/>
           <w:bCs/>
         </w:rPr>
@@ -8835,7 +9860,7 @@
         </w:rPr>
         <w:t>NOTE: the OSNAP data structure separates executable scripts (</w:t>
       </w:r>
-      <w:commentRangeStart w:id="17"/>
+      <w:commentRangeStart w:id="204"/>
       <w:proofErr w:type="spellStart"/>
       <w:r>
         <w:rPr>
@@ -8846,14 +9871,14 @@
         </w:rPr>
         <w:t>osnap</w:t>
       </w:r>
-      <w:commentRangeEnd w:id="17"/>
+      <w:commentRangeEnd w:id="204"/>
       <w:proofErr w:type="spellEnd"/>
       <w:r>
         <w:rPr>
           <w:rStyle w:val="CommentReference"/>
           <w:rFonts w:cs="Mangal"/>
         </w:rPr>
-        <w:commentReference w:id="17"/>
+        <w:commentReference w:id="204"/>
       </w:r>
       <w:r>
         <w:rPr>
@@ -8973,100 +9998,126 @@
         </w:rPr>
         <w:t xml:space="preserve">.  </w:t>
       </w:r>
-      <w:r>
+      <w:ins w:id="205" w:author="Yvonne Firing" w:date="2024-05-24T08:18:00Z">
+        <w:r>
+          <w:rPr>
+            <w:b/>
+            <w:bCs/>
+          </w:rPr>
+          <w:t xml:space="preserve">The syntax </w:t>
+        </w:r>
+      </w:ins>
+    </w:p>
+    <w:p>
+      <w:pPr>
+        <w:spacing w:line="264" w:lineRule="auto"/>
         <w:rPr>
           <w:b/>
           <w:bCs/>
         </w:rPr>
-        <w:t xml:space="preserve">The syntax </w:t>
-      </w:r>
-    </w:p>
-    <w:p>
-      <w:pPr>
-        <w:spacing w:line="264" w:lineRule="auto"/>
+      </w:pPr>
+      <w:ins w:id="206" w:author="Yvonne Firing" w:date="2024-05-24T08:18:00Z">
+        <w:r>
+          <w:rPr>
+            <w:b/>
+            <w:bCs/>
+          </w:rPr>
+          <w:t>&lt;</w:t>
+        </w:r>
+      </w:ins>
+      <w:proofErr w:type="spellStart"/>
+      <w:ins w:id="207" w:author="Yvonne Firing" w:date="2024-05-24T08:19:00Z">
+        <w:r>
+          <w:rPr>
+            <w:b/>
+            <w:bCs/>
+          </w:rPr>
+          <w:t>moordatadir</w:t>
+        </w:r>
+        <w:proofErr w:type="spellEnd"/>
+        <w:r>
+          <w:rPr>
+            <w:b/>
+            <w:bCs/>
+          </w:rPr>
+          <w:t xml:space="preserve">&gt;/raw should be translated based on your directory configuration (set by the </w:t>
+        </w:r>
+      </w:ins>
+      <w:proofErr w:type="spellStart"/>
+      <w:ins w:id="208" w:author="Yvonne Firing" w:date="2024-05-24T08:20:00Z">
+        <w:r>
+          <w:rPr>
+            <w:b/>
+            <w:bCs/>
+          </w:rPr>
+          <w:t>Matlab</w:t>
+        </w:r>
+        <w:proofErr w:type="spellEnd"/>
+        <w:r>
+          <w:rPr>
+            <w:b/>
+            <w:bCs/>
+          </w:rPr>
+          <w:t xml:space="preserve"> startup file and stored in global variable MOORPROC_G)</w:t>
+        </w:r>
+      </w:ins>
+      <w:ins w:id="209" w:author="Yvonne Firing" w:date="2024-05-24T08:19:00Z">
+        <w:r>
+          <w:rPr>
+            <w:b/>
+            <w:bCs/>
+          </w:rPr>
+          <w:t xml:space="preserve"> to e.g. ~/projects/</w:t>
+        </w:r>
+        <w:proofErr w:type="spellStart"/>
+        <w:r>
+          <w:rPr>
+            <w:b/>
+            <w:bCs/>
+          </w:rPr>
+          <w:t>osnap</w:t>
+        </w:r>
+        <w:proofErr w:type="spellEnd"/>
+        <w:r>
+          <w:rPr>
+            <w:b/>
+            <w:bCs/>
+          </w:rPr>
+          <w:t>/data/moor/</w:t>
+        </w:r>
+        <w:proofErr w:type="spellStart"/>
+        <w:proofErr w:type="gramStart"/>
+        <w:r>
+          <w:rPr>
+            <w:b/>
+            <w:bCs/>
+          </w:rPr>
+          <w:t>raw.</w:t>
+        </w:r>
+      </w:ins>
+      <w:ins w:id="210" w:author="Yvonne Firing" w:date="2024-05-24T08:18:00Z">
+        <w:r>
+          <w:rPr>
+            <w:b/>
+            <w:bCs/>
+          </w:rPr>
+          <w:t>_</w:t>
+        </w:r>
+      </w:ins>
+      <w:proofErr w:type="gramEnd"/>
+      <w:r>
         <w:rPr>
           <w:b/>
           <w:bCs/>
         </w:rPr>
-      </w:pPr>
+        <w:t>The</w:t>
+      </w:r>
+      <w:proofErr w:type="spellEnd"/>
       <w:r>
         <w:rPr>
           <w:b/>
           <w:bCs/>
         </w:rPr>
-        <w:t>&lt;</w:t>
-      </w:r>
-      <w:proofErr w:type="spellStart"/>
-      <w:r>
-        <w:rPr>
-          <w:b/>
-          <w:bCs/>
-        </w:rPr>
-        <w:t>moordatadir</w:t>
-      </w:r>
-      <w:proofErr w:type="spellEnd"/>
-      <w:r>
-        <w:rPr>
-          <w:b/>
-          <w:bCs/>
-        </w:rPr>
-        <w:t xml:space="preserve">&gt;/raw should be translated based on your directory configuration (set by the </w:t>
-      </w:r>
-      <w:proofErr w:type="spellStart"/>
-      <w:r>
-        <w:rPr>
-          <w:b/>
-          <w:bCs/>
-        </w:rPr>
-        <w:t>Matlab</w:t>
-      </w:r>
-      <w:proofErr w:type="spellEnd"/>
-      <w:r>
-        <w:rPr>
-          <w:b/>
-          <w:bCs/>
-        </w:rPr>
-        <w:t xml:space="preserve"> startup file and stored in global variable MOORPROC_G) to e.g. ~/projects/</w:t>
-      </w:r>
-      <w:proofErr w:type="spellStart"/>
-      <w:r>
-        <w:rPr>
-          <w:b/>
-          <w:bCs/>
-        </w:rPr>
-        <w:t>osnap</w:t>
-      </w:r>
-      <w:proofErr w:type="spellEnd"/>
-      <w:r>
-        <w:rPr>
-          <w:b/>
-          <w:bCs/>
-        </w:rPr>
-        <w:t>/data/moor/</w:t>
-      </w:r>
-      <w:proofErr w:type="spellStart"/>
-      <w:proofErr w:type="gramStart"/>
-      <w:r>
-        <w:rPr>
-          <w:b/>
-          <w:bCs/>
-        </w:rPr>
-        <w:t>raw._</w:t>
-      </w:r>
-      <w:proofErr w:type="gramEnd"/>
-      <w:r>
-        <w:rPr>
-          <w:b/>
-          <w:bCs/>
-        </w:rPr>
-        <w:t>The</w:t>
-      </w:r>
-      <w:proofErr w:type="spellEnd"/>
-      <w:r>
-        <w:rPr>
-          <w:b/>
-          <w:bCs/>
-        </w:rPr>
         <w:t xml:space="preserve"> output files of some scripts may become the input of a later script.  Hopefully this will make navigation of this document a little easier.</w:t>
       </w:r>
     </w:p>
@@ -9079,17 +10130,18 @@
       <w:pPr>
         <w:pStyle w:val="Heading2"/>
       </w:pPr>
-      <w:bookmarkStart w:id="18" w:name="_Toc108243091"/>
+      <w:bookmarkStart w:id="211" w:name="_Toc108243091"/>
       <w:r>
         <w:t>Set up directory structure</w:t>
       </w:r>
-      <w:bookmarkEnd w:id="18"/>
+      <w:bookmarkEnd w:id="211"/>
     </w:p>
     <w:p>
       <w:pPr>
         <w:widowControl/>
         <w:spacing w:after="160" w:line="259" w:lineRule="auto"/>
         <w:rPr>
+          <w:ins w:id="212" w:author="Yvonne Firing" w:date="2024-05-24T08:15:00Z"/>
           <w:rFonts w:ascii="Menlo" w:eastAsiaTheme="minorHAnsi" w:hAnsi="Menlo" w:cs="Menlo"/>
           <w:color w:val="000000"/>
           <w:sz w:val="22"/>
@@ -9097,154 +10149,229 @@
           <w:lang w:val="en-US" w:eastAsia="en-US" w:bidi="ar-SA"/>
         </w:rPr>
       </w:pPr>
-      <w:r>
-        <w:rPr>
+      <w:ins w:id="213" w:author="Yvonne Firing" w:date="2024-05-24T08:15:00Z">
+        <w:r>
+          <w:rPr>
+            <w:rFonts w:ascii="Menlo" w:eastAsiaTheme="minorHAnsi" w:hAnsi="Menlo" w:cs="Menlo"/>
+            <w:color w:val="000000"/>
+            <w:sz w:val="22"/>
+            <w:szCs w:val="22"/>
+            <w:lang w:val="en-US" w:eastAsia="en-US" w:bidi="ar-SA"/>
+          </w:rPr>
+          <w:t>Running the startup file will set a global variable, MOORPROC_G, containing paths to different input and output directories, e.g.:</w:t>
+        </w:r>
+      </w:ins>
+    </w:p>
+    <w:p>
+      <w:pPr>
+        <w:widowControl/>
+        <w:spacing w:after="160" w:line="259" w:lineRule="auto"/>
+        <w:rPr>
+          <w:ins w:id="214" w:author="Yvonne Firing" w:date="2024-05-24T08:15:00Z"/>
           <w:rFonts w:ascii="Menlo" w:eastAsiaTheme="minorHAnsi" w:hAnsi="Menlo" w:cs="Menlo"/>
           <w:color w:val="000000"/>
           <w:sz w:val="22"/>
           <w:szCs w:val="22"/>
           <w:lang w:val="en-US" w:eastAsia="en-US" w:bidi="ar-SA"/>
         </w:rPr>
-        <w:t>Running the startup file will set a global variable, MOORPROC_G, containing paths to different input and output directories, e.g.:</w:t>
-      </w:r>
-    </w:p>
-    <w:p>
-      <w:pPr>
-        <w:widowControl/>
-        <w:spacing w:after="160" w:line="259" w:lineRule="auto"/>
-        <w:rPr>
-          <w:rFonts w:ascii="Menlo" w:eastAsiaTheme="minorHAnsi" w:hAnsi="Menlo" w:cs="Menlo"/>
-          <w:color w:val="000000"/>
-          <w:sz w:val="22"/>
-          <w:szCs w:val="22"/>
-          <w:lang w:val="en-US" w:eastAsia="en-US" w:bidi="ar-SA"/>
-        </w:rPr>
-      </w:pPr>
-      <w:proofErr w:type="spellStart"/>
-      <w:r>
-        <w:rPr>
-          <w:rFonts w:ascii="Menlo" w:eastAsiaTheme="minorHAnsi" w:hAnsi="Menlo" w:cs="Menlo"/>
-          <w:color w:val="000000"/>
-          <w:sz w:val="22"/>
-          <w:szCs w:val="22"/>
-          <w:lang w:val="en-US" w:eastAsia="en-US" w:bidi="ar-SA"/>
-        </w:rPr>
-        <w:t>MOORPROC_</w:t>
-      </w:r>
-      <w:proofErr w:type="gramStart"/>
-      <w:r>
-        <w:rPr>
-          <w:rFonts w:ascii="Menlo" w:eastAsiaTheme="minorHAnsi" w:hAnsi="Menlo" w:cs="Menlo"/>
-          <w:color w:val="000000"/>
-          <w:sz w:val="22"/>
-          <w:szCs w:val="22"/>
-          <w:lang w:val="en-US" w:eastAsia="en-US" w:bidi="ar-SA"/>
-        </w:rPr>
-        <w:t>G.moordatadir</w:t>
-      </w:r>
-      <w:proofErr w:type="spellEnd"/>
-      <w:proofErr w:type="gramEnd"/>
-      <w:r>
-        <w:rPr>
-          <w:rFonts w:ascii="Menlo" w:eastAsiaTheme="minorHAnsi" w:hAnsi="Menlo" w:cs="Menlo"/>
-          <w:color w:val="000000"/>
-          <w:sz w:val="22"/>
-          <w:szCs w:val="22"/>
-          <w:lang w:val="en-US" w:eastAsia="en-US" w:bidi="ar-SA"/>
-        </w:rPr>
-        <w:t>: ‘/data/</w:t>
-      </w:r>
-      <w:proofErr w:type="spellStart"/>
-      <w:r>
-        <w:rPr>
-          <w:rFonts w:ascii="Menlo" w:eastAsiaTheme="minorHAnsi" w:hAnsi="Menlo" w:cs="Menlo"/>
-          <w:color w:val="000000"/>
-          <w:sz w:val="22"/>
-          <w:szCs w:val="22"/>
-          <w:lang w:val="en-US" w:eastAsia="en-US" w:bidi="ar-SA"/>
-        </w:rPr>
-        <w:t>pstar</w:t>
-      </w:r>
-      <w:proofErr w:type="spellEnd"/>
-      <w:r>
-        <w:rPr>
-          <w:rFonts w:ascii="Menlo" w:eastAsiaTheme="minorHAnsi" w:hAnsi="Menlo" w:cs="Menlo"/>
-          <w:color w:val="000000"/>
-          <w:sz w:val="22"/>
-          <w:szCs w:val="22"/>
-          <w:lang w:val="en-US" w:eastAsia="en-US" w:bidi="ar-SA"/>
-        </w:rPr>
-        <w:t>/projects/</w:t>
-      </w:r>
-      <w:proofErr w:type="spellStart"/>
-      <w:r>
-        <w:rPr>
-          <w:rFonts w:ascii="Menlo" w:eastAsiaTheme="minorHAnsi" w:hAnsi="Menlo" w:cs="Menlo"/>
-          <w:color w:val="000000"/>
-          <w:sz w:val="22"/>
-          <w:szCs w:val="22"/>
-          <w:lang w:val="en-US" w:eastAsia="en-US" w:bidi="ar-SA"/>
-        </w:rPr>
-        <w:t>osnap</w:t>
-      </w:r>
-      <w:proofErr w:type="spellEnd"/>
-      <w:r>
-        <w:rPr>
-          <w:rFonts w:ascii="Menlo" w:eastAsiaTheme="minorHAnsi" w:hAnsi="Menlo" w:cs="Menlo"/>
-          <w:color w:val="000000"/>
-          <w:sz w:val="22"/>
-          <w:szCs w:val="22"/>
-          <w:lang w:val="en-US" w:eastAsia="en-US" w:bidi="ar-SA"/>
-        </w:rPr>
-        <w:t>/data/moor’</w:t>
-      </w:r>
+      </w:pPr>
+      <w:proofErr w:type="spellStart"/>
+      <w:ins w:id="215" w:author="Yvonne Firing" w:date="2024-05-24T08:15:00Z">
+        <w:r>
+          <w:rPr>
+            <w:rFonts w:ascii="Menlo" w:eastAsiaTheme="minorHAnsi" w:hAnsi="Menlo" w:cs="Menlo"/>
+            <w:color w:val="000000"/>
+            <w:sz w:val="22"/>
+            <w:szCs w:val="22"/>
+            <w:lang w:val="en-US" w:eastAsia="en-US" w:bidi="ar-SA"/>
+          </w:rPr>
+          <w:t>MOORPROC_</w:t>
+        </w:r>
+        <w:proofErr w:type="gramStart"/>
+        <w:r>
+          <w:rPr>
+            <w:rFonts w:ascii="Menlo" w:eastAsiaTheme="minorHAnsi" w:hAnsi="Menlo" w:cs="Menlo"/>
+            <w:color w:val="000000"/>
+            <w:sz w:val="22"/>
+            <w:szCs w:val="22"/>
+            <w:lang w:val="en-US" w:eastAsia="en-US" w:bidi="ar-SA"/>
+          </w:rPr>
+          <w:t>G.moordatadir</w:t>
+        </w:r>
+        <w:proofErr w:type="spellEnd"/>
+        <w:proofErr w:type="gramEnd"/>
+        <w:r>
+          <w:rPr>
+            <w:rFonts w:ascii="Menlo" w:eastAsiaTheme="minorHAnsi" w:hAnsi="Menlo" w:cs="Menlo"/>
+            <w:color w:val="000000"/>
+            <w:sz w:val="22"/>
+            <w:szCs w:val="22"/>
+            <w:lang w:val="en-US" w:eastAsia="en-US" w:bidi="ar-SA"/>
+          </w:rPr>
+          <w:t>: ‘/data/</w:t>
+        </w:r>
+        <w:proofErr w:type="spellStart"/>
+        <w:r>
+          <w:rPr>
+            <w:rFonts w:ascii="Menlo" w:eastAsiaTheme="minorHAnsi" w:hAnsi="Menlo" w:cs="Menlo"/>
+            <w:color w:val="000000"/>
+            <w:sz w:val="22"/>
+            <w:szCs w:val="22"/>
+            <w:lang w:val="en-US" w:eastAsia="en-US" w:bidi="ar-SA"/>
+          </w:rPr>
+          <w:t>pstar</w:t>
+        </w:r>
+        <w:proofErr w:type="spellEnd"/>
+        <w:r>
+          <w:rPr>
+            <w:rFonts w:ascii="Menlo" w:eastAsiaTheme="minorHAnsi" w:hAnsi="Menlo" w:cs="Menlo"/>
+            <w:color w:val="000000"/>
+            <w:sz w:val="22"/>
+            <w:szCs w:val="22"/>
+            <w:lang w:val="en-US" w:eastAsia="en-US" w:bidi="ar-SA"/>
+          </w:rPr>
+          <w:t>/projects/</w:t>
+        </w:r>
+        <w:proofErr w:type="spellStart"/>
+        <w:r>
+          <w:rPr>
+            <w:rFonts w:ascii="Menlo" w:eastAsiaTheme="minorHAnsi" w:hAnsi="Menlo" w:cs="Menlo"/>
+            <w:color w:val="000000"/>
+            <w:sz w:val="22"/>
+            <w:szCs w:val="22"/>
+            <w:lang w:val="en-US" w:eastAsia="en-US" w:bidi="ar-SA"/>
+          </w:rPr>
+          <w:t>osnap</w:t>
+        </w:r>
+        <w:proofErr w:type="spellEnd"/>
+        <w:r>
+          <w:rPr>
+            <w:rFonts w:ascii="Menlo" w:eastAsiaTheme="minorHAnsi" w:hAnsi="Menlo" w:cs="Menlo"/>
+            <w:color w:val="000000"/>
+            <w:sz w:val="22"/>
+            <w:szCs w:val="22"/>
+            <w:lang w:val="en-US" w:eastAsia="en-US" w:bidi="ar-SA"/>
+          </w:rPr>
+          <w:t>/data/moor’</w:t>
+        </w:r>
+      </w:ins>
     </w:p>
     <w:p>
       <w:pPr>
         <w:pStyle w:val="BodyText"/>
       </w:pPr>
-      <w:r>
-        <w:t>The scripts are kept in a separate directory (e.g. /data/</w:t>
-      </w:r>
-      <w:proofErr w:type="spellStart"/>
-      <w:r>
-        <w:t>pstar</w:t>
-      </w:r>
-      <w:proofErr w:type="spellEnd"/>
-      <w:r>
-        <w:t>/programs/</w:t>
-      </w:r>
-      <w:proofErr w:type="spellStart"/>
-      <w:r>
-        <w:t>gitvcd</w:t>
-      </w:r>
-      <w:proofErr w:type="spellEnd"/>
-      <w:r>
-        <w:t>/</w:t>
-      </w:r>
-      <w:proofErr w:type="spellStart"/>
-      <w:r>
-        <w:t>m_moorproc_toolbox</w:t>
-      </w:r>
-      <w:proofErr w:type="spellEnd"/>
-      <w:r>
-        <w:t xml:space="preserve">’). </w:t>
-      </w:r>
+      <w:ins w:id="216" w:author="Yvonne Firing" w:date="2024-05-24T08:16:00Z">
+        <w:r>
+          <w:t>The scripts are kept in a separate directory (e.g. /data/</w:t>
+        </w:r>
+        <w:proofErr w:type="spellStart"/>
+        <w:r>
+          <w:t>pstar</w:t>
+        </w:r>
+        <w:proofErr w:type="spellEnd"/>
+        <w:r>
+          <w:t>/programs/</w:t>
+        </w:r>
+        <w:proofErr w:type="spellStart"/>
+        <w:r>
+          <w:t>gitvcd</w:t>
+        </w:r>
+        <w:proofErr w:type="spellEnd"/>
+        <w:r>
+          <w:t>/</w:t>
+        </w:r>
+        <w:proofErr w:type="spellStart"/>
+        <w:r>
+          <w:t>m_moorproc_toolbox</w:t>
+        </w:r>
+        <w:proofErr w:type="spellEnd"/>
+        <w:r>
+          <w:t xml:space="preserve">’). </w:t>
+        </w:r>
+      </w:ins>
+    </w:p>
+    <w:p>
+      <w:pPr>
+        <w:pStyle w:val="Heading3"/>
+        <w:rPr>
+          <w:del w:id="217" w:author="Yvonne Firing" w:date="2024-05-24T08:16:00Z"/>
+        </w:rPr>
+      </w:pPr>
+      <w:bookmarkStart w:id="218" w:name="_Toc108243092"/>
+      <w:del w:id="219" w:author="Yvonne Firing" w:date="2024-05-24T08:16:00Z">
+        <w:r>
+          <w:delText>Processing scripts:</w:delText>
+        </w:r>
+        <w:bookmarkEnd w:id="218"/>
+      </w:del>
     </w:p>
     <w:p>
       <w:pPr>
         <w:spacing w:line="264" w:lineRule="auto"/>
+        <w:rPr>
+          <w:del w:id="220" w:author="Yvonne Firing" w:date="2024-05-24T08:16:00Z"/>
+          <w:i/>
+          <w:iCs/>
+        </w:rPr>
+      </w:pPr>
+      <w:del w:id="221" w:author="Yvonne Firing" w:date="2024-05-24T08:16:00Z">
+        <w:r>
+          <w:delText xml:space="preserve">If it doesn’t exist, create a directory </w:delText>
+        </w:r>
+        <w:r>
+          <w:rPr>
+            <w:i/>
+            <w:iCs/>
+            <w:color w:val="FF0000"/>
+          </w:rPr>
+          <w:delText>delayed_processing_script</w:delText>
+        </w:r>
+        <w:r>
+          <w:rPr>
+            <w:color w:val="FF0000"/>
+          </w:rPr>
+          <w:delText xml:space="preserve"> </w:delText>
+        </w:r>
+        <w:r>
+          <w:delText xml:space="preserve">in </w:delText>
+        </w:r>
+        <w:r>
+          <w:rPr>
+            <w:i/>
+            <w:iCs/>
+            <w:color w:val="FF0000"/>
+          </w:rPr>
+          <w:delText xml:space="preserve">osnap/exec/$cruise/ </w:delText>
+        </w:r>
+        <w:r>
+          <w:rPr>
+            <w:iCs/>
+          </w:rPr>
+          <w:delText>(from the previous cruise)</w:delText>
+        </w:r>
+        <w:r>
+          <w:rPr>
+            <w:i/>
+            <w:iCs/>
+          </w:rPr>
+          <w:delText xml:space="preserve"> </w:delText>
+        </w:r>
+      </w:del>
+    </w:p>
+    <w:p>
+      <w:pPr>
+        <w:spacing w:line="264" w:lineRule="auto"/>
       </w:pPr>
     </w:p>
     <w:p>
       <w:pPr>
         <w:pStyle w:val="Heading3"/>
       </w:pPr>
-      <w:bookmarkStart w:id="19" w:name="_Toc108243093"/>
+      <w:bookmarkStart w:id="222" w:name="_Toc108243093"/>
       <w:r>
         <w:t>Shipboard calibration files</w:t>
       </w:r>
-      <w:bookmarkEnd w:id="19"/>
+      <w:bookmarkEnd w:id="222"/>
     </w:p>
     <w:p>
       <w:pPr>
@@ -9290,23 +10417,49 @@
       <w:r>
         <w:t>Create the directory for the cruise</w:t>
       </w:r>
-      <w:r>
-        <w:t xml:space="preserve"> hydrographic</w:t>
-      </w:r>
+      <w:ins w:id="223" w:author="Yvonne Firing" w:date="2024-05-24T08:17:00Z">
+        <w:r>
+          <w:t xml:space="preserve"> hydrographic</w:t>
+        </w:r>
+      </w:ins>
       <w:r>
         <w:t xml:space="preserve"> data: </w:t>
       </w:r>
-      <w:r>
-        <w:t>&lt;</w:t>
-      </w:r>
-      <w:proofErr w:type="spellStart"/>
-      <w:r>
-        <w:t>ctddir</w:t>
-      </w:r>
-      <w:proofErr w:type="spellEnd"/>
-      <w:r>
-        <w:t>&gt;</w:t>
-      </w:r>
+      <w:ins w:id="224" w:author="Yvonne Firing" w:date="2024-05-24T08:17:00Z">
+        <w:r>
+          <w:t>&lt;</w:t>
+        </w:r>
+      </w:ins>
+      <w:proofErr w:type="spellStart"/>
+      <w:ins w:id="225" w:author="Yvonne Firing" w:date="2024-05-24T08:18:00Z">
+        <w:r>
+          <w:t>ctddir</w:t>
+        </w:r>
+        <w:proofErr w:type="spellEnd"/>
+        <w:r>
+          <w:t>&gt;</w:t>
+        </w:r>
+      </w:ins>
+      <w:del w:id="226" w:author="Yvonne Firing" w:date="2024-05-24T08:18:00Z">
+        <w:r>
+          <w:rPr>
+            <w:i/>
+            <w:iCs/>
+            <w:color w:val="0070C0"/>
+          </w:rPr>
+          <w:delText>osnap</w:delText>
+        </w:r>
+      </w:del>
+      <w:del w:id="227" w:author="Yvonne Firing" w:date="2024-05-24T08:20:00Z">
+        <w:r>
+          <w:rPr>
+            <w:i/>
+            <w:iCs/>
+            <w:color w:val="0070C0"/>
+          </w:rPr>
+          <w:delText>/cruise_data/$cruise</w:delText>
+        </w:r>
+      </w:del>
     </w:p>
     <w:p>
       <w:pPr>
@@ -9356,35 +10509,35 @@
       </w:r>
       <w:proofErr w:type="spellEnd"/>
       <w:r>
-        <w:t xml:space="preserve"> and </w:t>
+        <w:t xml:space="preserve"> and *_</w:t>
+      </w:r>
+      <w:proofErr w:type="spellStart"/>
+      <w:r>
+        <w:t>align_ctm.cnv</w:t>
+      </w:r>
+      <w:proofErr w:type="spellEnd"/>
+      <w:r>
+        <w:t xml:space="preserve">) for each </w:t>
+      </w:r>
+      <w:proofErr w:type="spellStart"/>
+      <w:r>
+        <w:t>caldip</w:t>
+      </w:r>
+      <w:proofErr w:type="spellEnd"/>
+      <w:r>
+        <w:t xml:space="preserve"> cast. The number of the </w:t>
+      </w:r>
+      <w:proofErr w:type="spellStart"/>
+      <w:r>
+        <w:t>caldip</w:t>
+      </w:r>
+      <w:proofErr w:type="spellEnd"/>
+      <w:r>
+        <w:t xml:space="preserve"> cast can be found in the </w:t>
       </w:r>
       <w:r>
         <w:lastRenderedPageBreak/>
-        <w:t>*_</w:t>
-      </w:r>
-      <w:proofErr w:type="spellStart"/>
-      <w:r>
-        <w:t>align_ctm.cnv</w:t>
-      </w:r>
-      <w:proofErr w:type="spellEnd"/>
-      <w:r>
-        <w:t xml:space="preserve">) for each </w:t>
-      </w:r>
-      <w:proofErr w:type="spellStart"/>
-      <w:r>
-        <w:t>caldip</w:t>
-      </w:r>
-      <w:proofErr w:type="spellEnd"/>
-      <w:r>
-        <w:t xml:space="preserve"> cast. The number of the </w:t>
-      </w:r>
-      <w:proofErr w:type="spellStart"/>
-      <w:r>
-        <w:t>caldip</w:t>
-      </w:r>
-      <w:proofErr w:type="spellEnd"/>
-      <w:r>
-        <w:t xml:space="preserve"> cast can be found in the cruise report or in </w:t>
+        <w:t xml:space="preserve">cruise report or in </w:t>
       </w:r>
       <w:proofErr w:type="spellStart"/>
       <w:r>
@@ -10139,7 +11292,7 @@
       <w:pPr>
         <w:pStyle w:val="Heading2"/>
       </w:pPr>
-      <w:bookmarkStart w:id="20" w:name="_Toc108243094"/>
+      <w:bookmarkStart w:id="228" w:name="_Toc108243094"/>
       <w:r>
         <w:t xml:space="preserve">Processing of the moored </w:t>
       </w:r>
@@ -10147,7 +11300,7 @@
       <w:r>
         <w:t>microcat</w:t>
       </w:r>
-      <w:bookmarkEnd w:id="20"/>
+      <w:bookmarkEnd w:id="228"/>
       <w:proofErr w:type="spellEnd"/>
     </w:p>
     <w:p>
@@ -10410,7 +11563,7 @@
       <w:r>
         <w:t>. The script also creates data overview sheet including basic statistics, and produces summary plots, including 2-day low-pass plots.</w:t>
       </w:r>
-      <w:bookmarkStart w:id="21" w:name="_Toc108243095"/>
+      <w:bookmarkStart w:id="229" w:name="_Toc108243095"/>
       <w:r>
         <w:br w:type="page"/>
       </w:r>
@@ -10431,7 +11584,7 @@
       <w:r>
         <w:t xml:space="preserve"> processing after the shipboard calibration casts</w:t>
       </w:r>
-      <w:bookmarkEnd w:id="21"/>
+      <w:bookmarkEnd w:id="229"/>
     </w:p>
     <w:p>
       <w:pPr>
@@ -11154,7 +12307,7 @@
         </w:rPr>
         <w:t>/exec/$</w:t>
       </w:r>
-      <w:bookmarkStart w:id="22" w:name="__DdeLink__4655_1346685515"/>
+      <w:bookmarkStart w:id="230" w:name="__DdeLink__4655_1346685515"/>
       <w:r>
         <w:rPr>
           <w:i/>
@@ -11164,7 +12317,7 @@
         </w:rPr>
         <w:t>cruise</w:t>
       </w:r>
-      <w:bookmarkEnd w:id="22"/>
+      <w:bookmarkEnd w:id="230"/>
       <w:r>
         <w:rPr>
           <w:i/>
@@ -11313,7 +12466,7 @@
       <w:pPr>
         <w:pStyle w:val="Heading2"/>
       </w:pPr>
-      <w:bookmarkStart w:id="23" w:name="_Toc108243096"/>
+      <w:bookmarkStart w:id="231" w:name="_Toc108243096"/>
       <w:r>
         <w:t xml:space="preserve">Delayed mode processing of the </w:t>
       </w:r>
@@ -11328,7 +12481,7 @@
       <w:r>
         <w:t>.</w:t>
       </w:r>
-      <w:bookmarkEnd w:id="23"/>
+      <w:bookmarkEnd w:id="231"/>
     </w:p>
     <w:p>
       <w:pPr>
@@ -11355,11 +12508,11 @@
       <w:pPr>
         <w:pStyle w:val="Heading3"/>
       </w:pPr>
-      <w:bookmarkStart w:id="24" w:name="_Toc108243097"/>
+      <w:bookmarkStart w:id="232" w:name="_Toc108243097"/>
       <w:r>
         <w:t>Set-up metadata files</w:t>
       </w:r>
-      <w:bookmarkEnd w:id="24"/>
+      <w:bookmarkEnd w:id="232"/>
     </w:p>
     <w:p>
       <w:pPr>
@@ -11442,11 +12595,11 @@
       <w:pPr>
         <w:pStyle w:val="Heading3"/>
       </w:pPr>
-      <w:bookmarkStart w:id="25" w:name="_Toc108243098"/>
+      <w:bookmarkStart w:id="233" w:name="_Toc108243098"/>
       <w:r>
         <w:t>Calculation of accurate nominal depth of the mooring instruments, update of the metadata files</w:t>
       </w:r>
-      <w:bookmarkEnd w:id="25"/>
+      <w:bookmarkEnd w:id="233"/>
     </w:p>
     <w:p>
       <w:pPr>
@@ -11499,300 +12652,240 @@
         <w:t xml:space="preserve">  </w:t>
       </w:r>
     </w:p>
-    <w:p>
-      <w:r>
-        <w:t>Except that deploymentdepths.dat file is used by insitu_cal_osnap2 …</w:t>
-      </w:r>
-    </w:p>
     <w:p/>
     <w:p>
       <w:r>
+        <w:t xml:space="preserve">The gridding algorithm pulls info directly from the pressure record for example.  Run the function </w:t>
+      </w:r>
+      <w:r>
+        <w:rPr>
+          <w:i/>
+          <w:iCs/>
+          <w:color w:val="FF0000"/>
+        </w:rPr>
         <w:lastRenderedPageBreak/>
-        <w:t xml:space="preserve">The gridding algorithm pulls info directly from the pressure record for example.  Run the function </w:t>
-      </w:r>
-      <w:r>
-        <w:rPr>
-          <w:i/>
-          <w:iCs/>
+        <w:t>ctd_instrdpth2.m</w:t>
+      </w:r>
+      <w:r>
+        <w:rPr>
+          <w:i/>
+          <w:iCs/>
+        </w:rPr>
+        <w:t xml:space="preserve"> </w:t>
+      </w:r>
+      <w:r>
+        <w:t>for each mooring.</w:t>
+      </w:r>
+      <w:r>
+        <w:t xml:space="preserve"> (the function is in data/CRUISE/calibration). </w:t>
+      </w:r>
+      <w:r>
+        <w:t xml:space="preserve">This will calculate accurate instrument depth from pressure record and update the </w:t>
+      </w:r>
+      <w:r>
+        <w:rPr>
+          <w:i/>
+          <w:iCs/>
+        </w:rPr>
+        <w:t>info.dat</w:t>
+      </w:r>
+      <w:r>
+        <w:t xml:space="preserve"> file located in </w:t>
+      </w:r>
+      <w:proofErr w:type="spellStart"/>
+      <w:r>
+        <w:rPr>
+          <w:i/>
+          <w:iCs/>
+          <w:color w:val="00B050"/>
+        </w:rPr>
+        <w:t>osnap</w:t>
+      </w:r>
+      <w:proofErr w:type="spellEnd"/>
+      <w:r>
+        <w:rPr>
+          <w:i/>
+          <w:iCs/>
+          <w:color w:val="00B050"/>
+        </w:rPr>
+        <w:t>/data/moor/proc/$mooring/</w:t>
+      </w:r>
+    </w:p>
+    <w:p>
+      <w:pPr>
+        <w:spacing w:line="264" w:lineRule="auto"/>
+      </w:pPr>
+      <w:r>
+        <w:t xml:space="preserve">b) Manual creation of a </w:t>
+      </w:r>
+      <w:proofErr w:type="spellStart"/>
+      <w:r>
+        <w:rPr>
+          <w:i/>
+          <w:iCs/>
+          <w:color w:val="0070C0"/>
+        </w:rPr>
+        <w:t>osnap</w:t>
+      </w:r>
+      <w:proofErr w:type="spellEnd"/>
+      <w:r>
+        <w:rPr>
+          <w:i/>
+          <w:iCs/>
+          <w:color w:val="0070C0"/>
+        </w:rPr>
+        <w:t>/data/moor/</w:t>
+      </w:r>
+      <w:proofErr w:type="spellStart"/>
+      <w:r>
+        <w:rPr>
+          <w:i/>
+          <w:iCs/>
+          <w:color w:val="0070C0"/>
+        </w:rPr>
+        <w:t>cal_coef</w:t>
+      </w:r>
+      <w:proofErr w:type="spellEnd"/>
+      <w:r>
+        <w:rPr>
+          <w:i/>
+          <w:iCs/>
+          <w:color w:val="0070C0"/>
+        </w:rPr>
+        <w:t xml:space="preserve">/osnapXX_deploymentdepths.dat </w:t>
+      </w:r>
+      <w:r>
+        <w:t xml:space="preserve">file, which lists all the instruments on every mooring deployed within the deployment period XX  (by using the info.dat file for each mooring in </w:t>
+      </w:r>
+      <w:proofErr w:type="spellStart"/>
+      <w:r>
+        <w:rPr>
+          <w:i/>
+          <w:iCs/>
+          <w:color w:val="0070C0"/>
+        </w:rPr>
+        <w:t>osnap</w:t>
+      </w:r>
+      <w:proofErr w:type="spellEnd"/>
+      <w:r>
+        <w:rPr>
+          <w:i/>
+          <w:iCs/>
+          <w:color w:val="0070C0"/>
+        </w:rPr>
+        <w:t xml:space="preserve">/data/moor/proc/$mooring/ </w:t>
+      </w:r>
+      <w:r>
+        <w:t>)</w:t>
+      </w:r>
+    </w:p>
+    <w:p>
+      <w:pPr>
+        <w:spacing w:line="264" w:lineRule="auto"/>
+      </w:pPr>
+    </w:p>
+    <w:p>
+      <w:pPr>
+        <w:pStyle w:val="Heading3"/>
+      </w:pPr>
+      <w:bookmarkStart w:id="234" w:name="_Toc108243099"/>
+      <w:r>
+        <w:t>Calculation of the pre- or post- deployment conductivity and temperature calibration coefficients</w:t>
+      </w:r>
+      <w:bookmarkEnd w:id="234"/>
+    </w:p>
+    <w:p>
+      <w:pPr>
+        <w:spacing w:line="264" w:lineRule="auto"/>
+      </w:pPr>
+      <w:r>
+        <w:t xml:space="preserve">o) The raw </w:t>
+      </w:r>
+      <w:proofErr w:type="spellStart"/>
+      <w:r>
+        <w:t>microcat</w:t>
+      </w:r>
+      <w:proofErr w:type="spellEnd"/>
+      <w:r>
+        <w:t xml:space="preserve"> data files </w:t>
+      </w:r>
+      <w:r>
+        <w:rPr>
+          <w:i/>
+          <w:iCs/>
+        </w:rPr>
+        <w:t>.raw</w:t>
+      </w:r>
+      <w:r>
+        <w:t xml:space="preserve"> have to be generated before starting this process (by doing the step III for example)</w:t>
+      </w:r>
+    </w:p>
+    <w:p>
+      <w:pPr>
+        <w:spacing w:line="264" w:lineRule="auto"/>
+        <w:rPr>
           <w:color w:val="FF0000"/>
         </w:rPr>
-        <w:t>ctd_instrdpth2.m</w:t>
-      </w:r>
-      <w:r>
-        <w:rPr>
-          <w:i/>
-          <w:iCs/>
-        </w:rPr>
-        <w:t xml:space="preserve"> </w:t>
-      </w:r>
-      <w:r>
-        <w:t>for each mooring.</w:t>
-      </w:r>
-      <w:r>
-        <w:t xml:space="preserve"> </w:t>
-      </w:r>
-      <w:r>
-        <w:t xml:space="preserve">This will calculate accurate instrument depth from pressure record and update the </w:t>
-      </w:r>
-      <w:r>
-        <w:rPr>
-          <w:i/>
-          <w:iCs/>
-        </w:rPr>
-        <w:t>info.dat</w:t>
-      </w:r>
-      <w:r>
-        <w:t xml:space="preserve"> file located in </w:t>
-      </w:r>
-      <w:proofErr w:type="spellStart"/>
-      <w:r>
-        <w:rPr>
-          <w:i/>
-          <w:iCs/>
-          <w:color w:val="00B050"/>
-        </w:rPr>
-        <w:t>osnap</w:t>
-      </w:r>
-      <w:proofErr w:type="spellEnd"/>
-      <w:r>
-        <w:rPr>
-          <w:i/>
-          <w:iCs/>
-          <w:color w:val="00B050"/>
-        </w:rPr>
-        <w:t>/data/moor/proc/$mooring/</w:t>
+      </w:pPr>
+      <w:r>
+        <w:t xml:space="preserve">a) Before processing the mooring data, the calibration coefficient has to be calculated from the comparison between the calibrated shipboard CTD and the lowered mooring CTDs, this task is achieved by running the script </w:t>
+      </w:r>
+      <w:r>
+        <w:rPr>
+          <w:i/>
+          <w:iCs/>
+          <w:color w:val="FF0000"/>
+        </w:rPr>
+        <w:t>osnap/exec/$cruise/delayed_processing_script/mcat_final_calibration/</w:t>
       </w:r>
     </w:p>
     <w:p>
       <w:pPr>
         <w:spacing w:line="264" w:lineRule="auto"/>
       </w:pPr>
-      <w:r>
-        <w:t xml:space="preserve">b) Manual creation of a </w:t>
-      </w:r>
-      <w:proofErr w:type="spellStart"/>
-      <w:r>
-        <w:rPr>
-          <w:i/>
-          <w:iCs/>
-          <w:color w:val="0070C0"/>
-        </w:rPr>
-        <w:t>osnap</w:t>
-      </w:r>
-      <w:proofErr w:type="spellEnd"/>
-      <w:r>
-        <w:rPr>
-          <w:i/>
-          <w:iCs/>
-          <w:color w:val="0070C0"/>
-        </w:rPr>
-        <w:t>/data/moor/</w:t>
-      </w:r>
-      <w:proofErr w:type="spellStart"/>
-      <w:r>
-        <w:rPr>
-          <w:i/>
-          <w:iCs/>
-          <w:color w:val="0070C0"/>
-        </w:rPr>
-        <w:t>cal_coef</w:t>
-      </w:r>
-      <w:proofErr w:type="spellEnd"/>
-      <w:r>
-        <w:rPr>
-          <w:i/>
-          <w:iCs/>
-          <w:color w:val="0070C0"/>
-        </w:rPr>
-        <w:t xml:space="preserve">/osnapXX_deploymentdepths.dat </w:t>
-      </w:r>
-      <w:r>
-        <w:t xml:space="preserve">file, which lists all the instruments on every mooring deployed within the deployment period </w:t>
+      <w:proofErr w:type="spellStart"/>
+      <w:r>
+        <w:rPr>
+          <w:i/>
+          <w:iCs/>
+          <w:color w:val="FF0000"/>
+        </w:rPr>
+        <w:t>caldip_coefficient_calculation.m</w:t>
+      </w:r>
+      <w:proofErr w:type="spellEnd"/>
+      <w:r>
+        <w:rPr>
+          <w:color w:val="FF0000"/>
+        </w:rPr>
+        <w:t xml:space="preserve">. </w:t>
+      </w:r>
+      <w:r>
+        <w:t xml:space="preserve">Several user parameters </w:t>
       </w:r>
       <w:proofErr w:type="gramStart"/>
       <w:r>
-        <w:t>XX  (</w:t>
+        <w:t>have to</w:t>
       </w:r>
       <w:proofErr w:type="gramEnd"/>
       <w:r>
-        <w:t xml:space="preserve">by using the info.dat file for each mooring in </w:t>
-      </w:r>
-      <w:proofErr w:type="spellStart"/>
-      <w:r>
-        <w:rPr>
-          <w:i/>
-          <w:iCs/>
-          <w:color w:val="0070C0"/>
-        </w:rPr>
-        <w:t>osnap</w:t>
-      </w:r>
-      <w:proofErr w:type="spellEnd"/>
-      <w:r>
-        <w:rPr>
-          <w:i/>
-          <w:iCs/>
-          <w:color w:val="0070C0"/>
-        </w:rPr>
-        <w:t xml:space="preserve">/data/moor/proc/$mooring/ </w:t>
-      </w:r>
-      <w:r>
-        <w:t>)</w:t>
+        <w:t xml:space="preserve"> be edit in the beginning of the </w:t>
       </w:r>
     </w:p>
     <w:p>
       <w:pPr>
         <w:spacing w:line="264" w:lineRule="auto"/>
       </w:pPr>
-    </w:p>
-    <w:p>
-      <w:pPr>
-        <w:pStyle w:val="Heading3"/>
-      </w:pPr>
-      <w:bookmarkStart w:id="26" w:name="_Toc108243099"/>
-      <w:r>
-        <w:t>Calculation of the pre- or post- deployment conductivity and temperature calibration coefficients</w:t>
-      </w:r>
-      <w:bookmarkEnd w:id="26"/>
-    </w:p>
-    <w:p>
-      <w:pPr>
-        <w:spacing w:line="264" w:lineRule="auto"/>
-      </w:pPr>
-      <w:r>
-        <w:t>Th</w:t>
-      </w:r>
-      <w:r>
-        <w:t xml:space="preserve">is step uses </w:t>
-      </w:r>
-      <w:proofErr w:type="gramStart"/>
-      <w:r>
-        <w:t xml:space="preserve">the </w:t>
-      </w:r>
-      <w:r>
-        <w:rPr>
-          <w:i/>
-          <w:iCs/>
-        </w:rPr>
-        <w:t>.raw</w:t>
-      </w:r>
-      <w:proofErr w:type="gramEnd"/>
-      <w:r>
-        <w:t xml:space="preserve"> </w:t>
-      </w:r>
-      <w:proofErr w:type="spellStart"/>
-      <w:r>
-        <w:t>microcat</w:t>
-      </w:r>
-      <w:proofErr w:type="spellEnd"/>
-      <w:r>
-        <w:t xml:space="preserve"> data files </w:t>
-      </w:r>
-      <w:r>
-        <w:t>generated b</w:t>
-      </w:r>
-      <w:r>
-        <w:t xml:space="preserve">y running stage 1 processing described in Section 3 – if you have not done that, do it now. </w:t>
-      </w:r>
-    </w:p>
-    <w:p>
-      <w:pPr>
-        <w:spacing w:line="264" w:lineRule="auto"/>
-        <w:rPr>
-          <w:color w:val="FF0000"/>
-        </w:rPr>
-      </w:pPr>
-      <w:r>
-        <w:t xml:space="preserve">a) Before processing the mooring data, the calibration coefficient </w:t>
-      </w:r>
-      <w:proofErr w:type="gramStart"/>
-      <w:r>
-        <w:t>has to</w:t>
-      </w:r>
-      <w:proofErr w:type="gramEnd"/>
-      <w:r>
-        <w:t xml:space="preserve"> be calculated from the comparison between the calibrated shipboard CTD and the lowered mooring CTDs, this task is achieved by running the script </w:t>
-      </w:r>
-      <w:r>
-        <w:rPr>
-          <w:i/>
-          <w:iCs/>
-          <w:color w:val="FF0000"/>
-        </w:rPr>
-        <w:t>osnap/exec/$cruise/delayed_processing_script/mcat_final_calibration/</w:t>
-      </w:r>
-    </w:p>
-    <w:p>
-      <w:pPr>
-        <w:spacing w:line="264" w:lineRule="auto"/>
-      </w:pPr>
-      <w:proofErr w:type="spellStart"/>
-      <w:r>
-        <w:rPr>
-          <w:i/>
-          <w:iCs/>
-          <w:color w:val="FF0000"/>
+      <w:proofErr w:type="spellStart"/>
+      <w:r>
+        <w:rPr>
+          <w:i/>
+          <w:iCs/>
         </w:rPr>
         <w:t>caldip_coefficient_calculation.m</w:t>
       </w:r>
       <w:proofErr w:type="spellEnd"/>
       <w:r>
-        <w:rPr>
-          <w:color w:val="FF0000"/>
-        </w:rPr>
-        <w:t xml:space="preserve">. </w:t>
-      </w:r>
-      <w:r>
-        <w:t xml:space="preserve">Several user parameters </w:t>
-      </w:r>
-      <w:r>
-        <w:t xml:space="preserve">can be set (changed from default </w:t>
-      </w:r>
-      <w:proofErr w:type="gramStart"/>
-      <w:r>
-        <w:t xml:space="preserve">values) </w:t>
-      </w:r>
-      <w:r>
-        <w:t xml:space="preserve"> in</w:t>
-      </w:r>
-      <w:proofErr w:type="gramEnd"/>
-      <w:r>
-        <w:t xml:space="preserve"> the beginning of the </w:t>
-      </w:r>
-      <w:proofErr w:type="spellStart"/>
-      <w:r>
-        <w:rPr>
-          <w:i/>
-          <w:iCs/>
-        </w:rPr>
-        <w:t>caldip_coefficient_calculation.m</w:t>
-      </w:r>
-      <w:proofErr w:type="spellEnd"/>
-      <w:r>
         <w:t xml:space="preserve"> script. </w:t>
-      </w:r>
-    </w:p>
-    <w:p>
-      <w:pPr>
-        <w:spacing w:line="264" w:lineRule="auto"/>
-      </w:pPr>
-      <w:r>
-        <w:t xml:space="preserve">Insitu_cal_osnap2 </w:t>
-      </w:r>
-      <w:proofErr w:type="spellStart"/>
-      <w:r>
-        <w:t>sensortype</w:t>
-      </w:r>
-      <w:proofErr w:type="spellEnd"/>
-      <w:r>
-        <w:t>***</w:t>
-      </w:r>
-    </w:p>
-    <w:p>
-      <w:pPr>
-        <w:spacing w:line="264" w:lineRule="auto"/>
-      </w:pPr>
-      <w:r>
-        <w:t>Why does insitu_cal_osnap2 interpolate then average? How to deal with missing bottles in the middle?</w:t>
       </w:r>
     </w:p>
     <w:p>
@@ -11873,6 +12966,23 @@
         <w:spacing w:line="264" w:lineRule="auto"/>
       </w:pPr>
       <w:r>
+        <w:t>b) Setup the paths to the data files in insitu_cal_osnap</w:t>
+      </w:r>
+      <w:r>
+        <w:t>2</w:t>
+      </w:r>
+      <w:r>
+        <w:t>.m (by adding an entry for the cruise in the if/else part)</w:t>
+      </w:r>
+      <w:r>
+        <w:t>. Make sure that</w:t>
+      </w:r>
+    </w:p>
+    <w:p>
+      <w:pPr>
+        <w:spacing w:line="264" w:lineRule="auto"/>
+      </w:pPr>
+      <w:r>
         <w:t xml:space="preserve">c) </w:t>
       </w:r>
       <w:r>
@@ -12255,7 +13365,23 @@
           <w:i/>
           <w:iCs/>
         </w:rPr>
-        <w:t xml:space="preserve">Each cruise has two sets of columns, one set for deployment and another set for recovery. Each set consist of a column for the mooring in the form MMMM_DD_YYYY, where MMMM is the mooring </w:t>
+        <w:t>Each cruise has two sets of columns, one set for deployment and another set for recovery. Each set consist of a column for the mooring in the form MMMM_DD_YYYY, where MMMM is the mooring id (e.g. rteb1), DD is the deployment number (</w:t>
+      </w:r>
+      <w:proofErr w:type="spellStart"/>
+      <w:r>
+        <w:rPr>
+          <w:i/>
+          <w:iCs/>
+        </w:rPr>
+        <w:t>e.g</w:t>
+      </w:r>
+      <w:proofErr w:type="spellEnd"/>
+      <w:r>
+        <w:rPr>
+          <w:i/>
+          <w:iCs/>
+        </w:rPr>
+        <w:t xml:space="preserve"> 02), and YYYY is the year. In the recovery column </w:t>
       </w:r>
       <w:r>
         <w:rPr>
@@ -12263,23 +13389,7 @@
           <w:iCs/>
         </w:rPr>
         <w:lastRenderedPageBreak/>
-        <w:t>id (e.g. rteb1), DD is the deployment number (</w:t>
-      </w:r>
-      <w:proofErr w:type="spellStart"/>
-      <w:r>
-        <w:rPr>
-          <w:i/>
-          <w:iCs/>
-        </w:rPr>
-        <w:t>e.g</w:t>
-      </w:r>
-      <w:proofErr w:type="spellEnd"/>
-      <w:r>
-        <w:rPr>
-          <w:i/>
-          <w:iCs/>
-        </w:rPr>
-        <w:t xml:space="preserve"> 02), and YYYY is the year. In the recovery column you should enter the mooring that the instrument was recovered from including the deployment number and year of that deployment. In the recovery column, you should enter the mooring that the instrument was then deployed and the future deployment number and year. For example, instrument 1234 was recovered from rteb1_01_2020 and was deployed on ib3_02_2022.</w:t>
+        <w:t>you should enter the mooring that the instrument was recovered from including the deployment number and year of that deployment. In the recovery column, you should enter the mooring that the instrument was then deployed and the future deployment number and year. For example, instrument 1234 was recovered from rteb1_01_2020 and was deployed on ib3_02_2022.</w:t>
       </w:r>
     </w:p>
     <w:p>
@@ -12663,7 +13773,7 @@
       <w:pPr>
         <w:pStyle w:val="Heading3"/>
       </w:pPr>
-      <w:bookmarkStart w:id="27" w:name="_Toc108243100"/>
+      <w:bookmarkStart w:id="235" w:name="_Toc108243100"/>
       <w:r>
         <w:t xml:space="preserve">Gridding of the data: creation of a lowpass </w:t>
       </w:r>
@@ -12675,7 +13785,7 @@
       <w:r>
         <w:t xml:space="preserve"> regular gridded data set.</w:t>
       </w:r>
-      <w:bookmarkEnd w:id="27"/>
+      <w:bookmarkEnd w:id="235"/>
     </w:p>
     <w:p>
       <w:pPr>
@@ -12907,7 +14017,6 @@
         <w:rPr>
           <w:color w:val="000000" w:themeColor="text1"/>
         </w:rPr>
-        <w:lastRenderedPageBreak/>
         <w:t xml:space="preserve">-Load </w:t>
       </w:r>
       <w:proofErr w:type="spellStart"/>
@@ -12941,6 +14050,7 @@
         <w:rPr>
           <w:color w:val="000000" w:themeColor="text1"/>
         </w:rPr>
+        <w:lastRenderedPageBreak/>
         <w:t>-Fill pressure gaps</w:t>
       </w:r>
     </w:p>
@@ -13150,11 +14260,11 @@
       <w:pPr>
         <w:pStyle w:val="Heading3"/>
       </w:pPr>
-      <w:bookmarkStart w:id="28" w:name="_Hlk48134907"/>
+      <w:bookmarkStart w:id="236" w:name="_Hlk48134907"/>
       <w:r>
         <w:t xml:space="preserve"> </w:t>
       </w:r>
-      <w:bookmarkStart w:id="29" w:name="_Toc108243101"/>
+      <w:bookmarkStart w:id="237" w:name="_Toc108243101"/>
       <w:r>
         <w:t xml:space="preserve">merging of the several years of deployment (and if </w:t>
       </w:r>
@@ -13166,11 +14276,11 @@
       <w:r>
         <w:t xml:space="preserve"> moorings)</w:t>
       </w:r>
-      <w:bookmarkEnd w:id="29"/>
+      <w:bookmarkEnd w:id="237"/>
       <w:r>
         <w:t xml:space="preserve"> </w:t>
       </w:r>
-      <w:bookmarkEnd w:id="28"/>
+      <w:bookmarkEnd w:id="236"/>
     </w:p>
     <w:p>
       <w:pPr>
@@ -14104,7 +15214,7 @@
       <w:pPr>
         <w:pStyle w:val="Heading1"/>
       </w:pPr>
-      <w:bookmarkStart w:id="30" w:name="_Toc108243102"/>
+      <w:bookmarkStart w:id="238" w:name="_Toc108243102"/>
       <w:r>
         <w:rPr>
           <w:rStyle w:val="Emphasis"/>
@@ -14114,17 +15224,17 @@
         <w:lastRenderedPageBreak/>
         <w:t>Processing of moored current meter and ADCP data</w:t>
       </w:r>
-      <w:bookmarkEnd w:id="30"/>
+      <w:bookmarkEnd w:id="238"/>
     </w:p>
     <w:p>
       <w:pPr>
         <w:pStyle w:val="Heading2"/>
       </w:pPr>
-      <w:bookmarkStart w:id="31" w:name="_Toc108243103"/>
+      <w:bookmarkStart w:id="239" w:name="_Toc108243103"/>
       <w:r>
         <w:t>Introduction</w:t>
       </w:r>
-      <w:bookmarkEnd w:id="31"/>
+      <w:bookmarkEnd w:id="239"/>
     </w:p>
     <w:p>
       <w:pPr>
@@ -14300,26 +15410,26 @@
       <w:pPr>
         <w:pStyle w:val="Heading2"/>
       </w:pPr>
-      <w:bookmarkStart w:id="32" w:name="_Toc108243104"/>
+      <w:bookmarkStart w:id="240" w:name="_Toc108243104"/>
       <w:r>
         <w:t>Nortek current meter data processing</w:t>
       </w:r>
-      <w:bookmarkEnd w:id="32"/>
+      <w:bookmarkEnd w:id="240"/>
     </w:p>
     <w:p>
       <w:pPr>
         <w:pStyle w:val="Heading3"/>
       </w:pPr>
-      <w:bookmarkStart w:id="33" w:name="__DdeLink__622_259069805"/>
-      <w:bookmarkStart w:id="34" w:name="_Toc108243105"/>
+      <w:bookmarkStart w:id="241" w:name="__DdeLink__622_259069805"/>
+      <w:bookmarkStart w:id="242" w:name="_Toc108243105"/>
       <w:r>
         <w:t xml:space="preserve">Stage0 – Data Download </w:t>
       </w:r>
-      <w:bookmarkEnd w:id="33"/>
+      <w:bookmarkEnd w:id="241"/>
       <w:r>
         <w:t>(done during the cruise $CRUISE)</w:t>
       </w:r>
-      <w:bookmarkEnd w:id="34"/>
+      <w:bookmarkEnd w:id="242"/>
     </w:p>
     <w:p>
       <w:pPr>
@@ -14476,11 +15586,11 @@
       <w:pPr>
         <w:pStyle w:val="Heading3"/>
       </w:pPr>
-      <w:bookmarkStart w:id="35" w:name="_Toc108243106"/>
+      <w:bookmarkStart w:id="243" w:name="_Toc108243106"/>
       <w:r>
         <w:t>Stage1 – Conversion to standard RDB format and basic statistics</w:t>
       </w:r>
-      <w:bookmarkEnd w:id="35"/>
+      <w:bookmarkEnd w:id="243"/>
     </w:p>
     <w:p>
       <w:pPr>
@@ -14894,12 +16004,12 @@
       <w:pPr>
         <w:pStyle w:val="Heading3"/>
       </w:pPr>
-      <w:bookmarkStart w:id="36" w:name="_Toc108243107"/>
+      <w:bookmarkStart w:id="244" w:name="_Toc108243107"/>
       <w:r>
         <w:lastRenderedPageBreak/>
         <w:t>Stage2 – Trimming of data, summary plots</w:t>
       </w:r>
-      <w:bookmarkEnd w:id="36"/>
+      <w:bookmarkEnd w:id="244"/>
     </w:p>
     <w:p>
       <w:pPr>
@@ -15070,11 +16180,11 @@
       <w:pPr>
         <w:pStyle w:val="Heading3"/>
       </w:pPr>
-      <w:bookmarkStart w:id="37" w:name="_Toc108243108"/>
+      <w:bookmarkStart w:id="245" w:name="_Toc108243108"/>
       <w:r>
         <w:t>Stage3 – Data editing, speed of sound correction, magnetic declination correction, data filtering</w:t>
       </w:r>
-      <w:bookmarkEnd w:id="37"/>
+      <w:bookmarkEnd w:id="245"/>
     </w:p>
     <w:p>
       <w:pPr>
@@ -15084,13 +16194,23 @@
       <w:r>
         <w:t xml:space="preserve">The script </w:t>
       </w:r>
+      <w:proofErr w:type="gramStart"/>
       <w:r>
         <w:rPr>
           <w:i/>
           <w:iCs/>
           <w:color w:val="FF0000"/>
         </w:rPr>
-        <w:t>proc_stage3_adcp_nortek</w:t>
+        <w:t>proc</w:t>
+      </w:r>
+      <w:proofErr w:type="gramEnd"/>
+      <w:r>
+        <w:rPr>
+          <w:i/>
+          <w:iCs/>
+          <w:color w:val="FF0000"/>
+        </w:rPr>
+        <w:t>_stage3_adcp_nortek</w:t>
       </w:r>
       <w:r>
         <w:rPr>
@@ -15126,26 +16246,14 @@
         </w:rPr>
         <w:t>\delayed_processing_script\</w:t>
       </w:r>
-      <w:del w:id="38" w:author="Lewis Drysdale" w:date="2024-12-02T09:15:00Z" w16du:dateUtc="2024-12-02T09:15:00Z">
-        <w:r>
-          <w:rPr>
-            <w:i/>
-            <w:iCs/>
-            <w:color w:val="FF0000"/>
-          </w:rPr>
-          <w:delText>adcp</w:delText>
-        </w:r>
-      </w:del>
-      <w:ins w:id="39" w:author="Lewis Drysdale" w:date="2024-12-02T09:15:00Z" w16du:dateUtc="2024-12-02T09:15:00Z">
-        <w:r>
-          <w:rPr>
-            <w:i/>
-            <w:iCs/>
-            <w:color w:val="FF0000"/>
-          </w:rPr>
-          <w:t>velocity</w:t>
-        </w:r>
-      </w:ins>
+      <w:r>
+        <w:rPr>
+          <w:i/>
+          <w:iCs/>
+          <w:color w:val="FF0000"/>
+        </w:rPr>
+        <w:t>adcp</w:t>
+      </w:r>
       <w:r>
         <w:rPr>
           <w:i/>
@@ -15703,12 +16811,12 @@
         <w:pStyle w:val="Heading3"/>
         <w:pageBreakBefore/>
       </w:pPr>
-      <w:bookmarkStart w:id="40" w:name="_Toc108243109"/>
+      <w:bookmarkStart w:id="246" w:name="_Toc108243109"/>
       <w:r>
         <w:lastRenderedPageBreak/>
         <w:t>Stage 4 – Data gridding of individual deployment</w:t>
       </w:r>
-      <w:bookmarkEnd w:id="40"/>
+      <w:bookmarkEnd w:id="246"/>
     </w:p>
     <w:p>
       <w:pPr>
@@ -16160,7 +17268,7 @@
       <w:pPr>
         <w:pStyle w:val="Heading1"/>
       </w:pPr>
-      <w:bookmarkStart w:id="41" w:name="_Toc108243110"/>
+      <w:bookmarkStart w:id="247" w:name="_Toc108243110"/>
       <w:proofErr w:type="spellStart"/>
       <w:r>
         <w:lastRenderedPageBreak/>
@@ -16170,7 +17278,7 @@
       <w:r>
         <w:t xml:space="preserve"> Data Processing</w:t>
       </w:r>
-      <w:bookmarkEnd w:id="41"/>
+      <w:bookmarkEnd w:id="247"/>
       <w:r>
         <w:t xml:space="preserve"> </w:t>
       </w:r>
@@ -16179,11 +17287,11 @@
       <w:pPr>
         <w:pStyle w:val="Heading2"/>
       </w:pPr>
-      <w:bookmarkStart w:id="42" w:name="_Toc108243111"/>
+      <w:bookmarkStart w:id="248" w:name="_Toc108243111"/>
       <w:r>
         <w:t>Stage 0 – Data Download</w:t>
       </w:r>
-      <w:bookmarkEnd w:id="42"/>
+      <w:bookmarkEnd w:id="248"/>
       <w:r>
         <w:t xml:space="preserve"> </w:t>
       </w:r>
@@ -16277,11 +17385,11 @@
       <w:pPr>
         <w:pStyle w:val="Heading2"/>
       </w:pPr>
-      <w:bookmarkStart w:id="43" w:name="_Toc108243112"/>
+      <w:bookmarkStart w:id="249" w:name="_Toc108243112"/>
       <w:r>
         <w:t>Stage 1 – Conversion to standard RDB format</w:t>
       </w:r>
-      <w:bookmarkEnd w:id="43"/>
+      <w:bookmarkEnd w:id="249"/>
       <w:r>
         <w:t xml:space="preserve"> </w:t>
       </w:r>
@@ -16773,12 +17881,12 @@
       <w:pPr>
         <w:pStyle w:val="Heading1"/>
       </w:pPr>
-      <w:bookmarkStart w:id="44" w:name="_Toc108243113"/>
+      <w:bookmarkStart w:id="250" w:name="_Toc108243113"/>
       <w:r>
         <w:lastRenderedPageBreak/>
         <w:t>Data reports tools</w:t>
       </w:r>
-      <w:bookmarkEnd w:id="44"/>
+      <w:bookmarkEnd w:id="250"/>
     </w:p>
     <w:p>
       <w:pPr>
@@ -18118,7 +19226,7 @@
                     <pic:cNvPicPr/>
                   </pic:nvPicPr>
                   <pic:blipFill rotWithShape="1">
-                    <a:blip r:embed="rId27">
+                    <a:blip r:embed="rId26">
                       <a:extLst>
                         <a:ext uri="{28A0092B-C50C-407E-A947-70E740481C1C}">
                           <a14:useLocalDpi xmlns:a14="http://schemas.microsoft.com/office/drawing/2010/main" val="0"/>
@@ -18215,7 +19323,7 @@
                     <pic:cNvPicPr/>
                   </pic:nvPicPr>
                   <pic:blipFill>
-                    <a:blip r:embed="rId28">
+                    <a:blip r:embed="rId27">
                       <a:extLst>
                         <a:ext uri="{28A0092B-C50C-407E-A947-70E740481C1C}">
                           <a14:useLocalDpi xmlns:a14="http://schemas.microsoft.com/office/drawing/2010/main" val="0"/>
@@ -18285,7 +19393,7 @@
                     <pic:cNvPicPr/>
                   </pic:nvPicPr>
                   <pic:blipFill rotWithShape="1">
-                    <a:blip r:embed="rId29">
+                    <a:blip r:embed="rId28">
                       <a:extLst>
                         <a:ext uri="{28A0092B-C50C-407E-A947-70E740481C1C}">
                           <a14:useLocalDpi xmlns:a14="http://schemas.microsoft.com/office/drawing/2010/main" val="0"/>
@@ -18389,7 +19497,7 @@
       <w:pPr>
         <w:pStyle w:val="Heading1"/>
       </w:pPr>
-      <w:bookmarkStart w:id="45" w:name="_Toc108243114"/>
+      <w:bookmarkStart w:id="251" w:name="_Toc108243114"/>
       <w:r>
         <w:lastRenderedPageBreak/>
         <w:t xml:space="preserve">Export to </w:t>
@@ -18402,7 +19510,7 @@
       <w:r>
         <w:t xml:space="preserve"> format [if required]</w:t>
       </w:r>
-      <w:bookmarkEnd w:id="45"/>
+      <w:bookmarkEnd w:id="251"/>
     </w:p>
     <w:p>
       <w:pPr>
@@ -18824,7 +19932,7 @@
       <w:pPr>
         <w:pStyle w:val="Heading1"/>
       </w:pPr>
-      <w:bookmarkStart w:id="46" w:name="_Toc108243115"/>
+      <w:bookmarkStart w:id="252" w:name="_Toc108243115"/>
       <w:r>
         <w:t xml:space="preserve">Export to </w:t>
       </w:r>
@@ -18836,7 +19944,7 @@
       <w:r>
         <w:t xml:space="preserve"> for CLASS data working group</w:t>
       </w:r>
-      <w:bookmarkEnd w:id="46"/>
+      <w:bookmarkEnd w:id="252"/>
     </w:p>
     <w:p/>
     <w:p>
@@ -18970,21 +20078,21 @@
       <w:pPr>
         <w:pStyle w:val="Heading1"/>
       </w:pPr>
-      <w:bookmarkStart w:id="47" w:name="_Toc108243116"/>
+      <w:bookmarkStart w:id="253" w:name="_Toc108243116"/>
       <w:r>
         <w:t>Appendix: Historical and OSNAP CTD profiles close to the moorings</w:t>
       </w:r>
-      <w:bookmarkEnd w:id="47"/>
+      <w:bookmarkEnd w:id="253"/>
     </w:p>
     <w:p>
       <w:pPr>
         <w:pStyle w:val="Heading3"/>
       </w:pPr>
-      <w:bookmarkStart w:id="48" w:name="_Toc108243117"/>
+      <w:bookmarkStart w:id="254" w:name="_Toc108243117"/>
       <w:r>
         <w:t>RTEB1</w:t>
       </w:r>
-      <w:bookmarkEnd w:id="48"/>
+      <w:bookmarkEnd w:id="254"/>
     </w:p>
     <w:tbl>
       <w:tblPr>
@@ -19036,7 +20144,7 @@
                           </pic:cNvPicPr>
                         </pic:nvPicPr>
                         <pic:blipFill>
-                          <a:blip r:embed="rId30" cstate="print">
+                          <a:blip r:embed="rId29" cstate="print">
                             <a:extLst>
                               <a:ext uri="{28A0092B-C50C-407E-A947-70E740481C1C}">
                                 <a14:useLocalDpi xmlns:a14="http://schemas.microsoft.com/office/drawing/2010/main" val="0"/>
@@ -19088,7 +20196,7 @@
               </w:rPr>
               <w:lastRenderedPageBreak/>
               <w:drawing>
-                <wp:inline distT="0" distB="0" distL="0" distR="0" wp14:anchorId="76722825" wp14:editId="16FBE297">
+                <wp:inline distT="0" distB="0" distL="0" distR="0" wp14:anchorId="76722825" wp14:editId="27FD84A2">
                   <wp:extent cx="6120130" cy="4511675"/>
                   <wp:effectExtent l="0" t="0" r="0" b="3175"/>
                   <wp:docPr id="7" name="Picture 7"/>
@@ -19105,7 +20213,7 @@
                           </pic:cNvPicPr>
                         </pic:nvPicPr>
                         <pic:blipFill>
-                          <a:blip r:embed="rId31" cstate="print">
+                          <a:blip r:embed="rId30" cstate="print">
                             <a:extLst>
                               <a:ext uri="{28A0092B-C50C-407E-A947-70E740481C1C}">
                                 <a14:useLocalDpi xmlns:a14="http://schemas.microsoft.com/office/drawing/2010/main" val="0"/>
@@ -19146,11 +20254,11 @@
       <w:pPr>
         <w:pStyle w:val="Heading3"/>
       </w:pPr>
-      <w:bookmarkStart w:id="49" w:name="_Toc108243118"/>
+      <w:bookmarkStart w:id="255" w:name="_Toc108243118"/>
       <w:r>
         <w:t>RTWB1</w:t>
       </w:r>
-      <w:bookmarkEnd w:id="49"/>
+      <w:bookmarkEnd w:id="255"/>
     </w:p>
     <w:tbl>
       <w:tblPr>
@@ -19185,7 +20293,7 @@
                 <w:noProof/>
               </w:rPr>
               <w:drawing>
-                <wp:inline distT="0" distB="0" distL="0" distR="0" wp14:anchorId="4E4C0E1B" wp14:editId="2EEEB754">
+                <wp:inline distT="0" distB="0" distL="0" distR="0" wp14:anchorId="4E4C0E1B" wp14:editId="4E36D105">
                   <wp:extent cx="4962525" cy="3657600"/>
                   <wp:effectExtent l="0" t="0" r="9525" b="0"/>
                   <wp:docPr id="6" name="Picture 6"/>
@@ -19202,7 +20310,7 @@
                           </pic:cNvPicPr>
                         </pic:nvPicPr>
                         <pic:blipFill>
-                          <a:blip r:embed="rId32" cstate="print">
+                          <a:blip r:embed="rId31" cstate="print">
                             <a:extLst>
                               <a:ext uri="{28A0092B-C50C-407E-A947-70E740481C1C}">
                                 <a14:useLocalDpi xmlns:a14="http://schemas.microsoft.com/office/drawing/2010/main" val="0"/>
@@ -19255,7 +20363,7 @@
               </w:rPr>
               <w:lastRenderedPageBreak/>
               <w:drawing>
-                <wp:inline distT="0" distB="0" distL="0" distR="0" wp14:anchorId="040084BB" wp14:editId="1BEB5A2A">
+                <wp:inline distT="0" distB="0" distL="0" distR="0" wp14:anchorId="040084BB" wp14:editId="1E697193">
                   <wp:extent cx="6048375" cy="4457700"/>
                   <wp:effectExtent l="0" t="0" r="9525" b="0"/>
                   <wp:docPr id="5" name="Picture 5"/>
@@ -19272,7 +20380,7 @@
                           </pic:cNvPicPr>
                         </pic:nvPicPr>
                         <pic:blipFill>
-                          <a:blip r:embed="rId33" cstate="print">
+                          <a:blip r:embed="rId32" cstate="print">
                             <a:extLst>
                               <a:ext uri="{28A0092B-C50C-407E-A947-70E740481C1C}">
                                 <a14:useLocalDpi xmlns:a14="http://schemas.microsoft.com/office/drawing/2010/main" val="0"/>
@@ -19323,12 +20431,12 @@
       <w:pPr>
         <w:pStyle w:val="Heading3"/>
       </w:pPr>
-      <w:bookmarkStart w:id="50" w:name="_Toc108243119"/>
+      <w:bookmarkStart w:id="256" w:name="_Toc108243119"/>
       <w:r>
         <w:lastRenderedPageBreak/>
         <w:t>RTWB2</w:t>
       </w:r>
-      <w:bookmarkEnd w:id="50"/>
+      <w:bookmarkEnd w:id="256"/>
     </w:p>
     <w:tbl>
       <w:tblPr>
@@ -19363,7 +20471,7 @@
                 <w:noProof/>
               </w:rPr>
               <w:drawing>
-                <wp:inline distT="0" distB="0" distL="0" distR="0" wp14:anchorId="06D1BFF7" wp14:editId="57100060">
+                <wp:inline distT="0" distB="0" distL="0" distR="0" wp14:anchorId="06D1BFF7" wp14:editId="5DCD0C9B">
                   <wp:extent cx="5267325" cy="3876675"/>
                   <wp:effectExtent l="0" t="0" r="9525" b="9525"/>
                   <wp:docPr id="4" name="Picture 4"/>
@@ -19380,7 +20488,7 @@
                           </pic:cNvPicPr>
                         </pic:nvPicPr>
                         <pic:blipFill>
-                          <a:blip r:embed="rId34" cstate="print">
+                          <a:blip r:embed="rId33" cstate="print">
                             <a:extLst>
                               <a:ext uri="{28A0092B-C50C-407E-A947-70E740481C1C}">
                                 <a14:useLocalDpi xmlns:a14="http://schemas.microsoft.com/office/drawing/2010/main" val="0"/>
@@ -19433,7 +20541,7 @@
               </w:rPr>
               <w:lastRenderedPageBreak/>
               <w:drawing>
-                <wp:inline distT="0" distB="0" distL="0" distR="0" wp14:anchorId="14B24167" wp14:editId="64EF9ABC">
+                <wp:inline distT="0" distB="0" distL="0" distR="0" wp14:anchorId="14B24167" wp14:editId="0D004112">
                   <wp:extent cx="6048375" cy="4457700"/>
                   <wp:effectExtent l="0" t="0" r="9525" b="0"/>
                   <wp:docPr id="3" name="Picture 3"/>
@@ -19450,7 +20558,7 @@
                           </pic:cNvPicPr>
                         </pic:nvPicPr>
                         <pic:blipFill>
-                          <a:blip r:embed="rId35" cstate="print">
+                          <a:blip r:embed="rId34" cstate="print">
                             <a:extLst>
                               <a:ext uri="{28A0092B-C50C-407E-A947-70E740481C1C}">
                                 <a14:useLocalDpi xmlns:a14="http://schemas.microsoft.com/office/drawing/2010/main" val="0"/>
@@ -19501,12 +20609,12 @@
       <w:pPr>
         <w:pStyle w:val="Heading3"/>
       </w:pPr>
-      <w:bookmarkStart w:id="51" w:name="_Toc108243120"/>
+      <w:bookmarkStart w:id="257" w:name="_Toc108243120"/>
       <w:r>
         <w:lastRenderedPageBreak/>
         <w:t>RTADCP1</w:t>
       </w:r>
-      <w:bookmarkEnd w:id="51"/>
+      <w:bookmarkEnd w:id="257"/>
     </w:p>
     <w:tbl>
       <w:tblPr>
@@ -19541,7 +20649,7 @@
                 <w:noProof/>
               </w:rPr>
               <w:drawing>
-                <wp:inline distT="0" distB="0" distL="0" distR="0" wp14:anchorId="790F7540" wp14:editId="53AE6899">
+                <wp:inline distT="0" distB="0" distL="0" distR="0" wp14:anchorId="790F7540" wp14:editId="7D8907E1">
                   <wp:extent cx="5076825" cy="3733800"/>
                   <wp:effectExtent l="0" t="0" r="9525" b="0"/>
                   <wp:docPr id="2" name="Picture 2"/>
@@ -19558,7 +20666,7 @@
                           </pic:cNvPicPr>
                         </pic:nvPicPr>
                         <pic:blipFill>
-                          <a:blip r:embed="rId36" cstate="print">
+                          <a:blip r:embed="rId35" cstate="print">
                             <a:extLst>
                               <a:ext uri="{28A0092B-C50C-407E-A947-70E740481C1C}">
                                 <a14:useLocalDpi xmlns:a14="http://schemas.microsoft.com/office/drawing/2010/main" val="0"/>
@@ -19610,7 +20718,7 @@
                 <w:noProof/>
               </w:rPr>
               <w:drawing>
-                <wp:inline distT="0" distB="0" distL="0" distR="0" wp14:anchorId="0CF09B19" wp14:editId="3FF5CC61">
+                <wp:inline distT="0" distB="0" distL="0" distR="0" wp14:anchorId="0CF09B19" wp14:editId="07059DF2">
                   <wp:extent cx="6048375" cy="4457700"/>
                   <wp:effectExtent l="0" t="0" r="9525" b="0"/>
                   <wp:docPr id="1" name="Picture 1"/>
@@ -19627,7 +20735,7 @@
                           </pic:cNvPicPr>
                         </pic:nvPicPr>
                         <pic:blipFill>
-                          <a:blip r:embed="rId37" cstate="print">
+                          <a:blip r:embed="rId36" cstate="print">
                             <a:extLst>
                               <a:ext uri="{28A0092B-C50C-407E-A947-70E740481C1C}">
                                 <a14:useLocalDpi xmlns:a14="http://schemas.microsoft.com/office/drawing/2010/main" val="0"/>
@@ -19666,8 +20774,8 @@
     </w:tbl>
     <w:p/>
     <w:sectPr>
-      <w:headerReference w:type="default" r:id="rId38"/>
-      <w:footerReference w:type="default" r:id="rId39"/>
+      <w:headerReference w:type="default" r:id="rId37"/>
+      <w:footerReference w:type="default" r:id="rId38"/>
       <w:pgSz w:w="11906" w:h="16838"/>
       <w:pgMar w:top="1693" w:right="1134" w:bottom="1693" w:left="1134" w:header="1134" w:footer="1134" w:gutter="0"/>
       <w:pgNumType w:start="0"/>
@@ -19680,8 +20788,8 @@
 </file>
 
 <file path=word/comments.xml><?xml version="1.0" encoding="utf-8"?>
-<w:comments xmlns:wpc="http://schemas.microsoft.com/office/word/2010/wordprocessingCanvas" xmlns:cx="http://schemas.microsoft.com/office/drawing/2014/chartex" xmlns:cx1="http://schemas.microsoft.com/office/drawing/2015/9/8/chartex" xmlns:cx2="http://schemas.microsoft.com/office/drawing/2015/10/21/chartex" xmlns:cx3="http://schemas.microsoft.com/office/drawing/2016/5/9/chartex" xmlns:cx4="http://schemas.microsoft.com/office/drawing/2016/5/10/chartex" xmlns:cx5="http://schemas.microsoft.com/office/drawing/2016/5/11/chartex" xmlns:cx6="http://schemas.microsoft.com/office/drawing/2016/5/12/chartex" xmlns:cx7="http://schemas.microsoft.com/office/drawing/2016/5/13/chartex" xmlns:cx8="http://schemas.microsoft.com/office/drawing/2016/5/14/chartex" xmlns:mc="http://schemas.openxmlformats.org/markup-compatibility/2006" xmlns:aink="http://schemas.microsoft.com/office/drawing/2016/ink" xmlns:am3d="http://schemas.microsoft.com/office/drawing/2017/model3d" xmlns:o="urn:schemas-microsoft-com:office:office" xmlns:oel="http://schemas.microsoft.com/office/2019/extlst" xmlns:r="http://schemas.openxmlformats.org/officeDocument/2006/relationships" xmlns:m="http://schemas.openxmlformats.org/officeDocument/2006/math" xmlns:v="urn:schemas-microsoft-com:vml" xmlns:wp14="http://schemas.microsoft.com/office/word/2010/wordprocessingDrawing" xmlns:wp="http://schemas.openxmlformats.org/drawingml/2006/wordprocessingDrawing" xmlns:w10="urn:schemas-microsoft-com:office:word" xmlns:w="http://schemas.openxmlformats.org/wordprocessingml/2006/main" xmlns:w14="http://schemas.microsoft.com/office/word/2010/wordml" xmlns:w15="http://schemas.microsoft.com/office/word/2012/wordml" xmlns:w16cex="http://schemas.microsoft.com/office/word/2018/wordml/cex" xmlns:w16cid="http://schemas.microsoft.com/office/word/2016/wordml/cid" xmlns:w16="http://schemas.microsoft.com/office/word/2018/wordml" xmlns:w16du="http://schemas.microsoft.com/office/word/2023/wordml/word16du" xmlns:w16sdtdh="http://schemas.microsoft.com/office/word/2020/wordml/sdtdatahash" xmlns:w16se="http://schemas.microsoft.com/office/word/2015/wordml/symex" xmlns:wpg="http://schemas.microsoft.com/office/word/2010/wordprocessingGroup" xmlns:wpi="http://schemas.microsoft.com/office/word/2010/wordprocessingInk" xmlns:wne="http://schemas.microsoft.com/office/word/2006/wordml" xmlns:wps="http://schemas.microsoft.com/office/word/2010/wordprocessingShape" mc:Ignorable="w14 w15 w16se w16cid w16 w16cex w16sdtdh w16du wp14">
-  <w:comment w:id="1" w:author="Yvonne Firing" w:date="2024-05-24T07:42:00Z" w:initials="YF">
+<w:comments xmlns:wpc="http://schemas.microsoft.com/office/word/2010/wordprocessingCanvas" xmlns:cx="http://schemas.microsoft.com/office/drawing/2014/chartex" xmlns:cx1="http://schemas.microsoft.com/office/drawing/2015/9/8/chartex" xmlns:cx2="http://schemas.microsoft.com/office/drawing/2015/10/21/chartex" xmlns:cx3="http://schemas.microsoft.com/office/drawing/2016/5/9/chartex" xmlns:cx4="http://schemas.microsoft.com/office/drawing/2016/5/10/chartex" xmlns:cx5="http://schemas.microsoft.com/office/drawing/2016/5/11/chartex" xmlns:cx6="http://schemas.microsoft.com/office/drawing/2016/5/12/chartex" xmlns:cx7="http://schemas.microsoft.com/office/drawing/2016/5/13/chartex" xmlns:cx8="http://schemas.microsoft.com/office/drawing/2016/5/14/chartex" xmlns:mc="http://schemas.openxmlformats.org/markup-compatibility/2006" xmlns:aink="http://schemas.microsoft.com/office/drawing/2016/ink" xmlns:am3d="http://schemas.microsoft.com/office/drawing/2017/model3d" xmlns:o="urn:schemas-microsoft-com:office:office" xmlns:oel="http://schemas.microsoft.com/office/2019/extlst" xmlns:r="http://schemas.openxmlformats.org/officeDocument/2006/relationships" xmlns:m="http://schemas.openxmlformats.org/officeDocument/2006/math" xmlns:v="urn:schemas-microsoft-com:vml" xmlns:wp14="http://schemas.microsoft.com/office/word/2010/wordprocessingDrawing" xmlns:wp="http://schemas.openxmlformats.org/drawingml/2006/wordprocessingDrawing" xmlns:w10="urn:schemas-microsoft-com:office:word" xmlns:w="http://schemas.openxmlformats.org/wordprocessingml/2006/main" xmlns:w14="http://schemas.microsoft.com/office/word/2010/wordml" xmlns:w15="http://schemas.microsoft.com/office/word/2012/wordml" xmlns:w16cex="http://schemas.microsoft.com/office/word/2018/wordml/cex" xmlns:w16cid="http://schemas.microsoft.com/office/word/2016/wordml/cid" xmlns:w16="http://schemas.microsoft.com/office/word/2018/wordml" xmlns:w16sdtdh="http://schemas.microsoft.com/office/word/2020/wordml/sdtdatahash" xmlns:w16se="http://schemas.microsoft.com/office/word/2015/wordml/symex" xmlns:wpg="http://schemas.microsoft.com/office/word/2010/wordprocessingGroup" xmlns:wpi="http://schemas.microsoft.com/office/word/2010/wordprocessingInk" xmlns:wne="http://schemas.microsoft.com/office/word/2006/wordml" xmlns:wps="http://schemas.microsoft.com/office/word/2010/wordprocessingShape" mc:Ignorable="w14 w15 w16se w16cid w16 w16cex w16sdtdh wp14">
+  <w:comment w:id="38" w:author="Yvonne Firing" w:date="2024-05-24T07:42:00Z" w:initials="YF">
     <w:p>
       <w:r>
         <w:rPr>
@@ -19700,7 +20808,7 @@
       </w:r>
     </w:p>
   </w:comment>
-  <w:comment w:id="3" w:author="Yvonne Firing" w:date="2024-05-24T07:46:00Z" w:initials="YF">
+  <w:comment w:id="129" w:author="Yvonne Firing" w:date="2024-05-24T07:46:00Z" w:initials="YF">
     <w:p>
       <w:r>
         <w:rPr>
@@ -19719,7 +20827,7 @@
       </w:r>
     </w:p>
   </w:comment>
-  <w:comment w:id="13" w:author="Yvonne Firing" w:date="2024-05-24T08:13:00Z" w:initials="YF">
+  <w:comment w:id="177" w:author="Yvonne Firing" w:date="2024-05-24T08:13:00Z" w:initials="YF">
     <w:p>
       <w:r>
         <w:rPr>
@@ -19738,7 +20846,7 @@
       </w:r>
     </w:p>
   </w:comment>
-  <w:comment w:id="14" w:author="Yvonne Firing" w:date="2024-05-24T08:10:00Z" w:initials="YF">
+  <w:comment w:id="182" w:author="Yvonne Firing" w:date="2024-05-24T08:10:00Z" w:initials="YF">
     <w:p>
       <w:r>
         <w:rPr>
@@ -19756,7 +20864,7 @@
       </w:r>
     </w:p>
   </w:comment>
-  <w:comment w:id="17" w:author="Firing, Yvonne L." w:date="2022-12-14T09:59:00Z" w:initials="FYL">
+  <w:comment w:id="204" w:author="Firing, Yvonne L." w:date="2022-12-14T09:59:00Z" w:initials="FYL">
     <w:p>
       <w:r>
         <w:rPr>
@@ -19778,7 +20886,7 @@
 </file>
 
 <file path=word/commentsExtended.xml><?xml version="1.0" encoding="utf-8"?>
-<w15:commentsEx xmlns:wpc="http://schemas.microsoft.com/office/word/2010/wordprocessingCanvas" xmlns:cx="http://schemas.microsoft.com/office/drawing/2014/chartex" xmlns:cx1="http://schemas.microsoft.com/office/drawing/2015/9/8/chartex" xmlns:cx2="http://schemas.microsoft.com/office/drawing/2015/10/21/chartex" xmlns:cx3="http://schemas.microsoft.com/office/drawing/2016/5/9/chartex" xmlns:cx4="http://schemas.microsoft.com/office/drawing/2016/5/10/chartex" xmlns:cx5="http://schemas.microsoft.com/office/drawing/2016/5/11/chartex" xmlns:cx6="http://schemas.microsoft.com/office/drawing/2016/5/12/chartex" xmlns:cx7="http://schemas.microsoft.com/office/drawing/2016/5/13/chartex" xmlns:cx8="http://schemas.microsoft.com/office/drawing/2016/5/14/chartex" xmlns:mc="http://schemas.openxmlformats.org/markup-compatibility/2006" xmlns:aink="http://schemas.microsoft.com/office/drawing/2016/ink" xmlns:am3d="http://schemas.microsoft.com/office/drawing/2017/model3d" xmlns:o="urn:schemas-microsoft-com:office:office" xmlns:oel="http://schemas.microsoft.com/office/2019/extlst" xmlns:r="http://schemas.openxmlformats.org/officeDocument/2006/relationships" xmlns:m="http://schemas.openxmlformats.org/officeDocument/2006/math" xmlns:v="urn:schemas-microsoft-com:vml" xmlns:wp14="http://schemas.microsoft.com/office/word/2010/wordprocessingDrawing" xmlns:wp="http://schemas.openxmlformats.org/drawingml/2006/wordprocessingDrawing" xmlns:w10="urn:schemas-microsoft-com:office:word" xmlns:w="http://schemas.openxmlformats.org/wordprocessingml/2006/main" xmlns:w14="http://schemas.microsoft.com/office/word/2010/wordml" xmlns:w15="http://schemas.microsoft.com/office/word/2012/wordml" xmlns:w16cex="http://schemas.microsoft.com/office/word/2018/wordml/cex" xmlns:w16cid="http://schemas.microsoft.com/office/word/2016/wordml/cid" xmlns:w16="http://schemas.microsoft.com/office/word/2018/wordml" xmlns:w16du="http://schemas.microsoft.com/office/word/2023/wordml/word16du" xmlns:w16sdtdh="http://schemas.microsoft.com/office/word/2020/wordml/sdtdatahash" xmlns:w16se="http://schemas.microsoft.com/office/word/2015/wordml/symex" xmlns:wpg="http://schemas.microsoft.com/office/word/2010/wordprocessingGroup" xmlns:wpi="http://schemas.microsoft.com/office/word/2010/wordprocessingInk" xmlns:wne="http://schemas.microsoft.com/office/word/2006/wordml" xmlns:wps="http://schemas.microsoft.com/office/word/2010/wordprocessingShape" mc:Ignorable="w14 w15 w16se w16cid w16 w16cex w16sdtdh w16du wp14">
+<w15:commentsEx xmlns:wpc="http://schemas.microsoft.com/office/word/2010/wordprocessingCanvas" xmlns:cx="http://schemas.microsoft.com/office/drawing/2014/chartex" xmlns:cx1="http://schemas.microsoft.com/office/drawing/2015/9/8/chartex" xmlns:cx2="http://schemas.microsoft.com/office/drawing/2015/10/21/chartex" xmlns:cx3="http://schemas.microsoft.com/office/drawing/2016/5/9/chartex" xmlns:cx4="http://schemas.microsoft.com/office/drawing/2016/5/10/chartex" xmlns:cx5="http://schemas.microsoft.com/office/drawing/2016/5/11/chartex" xmlns:cx6="http://schemas.microsoft.com/office/drawing/2016/5/12/chartex" xmlns:cx7="http://schemas.microsoft.com/office/drawing/2016/5/13/chartex" xmlns:cx8="http://schemas.microsoft.com/office/drawing/2016/5/14/chartex" xmlns:mc="http://schemas.openxmlformats.org/markup-compatibility/2006" xmlns:aink="http://schemas.microsoft.com/office/drawing/2016/ink" xmlns:am3d="http://schemas.microsoft.com/office/drawing/2017/model3d" xmlns:o="urn:schemas-microsoft-com:office:office" xmlns:oel="http://schemas.microsoft.com/office/2019/extlst" xmlns:r="http://schemas.openxmlformats.org/officeDocument/2006/relationships" xmlns:m="http://schemas.openxmlformats.org/officeDocument/2006/math" xmlns:v="urn:schemas-microsoft-com:vml" xmlns:wp14="http://schemas.microsoft.com/office/word/2010/wordprocessingDrawing" xmlns:wp="http://schemas.openxmlformats.org/drawingml/2006/wordprocessingDrawing" xmlns:w10="urn:schemas-microsoft-com:office:word" xmlns:w="http://schemas.openxmlformats.org/wordprocessingml/2006/main" xmlns:w14="http://schemas.microsoft.com/office/word/2010/wordml" xmlns:w15="http://schemas.microsoft.com/office/word/2012/wordml" xmlns:w16cex="http://schemas.microsoft.com/office/word/2018/wordml/cex" xmlns:w16cid="http://schemas.microsoft.com/office/word/2016/wordml/cid" xmlns:w16="http://schemas.microsoft.com/office/word/2018/wordml" xmlns:w16sdtdh="http://schemas.microsoft.com/office/word/2020/wordml/sdtdatahash" xmlns:w16se="http://schemas.microsoft.com/office/word/2015/wordml/symex" xmlns:wpg="http://schemas.microsoft.com/office/word/2010/wordprocessingGroup" xmlns:wpi="http://schemas.microsoft.com/office/word/2010/wordprocessingInk" xmlns:wne="http://schemas.microsoft.com/office/word/2006/wordml" xmlns:wps="http://schemas.microsoft.com/office/word/2010/wordprocessingShape" mc:Ignorable="w14 w15 w16se w16cid w16 w16cex w16sdtdh wp14">
   <w15:commentEx w15:paraId="36B73AAA" w15:done="0"/>
   <w15:commentEx w15:paraId="496DCCF0" w15:done="0"/>
   <w15:commentEx w15:paraId="7BF10708" w15:done="0"/>
@@ -19788,7 +20896,7 @@
 </file>
 
 <file path=word/commentsExtensible.xml><?xml version="1.0" encoding="utf-8"?>
-<w16cex:commentsExtensible xmlns:wpc="http://schemas.microsoft.com/office/word/2010/wordprocessingCanvas" xmlns:cx="http://schemas.microsoft.com/office/drawing/2014/chartex" xmlns:cx1="http://schemas.microsoft.com/office/drawing/2015/9/8/chartex" xmlns:cx2="http://schemas.microsoft.com/office/drawing/2015/10/21/chartex" xmlns:cx3="http://schemas.microsoft.com/office/drawing/2016/5/9/chartex" xmlns:cx4="http://schemas.microsoft.com/office/drawing/2016/5/10/chartex" xmlns:cx5="http://schemas.microsoft.com/office/drawing/2016/5/11/chartex" xmlns:cx6="http://schemas.microsoft.com/office/drawing/2016/5/12/chartex" xmlns:cx7="http://schemas.microsoft.com/office/drawing/2016/5/13/chartex" xmlns:cx8="http://schemas.microsoft.com/office/drawing/2016/5/14/chartex" xmlns:cr="http://schemas.microsoft.com/office/comments/2020/reactions" xmlns:mc="http://schemas.openxmlformats.org/markup-compatibility/2006" xmlns:aink="http://schemas.microsoft.com/office/drawing/2016/ink" xmlns:am3d="http://schemas.microsoft.com/office/drawing/2017/model3d" xmlns:o="urn:schemas-microsoft-com:office:office" xmlns:oel="http://schemas.microsoft.com/office/2019/extlst" xmlns:r="http://schemas.openxmlformats.org/officeDocument/2006/relationships" xmlns:m="http://schemas.openxmlformats.org/officeDocument/2006/math" xmlns:v="urn:schemas-microsoft-com:vml" xmlns:wp14="http://schemas.microsoft.com/office/word/2010/wordprocessingDrawing" xmlns:wp="http://schemas.openxmlformats.org/drawingml/2006/wordprocessingDrawing" xmlns:w10="urn:schemas-microsoft-com:office:word" xmlns:w="http://schemas.openxmlformats.org/wordprocessingml/2006/main" xmlns:w14="http://schemas.microsoft.com/office/word/2010/wordml" xmlns:w15="http://schemas.microsoft.com/office/word/2012/wordml" xmlns:w16cex="http://schemas.microsoft.com/office/word/2018/wordml/cex" xmlns:w16cid="http://schemas.microsoft.com/office/word/2016/wordml/cid" xmlns:w16="http://schemas.microsoft.com/office/word/2018/wordml" xmlns:w16du="http://schemas.microsoft.com/office/word/2023/wordml/word16du" xmlns:w16sdtdh="http://schemas.microsoft.com/office/word/2020/wordml/sdtdatahash" xmlns:w16se="http://schemas.microsoft.com/office/word/2015/wordml/symex" xmlns:wpg="http://schemas.microsoft.com/office/word/2010/wordprocessingGroup" xmlns:wpi="http://schemas.microsoft.com/office/word/2010/wordprocessingInk" xmlns:wne="http://schemas.microsoft.com/office/word/2006/wordml" xmlns:wps="http://schemas.microsoft.com/office/word/2010/wordprocessingShape" mc:Ignorable="w14 w15 w16se w16cid w16 w16cex w16sdtdh cr w16du wp14">
+<w16cex:commentsExtensible xmlns:wpc="http://schemas.microsoft.com/office/word/2010/wordprocessingCanvas" xmlns:cx="http://schemas.microsoft.com/office/drawing/2014/chartex" xmlns:cx1="http://schemas.microsoft.com/office/drawing/2015/9/8/chartex" xmlns:cx2="http://schemas.microsoft.com/office/drawing/2015/10/21/chartex" xmlns:cx3="http://schemas.microsoft.com/office/drawing/2016/5/9/chartex" xmlns:cx4="http://schemas.microsoft.com/office/drawing/2016/5/10/chartex" xmlns:cx5="http://schemas.microsoft.com/office/drawing/2016/5/11/chartex" xmlns:cx6="http://schemas.microsoft.com/office/drawing/2016/5/12/chartex" xmlns:cx7="http://schemas.microsoft.com/office/drawing/2016/5/13/chartex" xmlns:cx8="http://schemas.microsoft.com/office/drawing/2016/5/14/chartex" xmlns:cr="http://schemas.microsoft.com/office/comments/2020/reactions" xmlns:mc="http://schemas.openxmlformats.org/markup-compatibility/2006" xmlns:aink="http://schemas.microsoft.com/office/drawing/2016/ink" xmlns:am3d="http://schemas.microsoft.com/office/drawing/2017/model3d" xmlns:o="urn:schemas-microsoft-com:office:office" xmlns:oel="http://schemas.microsoft.com/office/2019/extlst" xmlns:r="http://schemas.openxmlformats.org/officeDocument/2006/relationships" xmlns:m="http://schemas.openxmlformats.org/officeDocument/2006/math" xmlns:v="urn:schemas-microsoft-com:vml" xmlns:wp14="http://schemas.microsoft.com/office/word/2010/wordprocessingDrawing" xmlns:wp="http://schemas.openxmlformats.org/drawingml/2006/wordprocessingDrawing" xmlns:w10="urn:schemas-microsoft-com:office:word" xmlns:w="http://schemas.openxmlformats.org/wordprocessingml/2006/main" xmlns:w14="http://schemas.microsoft.com/office/word/2010/wordml" xmlns:w15="http://schemas.microsoft.com/office/word/2012/wordml" xmlns:w16cex="http://schemas.microsoft.com/office/word/2018/wordml/cex" xmlns:w16cid="http://schemas.microsoft.com/office/word/2016/wordml/cid" xmlns:w16="http://schemas.microsoft.com/office/word/2018/wordml" xmlns:w16sdtdh="http://schemas.microsoft.com/office/word/2020/wordml/sdtdatahash" xmlns:w16se="http://schemas.microsoft.com/office/word/2015/wordml/symex" xmlns:wpg="http://schemas.microsoft.com/office/word/2010/wordprocessingGroup" xmlns:wpi="http://schemas.microsoft.com/office/word/2010/wordprocessingInk" xmlns:wne="http://schemas.microsoft.com/office/word/2006/wordml" xmlns:wps="http://schemas.microsoft.com/office/word/2010/wordprocessingShape" mc:Ignorable="w14 w15 w16se w16cid w16 w16cex w16sdtdh cr wp14">
   <w16cex:commentExtensible w16cex:durableId="3A2DD9F4" w16cex:dateUtc="2024-05-24T06:42:00Z"/>
   <w16cex:commentExtensible w16cex:durableId="70C7AC7E" w16cex:dateUtc="2024-05-24T06:46:00Z"/>
   <w16cex:commentExtensible w16cex:durableId="56F7C133" w16cex:dateUtc="2024-05-24T07:13:00Z"/>
@@ -19798,7 +20906,7 @@
 </file>
 
 <file path=word/commentsIds.xml><?xml version="1.0" encoding="utf-8"?>
-<w16cid:commentsIds xmlns:wpc="http://schemas.microsoft.com/office/word/2010/wordprocessingCanvas" xmlns:cx="http://schemas.microsoft.com/office/drawing/2014/chartex" xmlns:cx1="http://schemas.microsoft.com/office/drawing/2015/9/8/chartex" xmlns:cx2="http://schemas.microsoft.com/office/drawing/2015/10/21/chartex" xmlns:cx3="http://schemas.microsoft.com/office/drawing/2016/5/9/chartex" xmlns:cx4="http://schemas.microsoft.com/office/drawing/2016/5/10/chartex" xmlns:cx5="http://schemas.microsoft.com/office/drawing/2016/5/11/chartex" xmlns:cx6="http://schemas.microsoft.com/office/drawing/2016/5/12/chartex" xmlns:cx7="http://schemas.microsoft.com/office/drawing/2016/5/13/chartex" xmlns:cx8="http://schemas.microsoft.com/office/drawing/2016/5/14/chartex" xmlns:mc="http://schemas.openxmlformats.org/markup-compatibility/2006" xmlns:aink="http://schemas.microsoft.com/office/drawing/2016/ink" xmlns:am3d="http://schemas.microsoft.com/office/drawing/2017/model3d" xmlns:o="urn:schemas-microsoft-com:office:office" xmlns:oel="http://schemas.microsoft.com/office/2019/extlst" xmlns:r="http://schemas.openxmlformats.org/officeDocument/2006/relationships" xmlns:m="http://schemas.openxmlformats.org/officeDocument/2006/math" xmlns:v="urn:schemas-microsoft-com:vml" xmlns:wp14="http://schemas.microsoft.com/office/word/2010/wordprocessingDrawing" xmlns:wp="http://schemas.openxmlformats.org/drawingml/2006/wordprocessingDrawing" xmlns:w10="urn:schemas-microsoft-com:office:word" xmlns:w="http://schemas.openxmlformats.org/wordprocessingml/2006/main" xmlns:w14="http://schemas.microsoft.com/office/word/2010/wordml" xmlns:w15="http://schemas.microsoft.com/office/word/2012/wordml" xmlns:w16cex="http://schemas.microsoft.com/office/word/2018/wordml/cex" xmlns:w16cid="http://schemas.microsoft.com/office/word/2016/wordml/cid" xmlns:w16="http://schemas.microsoft.com/office/word/2018/wordml" xmlns:w16du="http://schemas.microsoft.com/office/word/2023/wordml/word16du" xmlns:w16sdtdh="http://schemas.microsoft.com/office/word/2020/wordml/sdtdatahash" xmlns:w16se="http://schemas.microsoft.com/office/word/2015/wordml/symex" xmlns:wpg="http://schemas.microsoft.com/office/word/2010/wordprocessingGroup" xmlns:wpi="http://schemas.microsoft.com/office/word/2010/wordprocessingInk" xmlns:wne="http://schemas.microsoft.com/office/word/2006/wordml" xmlns:wps="http://schemas.microsoft.com/office/word/2010/wordprocessingShape" mc:Ignorable="w14 w15 w16se w16cid w16 w16cex w16sdtdh w16du wp14">
+<w16cid:commentsIds xmlns:wpc="http://schemas.microsoft.com/office/word/2010/wordprocessingCanvas" xmlns:cx="http://schemas.microsoft.com/office/drawing/2014/chartex" xmlns:cx1="http://schemas.microsoft.com/office/drawing/2015/9/8/chartex" xmlns:cx2="http://schemas.microsoft.com/office/drawing/2015/10/21/chartex" xmlns:cx3="http://schemas.microsoft.com/office/drawing/2016/5/9/chartex" xmlns:cx4="http://schemas.microsoft.com/office/drawing/2016/5/10/chartex" xmlns:cx5="http://schemas.microsoft.com/office/drawing/2016/5/11/chartex" xmlns:cx6="http://schemas.microsoft.com/office/drawing/2016/5/12/chartex" xmlns:cx7="http://schemas.microsoft.com/office/drawing/2016/5/13/chartex" xmlns:cx8="http://schemas.microsoft.com/office/drawing/2016/5/14/chartex" xmlns:mc="http://schemas.openxmlformats.org/markup-compatibility/2006" xmlns:aink="http://schemas.microsoft.com/office/drawing/2016/ink" xmlns:am3d="http://schemas.microsoft.com/office/drawing/2017/model3d" xmlns:o="urn:schemas-microsoft-com:office:office" xmlns:oel="http://schemas.microsoft.com/office/2019/extlst" xmlns:r="http://schemas.openxmlformats.org/officeDocument/2006/relationships" xmlns:m="http://schemas.openxmlformats.org/officeDocument/2006/math" xmlns:v="urn:schemas-microsoft-com:vml" xmlns:wp14="http://schemas.microsoft.com/office/word/2010/wordprocessingDrawing" xmlns:wp="http://schemas.openxmlformats.org/drawingml/2006/wordprocessingDrawing" xmlns:w10="urn:schemas-microsoft-com:office:word" xmlns:w="http://schemas.openxmlformats.org/wordprocessingml/2006/main" xmlns:w14="http://schemas.microsoft.com/office/word/2010/wordml" xmlns:w15="http://schemas.microsoft.com/office/word/2012/wordml" xmlns:w16cex="http://schemas.microsoft.com/office/word/2018/wordml/cex" xmlns:w16cid="http://schemas.microsoft.com/office/word/2016/wordml/cid" xmlns:w16="http://schemas.microsoft.com/office/word/2018/wordml" xmlns:w16sdtdh="http://schemas.microsoft.com/office/word/2020/wordml/sdtdatahash" xmlns:w16se="http://schemas.microsoft.com/office/word/2015/wordml/symex" xmlns:wpg="http://schemas.microsoft.com/office/word/2010/wordprocessingGroup" xmlns:wpi="http://schemas.microsoft.com/office/word/2010/wordprocessingInk" xmlns:wne="http://schemas.microsoft.com/office/word/2006/wordml" xmlns:wps="http://schemas.microsoft.com/office/word/2010/wordprocessingShape" mc:Ignorable="w14 w15 w16se w16cid w16 w16cex w16sdtdh wp14">
   <w16cid:commentId w16cid:paraId="36B73AAA" w16cid:durableId="3A2DD9F4"/>
   <w16cid:commentId w16cid:paraId="496DCCF0" w16cid:durableId="70C7AC7E"/>
   <w16cid:commentId w16cid:paraId="7BF10708" w16cid:durableId="56F7C133"/>
@@ -19808,7 +20916,7 @@
 </file>
 
 <file path=word/endnotes.xml><?xml version="1.0" encoding="utf-8"?>
-<w:endnotes xmlns:wpc="http://schemas.microsoft.com/office/word/2010/wordprocessingCanvas" xmlns:cx="http://schemas.microsoft.com/office/drawing/2014/chartex" xmlns:cx1="http://schemas.microsoft.com/office/drawing/2015/9/8/chartex" xmlns:cx2="http://schemas.microsoft.com/office/drawing/2015/10/21/chartex" xmlns:cx3="http://schemas.microsoft.com/office/drawing/2016/5/9/chartex" xmlns:cx4="http://schemas.microsoft.com/office/drawing/2016/5/10/chartex" xmlns:cx5="http://schemas.microsoft.com/office/drawing/2016/5/11/chartex" xmlns:cx6="http://schemas.microsoft.com/office/drawing/2016/5/12/chartex" xmlns:cx7="http://schemas.microsoft.com/office/drawing/2016/5/13/chartex" xmlns:cx8="http://schemas.microsoft.com/office/drawing/2016/5/14/chartex" xmlns:mc="http://schemas.openxmlformats.org/markup-compatibility/2006" xmlns:aink="http://schemas.microsoft.com/office/drawing/2016/ink" xmlns:am3d="http://schemas.microsoft.com/office/drawing/2017/model3d" xmlns:o="urn:schemas-microsoft-com:office:office" xmlns:oel="http://schemas.microsoft.com/office/2019/extlst" xmlns:r="http://schemas.openxmlformats.org/officeDocument/2006/relationships" xmlns:m="http://schemas.openxmlformats.org/officeDocument/2006/math" xmlns:v="urn:schemas-microsoft-com:vml" xmlns:wp14="http://schemas.microsoft.com/office/word/2010/wordprocessingDrawing" xmlns:wp="http://schemas.openxmlformats.org/drawingml/2006/wordprocessingDrawing" xmlns:w10="urn:schemas-microsoft-com:office:word" xmlns:w="http://schemas.openxmlformats.org/wordprocessingml/2006/main" xmlns:w14="http://schemas.microsoft.com/office/word/2010/wordml" xmlns:w15="http://schemas.microsoft.com/office/word/2012/wordml" xmlns:w16cex="http://schemas.microsoft.com/office/word/2018/wordml/cex" xmlns:w16cid="http://schemas.microsoft.com/office/word/2016/wordml/cid" xmlns:w16="http://schemas.microsoft.com/office/word/2018/wordml" xmlns:w16du="http://schemas.microsoft.com/office/word/2023/wordml/word16du" xmlns:w16sdtdh="http://schemas.microsoft.com/office/word/2020/wordml/sdtdatahash" xmlns:w16se="http://schemas.microsoft.com/office/word/2015/wordml/symex" xmlns:wpg="http://schemas.microsoft.com/office/word/2010/wordprocessingGroup" xmlns:wpi="http://schemas.microsoft.com/office/word/2010/wordprocessingInk" xmlns:wne="http://schemas.microsoft.com/office/word/2006/wordml" xmlns:wps="http://schemas.microsoft.com/office/word/2010/wordprocessingShape" mc:Ignorable="w14 w15 w16se w16cid w16 w16cex w16sdtdh w16du wp14">
+<w:endnotes xmlns:wpc="http://schemas.microsoft.com/office/word/2010/wordprocessingCanvas" xmlns:cx="http://schemas.microsoft.com/office/drawing/2014/chartex" xmlns:cx1="http://schemas.microsoft.com/office/drawing/2015/9/8/chartex" xmlns:cx2="http://schemas.microsoft.com/office/drawing/2015/10/21/chartex" xmlns:cx3="http://schemas.microsoft.com/office/drawing/2016/5/9/chartex" xmlns:cx4="http://schemas.microsoft.com/office/drawing/2016/5/10/chartex" xmlns:cx5="http://schemas.microsoft.com/office/drawing/2016/5/11/chartex" xmlns:cx6="http://schemas.microsoft.com/office/drawing/2016/5/12/chartex" xmlns:cx7="http://schemas.microsoft.com/office/drawing/2016/5/13/chartex" xmlns:cx8="http://schemas.microsoft.com/office/drawing/2016/5/14/chartex" xmlns:mc="http://schemas.openxmlformats.org/markup-compatibility/2006" xmlns:aink="http://schemas.microsoft.com/office/drawing/2016/ink" xmlns:am3d="http://schemas.microsoft.com/office/drawing/2017/model3d" xmlns:o="urn:schemas-microsoft-com:office:office" xmlns:oel="http://schemas.microsoft.com/office/2019/extlst" xmlns:r="http://schemas.openxmlformats.org/officeDocument/2006/relationships" xmlns:m="http://schemas.openxmlformats.org/officeDocument/2006/math" xmlns:v="urn:schemas-microsoft-com:vml" xmlns:wp14="http://schemas.microsoft.com/office/word/2010/wordprocessingDrawing" xmlns:wp="http://schemas.openxmlformats.org/drawingml/2006/wordprocessingDrawing" xmlns:w10="urn:schemas-microsoft-com:office:word" xmlns:w="http://schemas.openxmlformats.org/wordprocessingml/2006/main" xmlns:w14="http://schemas.microsoft.com/office/word/2010/wordml" xmlns:w15="http://schemas.microsoft.com/office/word/2012/wordml" xmlns:w16cex="http://schemas.microsoft.com/office/word/2018/wordml/cex" xmlns:w16cid="http://schemas.microsoft.com/office/word/2016/wordml/cid" xmlns:w16="http://schemas.microsoft.com/office/word/2018/wordml" xmlns:w16sdtdh="http://schemas.microsoft.com/office/word/2020/wordml/sdtdatahash" xmlns:w16se="http://schemas.microsoft.com/office/word/2015/wordml/symex" xmlns:wpg="http://schemas.microsoft.com/office/word/2010/wordprocessingGroup" xmlns:wpi="http://schemas.microsoft.com/office/word/2010/wordprocessingInk" xmlns:wne="http://schemas.microsoft.com/office/word/2006/wordml" xmlns:wps="http://schemas.microsoft.com/office/word/2010/wordprocessingShape" mc:Ignorable="w14 w15 w16se w16cid w16 w16cex w16sdtdh wp14">
   <w:endnote w:type="separator" w:id="-1">
     <w:p>
       <w:r>
@@ -19830,7 +20938,7 @@
 </file>
 
 <file path=word/footer1.xml><?xml version="1.0" encoding="utf-8"?>
-<w:ftr xmlns:wpc="http://schemas.microsoft.com/office/word/2010/wordprocessingCanvas" xmlns:cx="http://schemas.microsoft.com/office/drawing/2014/chartex" xmlns:cx1="http://schemas.microsoft.com/office/drawing/2015/9/8/chartex" xmlns:cx2="http://schemas.microsoft.com/office/drawing/2015/10/21/chartex" xmlns:cx3="http://schemas.microsoft.com/office/drawing/2016/5/9/chartex" xmlns:cx4="http://schemas.microsoft.com/office/drawing/2016/5/10/chartex" xmlns:cx5="http://schemas.microsoft.com/office/drawing/2016/5/11/chartex" xmlns:cx6="http://schemas.microsoft.com/office/drawing/2016/5/12/chartex" xmlns:cx7="http://schemas.microsoft.com/office/drawing/2016/5/13/chartex" xmlns:cx8="http://schemas.microsoft.com/office/drawing/2016/5/14/chartex" xmlns:mc="http://schemas.openxmlformats.org/markup-compatibility/2006" xmlns:aink="http://schemas.microsoft.com/office/drawing/2016/ink" xmlns:am3d="http://schemas.microsoft.com/office/drawing/2017/model3d" xmlns:o="urn:schemas-microsoft-com:office:office" xmlns:oel="http://schemas.microsoft.com/office/2019/extlst" xmlns:r="http://schemas.openxmlformats.org/officeDocument/2006/relationships" xmlns:m="http://schemas.openxmlformats.org/officeDocument/2006/math" xmlns:v="urn:schemas-microsoft-com:vml" xmlns:wp14="http://schemas.microsoft.com/office/word/2010/wordprocessingDrawing" xmlns:wp="http://schemas.openxmlformats.org/drawingml/2006/wordprocessingDrawing" xmlns:w10="urn:schemas-microsoft-com:office:word" xmlns:w="http://schemas.openxmlformats.org/wordprocessingml/2006/main" xmlns:w14="http://schemas.microsoft.com/office/word/2010/wordml" xmlns:w15="http://schemas.microsoft.com/office/word/2012/wordml" xmlns:w16cex="http://schemas.microsoft.com/office/word/2018/wordml/cex" xmlns:w16cid="http://schemas.microsoft.com/office/word/2016/wordml/cid" xmlns:w16="http://schemas.microsoft.com/office/word/2018/wordml" xmlns:w16du="http://schemas.microsoft.com/office/word/2023/wordml/word16du" xmlns:w16sdtdh="http://schemas.microsoft.com/office/word/2020/wordml/sdtdatahash" xmlns:w16se="http://schemas.microsoft.com/office/word/2015/wordml/symex" xmlns:wpg="http://schemas.microsoft.com/office/word/2010/wordprocessingGroup" xmlns:wpi="http://schemas.microsoft.com/office/word/2010/wordprocessingInk" xmlns:wne="http://schemas.microsoft.com/office/word/2006/wordml" xmlns:wps="http://schemas.microsoft.com/office/word/2010/wordprocessingShape" mc:Ignorable="w14 w15 w16se w16cid w16 w16cex w16sdtdh w16du wp14">
+<w:ftr xmlns:wpc="http://schemas.microsoft.com/office/word/2010/wordprocessingCanvas" xmlns:cx="http://schemas.microsoft.com/office/drawing/2014/chartex" xmlns:cx1="http://schemas.microsoft.com/office/drawing/2015/9/8/chartex" xmlns:cx2="http://schemas.microsoft.com/office/drawing/2015/10/21/chartex" xmlns:cx3="http://schemas.microsoft.com/office/drawing/2016/5/9/chartex" xmlns:cx4="http://schemas.microsoft.com/office/drawing/2016/5/10/chartex" xmlns:cx5="http://schemas.microsoft.com/office/drawing/2016/5/11/chartex" xmlns:cx6="http://schemas.microsoft.com/office/drawing/2016/5/12/chartex" xmlns:cx7="http://schemas.microsoft.com/office/drawing/2016/5/13/chartex" xmlns:cx8="http://schemas.microsoft.com/office/drawing/2016/5/14/chartex" xmlns:mc="http://schemas.openxmlformats.org/markup-compatibility/2006" xmlns:aink="http://schemas.microsoft.com/office/drawing/2016/ink" xmlns:am3d="http://schemas.microsoft.com/office/drawing/2017/model3d" xmlns:o="urn:schemas-microsoft-com:office:office" xmlns:oel="http://schemas.microsoft.com/office/2019/extlst" xmlns:r="http://schemas.openxmlformats.org/officeDocument/2006/relationships" xmlns:m="http://schemas.openxmlformats.org/officeDocument/2006/math" xmlns:v="urn:schemas-microsoft-com:vml" xmlns:wp14="http://schemas.microsoft.com/office/word/2010/wordprocessingDrawing" xmlns:wp="http://schemas.openxmlformats.org/drawingml/2006/wordprocessingDrawing" xmlns:w10="urn:schemas-microsoft-com:office:word" xmlns:w="http://schemas.openxmlformats.org/wordprocessingml/2006/main" xmlns:w14="http://schemas.microsoft.com/office/word/2010/wordml" xmlns:w15="http://schemas.microsoft.com/office/word/2012/wordml" xmlns:w16cex="http://schemas.microsoft.com/office/word/2018/wordml/cex" xmlns:w16cid="http://schemas.microsoft.com/office/word/2016/wordml/cid" xmlns:w16="http://schemas.microsoft.com/office/word/2018/wordml" xmlns:w16sdtdh="http://schemas.microsoft.com/office/word/2020/wordml/sdtdatahash" xmlns:w16se="http://schemas.microsoft.com/office/word/2015/wordml/symex" xmlns:wpg="http://schemas.microsoft.com/office/word/2010/wordprocessingGroup" xmlns:wpi="http://schemas.microsoft.com/office/word/2010/wordprocessingInk" xmlns:wne="http://schemas.microsoft.com/office/word/2006/wordml" xmlns:wps="http://schemas.microsoft.com/office/word/2010/wordprocessingShape" mc:Ignorable="w14 w15 w16se w16cid w16 w16cex w16sdtdh wp14">
   <w:p>
     <w:pPr>
       <w:pStyle w:val="Footer"/>
@@ -19840,7 +20948,7 @@
 </file>
 
 <file path=word/footnotes.xml><?xml version="1.0" encoding="utf-8"?>
-<w:footnotes xmlns:wpc="http://schemas.microsoft.com/office/word/2010/wordprocessingCanvas" xmlns:cx="http://schemas.microsoft.com/office/drawing/2014/chartex" xmlns:cx1="http://schemas.microsoft.com/office/drawing/2015/9/8/chartex" xmlns:cx2="http://schemas.microsoft.com/office/drawing/2015/10/21/chartex" xmlns:cx3="http://schemas.microsoft.com/office/drawing/2016/5/9/chartex" xmlns:cx4="http://schemas.microsoft.com/office/drawing/2016/5/10/chartex" xmlns:cx5="http://schemas.microsoft.com/office/drawing/2016/5/11/chartex" xmlns:cx6="http://schemas.microsoft.com/office/drawing/2016/5/12/chartex" xmlns:cx7="http://schemas.microsoft.com/office/drawing/2016/5/13/chartex" xmlns:cx8="http://schemas.microsoft.com/office/drawing/2016/5/14/chartex" xmlns:mc="http://schemas.openxmlformats.org/markup-compatibility/2006" xmlns:aink="http://schemas.microsoft.com/office/drawing/2016/ink" xmlns:am3d="http://schemas.microsoft.com/office/drawing/2017/model3d" xmlns:o="urn:schemas-microsoft-com:office:office" xmlns:oel="http://schemas.microsoft.com/office/2019/extlst" xmlns:r="http://schemas.openxmlformats.org/officeDocument/2006/relationships" xmlns:m="http://schemas.openxmlformats.org/officeDocument/2006/math" xmlns:v="urn:schemas-microsoft-com:vml" xmlns:wp14="http://schemas.microsoft.com/office/word/2010/wordprocessingDrawing" xmlns:wp="http://schemas.openxmlformats.org/drawingml/2006/wordprocessingDrawing" xmlns:w10="urn:schemas-microsoft-com:office:word" xmlns:w="http://schemas.openxmlformats.org/wordprocessingml/2006/main" xmlns:w14="http://schemas.microsoft.com/office/word/2010/wordml" xmlns:w15="http://schemas.microsoft.com/office/word/2012/wordml" xmlns:w16cex="http://schemas.microsoft.com/office/word/2018/wordml/cex" xmlns:w16cid="http://schemas.microsoft.com/office/word/2016/wordml/cid" xmlns:w16="http://schemas.microsoft.com/office/word/2018/wordml" xmlns:w16du="http://schemas.microsoft.com/office/word/2023/wordml/word16du" xmlns:w16sdtdh="http://schemas.microsoft.com/office/word/2020/wordml/sdtdatahash" xmlns:w16se="http://schemas.microsoft.com/office/word/2015/wordml/symex" xmlns:wpg="http://schemas.microsoft.com/office/word/2010/wordprocessingGroup" xmlns:wpi="http://schemas.microsoft.com/office/word/2010/wordprocessingInk" xmlns:wne="http://schemas.microsoft.com/office/word/2006/wordml" xmlns:wps="http://schemas.microsoft.com/office/word/2010/wordprocessingShape" mc:Ignorable="w14 w15 w16se w16cid w16 w16cex w16sdtdh w16du wp14">
+<w:footnotes xmlns:wpc="http://schemas.microsoft.com/office/word/2010/wordprocessingCanvas" xmlns:cx="http://schemas.microsoft.com/office/drawing/2014/chartex" xmlns:cx1="http://schemas.microsoft.com/office/drawing/2015/9/8/chartex" xmlns:cx2="http://schemas.microsoft.com/office/drawing/2015/10/21/chartex" xmlns:cx3="http://schemas.microsoft.com/office/drawing/2016/5/9/chartex" xmlns:cx4="http://schemas.microsoft.com/office/drawing/2016/5/10/chartex" xmlns:cx5="http://schemas.microsoft.com/office/drawing/2016/5/11/chartex" xmlns:cx6="http://schemas.microsoft.com/office/drawing/2016/5/12/chartex" xmlns:cx7="http://schemas.microsoft.com/office/drawing/2016/5/13/chartex" xmlns:cx8="http://schemas.microsoft.com/office/drawing/2016/5/14/chartex" xmlns:mc="http://schemas.openxmlformats.org/markup-compatibility/2006" xmlns:aink="http://schemas.microsoft.com/office/drawing/2016/ink" xmlns:am3d="http://schemas.microsoft.com/office/drawing/2017/model3d" xmlns:o="urn:schemas-microsoft-com:office:office" xmlns:oel="http://schemas.microsoft.com/office/2019/extlst" xmlns:r="http://schemas.openxmlformats.org/officeDocument/2006/relationships" xmlns:m="http://schemas.openxmlformats.org/officeDocument/2006/math" xmlns:v="urn:schemas-microsoft-com:vml" xmlns:wp14="http://schemas.microsoft.com/office/word/2010/wordprocessingDrawing" xmlns:wp="http://schemas.openxmlformats.org/drawingml/2006/wordprocessingDrawing" xmlns:w10="urn:schemas-microsoft-com:office:word" xmlns:w="http://schemas.openxmlformats.org/wordprocessingml/2006/main" xmlns:w14="http://schemas.microsoft.com/office/word/2010/wordml" xmlns:w15="http://schemas.microsoft.com/office/word/2012/wordml" xmlns:w16cex="http://schemas.microsoft.com/office/word/2018/wordml/cex" xmlns:w16cid="http://schemas.microsoft.com/office/word/2016/wordml/cid" xmlns:w16="http://schemas.microsoft.com/office/word/2018/wordml" xmlns:w16sdtdh="http://schemas.microsoft.com/office/word/2020/wordml/sdtdatahash" xmlns:w16se="http://schemas.microsoft.com/office/word/2015/wordml/symex" xmlns:wpg="http://schemas.microsoft.com/office/word/2010/wordprocessingGroup" xmlns:wpi="http://schemas.microsoft.com/office/word/2010/wordprocessingInk" xmlns:wne="http://schemas.microsoft.com/office/word/2006/wordml" xmlns:wps="http://schemas.microsoft.com/office/word/2010/wordprocessingShape" mc:Ignorable="w14 w15 w16se w16cid w16 w16cex w16sdtdh wp14">
   <w:footnote w:type="separator" w:id="-1">
     <w:p>
       <w:r>
@@ -19862,17 +20970,27 @@
 </file>
 
 <file path=word/header1.xml><?xml version="1.0" encoding="utf-8"?>
-<w:hdr xmlns:wpc="http://schemas.microsoft.com/office/word/2010/wordprocessingCanvas" xmlns:cx="http://schemas.microsoft.com/office/drawing/2014/chartex" xmlns:cx1="http://schemas.microsoft.com/office/drawing/2015/9/8/chartex" xmlns:cx2="http://schemas.microsoft.com/office/drawing/2015/10/21/chartex" xmlns:cx3="http://schemas.microsoft.com/office/drawing/2016/5/9/chartex" xmlns:cx4="http://schemas.microsoft.com/office/drawing/2016/5/10/chartex" xmlns:cx5="http://schemas.microsoft.com/office/drawing/2016/5/11/chartex" xmlns:cx6="http://schemas.microsoft.com/office/drawing/2016/5/12/chartex" xmlns:cx7="http://schemas.microsoft.com/office/drawing/2016/5/13/chartex" xmlns:cx8="http://schemas.microsoft.com/office/drawing/2016/5/14/chartex" xmlns:mc="http://schemas.openxmlformats.org/markup-compatibility/2006" xmlns:aink="http://schemas.microsoft.com/office/drawing/2016/ink" xmlns:am3d="http://schemas.microsoft.com/office/drawing/2017/model3d" xmlns:o="urn:schemas-microsoft-com:office:office" xmlns:oel="http://schemas.microsoft.com/office/2019/extlst" xmlns:r="http://schemas.openxmlformats.org/officeDocument/2006/relationships" xmlns:m="http://schemas.openxmlformats.org/officeDocument/2006/math" xmlns:v="urn:schemas-microsoft-com:vml" xmlns:wp14="http://schemas.microsoft.com/office/word/2010/wordprocessingDrawing" xmlns:wp="http://schemas.openxmlformats.org/drawingml/2006/wordprocessingDrawing" xmlns:w10="urn:schemas-microsoft-com:office:word" xmlns:w="http://schemas.openxmlformats.org/wordprocessingml/2006/main" xmlns:w14="http://schemas.microsoft.com/office/word/2010/wordml" xmlns:w15="http://schemas.microsoft.com/office/word/2012/wordml" xmlns:w16cex="http://schemas.microsoft.com/office/word/2018/wordml/cex" xmlns:w16cid="http://schemas.microsoft.com/office/word/2016/wordml/cid" xmlns:w16="http://schemas.microsoft.com/office/word/2018/wordml" xmlns:w16du="http://schemas.microsoft.com/office/word/2023/wordml/word16du" xmlns:w16sdtdh="http://schemas.microsoft.com/office/word/2020/wordml/sdtdatahash" xmlns:w16se="http://schemas.microsoft.com/office/word/2015/wordml/symex" xmlns:wpg="http://schemas.microsoft.com/office/word/2010/wordprocessingGroup" xmlns:wpi="http://schemas.microsoft.com/office/word/2010/wordprocessingInk" xmlns:wne="http://schemas.microsoft.com/office/word/2006/wordml" xmlns:wps="http://schemas.microsoft.com/office/word/2010/wordprocessingShape" mc:Ignorable="w14 w15 w16se w16cid w16 w16cex w16sdtdh w16du wp14">
+<w:hdr xmlns:wpc="http://schemas.microsoft.com/office/word/2010/wordprocessingCanvas" xmlns:cx="http://schemas.microsoft.com/office/drawing/2014/chartex" xmlns:cx1="http://schemas.microsoft.com/office/drawing/2015/9/8/chartex" xmlns:cx2="http://schemas.microsoft.com/office/drawing/2015/10/21/chartex" xmlns:cx3="http://schemas.microsoft.com/office/drawing/2016/5/9/chartex" xmlns:cx4="http://schemas.microsoft.com/office/drawing/2016/5/10/chartex" xmlns:cx5="http://schemas.microsoft.com/office/drawing/2016/5/11/chartex" xmlns:cx6="http://schemas.microsoft.com/office/drawing/2016/5/12/chartex" xmlns:cx7="http://schemas.microsoft.com/office/drawing/2016/5/13/chartex" xmlns:cx8="http://schemas.microsoft.com/office/drawing/2016/5/14/chartex" xmlns:mc="http://schemas.openxmlformats.org/markup-compatibility/2006" xmlns:aink="http://schemas.microsoft.com/office/drawing/2016/ink" xmlns:am3d="http://schemas.microsoft.com/office/drawing/2017/model3d" xmlns:o="urn:schemas-microsoft-com:office:office" xmlns:oel="http://schemas.microsoft.com/office/2019/extlst" xmlns:r="http://schemas.openxmlformats.org/officeDocument/2006/relationships" xmlns:m="http://schemas.openxmlformats.org/officeDocument/2006/math" xmlns:v="urn:schemas-microsoft-com:vml" xmlns:wp14="http://schemas.microsoft.com/office/word/2010/wordprocessingDrawing" xmlns:wp="http://schemas.openxmlformats.org/drawingml/2006/wordprocessingDrawing" xmlns:w10="urn:schemas-microsoft-com:office:word" xmlns:w="http://schemas.openxmlformats.org/wordprocessingml/2006/main" xmlns:w14="http://schemas.microsoft.com/office/word/2010/wordml" xmlns:w15="http://schemas.microsoft.com/office/word/2012/wordml" xmlns:w16cex="http://schemas.microsoft.com/office/word/2018/wordml/cex" xmlns:w16cid="http://schemas.microsoft.com/office/word/2016/wordml/cid" xmlns:w16="http://schemas.microsoft.com/office/word/2018/wordml" xmlns:w16sdtdh="http://schemas.microsoft.com/office/word/2020/wordml/sdtdatahash" xmlns:w16se="http://schemas.microsoft.com/office/word/2015/wordml/symex" xmlns:wpg="http://schemas.microsoft.com/office/word/2010/wordprocessingGroup" xmlns:wpi="http://schemas.microsoft.com/office/word/2010/wordprocessingInk" xmlns:wne="http://schemas.microsoft.com/office/word/2006/wordml" xmlns:wps="http://schemas.microsoft.com/office/word/2010/wordprocessingShape" mc:Ignorable="w14 w15 w16se w16cid w16 w16cex w16sdtdh wp14">
   <w:p>
     <w:pPr>
       <w:pStyle w:val="Header"/>
       <w:jc w:val="center"/>
     </w:pPr>
-    <w:fldSimple w:instr=" TITLE ">
-      <w:r>
-        <w:t>OSNAP-CLASS mooring processing toolbox</w:t>
-      </w:r>
-    </w:fldSimple>
+    <w:r>
+      <w:fldChar w:fldCharType="begin"/>
+    </w:r>
+    <w:r>
+      <w:instrText xml:space="preserve"> TITLE </w:instrText>
+    </w:r>
+    <w:r>
+      <w:fldChar w:fldCharType="separate"/>
+    </w:r>
+    <w:r>
+      <w:t>OSNAP-CLASS mooring processing toolbox</w:t>
+    </w:r>
+    <w:r>
+      <w:fldChar w:fldCharType="end"/>
+    </w:r>
     <w:r>
       <w:tab/>
       <w:t>Version 1.2</w:t>
@@ -19882,7 +21000,7 @@
 </file>
 
 <file path=word/numbering.xml><?xml version="1.0" encoding="utf-8"?>
-<w:numbering xmlns:wpc="http://schemas.microsoft.com/office/word/2010/wordprocessingCanvas" xmlns:cx="http://schemas.microsoft.com/office/drawing/2014/chartex" xmlns:cx1="http://schemas.microsoft.com/office/drawing/2015/9/8/chartex" xmlns:cx2="http://schemas.microsoft.com/office/drawing/2015/10/21/chartex" xmlns:cx3="http://schemas.microsoft.com/office/drawing/2016/5/9/chartex" xmlns:cx4="http://schemas.microsoft.com/office/drawing/2016/5/10/chartex" xmlns:cx5="http://schemas.microsoft.com/office/drawing/2016/5/11/chartex" xmlns:cx6="http://schemas.microsoft.com/office/drawing/2016/5/12/chartex" xmlns:cx7="http://schemas.microsoft.com/office/drawing/2016/5/13/chartex" xmlns:cx8="http://schemas.microsoft.com/office/drawing/2016/5/14/chartex" xmlns:mc="http://schemas.openxmlformats.org/markup-compatibility/2006" xmlns:aink="http://schemas.microsoft.com/office/drawing/2016/ink" xmlns:am3d="http://schemas.microsoft.com/office/drawing/2017/model3d" xmlns:o="urn:schemas-microsoft-com:office:office" xmlns:oel="http://schemas.microsoft.com/office/2019/extlst" xmlns:r="http://schemas.openxmlformats.org/officeDocument/2006/relationships" xmlns:m="http://schemas.openxmlformats.org/officeDocument/2006/math" xmlns:v="urn:schemas-microsoft-com:vml" xmlns:wp14="http://schemas.microsoft.com/office/word/2010/wordprocessingDrawing" xmlns:wp="http://schemas.openxmlformats.org/drawingml/2006/wordprocessingDrawing" xmlns:w10="urn:schemas-microsoft-com:office:word" xmlns:w="http://schemas.openxmlformats.org/wordprocessingml/2006/main" xmlns:w14="http://schemas.microsoft.com/office/word/2010/wordml" xmlns:w15="http://schemas.microsoft.com/office/word/2012/wordml" xmlns:w16cex="http://schemas.microsoft.com/office/word/2018/wordml/cex" xmlns:w16cid="http://schemas.microsoft.com/office/word/2016/wordml/cid" xmlns:w16="http://schemas.microsoft.com/office/word/2018/wordml" xmlns:w16du="http://schemas.microsoft.com/office/word/2023/wordml/word16du" xmlns:w16sdtdh="http://schemas.microsoft.com/office/word/2020/wordml/sdtdatahash" xmlns:w16se="http://schemas.microsoft.com/office/word/2015/wordml/symex" xmlns:wpg="http://schemas.microsoft.com/office/word/2010/wordprocessingGroup" xmlns:wpi="http://schemas.microsoft.com/office/word/2010/wordprocessingInk" xmlns:wne="http://schemas.microsoft.com/office/word/2006/wordml" xmlns:wps="http://schemas.microsoft.com/office/word/2010/wordprocessingShape" mc:Ignorable="w14 w15 w16se w16cid w16 w16cex w16sdtdh w16du wp14">
+<w:numbering xmlns:wpc="http://schemas.microsoft.com/office/word/2010/wordprocessingCanvas" xmlns:cx="http://schemas.microsoft.com/office/drawing/2014/chartex" xmlns:cx1="http://schemas.microsoft.com/office/drawing/2015/9/8/chartex" xmlns:cx2="http://schemas.microsoft.com/office/drawing/2015/10/21/chartex" xmlns:cx3="http://schemas.microsoft.com/office/drawing/2016/5/9/chartex" xmlns:cx4="http://schemas.microsoft.com/office/drawing/2016/5/10/chartex" xmlns:cx5="http://schemas.microsoft.com/office/drawing/2016/5/11/chartex" xmlns:cx6="http://schemas.microsoft.com/office/drawing/2016/5/12/chartex" xmlns:cx7="http://schemas.microsoft.com/office/drawing/2016/5/13/chartex" xmlns:cx8="http://schemas.microsoft.com/office/drawing/2016/5/14/chartex" xmlns:mc="http://schemas.openxmlformats.org/markup-compatibility/2006" xmlns:aink="http://schemas.microsoft.com/office/drawing/2016/ink" xmlns:am3d="http://schemas.microsoft.com/office/drawing/2017/model3d" xmlns:o="urn:schemas-microsoft-com:office:office" xmlns:oel="http://schemas.microsoft.com/office/2019/extlst" xmlns:r="http://schemas.openxmlformats.org/officeDocument/2006/relationships" xmlns:m="http://schemas.openxmlformats.org/officeDocument/2006/math" xmlns:v="urn:schemas-microsoft-com:vml" xmlns:wp14="http://schemas.microsoft.com/office/word/2010/wordprocessingDrawing" xmlns:wp="http://schemas.openxmlformats.org/drawingml/2006/wordprocessingDrawing" xmlns:w10="urn:schemas-microsoft-com:office:word" xmlns:w="http://schemas.openxmlformats.org/wordprocessingml/2006/main" xmlns:w14="http://schemas.microsoft.com/office/word/2010/wordml" xmlns:w15="http://schemas.microsoft.com/office/word/2012/wordml" xmlns:w16cex="http://schemas.microsoft.com/office/word/2018/wordml/cex" xmlns:w16cid="http://schemas.microsoft.com/office/word/2016/wordml/cid" xmlns:w16="http://schemas.microsoft.com/office/word/2018/wordml" xmlns:w16sdtdh="http://schemas.microsoft.com/office/word/2020/wordml/sdtdatahash" xmlns:w16se="http://schemas.microsoft.com/office/word/2015/wordml/symex" xmlns:wpg="http://schemas.microsoft.com/office/word/2010/wordprocessingGroup" xmlns:wpi="http://schemas.microsoft.com/office/word/2010/wordprocessingInk" xmlns:wne="http://schemas.microsoft.com/office/word/2006/wordml" xmlns:wps="http://schemas.microsoft.com/office/word/2010/wordprocessingShape" mc:Ignorable="w14 w15 w16se w16cid w16 w16cex w16sdtdh wp14">
   <w:abstractNum w:abstractNumId="0" w15:restartNumberingAfterBreak="0">
     <w:nsid w:val="00000001"/>
     <w:multiLevelType w:val="multilevel"/>
@@ -23704,21 +24822,21 @@
 </file>
 
 <file path=word/people.xml><?xml version="1.0" encoding="utf-8"?>
-<w15:people xmlns:wpc="http://schemas.microsoft.com/office/word/2010/wordprocessingCanvas" xmlns:cx="http://schemas.microsoft.com/office/drawing/2014/chartex" xmlns:cx1="http://schemas.microsoft.com/office/drawing/2015/9/8/chartex" xmlns:cx2="http://schemas.microsoft.com/office/drawing/2015/10/21/chartex" xmlns:cx3="http://schemas.microsoft.com/office/drawing/2016/5/9/chartex" xmlns:cx4="http://schemas.microsoft.com/office/drawing/2016/5/10/chartex" xmlns:cx5="http://schemas.microsoft.com/office/drawing/2016/5/11/chartex" xmlns:cx6="http://schemas.microsoft.com/office/drawing/2016/5/12/chartex" xmlns:cx7="http://schemas.microsoft.com/office/drawing/2016/5/13/chartex" xmlns:cx8="http://schemas.microsoft.com/office/drawing/2016/5/14/chartex" xmlns:mc="http://schemas.openxmlformats.org/markup-compatibility/2006" xmlns:aink="http://schemas.microsoft.com/office/drawing/2016/ink" xmlns:am3d="http://schemas.microsoft.com/office/drawing/2017/model3d" xmlns:o="urn:schemas-microsoft-com:office:office" xmlns:oel="http://schemas.microsoft.com/office/2019/extlst" xmlns:r="http://schemas.openxmlformats.org/officeDocument/2006/relationships" xmlns:m="http://schemas.openxmlformats.org/officeDocument/2006/math" xmlns:v="urn:schemas-microsoft-com:vml" xmlns:wp14="http://schemas.microsoft.com/office/word/2010/wordprocessingDrawing" xmlns:wp="http://schemas.openxmlformats.org/drawingml/2006/wordprocessingDrawing" xmlns:w10="urn:schemas-microsoft-com:office:word" xmlns:w="http://schemas.openxmlformats.org/wordprocessingml/2006/main" xmlns:w14="http://schemas.microsoft.com/office/word/2010/wordml" xmlns:w15="http://schemas.microsoft.com/office/word/2012/wordml" xmlns:w16cex="http://schemas.microsoft.com/office/word/2018/wordml/cex" xmlns:w16cid="http://schemas.microsoft.com/office/word/2016/wordml/cid" xmlns:w16="http://schemas.microsoft.com/office/word/2018/wordml" xmlns:w16du="http://schemas.microsoft.com/office/word/2023/wordml/word16du" xmlns:w16sdtdh="http://schemas.microsoft.com/office/word/2020/wordml/sdtdatahash" xmlns:w16se="http://schemas.microsoft.com/office/word/2015/wordml/symex" xmlns:wpg="http://schemas.microsoft.com/office/word/2010/wordprocessingGroup" xmlns:wpi="http://schemas.microsoft.com/office/word/2010/wordprocessingInk" xmlns:wne="http://schemas.microsoft.com/office/word/2006/wordml" xmlns:wps="http://schemas.microsoft.com/office/word/2010/wordprocessingShape" mc:Ignorable="w14 w15 w16se w16cid w16 w16cex w16sdtdh w16du wp14">
+<w15:people xmlns:wpc="http://schemas.microsoft.com/office/word/2010/wordprocessingCanvas" xmlns:cx="http://schemas.microsoft.com/office/drawing/2014/chartex" xmlns:cx1="http://schemas.microsoft.com/office/drawing/2015/9/8/chartex" xmlns:cx2="http://schemas.microsoft.com/office/drawing/2015/10/21/chartex" xmlns:cx3="http://schemas.microsoft.com/office/drawing/2016/5/9/chartex" xmlns:cx4="http://schemas.microsoft.com/office/drawing/2016/5/10/chartex" xmlns:cx5="http://schemas.microsoft.com/office/drawing/2016/5/11/chartex" xmlns:cx6="http://schemas.microsoft.com/office/drawing/2016/5/12/chartex" xmlns:cx7="http://schemas.microsoft.com/office/drawing/2016/5/13/chartex" xmlns:cx8="http://schemas.microsoft.com/office/drawing/2016/5/14/chartex" xmlns:mc="http://schemas.openxmlformats.org/markup-compatibility/2006" xmlns:aink="http://schemas.microsoft.com/office/drawing/2016/ink" xmlns:am3d="http://schemas.microsoft.com/office/drawing/2017/model3d" xmlns:o="urn:schemas-microsoft-com:office:office" xmlns:oel="http://schemas.microsoft.com/office/2019/extlst" xmlns:r="http://schemas.openxmlformats.org/officeDocument/2006/relationships" xmlns:m="http://schemas.openxmlformats.org/officeDocument/2006/math" xmlns:v="urn:schemas-microsoft-com:vml" xmlns:wp14="http://schemas.microsoft.com/office/word/2010/wordprocessingDrawing" xmlns:wp="http://schemas.openxmlformats.org/drawingml/2006/wordprocessingDrawing" xmlns:w10="urn:schemas-microsoft-com:office:word" xmlns:w="http://schemas.openxmlformats.org/wordprocessingml/2006/main" xmlns:w14="http://schemas.microsoft.com/office/word/2010/wordml" xmlns:w15="http://schemas.microsoft.com/office/word/2012/wordml" xmlns:w16cex="http://schemas.microsoft.com/office/word/2018/wordml/cex" xmlns:w16cid="http://schemas.microsoft.com/office/word/2016/wordml/cid" xmlns:w16="http://schemas.microsoft.com/office/word/2018/wordml" xmlns:w16sdtdh="http://schemas.microsoft.com/office/word/2020/wordml/sdtdatahash" xmlns:w16se="http://schemas.microsoft.com/office/word/2015/wordml/symex" xmlns:wpg="http://schemas.microsoft.com/office/word/2010/wordprocessingGroup" xmlns:wpi="http://schemas.microsoft.com/office/word/2010/wordprocessingInk" xmlns:wne="http://schemas.microsoft.com/office/word/2006/wordml" xmlns:wps="http://schemas.microsoft.com/office/word/2010/wordprocessingShape" mc:Ignorable="w14 w15 w16se w16cid w16 w16cex w16sdtdh wp14">
+  <w15:person w15:author="Kristin Burmeister">
+    <w15:presenceInfo w15:providerId="AD" w15:userId="S::SA07KB@sams.ac.uk::36ee710c-25aa-4549-8dac-543caa2d2369"/>
+  </w15:person>
   <w15:person w15:author="Yvonne Firing">
     <w15:presenceInfo w15:providerId="AD" w15:userId="S::yvonng@noc.ac.uk::1bd5e8f1-ff2c-41d5-ad87-c2c4c42e9497"/>
   </w15:person>
   <w15:person w15:author="Firing, Yvonne L.">
     <w15:presenceInfo w15:providerId="AD" w15:userId="S::yvonng@noc.ac.uk::1bd5e8f1-ff2c-41d5-ad87-c2c4c42e9497"/>
   </w15:person>
-  <w15:person w15:author="Lewis Drysdale">
-    <w15:presenceInfo w15:providerId="AD" w15:userId="S::SA01LD@sams.ac.uk::cc686f5f-177b-4a50-a09f-f63bdd46666a"/>
-  </w15:person>
 </w15:people>
 </file>
 
 <file path=word/styles.xml><?xml version="1.0" encoding="utf-8"?>
-<w:styles xmlns:mc="http://schemas.openxmlformats.org/markup-compatibility/2006" xmlns:r="http://schemas.openxmlformats.org/officeDocument/2006/relationships" xmlns:w="http://schemas.openxmlformats.org/wordprocessingml/2006/main" xmlns:w14="http://schemas.microsoft.com/office/word/2010/wordml" xmlns:w15="http://schemas.microsoft.com/office/word/2012/wordml" xmlns:w16cex="http://schemas.microsoft.com/office/word/2018/wordml/cex" xmlns:w16cid="http://schemas.microsoft.com/office/word/2016/wordml/cid" xmlns:w16="http://schemas.microsoft.com/office/word/2018/wordml" xmlns:w16du="http://schemas.microsoft.com/office/word/2023/wordml/word16du" xmlns:w16sdtdh="http://schemas.microsoft.com/office/word/2020/wordml/sdtdatahash" xmlns:w16se="http://schemas.microsoft.com/office/word/2015/wordml/symex" mc:Ignorable="w14 w15 w16se w16cid w16 w16cex w16sdtdh w16du">
+<w:styles xmlns:mc="http://schemas.openxmlformats.org/markup-compatibility/2006" xmlns:r="http://schemas.openxmlformats.org/officeDocument/2006/relationships" xmlns:w="http://schemas.openxmlformats.org/wordprocessingml/2006/main" xmlns:w14="http://schemas.microsoft.com/office/word/2010/wordml" xmlns:w15="http://schemas.microsoft.com/office/word/2012/wordml" xmlns:w16cex="http://schemas.microsoft.com/office/word/2018/wordml/cex" xmlns:w16cid="http://schemas.microsoft.com/office/word/2016/wordml/cid" xmlns:w16="http://schemas.microsoft.com/office/word/2018/wordml" xmlns:w16sdtdh="http://schemas.microsoft.com/office/word/2020/wordml/sdtdatahash" xmlns:w16se="http://schemas.microsoft.com/office/word/2015/wordml/symex" mc:Ignorable="w14 w15 w16se w16cid w16 w16cex w16sdtdh">
   <w:docDefaults>
     <w:rPrDefault>
       <w:rPr>

--- a/Documents/Processing_documents/OSNAP_mooring_processing.docx
+++ b/Documents/Processing_documents/OSNAP_mooring_processing.docx
@@ -4231,16 +4231,36 @@
       </w:del>
       <w:ins w:id="49" w:author="Kristin Burmeister" w:date="2024-05-24T07:40:00Z">
         <w:r>
-          <w:t>This toolbox is managed using git. The master branch should be the last working version used, updated and revised since the last mooring cruise. The master branch is protected and changes can only be merge</w:t>
+          <w:t xml:space="preserve">This toolbox is managed using git. The </w:t>
         </w:r>
       </w:ins>
-      <w:ins w:id="50" w:author="Yvonne Firing" w:date="2024-05-24T07:42:00Z">
-        <w:r>
-          <w:t>d</w:t>
+      <w:ins w:id="50" w:author="Kristin Burmeister" w:date="2026-05-28T15:13:00Z" w16du:dateUtc="2026-05-28T14:13:00Z">
+        <w:r>
+          <w:t>main</w:t>
         </w:r>
       </w:ins>
       <w:ins w:id="51" w:author="Kristin Burmeister" w:date="2024-05-24T07:40:00Z">
         <w:r>
+          <w:t xml:space="preserve"> branch should be the last working version used, updated and revised since the last mooring cruise. The </w:t>
+        </w:r>
+      </w:ins>
+      <w:ins w:id="52" w:author="Kristin Burmeister" w:date="2026-05-28T15:13:00Z" w16du:dateUtc="2026-05-28T14:13:00Z">
+        <w:r>
+          <w:t>main</w:t>
+        </w:r>
+      </w:ins>
+      <w:ins w:id="53" w:author="Kristin Burmeister" w:date="2024-05-24T07:40:00Z">
+        <w:r>
+          <w:t xml:space="preserve"> branch is protected and changes can only be merge</w:t>
+        </w:r>
+      </w:ins>
+      <w:ins w:id="54" w:author="Yvonne Firing" w:date="2024-05-24T07:42:00Z">
+        <w:r>
+          <w:t>d</w:t>
+        </w:r>
+      </w:ins>
+      <w:ins w:id="55" w:author="Kristin Burmeister" w:date="2024-05-24T07:40:00Z">
+        <w:r>
           <w:t xml:space="preserve"> via pull requests which are then revised by the administrators of the repository. The following strategy is used to manage the repository.</w:t>
         </w:r>
       </w:ins>
@@ -4249,7 +4269,7 @@
       <w:pPr>
         <w:pStyle w:val="BodyText"/>
         <w:rPr>
-          <w:ins w:id="52" w:author="Kristin Burmeister" w:date="2024-05-24T07:40:00Z"/>
+          <w:ins w:id="56" w:author="Kristin Burmeister" w:date="2024-05-24T07:40:00Z"/>
         </w:rPr>
       </w:pPr>
     </w:p>
@@ -4257,19 +4277,29 @@
       <w:pPr>
         <w:pStyle w:val="Heading3"/>
         <w:rPr>
-          <w:ins w:id="53" w:author="Kristin Burmeister" w:date="2024-05-24T07:40:00Z"/>
-        </w:rPr>
-      </w:pPr>
-      <w:ins w:id="54" w:author="Kristin Burmeister" w:date="2024-05-24T07:40:00Z">
-        <w:r>
-          <w:t>Updating the master branch with latest cruise branch</w:t>
+          <w:ins w:id="57" w:author="Kristin Burmeister" w:date="2024-05-24T07:40:00Z"/>
+        </w:rPr>
+      </w:pPr>
+      <w:ins w:id="58" w:author="Kristin Burmeister" w:date="2024-05-24T07:40:00Z">
+        <w:r>
+          <w:t xml:space="preserve">Updating the </w:t>
         </w:r>
       </w:ins>
-    </w:p>
-    <w:p>
-      <w:pPr>
-        <w:rPr>
-          <w:ins w:id="55" w:author="Kristin Burmeister" w:date="2024-05-24T07:40:00Z"/>
+      <w:ins w:id="59" w:author="Kristin Burmeister" w:date="2026-05-28T15:13:00Z" w16du:dateUtc="2026-05-28T14:13:00Z">
+        <w:r>
+          <w:t>main</w:t>
+        </w:r>
+      </w:ins>
+      <w:ins w:id="60" w:author="Kristin Burmeister" w:date="2024-05-24T07:40:00Z">
+        <w:r>
+          <w:t xml:space="preserve"> branch with latest cruise branch</w:t>
+        </w:r>
+      </w:ins>
+    </w:p>
+    <w:p>
+      <w:pPr>
+        <w:rPr>
+          <w:ins w:id="61" w:author="Kristin Burmeister" w:date="2024-05-24T07:40:00Z"/>
         </w:rPr>
       </w:pPr>
     </w:p>
@@ -4281,10 +4311,10 @@
           <w:numId w:val="33"/>
         </w:numPr>
         <w:rPr>
-          <w:ins w:id="56" w:author="Kristin Burmeister" w:date="2024-05-24T07:40:00Z"/>
-        </w:rPr>
-      </w:pPr>
-      <w:ins w:id="57" w:author="Kristin Burmeister" w:date="2024-05-24T07:40:00Z">
+          <w:ins w:id="62" w:author="Kristin Burmeister" w:date="2024-05-24T07:40:00Z"/>
+        </w:rPr>
+      </w:pPr>
+      <w:ins w:id="63" w:author="Kristin Burmeister" w:date="2024-05-24T07:40:00Z">
         <w:r>
           <w:t xml:space="preserve">Before each cruise, users of this </w:t>
         </w:r>
@@ -4292,12 +4322,12 @@
       <w:r>
         <w:t xml:space="preserve">mooring processing toolbox should </w:t>
       </w:r>
-      <w:del w:id="58" w:author="Yvonne Firing" w:date="2024-05-24T07:43:00Z">
+      <w:del w:id="64" w:author="Yvonne Firing" w:date="2024-05-24T07:43:00Z">
         <w:r>
           <w:delText xml:space="preserve">request </w:delText>
         </w:r>
       </w:del>
-      <w:ins w:id="59" w:author="Yvonne Firing" w:date="2024-05-24T07:43:00Z">
+      <w:ins w:id="65" w:author="Yvonne Firing" w:date="2024-05-24T07:43:00Z">
         <w:r>
           <w:t xml:space="preserve">create and checkout </w:t>
         </w:r>
@@ -4305,7 +4335,7 @@
       <w:r>
         <w:t>a new branch</w:t>
       </w:r>
-      <w:ins w:id="60" w:author="Yvonne Firing" w:date="2024-05-24T07:43:00Z">
+      <w:ins w:id="66" w:author="Yvonne Firing" w:date="2024-05-24T07:43:00Z">
         <w:r>
           <w:t>, named based on their upcoming cruise,</w:t>
         </w:r>
@@ -4313,37 +4343,44 @@
       <w:r>
         <w:t xml:space="preserve"> from the </w:t>
       </w:r>
-      <w:del w:id="61" w:author="Kristin Burmeister" w:date="2024-05-24T07:40:00Z">
+      <w:del w:id="67" w:author="Kristin Burmeister" w:date="2024-05-24T07:40:00Z">
         <w:r>
           <w:delText xml:space="preserve">latest post cruise updated </w:delText>
         </w:r>
       </w:del>
-      <w:r>
-        <w:t>master</w:t>
-      </w:r>
-      <w:del w:id="62" w:author="Kristin Burmeister" w:date="2024-05-24T07:40:00Z">
+      <w:del w:id="68" w:author="Kristin Burmeister" w:date="2026-05-28T15:12:00Z" w16du:dateUtc="2026-05-28T14:12:00Z">
+        <w:r>
+          <w:delText>master</w:delText>
+        </w:r>
+      </w:del>
+      <w:ins w:id="69" w:author="Kristin Burmeister" w:date="2026-05-28T15:13:00Z" w16du:dateUtc="2026-05-28T14:13:00Z">
+        <w:r>
+          <w:t>main</w:t>
+        </w:r>
+      </w:ins>
+      <w:del w:id="70" w:author="Kristin Burmeister" w:date="2024-05-24T07:40:00Z">
         <w:r>
           <w:delText>. This</w:delText>
         </w:r>
       </w:del>
-      <w:ins w:id="63" w:author="Kristin Burmeister" w:date="2024-05-24T07:40:00Z">
+      <w:ins w:id="71" w:author="Kristin Burmeister" w:date="2024-05-24T07:40:00Z">
         <w:r>
           <w:t xml:space="preserve"> branch. </w:t>
         </w:r>
       </w:ins>
-      <w:ins w:id="64" w:author="Yvonne Firing" w:date="2024-05-24T07:43:00Z">
+      <w:ins w:id="72" w:author="Yvonne Firing" w:date="2024-05-24T07:43:00Z">
         <w:r>
           <w:t xml:space="preserve">Any changes made on the cruise should be in this new branch. </w:t>
         </w:r>
       </w:ins>
-      <w:ins w:id="65" w:author="Kristin Burmeister" w:date="2024-05-24T07:40:00Z">
-        <w:del w:id="66" w:author="Yvonne Firing" w:date="2024-05-24T07:43:00Z">
+      <w:ins w:id="73" w:author="Kristin Burmeister" w:date="2024-05-24T07:40:00Z">
+        <w:del w:id="74" w:author="Yvonne Firing" w:date="2024-05-24T07:43:00Z">
           <w:r>
             <w:delText>Before the users make any changes, they</w:delText>
           </w:r>
         </w:del>
       </w:ins>
-      <w:del w:id="67" w:author="Yvonne Firing" w:date="2024-05-24T07:43:00Z">
+      <w:del w:id="75" w:author="Yvonne Firing" w:date="2024-05-24T07:43:00Z">
         <w:r>
           <w:delText xml:space="preserve"> should </w:delText>
         </w:r>
@@ -4351,14 +4388,14 @@
           <w:delText>be the last</w:delText>
         </w:r>
       </w:del>
-      <w:ins w:id="68" w:author="Kristin Burmeister" w:date="2024-05-24T07:40:00Z">
-        <w:del w:id="69" w:author="Yvonne Firing" w:date="2024-05-24T07:43:00Z">
+      <w:ins w:id="76" w:author="Kristin Burmeister" w:date="2024-05-24T07:40:00Z">
+        <w:del w:id="77" w:author="Yvonne Firing" w:date="2024-05-24T07:43:00Z">
           <w:r>
             <w:delText>rename their</w:delText>
           </w:r>
         </w:del>
       </w:ins>
-      <w:del w:id="70" w:author="Yvonne Firing" w:date="2024-05-24T07:43:00Z">
+      <w:del w:id="78" w:author="Yvonne Firing" w:date="2024-05-24T07:43:00Z">
         <w:r>
           <w:delText xml:space="preserve"> working </w:delText>
         </w:r>
@@ -4366,20 +4403,20 @@
           <w:delText>version used and updated since the last mooring cruise and the branch should be renamed</w:delText>
         </w:r>
       </w:del>
-      <w:ins w:id="71" w:author="Kristin Burmeister" w:date="2024-05-24T07:40:00Z">
-        <w:del w:id="72" w:author="Yvonne Firing" w:date="2024-05-24T07:43:00Z">
+      <w:ins w:id="79" w:author="Kristin Burmeister" w:date="2024-05-24T07:40:00Z">
+        <w:del w:id="80" w:author="Yvonne Firing" w:date="2024-05-24T07:43:00Z">
           <w:r>
             <w:delText>branch</w:delText>
           </w:r>
         </w:del>
       </w:ins>
-      <w:del w:id="73" w:author="Yvonne Firing" w:date="2024-05-24T07:43:00Z">
+      <w:del w:id="81" w:author="Yvonne Firing" w:date="2024-05-24T07:43:00Z">
         <w:r>
           <w:delText xml:space="preserve"> to reflect the upcoming cruise. </w:delText>
         </w:r>
       </w:del>
-      <w:ins w:id="74" w:author="Kristin Burmeister" w:date="2024-05-24T07:40:00Z">
-        <w:del w:id="75" w:author="Yvonne Firing" w:date="2024-05-24T07:43:00Z">
+      <w:ins w:id="82" w:author="Kristin Burmeister" w:date="2024-05-24T07:40:00Z">
+        <w:del w:id="83" w:author="Yvonne Firing" w:date="2024-05-24T07:43:00Z">
           <w:r>
             <w:delText>E.g. for the cruise JC238 the branch name should be 'JC238'.</w:delText>
           </w:r>
@@ -4394,23 +4431,43 @@
           <w:numId w:val="33"/>
         </w:numPr>
         <w:rPr>
-          <w:ins w:id="76" w:author="Kristin Burmeister" w:date="2024-05-24T07:40:00Z"/>
-        </w:rPr>
-      </w:pPr>
-      <w:ins w:id="77" w:author="Kristin Burmeister" w:date="2024-05-24T07:40:00Z">
-        <w:r>
-          <w:t>To keep the master branch up to date, a pull request to merge the cruise branch with the master branch should be raised following good housekeeping practices (below)</w:t>
+          <w:ins w:id="84" w:author="Kristin Burmeister" w:date="2024-05-24T07:40:00Z"/>
+        </w:rPr>
+      </w:pPr>
+      <w:ins w:id="85" w:author="Kristin Burmeister" w:date="2024-05-24T07:40:00Z">
+        <w:r>
+          <w:t xml:space="preserve">To keep the </w:t>
         </w:r>
       </w:ins>
+      <w:ins w:id="86" w:author="Kristin Burmeister" w:date="2026-05-28T15:13:00Z" w16du:dateUtc="2026-05-28T14:13:00Z">
+        <w:r>
+          <w:t>main</w:t>
+        </w:r>
+      </w:ins>
+      <w:ins w:id="87" w:author="Kristin Burmeister" w:date="2024-05-24T07:40:00Z">
+        <w:r>
+          <w:t xml:space="preserve"> branch up to date, a pull request to merge the cruise branch with the </w:t>
+        </w:r>
+      </w:ins>
+      <w:ins w:id="88" w:author="Kristin Burmeister" w:date="2026-05-28T15:13:00Z" w16du:dateUtc="2026-05-28T14:13:00Z">
+        <w:r>
+          <w:t>main</w:t>
+        </w:r>
+      </w:ins>
+      <w:ins w:id="89" w:author="Kristin Burmeister" w:date="2024-05-24T07:40:00Z">
+        <w:r>
+          <w:t xml:space="preserve"> branch should be raised following good housekeeping practices (below)</w:t>
+        </w:r>
+      </w:ins>
     </w:p>
     <w:p>
       <w:pPr>
         <w:pStyle w:val="ListParagraph"/>
         <w:rPr>
-          <w:ins w:id="78" w:author="Kristin Burmeister" w:date="2024-05-24T07:40:00Z"/>
-        </w:rPr>
-      </w:pPr>
-      <w:ins w:id="79" w:author="Kristin Burmeister" w:date="2024-05-24T07:40:00Z">
+          <w:ins w:id="90" w:author="Kristin Burmeister" w:date="2024-05-24T07:40:00Z"/>
+        </w:rPr>
+      </w:pPr>
+      <w:ins w:id="91" w:author="Kristin Burmeister" w:date="2024-05-24T07:40:00Z">
         <w:r>
           <w:t>a) Directly after the cruise to push any important on-cruise changes</w:t>
         </w:r>
@@ -4420,20 +4477,20 @@
       <w:pPr>
         <w:pStyle w:val="ListParagraph"/>
         <w:rPr>
-          <w:ins w:id="80" w:author="Kristin Burmeister" w:date="2024-05-24T07:40:00Z"/>
-        </w:rPr>
-      </w:pPr>
-      <w:ins w:id="81" w:author="Kristin Burmeister" w:date="2024-05-24T07:40:00Z">
+          <w:ins w:id="92" w:author="Kristin Burmeister" w:date="2024-05-24T07:40:00Z"/>
+        </w:rPr>
+      </w:pPr>
+      <w:ins w:id="93" w:author="Kristin Burmeister" w:date="2024-05-24T07:40:00Z">
         <w:r>
           <w:t>b) After on land post-processing when the calibration of the single in</w:t>
         </w:r>
       </w:ins>
-      <w:ins w:id="82" w:author="Kristin Burmeister" w:date="2026-05-28T09:47:00Z" w16du:dateUtc="2026-05-28T08:47:00Z">
+      <w:ins w:id="94" w:author="Kristin Burmeister" w:date="2026-05-28T09:47:00Z" w16du:dateUtc="2026-05-28T08:47:00Z">
         <w:r>
           <w:t>s</w:t>
         </w:r>
       </w:ins>
-      <w:ins w:id="83" w:author="Kristin Burmeister" w:date="2024-05-24T07:40:00Z">
+      <w:ins w:id="95" w:author="Kristin Burmeister" w:date="2024-05-24T07:40:00Z">
         <w:r>
           <w:t>truments are finalised and there will be no changes anymore.</w:t>
         </w:r>
@@ -4447,10 +4504,10 @@
           <w:numId w:val="33"/>
         </w:numPr>
         <w:rPr>
-          <w:ins w:id="84" w:author="Kristin Burmeister" w:date="2024-05-24T07:40:00Z"/>
-        </w:rPr>
-      </w:pPr>
-      <w:ins w:id="85" w:author="Kristin Burmeister" w:date="2024-05-24T07:40:00Z">
+          <w:ins w:id="96" w:author="Kristin Burmeister" w:date="2024-05-24T07:40:00Z"/>
+        </w:rPr>
+      </w:pPr>
+      <w:ins w:id="97" w:author="Kristin Burmeister" w:date="2024-05-24T07:40:00Z">
         <w:r>
           <w:t>One of the repository administrators who is not the creator of the branch will review the pull request and check the changes made.</w:t>
         </w:r>
@@ -4464,20 +4521,20 @@
           <w:numId w:val="33"/>
         </w:numPr>
         <w:rPr>
-          <w:ins w:id="86" w:author="Kristin Burmeister" w:date="2024-05-24T07:40:00Z"/>
-        </w:rPr>
-      </w:pPr>
-      <w:ins w:id="87" w:author="Kristin Burmeister" w:date="2024-05-24T07:40:00Z">
+          <w:ins w:id="98" w:author="Kristin Burmeister" w:date="2024-05-24T07:40:00Z"/>
+        </w:rPr>
+      </w:pPr>
+      <w:ins w:id="99" w:author="Kristin Burmeister" w:date="2024-05-24T07:40:00Z">
         <w:r>
           <w:t xml:space="preserve">If the reviewer finds no issues they will continue to 5. If there are issues or even merge conflicts the reviewer will block the pull request and raise either discussions within the pull request or issues to be addressed by the branch creator. These are open discussion and any contributor are encourage to take part in them to find the best solution. Once an agreement is reached and the creator implemented any </w:t>
         </w:r>
       </w:ins>
-      <w:ins w:id="88" w:author="Kristin Burmeister" w:date="2026-05-28T09:48:00Z" w16du:dateUtc="2026-05-28T08:48:00Z">
+      <w:ins w:id="100" w:author="Kristin Burmeister" w:date="2026-05-28T09:48:00Z" w16du:dateUtc="2026-05-28T08:48:00Z">
         <w:r>
           <w:t>necessary</w:t>
         </w:r>
       </w:ins>
-      <w:ins w:id="89" w:author="Kristin Burmeister" w:date="2024-05-24T07:40:00Z">
+      <w:ins w:id="101" w:author="Kristin Burmeister" w:date="2024-05-24T07:40:00Z">
         <w:r>
           <w:t xml:space="preserve"> changes and any merge conflicts are resolved steps 2-4 will be repeated.</w:t>
         </w:r>
@@ -4491,12 +4548,22 @@
           <w:numId w:val="33"/>
         </w:numPr>
         <w:rPr>
-          <w:ins w:id="90" w:author="Kristin Burmeister" w:date="2024-05-24T07:40:00Z"/>
-        </w:rPr>
-      </w:pPr>
-      <w:ins w:id="91" w:author="Kristin Burmeister" w:date="2024-05-24T07:40:00Z">
-        <w:r>
-          <w:t>If everything is ok the reviewer can verified the pull request and merge the cruise and master branch.</w:t>
+          <w:ins w:id="102" w:author="Kristin Burmeister" w:date="2024-05-24T07:40:00Z"/>
+        </w:rPr>
+      </w:pPr>
+      <w:ins w:id="103" w:author="Kristin Burmeister" w:date="2024-05-24T07:40:00Z">
+        <w:r>
+          <w:t xml:space="preserve">If everything is ok the reviewer can verified the pull request and merge the cruise and </w:t>
+        </w:r>
+      </w:ins>
+      <w:ins w:id="104" w:author="Kristin Burmeister" w:date="2026-05-28T15:13:00Z" w16du:dateUtc="2026-05-28T14:13:00Z">
+        <w:r>
+          <w:t>main</w:t>
+        </w:r>
+      </w:ins>
+      <w:ins w:id="105" w:author="Kristin Burmeister" w:date="2024-05-24T07:40:00Z">
+        <w:r>
+          <w:t xml:space="preserve"> branch.</w:t>
         </w:r>
       </w:ins>
     </w:p>
@@ -4508,10 +4575,10 @@
           <w:numId w:val="33"/>
         </w:numPr>
         <w:rPr>
-          <w:ins w:id="92" w:author="Kristin Burmeister" w:date="2024-05-24T07:40:00Z"/>
-        </w:rPr>
-      </w:pPr>
-      <w:ins w:id="93" w:author="Kristin Burmeister" w:date="2024-05-24T07:40:00Z">
+          <w:ins w:id="106" w:author="Kristin Burmeister" w:date="2024-05-24T07:40:00Z"/>
+        </w:rPr>
+      </w:pPr>
+      <w:ins w:id="107" w:author="Kristin Burmeister" w:date="2024-05-24T07:40:00Z">
         <w:r>
           <w:t>If the cruise branch is finalised and no further changes are expected</w:t>
         </w:r>
@@ -4524,7 +4591,7 @@
       <w:pPr>
         <w:pStyle w:val="BodyText"/>
         <w:rPr>
-          <w:ins w:id="94" w:author="Kristin Burmeister" w:date="2024-05-24T07:40:00Z"/>
+          <w:ins w:id="108" w:author="Kristin Burmeister" w:date="2024-05-24T07:40:00Z"/>
         </w:rPr>
       </w:pPr>
     </w:p>
@@ -4532,10 +4599,10 @@
       <w:pPr>
         <w:pStyle w:val="Heading3"/>
         <w:rPr>
-          <w:ins w:id="95" w:author="Kristin Burmeister" w:date="2024-05-24T07:40:00Z"/>
-        </w:rPr>
-      </w:pPr>
-      <w:ins w:id="96" w:author="Kristin Burmeister" w:date="2024-05-24T07:40:00Z">
+          <w:ins w:id="109" w:author="Kristin Burmeister" w:date="2024-05-24T07:40:00Z"/>
+        </w:rPr>
+      </w:pPr>
+      <w:ins w:id="110" w:author="Kristin Burmeister" w:date="2024-05-24T07:40:00Z">
         <w:r>
           <w:t>Working on board</w:t>
         </w:r>
@@ -4548,7 +4615,7 @@
           <w:ilvl w:val="0"/>
           <w:numId w:val="36"/>
         </w:numPr>
-        <w:pPrChange w:id="97" w:author="Kristin Burmeister" w:date="2024-05-24T07:40:00Z">
+        <w:pPrChange w:id="111" w:author="Kristin Burmeister" w:date="2024-05-24T07:40:00Z">
           <w:pPr>
             <w:pStyle w:val="BodyText"/>
             <w:jc w:val="left"/>
@@ -4558,12 +4625,12 @@
       <w:r>
         <w:t xml:space="preserve">A copy of </w:t>
       </w:r>
-      <w:del w:id="98" w:author="Kristin Burmeister" w:date="2024-05-24T07:40:00Z">
+      <w:del w:id="112" w:author="Kristin Burmeister" w:date="2024-05-24T07:40:00Z">
         <w:r>
           <w:delText>this</w:delText>
         </w:r>
       </w:del>
-      <w:ins w:id="99" w:author="Kristin Burmeister" w:date="2024-05-24T07:40:00Z">
+      <w:ins w:id="113" w:author="Kristin Burmeister" w:date="2024-05-24T07:40:00Z">
         <w:r>
           <w:t>the cruise</w:t>
         </w:r>
@@ -4571,7 +4638,7 @@
       <w:r>
         <w:t xml:space="preserve"> branch should be physically taken on the ship</w:t>
       </w:r>
-      <w:ins w:id="100" w:author="Yvonne Firing" w:date="2024-05-24T07:44:00Z">
+      <w:ins w:id="114" w:author="Yvonne Firing" w:date="2024-05-24T07:44:00Z">
         <w:r>
           <w:t xml:space="preserve"> on a computer or external hard drive</w:t>
         </w:r>
@@ -4579,13 +4646,13 @@
       <w:r>
         <w:t xml:space="preserve"> </w:t>
       </w:r>
-      <w:del w:id="101" w:author="Yvonne Firing" w:date="2024-05-24T07:44:00Z">
+      <w:del w:id="115" w:author="Yvonne Firing" w:date="2024-05-24T07:44:00Z">
         <w:r>
           <w:delText xml:space="preserve">(i.e. </w:delText>
         </w:r>
         <w:r>
           <w:rPr>
-            <w:rPrChange w:id="102" w:author="Kristin Burmeister" w:date="2024-05-24T07:40:00Z">
+            <w:rPrChange w:id="116" w:author="Kristin Burmeister" w:date="2024-05-24T07:40:00Z">
               <w:rPr>
                 <w:i/>
                 <w:color w:val="FF0000"/>
@@ -4595,7 +4662,7 @@
           <w:delText>osnap/exec/$cruise</w:delText>
         </w:r>
       </w:del>
-      <w:del w:id="103" w:author="Kristin Burmeister" w:date="2024-05-24T07:40:00Z">
+      <w:del w:id="117" w:author="Kristin Burmeister" w:date="2024-05-24T07:40:00Z">
         <w:r>
           <w:rPr>
             <w:i/>
@@ -4608,8 +4675,8 @@
           <w:delText xml:space="preserve">). </w:delText>
         </w:r>
       </w:del>
-      <w:ins w:id="104" w:author="Kristin Burmeister" w:date="2024-05-24T07:40:00Z">
-        <w:del w:id="105" w:author="Yvonne Firing" w:date="2024-05-24T07:44:00Z">
+      <w:ins w:id="118" w:author="Kristin Burmeister" w:date="2024-05-24T07:40:00Z">
+        <w:del w:id="119" w:author="Yvonne Firing" w:date="2024-05-24T07:44:00Z">
           <w:r>
             <w:delText xml:space="preserve">/) </w:delText>
           </w:r>
@@ -4618,13 +4685,13 @@
           <w:t xml:space="preserve">as the internet connection cannot be </w:t>
         </w:r>
       </w:ins>
-      <w:ins w:id="106" w:author="Yvonne Firing" w:date="2024-05-24T07:44:00Z">
+      <w:ins w:id="120" w:author="Yvonne Firing" w:date="2024-05-24T07:44:00Z">
         <w:r>
           <w:t>g</w:t>
         </w:r>
       </w:ins>
-      <w:ins w:id="107" w:author="Kristin Burmeister" w:date="2024-05-24T07:40:00Z">
-        <w:del w:id="108" w:author="Yvonne Firing" w:date="2024-05-24T07:44:00Z">
+      <w:ins w:id="121" w:author="Kristin Burmeister" w:date="2024-05-24T07:40:00Z">
+        <w:del w:id="122" w:author="Yvonne Firing" w:date="2024-05-24T07:44:00Z">
           <w:r>
             <w:delText>q</w:delText>
           </w:r>
@@ -4633,13 +4700,13 @@
           <w:t>uarant</w:t>
         </w:r>
       </w:ins>
-      <w:ins w:id="109" w:author="Yvonne Firing" w:date="2024-05-24T07:44:00Z">
+      <w:ins w:id="123" w:author="Yvonne Firing" w:date="2024-05-24T07:44:00Z">
         <w:r>
           <w:t>e</w:t>
         </w:r>
       </w:ins>
-      <w:ins w:id="110" w:author="Kristin Burmeister" w:date="2024-05-24T07:40:00Z">
-        <w:del w:id="111" w:author="Yvonne Firing" w:date="2024-05-24T07:44:00Z">
+      <w:ins w:id="124" w:author="Kristin Burmeister" w:date="2024-05-24T07:40:00Z">
+        <w:del w:id="125" w:author="Yvonne Firing" w:date="2024-05-24T07:44:00Z">
           <w:r>
             <w:delText>i</w:delText>
           </w:r>
@@ -4656,7 +4723,7 @@
           <w:ilvl w:val="0"/>
           <w:numId w:val="36"/>
         </w:numPr>
-        <w:pPrChange w:id="112" w:author="Kristin Burmeister" w:date="2024-05-24T07:40:00Z">
+        <w:pPrChange w:id="126" w:author="Kristin Burmeister" w:date="2024-05-24T07:40:00Z">
           <w:pPr>
             <w:pStyle w:val="BodyText"/>
             <w:jc w:val="left"/>
@@ -4666,7 +4733,7 @@
       <w:r>
         <w:t xml:space="preserve">The data (archived from previous cruise) is not </w:t>
       </w:r>
-      <w:ins w:id="113" w:author="Yvonne Firing" w:date="2024-05-24T07:45:00Z">
+      <w:ins w:id="127" w:author="Yvonne Firing" w:date="2024-05-24T07:45:00Z">
         <w:r>
           <w:t xml:space="preserve">tracked with git or </w:t>
         </w:r>
@@ -4674,7 +4741,7 @@
       <w:r>
         <w:t>kept on git</w:t>
       </w:r>
-      <w:ins w:id="114" w:author="Yvonne Firing" w:date="2024-05-24T07:44:00Z">
+      <w:ins w:id="128" w:author="Yvonne Firing" w:date="2024-05-24T07:44:00Z">
         <w:r>
           <w:t>hub</w:t>
         </w:r>
@@ -4682,7 +4749,7 @@
       <w:r>
         <w:t xml:space="preserve"> and effort should be made to make sure that the most recent version is copied prior to the cruise/processing. Once the cruise is complete the </w:t>
       </w:r>
-      <w:ins w:id="115" w:author="Kristin Burmeister" w:date="2024-05-24T07:40:00Z">
+      <w:ins w:id="129" w:author="Kristin Burmeister" w:date="2024-05-24T07:40:00Z">
         <w:r>
           <w:t xml:space="preserve">cruise </w:t>
         </w:r>
@@ -4690,12 +4757,12 @@
       <w:r>
         <w:t xml:space="preserve">branch should be </w:t>
       </w:r>
-      <w:del w:id="116" w:author="Kristin Burmeister" w:date="2024-05-24T07:40:00Z">
+      <w:del w:id="130" w:author="Kristin Burmeister" w:date="2024-05-24T07:40:00Z">
         <w:r>
           <w:delText xml:space="preserve">compared and merged back towards </w:delText>
         </w:r>
       </w:del>
-      <w:ins w:id="117" w:author="Kristin Burmeister" w:date="2024-05-24T07:40:00Z">
+      <w:ins w:id="131" w:author="Kristin Burmeister" w:date="2024-05-24T07:40:00Z">
         <w:r>
           <w:t xml:space="preserve">pushed to </w:t>
         </w:r>
@@ -4703,12 +4770,12 @@
       <w:r>
         <w:t xml:space="preserve">the </w:t>
       </w:r>
-      <w:del w:id="118" w:author="Kristin Burmeister" w:date="2024-05-24T07:40:00Z">
+      <w:del w:id="132" w:author="Kristin Burmeister" w:date="2024-05-24T07:40:00Z">
         <w:r>
           <w:delText>master and should be well commented to capture significant changes made</w:delText>
         </w:r>
       </w:del>
-      <w:ins w:id="119" w:author="Kristin Burmeister" w:date="2024-05-24T07:40:00Z">
+      <w:ins w:id="133" w:author="Kristin Burmeister" w:date="2024-05-24T07:40:00Z">
         <w:r>
           <w:t>remote repository (if not already happened during the cruise due</w:t>
         </w:r>
@@ -4716,12 +4783,12 @@
       <w:r>
         <w:t xml:space="preserve"> to </w:t>
       </w:r>
-      <w:del w:id="120" w:author="Kristin Burmeister" w:date="2024-05-24T07:40:00Z">
+      <w:del w:id="134" w:author="Kristin Burmeister" w:date="2024-05-24T07:40:00Z">
         <w:r>
           <w:delText xml:space="preserve">the code. </w:delText>
         </w:r>
       </w:del>
-      <w:ins w:id="121" w:author="Kristin Burmeister" w:date="2024-05-24T07:40:00Z">
+      <w:ins w:id="135" w:author="Kristin Burmeister" w:date="2024-05-24T07:40:00Z">
         <w:r>
           <w:t>connection problems).</w:t>
         </w:r>
@@ -4732,7 +4799,7 @@
         <w:pStyle w:val="BodyText"/>
         <w:jc w:val="left"/>
         <w:rPr>
-          <w:del w:id="122" w:author="Kristin Burmeister" w:date="2024-05-24T07:40:00Z"/>
+          <w:del w:id="136" w:author="Kristin Burmeister" w:date="2024-05-24T07:40:00Z"/>
         </w:rPr>
       </w:pPr>
     </w:p>
@@ -4740,7 +4807,7 @@
       <w:pPr>
         <w:pStyle w:val="BodyText"/>
         <w:rPr>
-          <w:ins w:id="123" w:author="Kristin Burmeister" w:date="2024-05-24T07:40:00Z"/>
+          <w:ins w:id="137" w:author="Kristin Burmeister" w:date="2024-05-24T07:40:00Z"/>
         </w:rPr>
       </w:pPr>
     </w:p>
@@ -4748,10 +4815,10 @@
       <w:pPr>
         <w:pStyle w:val="Heading3"/>
         <w:rPr>
-          <w:ins w:id="124" w:author="Kristin Burmeister" w:date="2024-05-24T07:40:00Z"/>
-        </w:rPr>
-      </w:pPr>
-      <w:ins w:id="125" w:author="Kristin Burmeister" w:date="2024-05-24T07:40:00Z">
+          <w:ins w:id="138" w:author="Kristin Burmeister" w:date="2024-05-24T07:40:00Z"/>
+        </w:rPr>
+      </w:pPr>
+      <w:ins w:id="139" w:author="Kristin Burmeister" w:date="2024-05-24T07:40:00Z">
         <w:r>
           <w:t>Housekeeping</w:t>
         </w:r>
@@ -4762,41 +4829,51 @@
         <w:pStyle w:val="BodyText"/>
         <w:jc w:val="left"/>
         <w:rPr>
-          <w:ins w:id="126" w:author="Kristin Burmeister" w:date="2024-05-24T07:40:00Z"/>
-        </w:rPr>
-      </w:pPr>
-      <w:ins w:id="127" w:author="Kristin Burmeister" w:date="2024-05-24T07:40:00Z">
+          <w:ins w:id="140" w:author="Kristin Burmeister" w:date="2024-05-24T07:40:00Z"/>
+        </w:rPr>
+      </w:pPr>
+      <w:ins w:id="141" w:author="Kristin Burmeister" w:date="2024-05-24T07:40:00Z">
         <w:r>
           <w:t xml:space="preserve">It might be </w:t>
         </w:r>
-        <w:del w:id="128" w:author="Yvonne Firing" w:date="2024-05-24T07:45:00Z">
+        <w:del w:id="142" w:author="Yvonne Firing" w:date="2024-05-24T07:45:00Z">
           <w:r>
             <w:delText>nessecary</w:delText>
           </w:r>
         </w:del>
       </w:ins>
-      <w:ins w:id="129" w:author="Yvonne Firing" w:date="2024-05-24T07:45:00Z">
+      <w:ins w:id="143" w:author="Yvonne Firing" w:date="2024-05-24T07:45:00Z">
         <w:r>
           <w:t>necessary</w:t>
         </w:r>
       </w:ins>
-      <w:ins w:id="130" w:author="Kristin Burmeister" w:date="2024-05-24T07:40:00Z">
-        <w:r>
-          <w:t xml:space="preserve"> to create feature branches from the cruise branches to solve certain issues (e.g. 'JC238-revise-CM-merging'). When merging the cruise branch into the master branch, any feature branches for the cruise branch should be merged with the cruise branch and deleted so that there is only one branch per cruise. After the final merging (2.b) </w:t>
-        </w:r>
-        <w:commentRangeStart w:id="131"/>
-        <w:commentRangeStart w:id="132"/>
+      <w:ins w:id="144" w:author="Kristin Burmeister" w:date="2024-05-24T07:40:00Z">
+        <w:r>
+          <w:t xml:space="preserve"> to create feature branches from the cruise branches to solve certain issues (e.g. 'JC238-revise-CM-merging'). When merging the cruise branch into the </w:t>
+        </w:r>
+      </w:ins>
+      <w:ins w:id="145" w:author="Kristin Burmeister" w:date="2026-05-28T15:13:00Z" w16du:dateUtc="2026-05-28T14:13:00Z">
+        <w:r>
+          <w:t>main</w:t>
+        </w:r>
+      </w:ins>
+      <w:ins w:id="146" w:author="Kristin Burmeister" w:date="2024-05-24T07:40:00Z">
+        <w:r>
+          <w:t xml:space="preserve"> branch, any feature branches for the cruise branch should be merged with the cruise branch and deleted so that there is only one branch per cruise. After the final merging (2.b) </w:t>
+        </w:r>
+        <w:commentRangeStart w:id="147"/>
+        <w:commentRangeStart w:id="148"/>
         <w:r>
           <w:t>the cruise branch will be locked by one of the administrators making i</w:t>
         </w:r>
       </w:ins>
-      <w:ins w:id="133" w:author="Yvonne Firing" w:date="2024-05-24T07:45:00Z">
+      <w:ins w:id="149" w:author="Yvonne Firing" w:date="2024-05-24T07:45:00Z">
         <w:r>
           <w:t>t</w:t>
         </w:r>
       </w:ins>
-      <w:ins w:id="134" w:author="Kristin Burmeister" w:date="2024-05-24T07:40:00Z">
-        <w:del w:id="135" w:author="Yvonne Firing" w:date="2024-05-24T07:45:00Z">
+      <w:ins w:id="150" w:author="Kristin Burmeister" w:date="2024-05-24T07:40:00Z">
+        <w:del w:id="151" w:author="Yvonne Firing" w:date="2024-05-24T07:45:00Z">
           <w:r>
             <w:delText>s</w:delText>
           </w:r>
@@ -4805,34 +4882,34 @@
           <w:t xml:space="preserve"> read only and no changes can be made.</w:t>
         </w:r>
       </w:ins>
-      <w:commentRangeEnd w:id="131"/>
+      <w:commentRangeEnd w:id="147"/>
       <w:r>
         <w:rPr>
           <w:rStyle w:val="CommentReference"/>
           <w:sz w:val="24"/>
           <w:szCs w:val="24"/>
         </w:rPr>
-        <w:commentReference w:id="131"/>
-      </w:r>
-      <w:commentRangeEnd w:id="132"/>
+        <w:commentReference w:id="147"/>
+      </w:r>
+      <w:commentRangeEnd w:id="148"/>
       <w:r>
         <w:rPr>
           <w:rStyle w:val="CommentReference"/>
           <w:sz w:val="24"/>
           <w:szCs w:val="24"/>
         </w:rPr>
-        <w:commentReference w:id="132"/>
+        <w:commentReference w:id="148"/>
       </w:r>
     </w:p>
     <w:p>
       <w:pPr>
         <w:pStyle w:val="Heading3"/>
       </w:pPr>
-      <w:bookmarkStart w:id="136" w:name="_Toc108243080"/>
+      <w:bookmarkStart w:id="152" w:name="_Toc108243080"/>
       <w:r>
         <w:t>Git setup</w:t>
       </w:r>
-      <w:bookmarkEnd w:id="136"/>
+      <w:bookmarkEnd w:id="152"/>
     </w:p>
     <w:p>
       <w:pPr>
@@ -4841,7 +4918,7 @@
       <w:r>
         <w:t>If you want to set up a local copy of the project git repository to</w:t>
       </w:r>
-      <w:ins w:id="137" w:author="Yvonne Firing" w:date="2024-05-24T07:46:00Z">
+      <w:ins w:id="153" w:author="Yvonne Firing" w:date="2024-05-24T07:46:00Z">
         <w:r>
           <w:t xml:space="preserve"> track your changes and</w:t>
         </w:r>
@@ -4932,7 +5009,7 @@
         <w:ind w:left="744"/>
         <w:jc w:val="left"/>
         <w:rPr>
-          <w:ins w:id="138" w:author="Kristin Burmeister" w:date="2026-05-28T09:53:00Z" w16du:dateUtc="2026-05-28T08:53:00Z"/>
+          <w:ins w:id="154" w:author="Kristin Burmeister" w:date="2026-05-28T09:53:00Z" w16du:dateUtc="2026-05-28T08:53:00Z"/>
           <w:rFonts w:ascii="Courier New" w:eastAsiaTheme="minorHAnsi" w:hAnsi="Courier New" w:cs="Courier New"/>
           <w:color w:val="000000"/>
           <w:sz w:val="22"/>
@@ -4940,7 +5017,7 @@
           <w:lang w:val="en-US" w:eastAsia="en-US" w:bidi="ar-SA"/>
         </w:rPr>
       </w:pPr>
-      <w:ins w:id="139" w:author="Kristin Burmeister" w:date="2026-05-28T09:53:00Z" w16du:dateUtc="2026-05-28T08:53:00Z">
+      <w:ins w:id="155" w:author="Kristin Burmeister" w:date="2026-05-28T09:53:00Z" w16du:dateUtc="2026-05-28T08:53:00Z">
         <w:r>
           <w:rPr>
             <w:rFonts w:ascii="Courier New" w:eastAsiaTheme="minorHAnsi" w:hAnsi="Courier New" w:cs="Courier New"/>
@@ -4952,7 +5029,7 @@
           <w:t>https://github.com/ScotMarPhys/m_moorproc_toolbox.git</w:t>
         </w:r>
       </w:ins>
-      <w:del w:id="140" w:author="Kristin Burmeister" w:date="2026-05-28T09:53:00Z" w16du:dateUtc="2026-05-28T08:53:00Z">
+      <w:del w:id="156" w:author="Kristin Burmeister" w:date="2026-05-28T09:53:00Z" w16du:dateUtc="2026-05-28T08:53:00Z">
         <w:r>
           <w:rPr>
             <w:rFonts w:ascii="Courier New" w:eastAsiaTheme="minorHAnsi" w:hAnsi="Courier New" w:cs="Courier New"/>
@@ -5007,7 +5084,7 @@
           <w:szCs w:val="22"/>
           <w:lang w:val="en-US" w:eastAsia="en-US" w:bidi="ar-SA"/>
         </w:rPr>
-        <w:pPrChange w:id="141" w:author="Kristin Burmeister" w:date="2026-05-28T09:53:00Z" w16du:dateUtc="2026-05-28T08:53:00Z">
+        <w:pPrChange w:id="157" w:author="Kristin Burmeister" w:date="2026-05-28T09:53:00Z" w16du:dateUtc="2026-05-28T08:53:00Z">
           <w:pPr>
             <w:pStyle w:val="BodyText"/>
             <w:numPr>
@@ -5072,7 +5149,20 @@
         <w:t>To do that just c</w:t>
       </w:r>
       <w:r>
-        <w:t>lick the Fork button on the main repo page.</w:t>
+        <w:t xml:space="preserve">lick the Fork button on the </w:t>
+      </w:r>
+      <w:del w:id="158" w:author="Kristin Burmeister" w:date="2026-05-28T15:13:00Z" w16du:dateUtc="2026-05-28T14:13:00Z">
+        <w:r>
+          <w:delText>main</w:delText>
+        </w:r>
+      </w:del>
+      <w:ins w:id="159" w:author="Kristin Burmeister" w:date="2026-05-28T15:13:00Z" w16du:dateUtc="2026-05-28T14:13:00Z">
+        <w:r>
+          <w:t>main</w:t>
+        </w:r>
+      </w:ins>
+      <w:r>
+        <w:t xml:space="preserve"> repo page.</w:t>
       </w:r>
       <w:r>
         <w:t xml:space="preserve"> </w:t>
@@ -5176,11 +5266,11 @@
       <w:pPr>
         <w:pStyle w:val="Heading3"/>
       </w:pPr>
-      <w:bookmarkStart w:id="142" w:name="_Toc108243081"/>
+      <w:bookmarkStart w:id="160" w:name="_Toc108243081"/>
       <w:r>
         <w:t>Check the local and remote branches</w:t>
       </w:r>
-      <w:bookmarkEnd w:id="142"/>
+      <w:bookmarkEnd w:id="160"/>
     </w:p>
     <w:p>
       <w:pPr>
@@ -5231,15 +5321,33 @@
           <w:color w:val="000000"/>
           <w:lang w:eastAsia="en-US" w:bidi="ar-SA"/>
         </w:rPr>
-        <w:t xml:space="preserve">use the </w:t>
-      </w:r>
+        <w:t>use the</w:t>
+      </w:r>
+      <w:del w:id="161" w:author="Kristin Burmeister" w:date="2026-05-28T15:10:00Z" w16du:dateUtc="2026-05-28T14:10:00Z">
+        <w:r>
+          <w:rPr>
+            <w:rFonts w:ascii="Times New Roman" w:eastAsia="Times New Roman" w:hAnsi="Times New Roman" w:cs="Times New Roman"/>
+            <w:color w:val="000000"/>
+            <w:lang w:eastAsia="en-US" w:bidi="ar-SA"/>
+          </w:rPr>
+          <w:delText xml:space="preserve"> </w:delText>
+        </w:r>
+        <w:r>
+          <w:rPr>
+            <w:rFonts w:ascii="Times New Roman" w:eastAsia="Times New Roman" w:hAnsi="Times New Roman" w:cs="Times New Roman"/>
+            <w:color w:val="000000"/>
+            <w:lang w:eastAsia="en-US" w:bidi="ar-SA"/>
+          </w:rPr>
+          <w:delText>the</w:delText>
+        </w:r>
+      </w:del>
       <w:r>
         <w:rPr>
           <w:rFonts w:ascii="Times New Roman" w:eastAsia="Times New Roman" w:hAnsi="Times New Roman" w:cs="Times New Roman"/>
           <w:color w:val="000000"/>
           <w:lang w:eastAsia="en-US" w:bidi="ar-SA"/>
         </w:rPr>
-        <w:t>the command “</w:t>
+        <w:t xml:space="preserve"> command “</w:t>
       </w:r>
       <w:r>
         <w:rPr>
@@ -5391,7 +5499,38 @@
           <w:szCs w:val="18"/>
           <w:lang w:eastAsia="en-US" w:bidi="ar-SA"/>
         </w:rPr>
-        <w:t xml:space="preserve">  master                     4f85b54 Merge pull request #5 from ScotMarPhys/dy120_seaphox</w:t>
+        <w:t xml:space="preserve">  </w:t>
+      </w:r>
+      <w:del w:id="162" w:author="Kristin Burmeister" w:date="2026-05-28T15:11:00Z" w16du:dateUtc="2026-05-28T14:11:00Z">
+        <w:r>
+          <w:rPr>
+            <w:rFonts w:ascii="Lucida Console" w:eastAsiaTheme="minorHAnsi" w:hAnsi="Lucida Console" w:cs="Lucida Console"/>
+            <w:sz w:val="18"/>
+            <w:szCs w:val="18"/>
+            <w:lang w:eastAsia="en-US" w:bidi="ar-SA"/>
+          </w:rPr>
+          <w:delText>master</w:delText>
+        </w:r>
+      </w:del>
+      <w:ins w:id="163" w:author="Kristin Burmeister" w:date="2026-05-28T15:13:00Z" w16du:dateUtc="2026-05-28T14:13:00Z">
+        <w:r>
+          <w:rPr>
+            <w:rFonts w:ascii="Lucida Console" w:eastAsiaTheme="minorHAnsi" w:hAnsi="Lucida Console" w:cs="Lucida Console"/>
+            <w:sz w:val="18"/>
+            <w:szCs w:val="18"/>
+            <w:lang w:eastAsia="en-US" w:bidi="ar-SA"/>
+          </w:rPr>
+          <w:t>main</w:t>
+        </w:r>
+      </w:ins>
+      <w:r>
+        <w:rPr>
+          <w:rFonts w:ascii="Lucida Console" w:eastAsiaTheme="minorHAnsi" w:hAnsi="Lucida Console" w:cs="Lucida Console"/>
+          <w:sz w:val="18"/>
+          <w:szCs w:val="18"/>
+          <w:lang w:eastAsia="en-US" w:bidi="ar-SA"/>
+        </w:rPr>
+        <w:t xml:space="preserve">                     4f85b54 Merge pull request #5 from ScotMarPhys/dy120_seaphox</w:t>
       </w:r>
     </w:p>
     <w:p>
@@ -5434,8 +5573,30 @@
           <w:szCs w:val="18"/>
           <w:lang w:eastAsia="en-US" w:bidi="ar-SA"/>
         </w:rPr>
-        <w:t xml:space="preserve"> -&gt; origin/master</w:t>
-      </w:r>
+        <w:t xml:space="preserve"> -&gt; origin/</w:t>
+      </w:r>
+      <w:del w:id="164" w:author="Kristin Burmeister" w:date="2026-05-28T15:12:00Z" w16du:dateUtc="2026-05-28T14:12:00Z">
+        <w:r>
+          <w:rPr>
+            <w:rFonts w:ascii="Lucida Console" w:eastAsiaTheme="minorHAnsi" w:hAnsi="Lucida Console" w:cs="Lucida Console"/>
+            <w:sz w:val="18"/>
+            <w:szCs w:val="18"/>
+            <w:lang w:eastAsia="en-US" w:bidi="ar-SA"/>
+          </w:rPr>
+          <w:delText>master</w:delText>
+        </w:r>
+      </w:del>
+      <w:ins w:id="165" w:author="Kristin Burmeister" w:date="2026-05-28T15:13:00Z" w16du:dateUtc="2026-05-28T14:13:00Z">
+        <w:r>
+          <w:rPr>
+            <w:rFonts w:ascii="Lucida Console" w:eastAsiaTheme="minorHAnsi" w:hAnsi="Lucida Console" w:cs="Lucida Console"/>
+            <w:sz w:val="18"/>
+            <w:szCs w:val="18"/>
+            <w:lang w:eastAsia="en-US" w:bidi="ar-SA"/>
+          </w:rPr>
+          <w:t>main</w:t>
+        </w:r>
+      </w:ins>
     </w:p>
     <w:p>
       <w:pPr>
@@ -5640,7 +5801,41 @@
           <w:szCs w:val="18"/>
           <w:lang w:eastAsia="en-US" w:bidi="ar-SA"/>
         </w:rPr>
-        <w:t xml:space="preserve">remotes/origin/master     </w:t>
+        <w:t>remotes/origin/</w:t>
+      </w:r>
+      <w:del w:id="166" w:author="Kristin Burmeister" w:date="2026-05-28T15:11:00Z" w16du:dateUtc="2026-05-28T14:11:00Z">
+        <w:r>
+          <w:rPr>
+            <w:rFonts w:ascii="Lucida Console" w:eastAsiaTheme="minorHAnsi" w:hAnsi="Lucida Console" w:cs="Lucida Console"/>
+            <w:color w:val="BF0000"/>
+            <w:sz w:val="18"/>
+            <w:szCs w:val="18"/>
+            <w:lang w:eastAsia="en-US" w:bidi="ar-SA"/>
+          </w:rPr>
+          <w:delText>master</w:delText>
+        </w:r>
+      </w:del>
+      <w:ins w:id="167" w:author="Kristin Burmeister" w:date="2026-05-28T15:13:00Z" w16du:dateUtc="2026-05-28T14:13:00Z">
+        <w:r>
+          <w:rPr>
+            <w:rFonts w:ascii="Lucida Console" w:eastAsiaTheme="minorHAnsi" w:hAnsi="Lucida Console" w:cs="Lucida Console"/>
+            <w:color w:val="BF0000"/>
+            <w:sz w:val="18"/>
+            <w:szCs w:val="18"/>
+            <w:lang w:eastAsia="en-US" w:bidi="ar-SA"/>
+          </w:rPr>
+          <w:t>main</w:t>
+        </w:r>
+      </w:ins>
+      <w:r>
+        <w:rPr>
+          <w:rFonts w:ascii="Lucida Console" w:eastAsiaTheme="minorHAnsi" w:hAnsi="Lucida Console" w:cs="Lucida Console"/>
+          <w:color w:val="BF0000"/>
+          <w:sz w:val="18"/>
+          <w:szCs w:val="18"/>
+          <w:lang w:eastAsia="en-US" w:bidi="ar-SA"/>
+        </w:rPr>
+        <w:t xml:space="preserve">     </w:t>
       </w:r>
       <w:r>
         <w:rPr>
@@ -5671,7 +5866,20 @@
         </w:rPr>
       </w:pPr>
       <w:r>
-        <w:t xml:space="preserve">We can see one local branch (master) and </w:t>
+        <w:t>We can see one local branch (</w:t>
+      </w:r>
+      <w:del w:id="168" w:author="Kristin Burmeister" w:date="2026-05-28T15:11:00Z" w16du:dateUtc="2026-05-28T14:11:00Z">
+        <w:r>
+          <w:delText>master</w:delText>
+        </w:r>
+      </w:del>
+      <w:ins w:id="169" w:author="Kristin Burmeister" w:date="2026-05-28T15:13:00Z" w16du:dateUtc="2026-05-28T14:13:00Z">
+        <w:r>
+          <w:t>main</w:t>
+        </w:r>
+      </w:ins>
+      <w:r>
+        <w:t xml:space="preserve">) and </w:t>
       </w:r>
       <w:r>
         <w:t>several</w:t>
@@ -5711,18 +5919,34 @@
         </w:rPr>
         <w:t>If you only have a local </w:t>
       </w:r>
-      <w:r>
-        <w:rPr>
-          <w:rFonts w:ascii="Calibri" w:eastAsia="Times New Roman" w:hAnsi="Calibri" w:cs="Calibri"/>
-          <w:i/>
-          <w:iCs/>
-          <w:color w:val="000000"/>
-          <w:sz w:val="22"/>
-          <w:szCs w:val="22"/>
-          <w:lang w:eastAsia="en-US" w:bidi="ar-SA"/>
-        </w:rPr>
-        <w:t>master</w:t>
-      </w:r>
+      <w:del w:id="170" w:author="Kristin Burmeister" w:date="2026-05-28T15:12:00Z" w16du:dateUtc="2026-05-28T14:12:00Z">
+        <w:r>
+          <w:rPr>
+            <w:rFonts w:ascii="Calibri" w:eastAsia="Times New Roman" w:hAnsi="Calibri" w:cs="Calibri"/>
+            <w:i/>
+            <w:iCs/>
+            <w:color w:val="000000"/>
+            <w:sz w:val="22"/>
+            <w:szCs w:val="22"/>
+            <w:lang w:eastAsia="en-US" w:bidi="ar-SA"/>
+          </w:rPr>
+          <w:delText>master</w:delText>
+        </w:r>
+      </w:del>
+      <w:ins w:id="171" w:author="Kristin Burmeister" w:date="2026-05-28T15:13:00Z" w16du:dateUtc="2026-05-28T14:13:00Z">
+        <w:r>
+          <w:rPr>
+            <w:rFonts w:ascii="Calibri" w:eastAsia="Times New Roman" w:hAnsi="Calibri" w:cs="Calibri"/>
+            <w:i/>
+            <w:iCs/>
+            <w:color w:val="000000"/>
+            <w:sz w:val="22"/>
+            <w:szCs w:val="22"/>
+            <w:lang w:eastAsia="en-US" w:bidi="ar-SA"/>
+          </w:rPr>
+          <w:t>main</w:t>
+        </w:r>
+      </w:ins>
       <w:r>
         <w:rPr>
           <w:rFonts w:ascii="Calibri" w:eastAsia="Times New Roman" w:hAnsi="Calibri" w:cs="Calibri"/>
@@ -5926,11 +6150,11 @@
       <w:pPr>
         <w:pStyle w:val="Heading3"/>
       </w:pPr>
-      <w:bookmarkStart w:id="143" w:name="_Toc108243082"/>
+      <w:bookmarkStart w:id="172" w:name="_Toc108243082"/>
       <w:r>
         <w:t>Making changes</w:t>
       </w:r>
-      <w:bookmarkEnd w:id="143"/>
+      <w:bookmarkEnd w:id="172"/>
     </w:p>
     <w:p>
       <w:pPr>
@@ -5965,8 +6189,30 @@
           <w:bCs/>
           <w:lang w:eastAsia="en-US" w:bidi="ar-SA"/>
         </w:rPr>
-        <w:t xml:space="preserve"> commit to master</w:t>
-      </w:r>
+        <w:t xml:space="preserve"> commit to </w:t>
+      </w:r>
+      <w:del w:id="173" w:author="Kristin Burmeister" w:date="2026-05-28T15:12:00Z" w16du:dateUtc="2026-05-28T14:12:00Z">
+        <w:r>
+          <w:rPr>
+            <w:rFonts w:ascii="Times New Roman" w:eastAsia="Times New Roman" w:hAnsi="Times New Roman" w:cs="Times New Roman"/>
+            <w:b/>
+            <w:bCs/>
+            <w:lang w:eastAsia="en-US" w:bidi="ar-SA"/>
+          </w:rPr>
+          <w:delText>master</w:delText>
+        </w:r>
+      </w:del>
+      <w:ins w:id="174" w:author="Kristin Burmeister" w:date="2026-05-28T15:13:00Z" w16du:dateUtc="2026-05-28T14:13:00Z">
+        <w:r>
+          <w:rPr>
+            <w:rFonts w:ascii="Times New Roman" w:eastAsia="Times New Roman" w:hAnsi="Times New Roman" w:cs="Times New Roman"/>
+            <w:b/>
+            <w:bCs/>
+            <w:lang w:eastAsia="en-US" w:bidi="ar-SA"/>
+          </w:rPr>
+          <w:t>main</w:t>
+        </w:r>
+      </w:ins>
       <w:r>
         <w:rPr>
           <w:rFonts w:ascii="Times New Roman" w:eastAsia="Times New Roman" w:hAnsi="Times New Roman" w:cs="Times New Roman"/>
@@ -5995,7 +6241,48 @@
           <w:rFonts w:ascii="Times New Roman" w:eastAsia="Times New Roman" w:hAnsi="Times New Roman" w:cs="Times New Roman"/>
           <w:lang w:eastAsia="en-US" w:bidi="ar-SA"/>
         </w:rPr>
-        <w:t>It is better to work on a specific branch and then merge the branch onto the “main” or “ master” branch.</w:t>
+        <w:t>It is better to work on a specific branch and then merge the branch onto the “</w:t>
+      </w:r>
+      <w:del w:id="175" w:author="Kristin Burmeister" w:date="2026-05-28T15:13:00Z" w16du:dateUtc="2026-05-28T14:13:00Z">
+        <w:r>
+          <w:rPr>
+            <w:rFonts w:ascii="Times New Roman" w:eastAsia="Times New Roman" w:hAnsi="Times New Roman" w:cs="Times New Roman"/>
+            <w:lang w:eastAsia="en-US" w:bidi="ar-SA"/>
+          </w:rPr>
+          <w:delText>main</w:delText>
+        </w:r>
+      </w:del>
+      <w:ins w:id="176" w:author="Kristin Burmeister" w:date="2026-05-28T15:13:00Z" w16du:dateUtc="2026-05-28T14:13:00Z">
+        <w:r>
+          <w:rPr>
+            <w:rFonts w:ascii="Times New Roman" w:eastAsia="Times New Roman" w:hAnsi="Times New Roman" w:cs="Times New Roman"/>
+            <w:lang w:eastAsia="en-US" w:bidi="ar-SA"/>
+          </w:rPr>
+          <w:t>main</w:t>
+        </w:r>
+      </w:ins>
+      <w:r>
+        <w:rPr>
+          <w:rFonts w:ascii="Times New Roman" w:eastAsia="Times New Roman" w:hAnsi="Times New Roman" w:cs="Times New Roman"/>
+          <w:lang w:eastAsia="en-US" w:bidi="ar-SA"/>
+        </w:rPr>
+        <w:t xml:space="preserve">” </w:t>
+      </w:r>
+      <w:del w:id="177" w:author="Kristin Burmeister" w:date="2026-05-28T15:12:00Z" w16du:dateUtc="2026-05-28T14:12:00Z">
+        <w:r>
+          <w:rPr>
+            <w:rFonts w:ascii="Times New Roman" w:eastAsia="Times New Roman" w:hAnsi="Times New Roman" w:cs="Times New Roman"/>
+            <w:lang w:eastAsia="en-US" w:bidi="ar-SA"/>
+          </w:rPr>
+          <w:delText xml:space="preserve">or “ master” </w:delText>
+        </w:r>
+      </w:del>
+      <w:r>
+        <w:rPr>
+          <w:rFonts w:ascii="Times New Roman" w:eastAsia="Times New Roman" w:hAnsi="Times New Roman" w:cs="Times New Roman"/>
+          <w:lang w:eastAsia="en-US" w:bidi="ar-SA"/>
+        </w:rPr>
+        <w:t>branch.</w:t>
       </w:r>
       <w:r>
         <w:rPr>
@@ -6070,6 +6357,28 @@
         </w:rPr>
         <w:t xml:space="preserve">Update </w:t>
       </w:r>
+      <w:del w:id="178" w:author="Kristin Burmeister" w:date="2026-05-28T15:12:00Z" w16du:dateUtc="2026-05-28T14:12:00Z">
+        <w:r>
+          <w:rPr>
+            <w:rFonts w:ascii="Times New Roman" w:eastAsia="Times New Roman" w:hAnsi="Times New Roman" w:cs="Times New Roman"/>
+            <w:b/>
+            <w:bCs/>
+            <w:lang w:eastAsia="en-US" w:bidi="ar-SA"/>
+          </w:rPr>
+          <w:delText>master</w:delText>
+        </w:r>
+      </w:del>
+      <w:ins w:id="179" w:author="Kristin Burmeister" w:date="2026-05-28T15:13:00Z" w16du:dateUtc="2026-05-28T14:13:00Z">
+        <w:r>
+          <w:rPr>
+            <w:rFonts w:ascii="Times New Roman" w:eastAsia="Times New Roman" w:hAnsi="Times New Roman" w:cs="Times New Roman"/>
+            <w:b/>
+            <w:bCs/>
+            <w:lang w:eastAsia="en-US" w:bidi="ar-SA"/>
+          </w:rPr>
+          <w:t>main</w:t>
+        </w:r>
+      </w:ins>
       <w:r>
         <w:rPr>
           <w:rFonts w:ascii="Times New Roman" w:eastAsia="Times New Roman" w:hAnsi="Times New Roman" w:cs="Times New Roman"/>
@@ -6077,15 +6386,6 @@
           <w:bCs/>
           <w:lang w:eastAsia="en-US" w:bidi="ar-SA"/>
         </w:rPr>
-        <w:t>master</w:t>
-      </w:r>
-      <w:r>
-        <w:rPr>
-          <w:rFonts w:ascii="Times New Roman" w:eastAsia="Times New Roman" w:hAnsi="Times New Roman" w:cs="Times New Roman"/>
-          <w:b/>
-          <w:bCs/>
-          <w:lang w:eastAsia="en-US" w:bidi="ar-SA"/>
-        </w:rPr>
         <w:t>.</w:t>
       </w:r>
       <w:r>
@@ -6093,8 +6393,26 @@
           <w:rFonts w:ascii="Times New Roman" w:eastAsia="Times New Roman" w:hAnsi="Times New Roman" w:cs="Times New Roman"/>
           <w:lang w:eastAsia="en-US" w:bidi="ar-SA"/>
         </w:rPr>
-        <w:t xml:space="preserve"> Before you make any changes, first checkout master</w:t>
-      </w:r>
+        <w:t xml:space="preserve"> Before you make any changes, first checkout </w:t>
+      </w:r>
+      <w:del w:id="180" w:author="Kristin Burmeister" w:date="2026-05-28T15:12:00Z" w16du:dateUtc="2026-05-28T14:12:00Z">
+        <w:r>
+          <w:rPr>
+            <w:rFonts w:ascii="Times New Roman" w:eastAsia="Times New Roman" w:hAnsi="Times New Roman" w:cs="Times New Roman"/>
+            <w:lang w:eastAsia="en-US" w:bidi="ar-SA"/>
+          </w:rPr>
+          <w:delText>master</w:delText>
+        </w:r>
+      </w:del>
+      <w:ins w:id="181" w:author="Kristin Burmeister" w:date="2026-05-28T15:13:00Z" w16du:dateUtc="2026-05-28T14:13:00Z">
+        <w:r>
+          <w:rPr>
+            <w:rFonts w:ascii="Times New Roman" w:eastAsia="Times New Roman" w:hAnsi="Times New Roman" w:cs="Times New Roman"/>
+            <w:lang w:eastAsia="en-US" w:bidi="ar-SA"/>
+          </w:rPr>
+          <w:t>main</w:t>
+        </w:r>
+      </w:ins>
       <w:r>
         <w:rPr>
           <w:rFonts w:ascii="Times New Roman" w:eastAsia="Times New Roman" w:hAnsi="Times New Roman" w:cs="Times New Roman"/>
@@ -6961,7 +7279,7 @@
           <w:lang w:val="en-US"/>
         </w:rPr>
       </w:pPr>
-      <w:bookmarkStart w:id="144" w:name="_Toc108243083"/>
+      <w:bookmarkStart w:id="182" w:name="_Toc108243083"/>
       <w:r>
         <w:rPr>
           <w:lang w:val="en-US"/>
@@ -6980,7 +7298,7 @@
         </w:rPr>
         <w:t>remote repository</w:t>
       </w:r>
-      <w:bookmarkEnd w:id="144"/>
+      <w:bookmarkEnd w:id="182"/>
     </w:p>
     <w:p>
       <w:pPr>
@@ -7564,7 +7882,33 @@
         <w:jc w:val="left"/>
       </w:pPr>
       <w:r>
-        <w:t xml:space="preserve">Once the user is added as a collaborator, he/she can push changes on the “main” repository using the command: </w:t>
+        <w:t xml:space="preserve">Once the user is added as a collaborator, </w:t>
+      </w:r>
+      <w:del w:id="183" w:author="Kristin Burmeister" w:date="2026-05-28T15:13:00Z" w16du:dateUtc="2026-05-28T14:13:00Z">
+        <w:r>
+          <w:delText>he/she</w:delText>
+        </w:r>
+      </w:del>
+      <w:ins w:id="184" w:author="Kristin Burmeister" w:date="2026-05-28T15:13:00Z" w16du:dateUtc="2026-05-28T14:13:00Z">
+        <w:r>
+          <w:t>they</w:t>
+        </w:r>
+      </w:ins>
+      <w:r>
+        <w:t xml:space="preserve"> can push changes on the “</w:t>
+      </w:r>
+      <w:del w:id="185" w:author="Kristin Burmeister" w:date="2026-05-28T15:13:00Z" w16du:dateUtc="2026-05-28T14:13:00Z">
+        <w:r>
+          <w:delText>main</w:delText>
+        </w:r>
+      </w:del>
+      <w:ins w:id="186" w:author="Kristin Burmeister" w:date="2026-05-28T15:13:00Z" w16du:dateUtc="2026-05-28T14:13:00Z">
+        <w:r>
+          <w:t>main</w:t>
+        </w:r>
+      </w:ins>
+      <w:r>
+        <w:t xml:space="preserve">” repository using the command: </w:t>
       </w:r>
       <w:r>
         <w:rPr>
@@ -7612,11 +7956,11 @@
       <w:pPr>
         <w:pStyle w:val="Heading3"/>
       </w:pPr>
-      <w:bookmarkStart w:id="145" w:name="_Toc108243084"/>
+      <w:bookmarkStart w:id="187" w:name="_Toc108243084"/>
       <w:r>
         <w:t>More on Git</w:t>
       </w:r>
-      <w:bookmarkEnd w:id="145"/>
+      <w:bookmarkEnd w:id="187"/>
     </w:p>
     <w:p>
       <w:pPr>
@@ -7870,22 +8214,22 @@
       <w:pPr>
         <w:pStyle w:val="Heading2"/>
       </w:pPr>
-      <w:bookmarkStart w:id="146" w:name="_Toc108243085"/>
+      <w:bookmarkStart w:id="188" w:name="_Toc108243085"/>
       <w:r>
         <w:t>Setup and run locally</w:t>
       </w:r>
-      <w:bookmarkEnd w:id="146"/>
+      <w:bookmarkEnd w:id="188"/>
     </w:p>
     <w:p>
       <w:pPr>
         <w:pStyle w:val="Heading3"/>
         <w:jc w:val="left"/>
       </w:pPr>
-      <w:bookmarkStart w:id="147" w:name="_Toc108243086"/>
+      <w:bookmarkStart w:id="189" w:name="_Toc108243086"/>
       <w:r>
         <w:t>Get the most recent version of the toolbox</w:t>
       </w:r>
-      <w:bookmarkEnd w:id="147"/>
+      <w:bookmarkEnd w:id="189"/>
     </w:p>
     <w:p>
       <w:pPr>
@@ -7920,13 +8264,24 @@
         </w:rPr>
         <w:t xml:space="preserve">, </w:t>
       </w:r>
-      <w:r>
-        <w:rPr>
-          <w:i/>
-          <w:color w:val="000000" w:themeColor="text1"/>
-        </w:rPr>
-        <w:t>master</w:t>
-      </w:r>
+      <w:del w:id="190" w:author="Kristin Burmeister" w:date="2026-05-28T15:12:00Z" w16du:dateUtc="2026-05-28T14:12:00Z">
+        <w:r>
+          <w:rPr>
+            <w:i/>
+            <w:color w:val="000000" w:themeColor="text1"/>
+          </w:rPr>
+          <w:delText>master</w:delText>
+        </w:r>
+      </w:del>
+      <w:ins w:id="191" w:author="Kristin Burmeister" w:date="2026-05-28T15:13:00Z" w16du:dateUtc="2026-05-28T14:13:00Z">
+        <w:r>
+          <w:rPr>
+            <w:i/>
+            <w:color w:val="000000" w:themeColor="text1"/>
+          </w:rPr>
+          <w:t>main</w:t>
+        </w:r>
+      </w:ins>
       <w:r>
         <w:rPr>
           <w:i/>
@@ -7952,7 +8307,7 @@
         <w:pStyle w:val="BodyText"/>
         <w:jc w:val="left"/>
         <w:rPr>
-          <w:ins w:id="148" w:author="Yvonne Firing" w:date="2024-05-24T07:48:00Z"/>
+          <w:ins w:id="192" w:author="Yvonne Firing" w:date="2024-05-24T07:48:00Z"/>
         </w:rPr>
       </w:pPr>
       <w:r>
@@ -7985,10 +8340,10 @@
         <w:pStyle w:val="BodyText"/>
         <w:jc w:val="left"/>
         <w:rPr>
-          <w:ins w:id="149" w:author="Yvonne Firing" w:date="2024-05-24T07:48:00Z"/>
-        </w:rPr>
-      </w:pPr>
-      <w:ins w:id="150" w:author="Yvonne Firing" w:date="2024-05-24T07:48:00Z">
+          <w:ins w:id="193" w:author="Yvonne Firing" w:date="2024-05-24T07:48:00Z"/>
+        </w:rPr>
+      </w:pPr>
+      <w:ins w:id="194" w:author="Yvonne Firing" w:date="2024-05-24T07:48:00Z">
         <w:r>
           <w:t>git checkout &lt;branch&gt;</w:t>
         </w:r>
@@ -7999,7 +8354,7 @@
         <w:pStyle w:val="BodyText"/>
         <w:jc w:val="left"/>
         <w:rPr>
-          <w:ins w:id="151" w:author="Yvonne Firing" w:date="2024-05-24T07:48:00Z"/>
+          <w:ins w:id="195" w:author="Yvonne Firing" w:date="2024-05-24T07:48:00Z"/>
           <w:rFonts w:ascii="Menlo" w:eastAsiaTheme="minorHAnsi" w:hAnsi="Menlo" w:cs="Menlo"/>
           <w:color w:val="000000"/>
           <w:sz w:val="22"/>
@@ -8037,7 +8392,7 @@
         </w:rPr>
         <w:t xml:space="preserve"> </w:t>
       </w:r>
-      <w:ins w:id="152" w:author="Yvonne Firing" w:date="2024-05-24T07:48:00Z">
+      <w:ins w:id="196" w:author="Yvonne Firing" w:date="2024-05-24T07:48:00Z">
         <w:r>
           <w:rPr>
             <w:rFonts w:ascii="Menlo" w:eastAsiaTheme="minorHAnsi" w:hAnsi="Menlo" w:cs="Menlo"/>
@@ -8055,10 +8410,10 @@
         <w:pStyle w:val="BodyText"/>
         <w:jc w:val="left"/>
         <w:rPr>
-          <w:del w:id="153" w:author="Yvonne Firing" w:date="2024-05-24T07:48:00Z"/>
-        </w:rPr>
-      </w:pPr>
-      <w:ins w:id="154" w:author="Yvonne Firing" w:date="2024-05-24T07:48:00Z">
+          <w:del w:id="197" w:author="Yvonne Firing" w:date="2024-05-24T07:48:00Z"/>
+        </w:rPr>
+      </w:pPr>
+      <w:ins w:id="198" w:author="Yvonne Firing" w:date="2024-05-24T07:48:00Z">
         <w:r>
           <w:rPr>
             <w:rFonts w:ascii="Menlo" w:eastAsiaTheme="minorHAnsi" w:hAnsi="Menlo" w:cs="Menlo"/>
@@ -8070,6 +8425,30 @@
           <w:t xml:space="preserve">where &lt;branch&gt; maybe be </w:t>
         </w:r>
       </w:ins>
+      <w:del w:id="199" w:author="Kristin Burmeister" w:date="2026-05-28T15:12:00Z" w16du:dateUtc="2026-05-28T14:12:00Z">
+        <w:r>
+          <w:rPr>
+            <w:rFonts w:ascii="Menlo" w:eastAsiaTheme="minorHAnsi" w:hAnsi="Menlo" w:cs="Menlo"/>
+            <w:color w:val="000000"/>
+            <w:sz w:val="22"/>
+            <w:szCs w:val="22"/>
+            <w:lang w:val="en-US" w:eastAsia="en-US" w:bidi="ar-SA"/>
+          </w:rPr>
+          <w:delText>master</w:delText>
+        </w:r>
+      </w:del>
+      <w:ins w:id="200" w:author="Kristin Burmeister" w:date="2026-05-28T15:13:00Z" w16du:dateUtc="2026-05-28T14:13:00Z">
+        <w:r>
+          <w:rPr>
+            <w:rFonts w:ascii="Menlo" w:eastAsiaTheme="minorHAnsi" w:hAnsi="Menlo" w:cs="Menlo"/>
+            <w:color w:val="000000"/>
+            <w:sz w:val="22"/>
+            <w:szCs w:val="22"/>
+            <w:lang w:val="en-US" w:eastAsia="en-US" w:bidi="ar-SA"/>
+          </w:rPr>
+          <w:t>main</w:t>
+        </w:r>
+      </w:ins>
       <w:r>
         <w:rPr>
           <w:rFonts w:ascii="Menlo" w:eastAsiaTheme="minorHAnsi" w:hAnsi="Menlo" w:cs="Menlo"/>
@@ -8078,9 +8457,9 @@
           <w:szCs w:val="22"/>
           <w:lang w:val="en-US" w:eastAsia="en-US" w:bidi="ar-SA"/>
         </w:rPr>
-        <w:t xml:space="preserve">master </w:t>
-      </w:r>
-      <w:ins w:id="155" w:author="Yvonne Firing" w:date="2024-05-24T07:48:00Z">
+        <w:t xml:space="preserve"> </w:t>
+      </w:r>
+      <w:ins w:id="201" w:author="Yvonne Firing" w:date="2024-05-24T07:48:00Z">
         <w:r>
           <w:rPr>
             <w:rFonts w:ascii="Menlo" w:eastAsiaTheme="minorHAnsi" w:hAnsi="Menlo" w:cs="Menlo"/>
@@ -8092,7 +8471,7 @@
           <w:t>or another branch-name if you have already created a specific cruise branch.</w:t>
         </w:r>
       </w:ins>
-      <w:del w:id="156" w:author="Yvonne Firing" w:date="2024-05-24T07:48:00Z">
+      <w:del w:id="202" w:author="Yvonne Firing" w:date="2024-05-24T07:48:00Z">
         <w:r>
           <w:rPr>
             <w:rFonts w:asciiTheme="minorHAnsi" w:eastAsiaTheme="minorHAnsi" w:hAnsiTheme="minorHAnsi" w:cs="Menlo"/>
@@ -8140,10 +8519,10 @@
         <w:pStyle w:val="BodyText"/>
         <w:jc w:val="left"/>
         <w:rPr>
-          <w:ins w:id="157" w:author="Yvonne Firing" w:date="2024-05-24T07:48:00Z"/>
-        </w:rPr>
-      </w:pPr>
-      <w:ins w:id="158" w:author="Yvonne Firing" w:date="2024-05-24T07:48:00Z">
+          <w:ins w:id="203" w:author="Yvonne Firing" w:date="2024-05-24T07:48:00Z"/>
+        </w:rPr>
+      </w:pPr>
+      <w:ins w:id="204" w:author="Yvonne Firing" w:date="2024-05-24T07:48:00Z">
         <w:r>
           <w:t xml:space="preserve"> </w:t>
         </w:r>
@@ -8167,14 +8546,14 @@
       <w:pPr>
         <w:pStyle w:val="Heading3"/>
       </w:pPr>
-      <w:bookmarkStart w:id="159" w:name="_Toc108243087"/>
+      <w:bookmarkStart w:id="205" w:name="_Toc108243087"/>
       <w:r>
         <w:t>Create a branch for you</w:t>
       </w:r>
       <w:r>
         <w:t>r development</w:t>
       </w:r>
-      <w:bookmarkEnd w:id="159"/>
+      <w:bookmarkEnd w:id="205"/>
       <w:r>
         <w:t xml:space="preserve"> </w:t>
       </w:r>
@@ -8186,12 +8565,12 @@
       <w:r>
         <w:t xml:space="preserve">Before modifying the code, </w:t>
       </w:r>
-      <w:ins w:id="160" w:author="Yvonne Firing" w:date="2024-05-24T07:48:00Z">
+      <w:ins w:id="206" w:author="Yvonne Firing" w:date="2024-05-24T07:48:00Z">
         <w:r>
           <w:t xml:space="preserve">if not already </w:t>
         </w:r>
       </w:ins>
-      <w:ins w:id="161" w:author="Yvonne Firing" w:date="2024-05-24T07:49:00Z">
+      <w:ins w:id="207" w:author="Yvonne Firing" w:date="2024-05-24T07:49:00Z">
         <w:r>
           <w:t xml:space="preserve">working from a branch specific to your cruise, </w:t>
         </w:r>
@@ -8209,11 +8588,11 @@
       <w:pPr>
         <w:pStyle w:val="Heading3"/>
       </w:pPr>
-      <w:bookmarkStart w:id="162" w:name="_Toc108243088"/>
+      <w:bookmarkStart w:id="208" w:name="_Toc108243088"/>
       <w:r>
         <w:t>Set up the toolbox in your matlab path</w:t>
       </w:r>
-      <w:bookmarkEnd w:id="162"/>
+      <w:bookmarkEnd w:id="208"/>
     </w:p>
     <w:p>
       <w:pPr>
@@ -8223,7 +8602,7 @@
       <w:r>
         <w:t xml:space="preserve">Once the mooring processing toolbox is set up, </w:t>
       </w:r>
-      <w:ins w:id="163" w:author="Yvonne Firing" w:date="2024-05-24T08:05:00Z">
+      <w:ins w:id="209" w:author="Yvonne Firing" w:date="2024-05-24T08:05:00Z">
         <w:r>
           <w:t xml:space="preserve">either a) </w:t>
         </w:r>
@@ -8231,12 +8610,12 @@
       <w:r>
         <w:t>copy the file in Documents/exampleofstartupfile.m</w:t>
       </w:r>
-      <w:ins w:id="164" w:author="Yvonne Firing" w:date="2024-05-24T08:05:00Z">
+      <w:ins w:id="210" w:author="Yvonne Firing" w:date="2024-05-24T08:05:00Z">
         <w:r>
           <w:t xml:space="preserve">  to</w:t>
         </w:r>
       </w:ins>
-      <w:del w:id="165" w:author="Yvonne Firing" w:date="2024-05-24T08:05:00Z">
+      <w:del w:id="211" w:author="Yvonne Firing" w:date="2024-05-24T08:05:00Z">
         <w:r>
           <w:delText xml:space="preserve"> in</w:delText>
         </w:r>
@@ -8244,7 +8623,7 @@
       <w:r>
         <w:t xml:space="preserve"> you</w:t>
       </w:r>
-      <w:ins w:id="166" w:author="Yvonne Firing" w:date="2024-05-24T08:05:00Z">
+      <w:ins w:id="212" w:author="Yvonne Firing" w:date="2024-05-24T08:05:00Z">
         <w:r>
           <w:t>r</w:t>
         </w:r>
@@ -8252,17 +8631,17 @@
       <w:r>
         <w:t xml:space="preserve"> matlab working directory and rename it (e.g. startup_moor_proc.m)</w:t>
       </w:r>
-      <w:ins w:id="167" w:author="Yvonne Firing" w:date="2024-05-24T08:05:00Z">
+      <w:ins w:id="213" w:author="Yvonne Firing" w:date="2024-05-24T08:05:00Z">
         <w:r>
           <w:t xml:space="preserve"> add it to your Matlab startup (likely in ~/Documents/</w:t>
         </w:r>
       </w:ins>
-      <w:del w:id="168" w:author="Yvonne Firing" w:date="2024-05-24T08:05:00Z">
+      <w:del w:id="214" w:author="Yvonne Firing" w:date="2024-05-24T08:05:00Z">
         <w:r>
           <w:delText xml:space="preserve">. </w:delText>
         </w:r>
       </w:del>
-      <w:ins w:id="169" w:author="Yvonne Firing" w:date="2024-05-24T08:06:00Z">
+      <w:ins w:id="215" w:author="Yvonne Firing" w:date="2024-05-24T08:06:00Z">
         <w:r>
           <w:t xml:space="preserve">Matlab/startup.m), or b) simply use it as your startup file (replace ~/Documents/Matlab/startup.m with this file contents). </w:t>
         </w:r>
@@ -8272,13 +8651,13 @@
       <w:pPr>
         <w:pStyle w:val="BodyText"/>
         <w:rPr>
-          <w:del w:id="170" w:author="Yvonne Firing" w:date="2024-05-24T08:07:00Z"/>
+          <w:del w:id="216" w:author="Yvonne Firing" w:date="2024-05-24T08:07:00Z"/>
         </w:rPr>
       </w:pPr>
       <w:r>
         <w:t>Open the startup</w:t>
       </w:r>
-      <w:del w:id="171" w:author="Yvonne Firing" w:date="2024-05-24T08:06:00Z">
+      <w:del w:id="217" w:author="Yvonne Firing" w:date="2024-05-24T08:06:00Z">
         <w:r>
           <w:delText xml:space="preserve"> </w:delText>
         </w:r>
@@ -8286,32 +8665,32 @@
       <w:r>
         <w:t xml:space="preserve"> file and edit the first</w:t>
       </w:r>
-      <w:ins w:id="172" w:author="Yvonne Firing" w:date="2024-05-24T08:07:00Z">
+      <w:ins w:id="218" w:author="Yvonne Firing" w:date="2024-05-24T08:07:00Z">
         <w:r>
           <w:t xml:space="preserve"> lines setting basedir, progdir, and project; these will be used together to set the Matlab paths by calling moor_setup.m. </w:t>
         </w:r>
       </w:ins>
-      <w:ins w:id="173" w:author="Yvonne Firing" w:date="2024-05-24T08:15:00Z">
+      <w:ins w:id="219" w:author="Yvonne Firing" w:date="2024-05-24T08:15:00Z">
         <w:r>
           <w:t xml:space="preserve">For OSNAP and RAPID, a standardised directory structure is included; for another project, moor_setup.m will query the user for where to find data directories. </w:t>
         </w:r>
       </w:ins>
-      <w:ins w:id="174" w:author="Yvonne Firing" w:date="2024-05-24T08:07:00Z">
+      <w:ins w:id="220" w:author="Yvonne Firing" w:date="2024-05-24T08:07:00Z">
         <w:r>
           <w:t>For OSNAP, the expected structure i</w:t>
         </w:r>
       </w:ins>
-      <w:ins w:id="175" w:author="Yvonne Firing" w:date="2024-05-24T08:08:00Z">
+      <w:ins w:id="221" w:author="Yvonne Firing" w:date="2024-05-24T08:08:00Z">
         <w:r>
           <w:t xml:space="preserve">n </w:t>
         </w:r>
       </w:ins>
-      <w:ins w:id="176" w:author="Yvonne Firing" w:date="2024-05-24T08:07:00Z">
+      <w:ins w:id="222" w:author="Yvonne Firing" w:date="2024-05-24T08:07:00Z">
         <w:r>
           <w:t>basedir/osnap/</w:t>
         </w:r>
       </w:ins>
-      <w:del w:id="177" w:author="Yvonne Firing" w:date="2024-05-24T08:07:00Z">
+      <w:del w:id="223" w:author="Yvonne Firing" w:date="2024-05-24T08:07:00Z">
         <w:r>
           <w:delText xml:space="preserve"> two variables (pathosnap and pathgit) in order to set up the matlab paths properly. </w:delText>
         </w:r>
@@ -8327,7 +8706,7 @@
           <w:szCs w:val="22"/>
           <w:lang w:val="en-US" w:eastAsia="en-US" w:bidi="ar-SA"/>
         </w:rPr>
-        <w:pPrChange w:id="178" w:author="Yvonne Firing" w:date="2024-05-24T08:07:00Z">
+        <w:pPrChange w:id="224" w:author="Yvonne Firing" w:date="2024-05-24T08:07:00Z">
           <w:pPr>
             <w:pStyle w:val="ListParagraph"/>
             <w:widowControl/>
@@ -8355,7 +8734,7 @@
           </w:pPr>
         </w:pPrChange>
       </w:pPr>
-      <w:del w:id="179" w:author="Yvonne Firing" w:date="2024-05-24T08:07:00Z">
+      <w:del w:id="225" w:author="Yvonne Firing" w:date="2024-05-24T08:07:00Z">
         <w:r>
           <w:rPr>
             <w:rFonts w:ascii="Menlo" w:eastAsiaTheme="minorHAnsi" w:hAnsi="Menlo" w:cs="Menlo"/>
@@ -8385,7 +8764,7 @@
           <w:delText xml:space="preserve"> to the directory containing the OSNAP data</w:delText>
         </w:r>
       </w:del>
-      <w:ins w:id="180" w:author="Yvonne Firing" w:date="2024-05-24T08:08:00Z">
+      <w:ins w:id="226" w:author="Yvonne Firing" w:date="2024-05-24T08:08:00Z">
         <w:r>
           <w:t xml:space="preserve"> is: </w:t>
         </w:r>
@@ -8492,12 +8871,36 @@
         <w:autoSpaceDN w:val="0"/>
         <w:adjustRightInd w:val="0"/>
         <w:rPr>
+          <w:del w:id="227" w:author="Kristin Burmeister" w:date="2026-05-28T15:45:00Z" w16du:dateUtc="2026-05-28T14:45:00Z"/>
           <w:rFonts w:ascii="Menlo" w:eastAsiaTheme="minorHAnsi" w:hAnsi="Menlo" w:cs="Menlo"/>
           <w:color w:val="000000"/>
           <w:sz w:val="22"/>
           <w:szCs w:val="22"/>
           <w:lang w:val="en-US" w:eastAsia="en-US" w:bidi="ar-SA"/>
         </w:rPr>
+        <w:pPrChange w:id="228" w:author="Kristin Burmeister" w:date="2026-05-28T15:45:00Z" w16du:dateUtc="2026-05-28T14:45:00Z">
+          <w:pPr>
+            <w:widowControl/>
+            <w:tabs>
+              <w:tab w:val="left" w:pos="560"/>
+              <w:tab w:val="left" w:pos="1120"/>
+              <w:tab w:val="left" w:pos="1680"/>
+              <w:tab w:val="left" w:pos="2240"/>
+              <w:tab w:val="left" w:pos="2800"/>
+              <w:tab w:val="left" w:pos="3360"/>
+              <w:tab w:val="left" w:pos="3920"/>
+              <w:tab w:val="left" w:pos="4480"/>
+              <w:tab w:val="left" w:pos="5040"/>
+              <w:tab w:val="left" w:pos="5600"/>
+              <w:tab w:val="left" w:pos="6160"/>
+              <w:tab w:val="left" w:pos="6720"/>
+            </w:tabs>
+            <w:suppressAutoHyphens w:val="0"/>
+            <w:autoSpaceDE w:val="0"/>
+            <w:autoSpaceDN w:val="0"/>
+            <w:adjustRightInd w:val="0"/>
+          </w:pPr>
+        </w:pPrChange>
       </w:pPr>
       <w:r>
         <w:rPr>
@@ -8507,7 +8910,7 @@
           <w:szCs w:val="22"/>
           <w:lang w:val="en-US" w:eastAsia="en-US" w:bidi="ar-SA"/>
         </w:rPr>
-        <w:t>├</w:t>
+        <w:t>├──</w:t>
       </w:r>
       <w:r>
         <w:rPr>
@@ -8517,7 +8920,7 @@
           <w:szCs w:val="22"/>
           <w:lang w:val="en-US" w:eastAsia="en-US" w:bidi="ar-SA"/>
         </w:rPr>
-        <w:t>── Figures</w:t>
+        <w:t xml:space="preserve"> Figures</w:t>
       </w:r>
     </w:p>
     <w:p>
@@ -8549,16 +8952,28 @@
           <w:lang w:val="en-US" w:eastAsia="en-US" w:bidi="ar-SA"/>
         </w:rPr>
       </w:pPr>
-      <w:r>
-        <w:rPr>
-          <w:rFonts w:ascii="Menlo" w:eastAsiaTheme="minorHAnsi" w:hAnsi="Menlo" w:cs="Menlo"/>
-          <w:color w:val="000000"/>
-          <w:sz w:val="22"/>
-          <w:szCs w:val="22"/>
-          <w:lang w:val="en-US" w:eastAsia="en-US" w:bidi="ar-SA"/>
-        </w:rPr>
-        <w:t>├── cruise_data</w:t>
-      </w:r>
+      <w:del w:id="229" w:author="Kristin Burmeister" w:date="2026-05-28T15:45:00Z" w16du:dateUtc="2026-05-28T14:45:00Z">
+        <w:r>
+          <w:rPr>
+            <w:rFonts w:ascii="MS Gothic" w:eastAsia="MS Gothic" w:hAnsi="MS Gothic" w:cs="MS Gothic" w:hint="eastAsia"/>
+            <w:color w:val="000000"/>
+            <w:sz w:val="22"/>
+            <w:szCs w:val="22"/>
+            <w:lang w:val="en-US" w:eastAsia="en-US" w:bidi="ar-SA"/>
+          </w:rPr>
+          <w:delText>├──</w:delText>
+        </w:r>
+        <w:r>
+          <w:rPr>
+            <w:rFonts w:ascii="Menlo" w:eastAsiaTheme="minorHAnsi" w:hAnsi="Menlo" w:cs="Menlo"/>
+            <w:color w:val="000000"/>
+            <w:sz w:val="22"/>
+            <w:szCs w:val="22"/>
+            <w:lang w:val="en-US" w:eastAsia="en-US" w:bidi="ar-SA"/>
+          </w:rPr>
+          <w:delText xml:space="preserve"> cruise_data</w:delText>
+        </w:r>
+      </w:del>
     </w:p>
     <w:p>
       <w:pPr>
@@ -8582,6 +8997,7 @@
         <w:autoSpaceDN w:val="0"/>
         <w:adjustRightInd w:val="0"/>
         <w:rPr>
+          <w:ins w:id="230" w:author="Kristin Burmeister" w:date="2026-05-28T15:47:00Z" w16du:dateUtc="2026-05-28T14:47:00Z"/>
           <w:rFonts w:ascii="Menlo" w:eastAsiaTheme="minorHAnsi" w:hAnsi="Menlo" w:cs="Menlo"/>
           <w:color w:val="000000"/>
           <w:sz w:val="22"/>
@@ -8589,6 +9005,50 @@
           <w:lang w:val="en-US" w:eastAsia="en-US" w:bidi="ar-SA"/>
         </w:rPr>
       </w:pPr>
+      <w:ins w:id="231" w:author="Kristin Burmeister" w:date="2026-05-28T15:46:00Z" w16du:dateUtc="2026-05-28T14:46:00Z">
+        <w:r>
+          <w:rPr>
+            <w:rFonts w:ascii="Arial" w:eastAsiaTheme="minorHAnsi" w:hAnsi="Arial" w:cs="Arial"/>
+            <w:color w:val="000000"/>
+            <w:sz w:val="22"/>
+            <w:szCs w:val="22"/>
+            <w:lang w:val="en-US" w:eastAsia="en-US" w:bidi="ar-SA"/>
+          </w:rPr>
+          <w:t>├──</w:t>
+        </w:r>
+        <w:r>
+          <w:rPr>
+            <w:rFonts w:ascii="Menlo" w:eastAsiaTheme="minorHAnsi" w:hAnsi="Menlo" w:cs="Menlo"/>
+            <w:color w:val="000000"/>
+            <w:sz w:val="22"/>
+            <w:szCs w:val="22"/>
+            <w:lang w:val="en-US" w:eastAsia="en-US" w:bidi="ar-SA"/>
+          </w:rPr>
+          <w:t xml:space="preserve"> </w:t>
+        </w:r>
+      </w:ins>
+      <w:del w:id="232" w:author="Kristin Burmeister" w:date="2026-05-28T15:46:00Z" w16du:dateUtc="2026-05-28T14:46:00Z">
+        <w:r>
+          <w:rPr>
+            <w:rFonts w:ascii="MS Gothic" w:eastAsia="MS Gothic" w:hAnsi="MS Gothic" w:cs="MS Gothic" w:hint="eastAsia"/>
+            <w:color w:val="000000"/>
+            <w:sz w:val="22"/>
+            <w:szCs w:val="22"/>
+            <w:lang w:val="en-US" w:eastAsia="en-US" w:bidi="ar-SA"/>
+          </w:rPr>
+          <w:delText>├</w:delText>
+        </w:r>
+        <w:r>
+          <w:rPr>
+            <w:rFonts w:ascii="Menlo" w:eastAsiaTheme="minorHAnsi" w:hAnsi="Menlo" w:cs="Menlo"/>
+            <w:color w:val="000000"/>
+            <w:sz w:val="22"/>
+            <w:szCs w:val="22"/>
+            <w:lang w:val="en-US" w:eastAsia="en-US" w:bidi="ar-SA"/>
+          </w:rPr>
+          <w:delText xml:space="preserve">── </w:delText>
+        </w:r>
+      </w:del>
       <w:r>
         <w:rPr>
           <w:rFonts w:ascii="Menlo" w:eastAsiaTheme="minorHAnsi" w:hAnsi="Menlo" w:cs="Menlo"/>
@@ -8597,7 +9057,7 @@
           <w:szCs w:val="22"/>
           <w:lang w:val="en-US" w:eastAsia="en-US" w:bidi="ar-SA"/>
         </w:rPr>
-        <w:t>├── data</w:t>
+        <w:t>data</w:t>
       </w:r>
     </w:p>
     <w:p>
@@ -8622,23 +9082,58 @@
         <w:autoSpaceDN w:val="0"/>
         <w:adjustRightInd w:val="0"/>
         <w:rPr>
-          <w:rFonts w:ascii="Menlo" w:eastAsiaTheme="minorHAnsi" w:hAnsi="Menlo" w:cs="Menlo"/>
+          <w:ins w:id="233" w:author="Kristin Burmeister" w:date="2026-05-28T15:47:00Z" w16du:dateUtc="2026-05-28T14:47:00Z"/>
+          <w:rFonts w:ascii="Arial" w:eastAsiaTheme="minorHAnsi" w:hAnsi="Arial" w:cs="Arial"/>
           <w:color w:val="000000"/>
           <w:sz w:val="22"/>
           <w:szCs w:val="22"/>
           <w:lang w:val="en-US" w:eastAsia="en-US" w:bidi="ar-SA"/>
         </w:rPr>
       </w:pPr>
-      <w:r>
-        <w:rPr>
-          <w:rFonts w:ascii="Menlo" w:eastAsiaTheme="minorHAnsi" w:hAnsi="Menlo" w:cs="Menlo"/>
-          <w:color w:val="000000"/>
-          <w:sz w:val="22"/>
-          <w:szCs w:val="22"/>
-          <w:lang w:val="en-US" w:eastAsia="en-US" w:bidi="ar-SA"/>
-        </w:rPr>
-        <w:t>├── exec</w:t>
-      </w:r>
+      <w:ins w:id="234" w:author="Kristin Burmeister" w:date="2026-05-28T15:47:00Z" w16du:dateUtc="2026-05-28T14:47:00Z">
+        <w:r>
+          <w:rPr>
+            <w:rFonts w:ascii="Menlo" w:eastAsiaTheme="minorHAnsi" w:hAnsi="Menlo" w:cs="Menlo"/>
+            <w:color w:val="000000"/>
+            <w:sz w:val="22"/>
+            <w:szCs w:val="22"/>
+            <w:lang w:val="en-US" w:eastAsia="en-US" w:bidi="ar-SA"/>
+          </w:rPr>
+          <w:tab/>
+        </w:r>
+        <w:r>
+          <w:rPr>
+            <w:rFonts w:ascii="Arial" w:eastAsiaTheme="minorHAnsi" w:hAnsi="Arial" w:cs="Arial"/>
+            <w:color w:val="000000"/>
+            <w:sz w:val="22"/>
+            <w:szCs w:val="22"/>
+            <w:lang w:val="en-US" w:eastAsia="en-US" w:bidi="ar-SA"/>
+          </w:rPr>
+          <w:t>├──</w:t>
+        </w:r>
+        <w:r>
+          <w:rPr>
+            <w:rFonts w:ascii="Arial" w:eastAsiaTheme="minorHAnsi" w:hAnsi="Arial" w:cs="Arial"/>
+            <w:color w:val="000000"/>
+            <w:sz w:val="22"/>
+            <w:szCs w:val="22"/>
+            <w:lang w:val="en-US" w:eastAsia="en-US" w:bidi="ar-SA"/>
+          </w:rPr>
+          <w:t>osnap</w:t>
+        </w:r>
+      </w:ins>
+      <w:ins w:id="235" w:author="Kristin Burmeister" w:date="2026-05-28T15:49:00Z" w16du:dateUtc="2026-05-28T14:49:00Z">
+        <w:r>
+          <w:rPr>
+            <w:rFonts w:ascii="Arial" w:eastAsiaTheme="minorHAnsi" w:hAnsi="Arial" w:cs="Arial"/>
+            <w:color w:val="000000"/>
+            <w:sz w:val="22"/>
+            <w:szCs w:val="22"/>
+            <w:lang w:val="en-US" w:eastAsia="en-US" w:bidi="ar-SA"/>
+          </w:rPr>
+          <w:t xml:space="preserve"> (symbolic link)</w:t>
+        </w:r>
+      </w:ins>
     </w:p>
     <w:p>
       <w:pPr>
@@ -8662,6 +9157,7 @@
         <w:autoSpaceDN w:val="0"/>
         <w:adjustRightInd w:val="0"/>
         <w:rPr>
+          <w:del w:id="236" w:author="Kristin Burmeister" w:date="2026-05-28T15:46:00Z" w16du:dateUtc="2026-05-28T14:46:00Z"/>
           <w:rFonts w:ascii="Menlo" w:eastAsiaTheme="minorHAnsi" w:hAnsi="Menlo" w:cs="Menlo"/>
           <w:color w:val="000000"/>
           <w:sz w:val="22"/>
@@ -8669,47 +9165,399 @@
           <w:lang w:val="en-US" w:eastAsia="en-US" w:bidi="ar-SA"/>
         </w:rPr>
       </w:pPr>
-      <w:r>
-        <w:rPr>
+      <w:ins w:id="237" w:author="Kristin Burmeister" w:date="2026-05-28T15:46:00Z" w16du:dateUtc="2026-05-28T14:46:00Z">
+        <w:r>
+          <w:rPr>
+            <w:rFonts w:ascii="Arial" w:eastAsiaTheme="minorHAnsi" w:hAnsi="Arial" w:cs="Arial"/>
+            <w:color w:val="000000"/>
+            <w:sz w:val="22"/>
+            <w:szCs w:val="22"/>
+            <w:lang w:val="en-US" w:eastAsia="en-US" w:bidi="ar-SA"/>
+          </w:rPr>
+          <w:t>├──</w:t>
+        </w:r>
+      </w:ins>
+    </w:p>
+    <w:p>
+      <w:pPr>
+        <w:widowControl/>
+        <w:tabs>
+          <w:tab w:val="left" w:pos="560"/>
+          <w:tab w:val="left" w:pos="1120"/>
+          <w:tab w:val="left" w:pos="1680"/>
+          <w:tab w:val="left" w:pos="2240"/>
+          <w:tab w:val="left" w:pos="2800"/>
+          <w:tab w:val="left" w:pos="3360"/>
+          <w:tab w:val="left" w:pos="3920"/>
+          <w:tab w:val="left" w:pos="4480"/>
+          <w:tab w:val="left" w:pos="5040"/>
+          <w:tab w:val="left" w:pos="5600"/>
+          <w:tab w:val="left" w:pos="6160"/>
+          <w:tab w:val="left" w:pos="6720"/>
+        </w:tabs>
+        <w:suppressAutoHyphens w:val="0"/>
+        <w:autoSpaceDE w:val="0"/>
+        <w:autoSpaceDN w:val="0"/>
+        <w:adjustRightInd w:val="0"/>
+        <w:rPr>
+          <w:del w:id="238" w:author="Kristin Burmeister" w:date="2026-05-28T15:45:00Z" w16du:dateUtc="2026-05-28T14:45:00Z"/>
           <w:rFonts w:ascii="Menlo" w:eastAsiaTheme="minorHAnsi" w:hAnsi="Menlo" w:cs="Menlo"/>
           <w:color w:val="000000"/>
           <w:sz w:val="22"/>
           <w:szCs w:val="22"/>
           <w:lang w:val="en-US" w:eastAsia="en-US" w:bidi="ar-SA"/>
         </w:rPr>
-        <w:t>├── matlab_diaries</w:t>
-      </w:r>
-    </w:p>
-    <w:p>
-      <w:pPr>
-        <w:pStyle w:val="BodyText"/>
-      </w:pPr>
-      <w:r>
-        <w:rPr>
+      </w:pPr>
+      <w:commentRangeStart w:id="239"/>
+      <w:del w:id="240" w:author="Kristin Burmeister" w:date="2026-05-28T15:46:00Z" w16du:dateUtc="2026-05-28T14:46:00Z">
+        <w:r>
+          <w:rPr>
+            <w:rFonts w:ascii="MS Gothic" w:eastAsia="MS Gothic" w:hAnsi="MS Gothic" w:cs="MS Gothic" w:hint="eastAsia"/>
+            <w:color w:val="000000"/>
+            <w:sz w:val="22"/>
+            <w:szCs w:val="22"/>
+            <w:lang w:val="en-US" w:eastAsia="en-US" w:bidi="ar-SA"/>
+          </w:rPr>
+          <w:delText>├──</w:delText>
+        </w:r>
+        <w:r>
+          <w:rPr>
+            <w:rFonts w:ascii="Menlo" w:eastAsiaTheme="minorHAnsi" w:hAnsi="Menlo" w:cs="Menlo"/>
+            <w:color w:val="000000"/>
+            <w:sz w:val="22"/>
+            <w:szCs w:val="22"/>
+            <w:lang w:val="en-US" w:eastAsia="en-US" w:bidi="ar-SA"/>
+          </w:rPr>
+          <w:delText xml:space="preserve"> </w:delText>
+        </w:r>
+      </w:del>
+      <w:r>
+        <w:rPr>
+          <w:rFonts w:ascii="Menlo" w:eastAsiaTheme="minorHAnsi" w:hAnsi="Menlo" w:cs="Menlo"/>
+          <w:color w:val="000000"/>
+          <w:sz w:val="22"/>
+          <w:szCs w:val="22"/>
+          <w:lang w:val="en-US" w:eastAsia="en-US" w:bidi="ar-SA"/>
+        </w:rPr>
+        <w:t>exec</w:t>
+      </w:r>
+      <w:ins w:id="241" w:author="Kristin Burmeister" w:date="2026-05-28T15:17:00Z" w16du:dateUtc="2026-05-28T14:17:00Z">
+        <w:r>
+          <w:rPr>
+            <w:rFonts w:ascii="Menlo" w:eastAsiaTheme="minorHAnsi" w:hAnsi="Menlo" w:cs="Menlo"/>
+            <w:color w:val="000000"/>
+            <w:sz w:val="22"/>
+            <w:szCs w:val="22"/>
+            <w:lang w:val="en-US" w:eastAsia="en-US" w:bidi="ar-SA"/>
+          </w:rPr>
+          <w:t>/gi</w:t>
+        </w:r>
+      </w:ins>
+      <w:commentRangeEnd w:id="239"/>
+      <w:r>
+        <w:rPr>
+          <w:rStyle w:val="CommentReference"/>
+          <w:rFonts w:ascii="Menlo" w:eastAsiaTheme="minorHAnsi" w:hAnsi="Menlo" w:cs="Menlo"/>
+          <w:color w:val="000000"/>
+          <w:sz w:val="22"/>
+          <w:szCs w:val="22"/>
+          <w:lang w:val="en-US" w:eastAsia="en-US" w:bidi="ar-SA"/>
+        </w:rPr>
+        <w:commentReference w:id="239"/>
+      </w:r>
+      <w:ins w:id="242" w:author="Kristin Burmeister" w:date="2026-05-28T15:45:00Z" w16du:dateUtc="2026-05-28T14:45:00Z">
+        <w:r>
+          <w:rPr>
+            <w:rFonts w:ascii="Menlo" w:eastAsiaTheme="minorHAnsi" w:hAnsi="Menlo" w:cs="Menlo"/>
+            <w:color w:val="000000"/>
+            <w:sz w:val="22"/>
+            <w:szCs w:val="22"/>
+            <w:lang w:val="en-US" w:eastAsia="en-US" w:bidi="ar-SA"/>
+          </w:rPr>
+          <w:t>trepo</w:t>
+        </w:r>
+      </w:ins>
+    </w:p>
+    <w:p>
+      <w:pPr>
+        <w:widowControl/>
+        <w:tabs>
+          <w:tab w:val="left" w:pos="560"/>
+          <w:tab w:val="left" w:pos="1120"/>
+          <w:tab w:val="left" w:pos="1680"/>
+          <w:tab w:val="left" w:pos="2240"/>
+          <w:tab w:val="left" w:pos="2800"/>
+          <w:tab w:val="left" w:pos="3360"/>
+          <w:tab w:val="left" w:pos="3920"/>
+          <w:tab w:val="left" w:pos="4480"/>
+          <w:tab w:val="left" w:pos="5040"/>
+          <w:tab w:val="left" w:pos="5600"/>
+          <w:tab w:val="left" w:pos="6160"/>
+          <w:tab w:val="left" w:pos="6720"/>
+        </w:tabs>
+        <w:suppressAutoHyphens w:val="0"/>
+        <w:autoSpaceDE w:val="0"/>
+        <w:autoSpaceDN w:val="0"/>
+        <w:adjustRightInd w:val="0"/>
+        <w:rPr>
+          <w:ins w:id="243" w:author="Kristin Burmeister" w:date="2026-05-28T15:46:00Z" w16du:dateUtc="2026-05-28T14:46:00Z"/>
+          <w:rFonts w:ascii="Menlo" w:eastAsiaTheme="minorHAnsi" w:hAnsi="Menlo" w:cs="Menlo"/>
+          <w:color w:val="000000"/>
+          <w:sz w:val="22"/>
+          <w:szCs w:val="22"/>
+          <w:lang w:val="en-US" w:eastAsia="en-US" w:bidi="ar-SA"/>
+        </w:rPr>
+      </w:pPr>
+    </w:p>
+    <w:p>
+      <w:pPr>
+        <w:widowControl/>
+        <w:tabs>
+          <w:tab w:val="left" w:pos="560"/>
+          <w:tab w:val="left" w:pos="1120"/>
+          <w:tab w:val="left" w:pos="1680"/>
+          <w:tab w:val="left" w:pos="2240"/>
+          <w:tab w:val="left" w:pos="2800"/>
+          <w:tab w:val="left" w:pos="3360"/>
+          <w:tab w:val="left" w:pos="3920"/>
+          <w:tab w:val="left" w:pos="4480"/>
+          <w:tab w:val="left" w:pos="5040"/>
+          <w:tab w:val="left" w:pos="5600"/>
+          <w:tab w:val="left" w:pos="6160"/>
+          <w:tab w:val="left" w:pos="6720"/>
+        </w:tabs>
+        <w:suppressAutoHyphens w:val="0"/>
+        <w:autoSpaceDE w:val="0"/>
+        <w:autoSpaceDN w:val="0"/>
+        <w:adjustRightInd w:val="0"/>
+        <w:rPr>
+          <w:ins w:id="244" w:author="Kristin Burmeister" w:date="2026-05-28T15:46:00Z" w16du:dateUtc="2026-05-28T14:46:00Z"/>
           <w:rFonts w:ascii="Arial" w:eastAsiaTheme="minorHAnsi" w:hAnsi="Arial" w:cs="Arial"/>
           <w:color w:val="000000"/>
           <w:sz w:val="22"/>
           <w:szCs w:val="22"/>
           <w:lang w:val="en-US" w:eastAsia="en-US" w:bidi="ar-SA"/>
         </w:rPr>
-        <w:t>└──</w:t>
-      </w:r>
-      <w:r>
-        <w:rPr>
+      </w:pPr>
+      <w:ins w:id="245" w:author="Kristin Burmeister" w:date="2026-05-28T15:46:00Z" w16du:dateUtc="2026-05-28T14:46:00Z">
+        <w:r>
+          <w:rPr>
+            <w:rFonts w:ascii="Arial" w:eastAsiaTheme="minorHAnsi" w:hAnsi="Arial" w:cs="Arial"/>
+            <w:color w:val="000000"/>
+            <w:sz w:val="22"/>
+            <w:szCs w:val="22"/>
+            <w:lang w:val="en-US" w:eastAsia="en-US" w:bidi="ar-SA"/>
+          </w:rPr>
+          <w:t>├──</w:t>
+        </w:r>
+        <w:r>
+          <w:rPr>
+            <w:rFonts w:ascii="Arial" w:eastAsiaTheme="minorHAnsi" w:hAnsi="Arial" w:cs="Arial"/>
+            <w:color w:val="000000"/>
+            <w:sz w:val="22"/>
+            <w:szCs w:val="22"/>
+            <w:lang w:val="en-US" w:eastAsia="en-US" w:bidi="ar-SA"/>
+          </w:rPr>
+          <w:t>metadata/cal_coef/osnap</w:t>
+        </w:r>
+      </w:ins>
+    </w:p>
+    <w:p>
+      <w:pPr>
+        <w:widowControl/>
+        <w:tabs>
+          <w:tab w:val="left" w:pos="560"/>
+          <w:tab w:val="left" w:pos="1120"/>
+          <w:tab w:val="left" w:pos="1680"/>
+          <w:tab w:val="left" w:pos="2240"/>
+          <w:tab w:val="left" w:pos="2800"/>
+          <w:tab w:val="left" w:pos="3360"/>
+          <w:tab w:val="left" w:pos="3920"/>
+          <w:tab w:val="left" w:pos="4480"/>
+          <w:tab w:val="left" w:pos="5040"/>
+          <w:tab w:val="left" w:pos="5600"/>
+          <w:tab w:val="left" w:pos="6160"/>
+          <w:tab w:val="left" w:pos="6720"/>
+        </w:tabs>
+        <w:suppressAutoHyphens w:val="0"/>
+        <w:autoSpaceDE w:val="0"/>
+        <w:autoSpaceDN w:val="0"/>
+        <w:adjustRightInd w:val="0"/>
+        <w:rPr>
+          <w:ins w:id="246" w:author="Kristin Burmeister" w:date="2026-05-28T15:46:00Z" w16du:dateUtc="2026-05-28T14:46:00Z"/>
           <w:rFonts w:ascii="Menlo" w:eastAsiaTheme="minorHAnsi" w:hAnsi="Menlo" w:cs="Menlo"/>
           <w:color w:val="000000"/>
           <w:sz w:val="22"/>
           <w:szCs w:val="22"/>
           <w:lang w:val="en-US" w:eastAsia="en-US" w:bidi="ar-SA"/>
         </w:rPr>
-        <w:t xml:space="preserve"> users</w:t>
-      </w:r>
+      </w:pPr>
+      <w:ins w:id="247" w:author="Kristin Burmeister" w:date="2026-05-28T15:46:00Z" w16du:dateUtc="2026-05-28T14:46:00Z">
+        <w:r>
+          <w:rPr>
+            <w:rFonts w:ascii="Arial" w:eastAsiaTheme="minorHAnsi" w:hAnsi="Arial" w:cs="Arial"/>
+            <w:color w:val="000000"/>
+            <w:sz w:val="22"/>
+            <w:szCs w:val="22"/>
+            <w:lang w:val="en-US" w:eastAsia="en-US" w:bidi="ar-SA"/>
+          </w:rPr>
+          <w:t>├──</w:t>
+        </w:r>
+        <w:r>
+          <w:rPr>
+            <w:rFonts w:ascii="Arial" w:eastAsiaTheme="minorHAnsi" w:hAnsi="Arial" w:cs="Arial"/>
+            <w:color w:val="000000"/>
+            <w:sz w:val="22"/>
+            <w:szCs w:val="22"/>
+            <w:lang w:val="en-US" w:eastAsia="en-US" w:bidi="ar-SA"/>
+          </w:rPr>
+          <w:t>other_softwar</w:t>
+        </w:r>
+      </w:ins>
+      <w:ins w:id="248" w:author="Kristin Burmeister" w:date="2026-05-28T15:47:00Z" w16du:dateUtc="2026-05-28T14:47:00Z">
+        <w:r>
+          <w:rPr>
+            <w:rFonts w:ascii="Arial" w:eastAsiaTheme="minorHAnsi" w:hAnsi="Arial" w:cs="Arial"/>
+            <w:color w:val="000000"/>
+            <w:sz w:val="22"/>
+            <w:szCs w:val="22"/>
+            <w:lang w:val="en-US" w:eastAsia="en-US" w:bidi="ar-SA"/>
+          </w:rPr>
+          <w:t>e</w:t>
+        </w:r>
+      </w:ins>
+    </w:p>
+    <w:p>
+      <w:pPr>
+        <w:widowControl/>
+        <w:tabs>
+          <w:tab w:val="left" w:pos="560"/>
+          <w:tab w:val="left" w:pos="1120"/>
+          <w:tab w:val="left" w:pos="1680"/>
+          <w:tab w:val="left" w:pos="2240"/>
+          <w:tab w:val="left" w:pos="2800"/>
+          <w:tab w:val="left" w:pos="3360"/>
+          <w:tab w:val="left" w:pos="3920"/>
+          <w:tab w:val="left" w:pos="4480"/>
+          <w:tab w:val="left" w:pos="5040"/>
+          <w:tab w:val="left" w:pos="5600"/>
+          <w:tab w:val="left" w:pos="6160"/>
+          <w:tab w:val="left" w:pos="6720"/>
+        </w:tabs>
+        <w:suppressAutoHyphens w:val="0"/>
+        <w:autoSpaceDE w:val="0"/>
+        <w:autoSpaceDN w:val="0"/>
+        <w:adjustRightInd w:val="0"/>
+        <w:rPr>
+          <w:del w:id="249" w:author="Kristin Burmeister" w:date="2026-05-28T15:45:00Z" w16du:dateUtc="2026-05-28T14:45:00Z"/>
+          <w:rFonts w:ascii="Menlo" w:eastAsiaTheme="minorHAnsi" w:hAnsi="Menlo" w:cs="Menlo"/>
+          <w:color w:val="000000"/>
+          <w:sz w:val="22"/>
+          <w:szCs w:val="22"/>
+          <w:lang w:val="en-US" w:eastAsia="en-US" w:bidi="ar-SA"/>
+        </w:rPr>
+        <w:pPrChange w:id="250" w:author="Kristin Burmeister" w:date="2026-05-28T15:45:00Z" w16du:dateUtc="2026-05-28T14:45:00Z">
+          <w:pPr>
+            <w:widowControl/>
+            <w:tabs>
+              <w:tab w:val="left" w:pos="560"/>
+              <w:tab w:val="left" w:pos="1120"/>
+              <w:tab w:val="left" w:pos="1680"/>
+              <w:tab w:val="left" w:pos="2240"/>
+              <w:tab w:val="left" w:pos="2800"/>
+              <w:tab w:val="left" w:pos="3360"/>
+              <w:tab w:val="left" w:pos="3920"/>
+              <w:tab w:val="left" w:pos="4480"/>
+              <w:tab w:val="left" w:pos="5040"/>
+              <w:tab w:val="left" w:pos="5600"/>
+              <w:tab w:val="left" w:pos="6160"/>
+              <w:tab w:val="left" w:pos="6720"/>
+            </w:tabs>
+            <w:suppressAutoHyphens w:val="0"/>
+            <w:autoSpaceDE w:val="0"/>
+            <w:autoSpaceDN w:val="0"/>
+            <w:adjustRightInd w:val="0"/>
+          </w:pPr>
+        </w:pPrChange>
+      </w:pPr>
+      <w:del w:id="251" w:author="Kristin Burmeister" w:date="2026-05-28T15:45:00Z" w16du:dateUtc="2026-05-28T14:45:00Z">
+        <w:r>
+          <w:rPr>
+            <w:rFonts w:ascii="MS Gothic" w:eastAsia="MS Gothic" w:hAnsi="MS Gothic" w:cs="MS Gothic" w:hint="eastAsia"/>
+            <w:color w:val="000000"/>
+            <w:sz w:val="22"/>
+            <w:szCs w:val="22"/>
+            <w:lang w:val="en-US" w:eastAsia="en-US" w:bidi="ar-SA"/>
+          </w:rPr>
+          <w:delText>├──</w:delText>
+        </w:r>
+        <w:r>
+          <w:rPr>
+            <w:rFonts w:ascii="Menlo" w:eastAsiaTheme="minorHAnsi" w:hAnsi="Menlo" w:cs="Menlo"/>
+            <w:color w:val="000000"/>
+            <w:sz w:val="22"/>
+            <w:szCs w:val="22"/>
+            <w:lang w:val="en-US" w:eastAsia="en-US" w:bidi="ar-SA"/>
+          </w:rPr>
+          <w:delText xml:space="preserve"> matlab_diaries</w:delText>
+        </w:r>
+      </w:del>
+    </w:p>
+    <w:p>
+      <w:pPr>
+        <w:widowControl/>
+        <w:tabs>
+          <w:tab w:val="left" w:pos="560"/>
+          <w:tab w:val="left" w:pos="1120"/>
+          <w:tab w:val="left" w:pos="1680"/>
+          <w:tab w:val="left" w:pos="2240"/>
+          <w:tab w:val="left" w:pos="2800"/>
+          <w:tab w:val="left" w:pos="3360"/>
+          <w:tab w:val="left" w:pos="3920"/>
+          <w:tab w:val="left" w:pos="4480"/>
+          <w:tab w:val="left" w:pos="5040"/>
+          <w:tab w:val="left" w:pos="5600"/>
+          <w:tab w:val="left" w:pos="6160"/>
+          <w:tab w:val="left" w:pos="6720"/>
+        </w:tabs>
+        <w:suppressAutoHyphens w:val="0"/>
+        <w:autoSpaceDE w:val="0"/>
+        <w:autoSpaceDN w:val="0"/>
+        <w:adjustRightInd w:val="0"/>
+        <w:pPrChange w:id="252" w:author="Kristin Burmeister" w:date="2026-05-28T15:45:00Z" w16du:dateUtc="2026-05-28T14:45:00Z">
+          <w:pPr>
+            <w:pStyle w:val="BodyText"/>
+          </w:pPr>
+        </w:pPrChange>
+      </w:pPr>
+      <w:del w:id="253" w:author="Kristin Burmeister" w:date="2026-05-28T15:45:00Z" w16du:dateUtc="2026-05-28T14:45:00Z">
+        <w:r>
+          <w:rPr>
+            <w:rFonts w:ascii="Arial" w:eastAsiaTheme="minorHAnsi" w:hAnsi="Arial" w:cs="Arial"/>
+            <w:color w:val="000000"/>
+            <w:sz w:val="22"/>
+            <w:szCs w:val="22"/>
+            <w:lang w:val="en-US" w:eastAsia="en-US" w:bidi="ar-SA"/>
+          </w:rPr>
+          <w:delText>└──</w:delText>
+        </w:r>
+        <w:r>
+          <w:rPr>
+            <w:rFonts w:ascii="Menlo" w:eastAsiaTheme="minorHAnsi" w:hAnsi="Menlo" w:cs="Menlo"/>
+            <w:color w:val="000000"/>
+            <w:sz w:val="22"/>
+            <w:szCs w:val="22"/>
+            <w:lang w:val="en-US" w:eastAsia="en-US" w:bidi="ar-SA"/>
+          </w:rPr>
+          <w:delText xml:space="preserve"> users</w:delText>
+        </w:r>
+      </w:del>
     </w:p>
     <w:p>
       <w:pPr>
         <w:widowControl/>
         <w:spacing w:after="160" w:line="259" w:lineRule="auto"/>
-        <w:pPrChange w:id="181" w:author="Yvonne Firing" w:date="2024-05-24T08:08:00Z">
+        <w:pPrChange w:id="254" w:author="Yvonne Firing" w:date="2024-05-24T08:08:00Z">
           <w:pPr>
             <w:pStyle w:val="ListParagraph"/>
             <w:widowControl/>
@@ -8721,7 +9569,7 @@
           </w:pPr>
         </w:pPrChange>
       </w:pPr>
-      <w:ins w:id="182" w:author="Yvonne Firing" w:date="2024-05-24T08:08:00Z">
+      <w:ins w:id="255" w:author="Yvonne Firing" w:date="2024-05-24T08:08:00Z">
         <w:r>
           <w:rPr>
             <w:rFonts w:ascii="Menlo" w:eastAsiaTheme="minorHAnsi" w:hAnsi="Menlo" w:cs="Menlo"/>
@@ -8732,7 +9580,7 @@
           </w:rPr>
           <w:t xml:space="preserve">Meanwhile progdir should contain </w:t>
         </w:r>
-        <w:commentRangeStart w:id="183"/>
+        <w:commentRangeStart w:id="256"/>
         <w:r>
           <w:rPr>
             <w:rFonts w:ascii="Menlo" w:eastAsiaTheme="minorHAnsi" w:hAnsi="Menlo" w:cs="Menlo"/>
@@ -8744,7 +9592,7 @@
           <w:t>m_moorproc_toolbox</w:t>
         </w:r>
       </w:ins>
-      <w:ins w:id="184" w:author="Yvonne Firing" w:date="2024-05-24T08:10:00Z">
+      <w:ins w:id="257" w:author="Yvonne Firing" w:date="2024-05-24T08:10:00Z">
         <w:r>
           <w:rPr>
             <w:rFonts w:ascii="Menlo" w:eastAsiaTheme="minorHAnsi" w:hAnsi="Menlo" w:cs="Menlo"/>
@@ -8756,8 +9604,8 @@
           <w:t xml:space="preserve"> </w:t>
         </w:r>
       </w:ins>
-      <w:commentRangeEnd w:id="183"/>
-      <w:ins w:id="185" w:author="Yvonne Firing" w:date="2024-05-24T08:13:00Z">
+      <w:commentRangeEnd w:id="256"/>
+      <w:ins w:id="258" w:author="Yvonne Firing" w:date="2024-05-24T08:13:00Z">
         <w:r>
           <w:rPr>
             <w:rStyle w:val="CommentReference"/>
@@ -8767,10 +9615,10 @@
             <w:szCs w:val="22"/>
             <w:lang w:val="en-US" w:eastAsia="en-US" w:bidi="ar-SA"/>
           </w:rPr>
-          <w:commentReference w:id="183"/>
+          <w:commentReference w:id="256"/>
         </w:r>
       </w:ins>
-      <w:ins w:id="186" w:author="Yvonne Firing" w:date="2024-05-24T08:09:00Z">
+      <w:ins w:id="259" w:author="Yvonne Firing" w:date="2024-05-24T08:09:00Z">
         <w:r>
           <w:rPr>
             <w:rFonts w:ascii="Menlo" w:eastAsiaTheme="minorHAnsi" w:hAnsi="Menlo" w:cs="Menlo"/>
@@ -8782,7 +9630,7 @@
           <w:t>(</w:t>
         </w:r>
       </w:ins>
-      <w:ins w:id="187" w:author="Yvonne Firing" w:date="2024-05-24T08:10:00Z">
+      <w:ins w:id="260" w:author="Yvonne Firing" w:date="2024-05-24T08:10:00Z">
         <w:r>
           <w:rPr>
             <w:rFonts w:ascii="Menlo" w:eastAsiaTheme="minorHAnsi" w:hAnsi="Menlo" w:cs="Menlo"/>
@@ -8794,8 +9642,8 @@
           <w:t xml:space="preserve">and, </w:t>
         </w:r>
       </w:ins>
-      <w:commentRangeStart w:id="188"/>
-      <w:ins w:id="189" w:author="Yvonne Firing" w:date="2024-05-24T08:09:00Z">
+      <w:commentRangeStart w:id="261"/>
+      <w:ins w:id="262" w:author="Yvonne Firing" w:date="2024-05-24T08:09:00Z">
         <w:r>
           <w:rPr>
             <w:rFonts w:ascii="Menlo" w:eastAsiaTheme="minorHAnsi" w:hAnsi="Menlo" w:cs="Menlo"/>
@@ -8807,8 +9655,8 @@
           <w:t>if</w:t>
         </w:r>
       </w:ins>
-      <w:commentRangeEnd w:id="188"/>
-      <w:ins w:id="190" w:author="Yvonne Firing" w:date="2024-05-24T08:10:00Z">
+      <w:commentRangeEnd w:id="261"/>
+      <w:ins w:id="263" w:author="Yvonne Firing" w:date="2024-05-24T08:10:00Z">
         <w:r>
           <w:rPr>
             <w:rStyle w:val="CommentReference"/>
@@ -8818,10 +9666,10 @@
             <w:szCs w:val="22"/>
             <w:lang w:val="en-US" w:eastAsia="en-US" w:bidi="ar-SA"/>
           </w:rPr>
-          <w:commentReference w:id="188"/>
+          <w:commentReference w:id="261"/>
         </w:r>
       </w:ins>
-      <w:ins w:id="191" w:author="Yvonne Firing" w:date="2024-05-24T08:09:00Z">
+      <w:ins w:id="264" w:author="Yvonne Firing" w:date="2024-05-24T08:09:00Z">
         <w:r>
           <w:rPr>
             <w:rFonts w:ascii="Menlo" w:eastAsiaTheme="minorHAnsi" w:hAnsi="Menlo" w:cs="Menlo"/>
@@ -8833,7 +9681,7 @@
           <w:t xml:space="preserve"> you are also using </w:t>
         </w:r>
       </w:ins>
-      <w:ins w:id="192" w:author="Yvonne Firing" w:date="2024-05-24T08:10:00Z">
+      <w:ins w:id="265" w:author="Yvonne Firing" w:date="2024-05-24T08:10:00Z">
         <w:r>
           <w:rPr>
             <w:rFonts w:ascii="Menlo" w:eastAsiaTheme="minorHAnsi" w:hAnsi="Menlo" w:cs="Menlo"/>
@@ -8845,7 +9693,7 @@
           <w:t>mexec</w:t>
         </w:r>
       </w:ins>
-      <w:ins w:id="193" w:author="Yvonne Firing" w:date="2024-05-24T08:09:00Z">
+      <w:ins w:id="266" w:author="Yvonne Firing" w:date="2024-05-24T08:09:00Z">
         <w:r>
           <w:rPr>
             <w:rFonts w:ascii="Menlo" w:eastAsiaTheme="minorHAnsi" w:hAnsi="Menlo" w:cs="Menlo"/>
@@ -8857,7 +9705,7 @@
           <w:t xml:space="preserve"> to process/load CTD data</w:t>
         </w:r>
       </w:ins>
-      <w:ins w:id="194" w:author="Yvonne Firing" w:date="2024-05-24T08:10:00Z">
+      <w:ins w:id="267" w:author="Yvonne Firing" w:date="2024-05-24T08:10:00Z">
         <w:r>
           <w:rPr>
             <w:rFonts w:ascii="Menlo" w:eastAsiaTheme="minorHAnsi" w:hAnsi="Menlo" w:cs="Menlo"/>
@@ -8869,7 +9717,7 @@
           <w:t>,</w:t>
         </w:r>
       </w:ins>
-      <w:ins w:id="195" w:author="Yvonne Firing" w:date="2024-05-24T08:09:00Z">
+      <w:ins w:id="268" w:author="Yvonne Firing" w:date="2024-05-24T08:09:00Z">
         <w:r>
           <w:rPr>
             <w:rFonts w:ascii="Menlo" w:eastAsiaTheme="minorHAnsi" w:hAnsi="Menlo" w:cs="Menlo"/>
@@ -8881,7 +9729,7 @@
           <w:t xml:space="preserve"> ocp_hydro_matlab</w:t>
         </w:r>
       </w:ins>
-      <w:ins w:id="196" w:author="Yvonne Firing" w:date="2024-05-24T08:10:00Z">
+      <w:ins w:id="269" w:author="Yvonne Firing" w:date="2024-05-24T08:10:00Z">
         <w:r>
           <w:rPr>
             <w:rFonts w:ascii="Menlo" w:eastAsiaTheme="minorHAnsi" w:hAnsi="Menlo" w:cs="Menlo"/>
@@ -8893,7 +9741,7 @@
           <w:t>)</w:t>
         </w:r>
       </w:ins>
-      <w:ins w:id="197" w:author="Yvonne Firing" w:date="2024-05-24T08:09:00Z">
+      <w:ins w:id="270" w:author="Yvonne Firing" w:date="2024-05-24T08:09:00Z">
         <w:r>
           <w:rPr>
             <w:rFonts w:ascii="Menlo" w:eastAsiaTheme="minorHAnsi" w:hAnsi="Menlo" w:cs="Menlo"/>
@@ -8905,7 +9753,7 @@
           <w:t xml:space="preserve">. </w:t>
         </w:r>
       </w:ins>
-      <w:del w:id="198" w:author="Yvonne Firing" w:date="2024-05-24T08:09:00Z">
+      <w:del w:id="271" w:author="Yvonne Firing" w:date="2024-05-24T08:09:00Z">
         <w:r>
           <w:rPr>
             <w:rFonts w:ascii="Menlo" w:eastAsiaTheme="minorHAnsi" w:hAnsi="Menlo" w:cs="Menlo"/>
@@ -8913,7 +9761,7 @@
             <w:sz w:val="22"/>
             <w:szCs w:val="22"/>
             <w:lang w:val="en-US" w:eastAsia="en-US" w:bidi="ar-SA"/>
-            <w:rPrChange w:id="199" w:author="Yvonne Firing" w:date="2024-05-24T08:08:00Z">
+            <w:rPrChange w:id="272" w:author="Yvonne Firing" w:date="2024-05-24T08:08:00Z">
               <w:rPr>
                 <w:lang w:val="en-US" w:eastAsia="en-US" w:bidi="ar-SA"/>
               </w:rPr>
@@ -8928,7 +9776,7 @@
             <w:sz w:val="22"/>
             <w:szCs w:val="22"/>
             <w:lang w:val="en-US" w:eastAsia="en-US" w:bidi="ar-SA"/>
-            <w:rPrChange w:id="200" w:author="Yvonne Firing" w:date="2024-05-24T08:08:00Z">
+            <w:rPrChange w:id="273" w:author="Yvonne Firing" w:date="2024-05-24T08:08:00Z">
               <w:rPr>
                 <w:lang w:val="en-US" w:eastAsia="en-US" w:bidi="ar-SA"/>
               </w:rPr>
@@ -8943,7 +9791,7 @@
             <w:sz w:val="22"/>
             <w:szCs w:val="22"/>
             <w:lang w:val="en-US" w:eastAsia="en-US" w:bidi="ar-SA"/>
-            <w:rPrChange w:id="201" w:author="Yvonne Firing" w:date="2024-05-24T08:08:00Z">
+            <w:rPrChange w:id="274" w:author="Yvonne Firing" w:date="2024-05-24T08:08:00Z">
               <w:rPr>
                 <w:lang w:val="en-US" w:eastAsia="en-US" w:bidi="ar-SA"/>
               </w:rPr>
@@ -8958,7 +9806,7 @@
             <w:sz w:val="22"/>
             <w:szCs w:val="22"/>
             <w:lang w:val="en-US" w:eastAsia="en-US" w:bidi="ar-SA"/>
-            <w:rPrChange w:id="202" w:author="Yvonne Firing" w:date="2024-05-24T08:08:00Z">
+            <w:rPrChange w:id="275" w:author="Yvonne Firing" w:date="2024-05-24T08:08:00Z">
               <w:rPr>
                 <w:lang w:val="en-US" w:eastAsia="en-US" w:bidi="ar-SA"/>
               </w:rPr>
@@ -8973,7 +9821,7 @@
             <w:sz w:val="22"/>
             <w:szCs w:val="22"/>
             <w:lang w:val="en-US" w:eastAsia="en-US" w:bidi="ar-SA"/>
-            <w:rPrChange w:id="203" w:author="Yvonne Firing" w:date="2024-05-24T08:08:00Z">
+            <w:rPrChange w:id="276" w:author="Yvonne Firing" w:date="2024-05-24T08:08:00Z">
               <w:rPr>
                 <w:lang w:val="en-US" w:eastAsia="en-US" w:bidi="ar-SA"/>
               </w:rPr>
@@ -8988,7 +9836,7 @@
             <w:sz w:val="22"/>
             <w:szCs w:val="22"/>
             <w:lang w:val="en-US" w:eastAsia="en-US" w:bidi="ar-SA"/>
-            <w:rPrChange w:id="204" w:author="Yvonne Firing" w:date="2024-05-24T08:08:00Z">
+            <w:rPrChange w:id="277" w:author="Yvonne Firing" w:date="2024-05-24T08:08:00Z">
               <w:rPr>
                 <w:lang w:val="en-US" w:eastAsia="en-US" w:bidi="ar-SA"/>
               </w:rPr>
@@ -9003,7 +9851,7 @@
             <w:sz w:val="22"/>
             <w:szCs w:val="22"/>
             <w:lang w:val="en-US" w:eastAsia="en-US" w:bidi="ar-SA"/>
-            <w:rPrChange w:id="205" w:author="Yvonne Firing" w:date="2024-05-24T08:08:00Z">
+            <w:rPrChange w:id="278" w:author="Yvonne Firing" w:date="2024-05-24T08:08:00Z">
               <w:rPr>
                 <w:lang w:val="en-US" w:eastAsia="en-US" w:bidi="ar-SA"/>
               </w:rPr>
@@ -9018,7 +9866,7 @@
             <w:sz w:val="22"/>
             <w:szCs w:val="22"/>
             <w:lang w:val="en-US" w:eastAsia="en-US" w:bidi="ar-SA"/>
-            <w:rPrChange w:id="206" w:author="Yvonne Firing" w:date="2024-05-24T08:08:00Z">
+            <w:rPrChange w:id="279" w:author="Yvonne Firing" w:date="2024-05-24T08:08:00Z">
               <w:rPr>
                 <w:lang w:val="en-US" w:eastAsia="en-US" w:bidi="ar-SA"/>
               </w:rPr>
@@ -9042,21 +9890,21 @@
       <w:pPr>
         <w:pStyle w:val="Heading1"/>
       </w:pPr>
-      <w:bookmarkStart w:id="207" w:name="_Toc108243089"/>
+      <w:bookmarkStart w:id="280" w:name="_Toc108243089"/>
       <w:r>
         <w:t>Real-time and delayed-time processing of microCAT data</w:t>
       </w:r>
-      <w:bookmarkEnd w:id="207"/>
+      <w:bookmarkEnd w:id="280"/>
     </w:p>
     <w:p>
       <w:pPr>
         <w:pStyle w:val="Heading2"/>
       </w:pPr>
-      <w:bookmarkStart w:id="208" w:name="_Toc108243090"/>
+      <w:bookmarkStart w:id="281" w:name="_Toc108243090"/>
       <w:r>
         <w:t>Introduction</w:t>
       </w:r>
-      <w:bookmarkEnd w:id="208"/>
+      <w:bookmarkEnd w:id="281"/>
     </w:p>
     <w:p>
       <w:pPr>
@@ -9178,7 +10026,7 @@
       <w:pPr>
         <w:spacing w:line="264" w:lineRule="auto"/>
         <w:rPr>
-          <w:ins w:id="209" w:author="Yvonne Firing" w:date="2024-05-24T08:18:00Z"/>
+          <w:ins w:id="282" w:author="Yvonne Firing" w:date="2024-05-24T08:18:00Z"/>
           <w:b/>
           <w:bCs/>
         </w:rPr>
@@ -9190,7 +10038,40 @@
         </w:rPr>
         <w:t>NOTE: the OSNAP data structure separates executable scripts (</w:t>
       </w:r>
-      <w:commentRangeStart w:id="210"/>
+      <w:commentRangeStart w:id="283"/>
+      <w:del w:id="284" w:author="Kristin Burmeister" w:date="2026-05-28T15:50:00Z" w16du:dateUtc="2026-05-28T14:50:00Z">
+        <w:r>
+          <w:rPr>
+            <w:b/>
+            <w:bCs/>
+            <w:i/>
+            <w:iCs/>
+          </w:rPr>
+          <w:delText>osnap</w:delText>
+        </w:r>
+        <w:commentRangeEnd w:id="283"/>
+        <w:r>
+          <w:rPr>
+            <w:rStyle w:val="CommentReference"/>
+            <w:b/>
+            <w:bCs/>
+            <w:i/>
+            <w:iCs/>
+            <w:sz w:val="24"/>
+            <w:szCs w:val="24"/>
+          </w:rPr>
+          <w:commentReference w:id="283"/>
+        </w:r>
+        <w:r>
+          <w:rPr>
+            <w:b/>
+            <w:bCs/>
+            <w:i/>
+            <w:iCs/>
+          </w:rPr>
+          <w:delText>/</w:delText>
+        </w:r>
+      </w:del>
       <w:r>
         <w:rPr>
           <w:b/>
@@ -9198,9 +10079,106 @@
           <w:i/>
           <w:iCs/>
         </w:rPr>
-        <w:t>osnap</w:t>
-      </w:r>
-      <w:commentRangeEnd w:id="210"/>
+        <w:t>exec</w:t>
+      </w:r>
+      <w:r>
+        <w:rPr>
+          <w:b/>
+          <w:bCs/>
+          <w:i/>
+          <w:iCs/>
+        </w:rPr>
+        <w:t>/</w:t>
+      </w:r>
+      <w:ins w:id="285" w:author="Kristin Burmeister" w:date="2026-05-28T15:50:00Z" w16du:dateUtc="2026-05-28T14:50:00Z">
+        <w:r>
+          <w:rPr>
+            <w:b/>
+            <w:bCs/>
+            <w:i/>
+            <w:iCs/>
+          </w:rPr>
+          <w:t>gitrepo/</w:t>
+        </w:r>
+      </w:ins>
+      <w:r>
+        <w:rPr>
+          <w:b/>
+          <w:bCs/>
+          <w:i/>
+          <w:iCs/>
+        </w:rPr>
+        <w:t>…</w:t>
+      </w:r>
+      <w:r>
+        <w:rPr>
+          <w:b/>
+          <w:bCs/>
+        </w:rPr>
+        <w:t>) from output files (</w:t>
+      </w:r>
+      <w:commentRangeStart w:id="286"/>
+      <w:del w:id="287" w:author="Kristin Burmeister" w:date="2026-05-28T15:51:00Z" w16du:dateUtc="2026-05-28T14:51:00Z">
+        <w:r>
+          <w:rPr>
+            <w:b/>
+            <w:bCs/>
+            <w:i/>
+            <w:iCs/>
+          </w:rPr>
+          <w:delText>osnap/</w:delText>
+        </w:r>
+      </w:del>
+      <w:r>
+        <w:rPr>
+          <w:b/>
+          <w:bCs/>
+          <w:i/>
+          <w:iCs/>
+        </w:rPr>
+        <w:t>data</w:t>
+      </w:r>
+      <w:ins w:id="288" w:author="Kristin Burmeister" w:date="2026-05-28T15:51:00Z" w16du:dateUtc="2026-05-28T14:51:00Z">
+        <w:r>
+          <w:rPr>
+            <w:b/>
+            <w:bCs/>
+            <w:i/>
+            <w:iCs/>
+          </w:rPr>
+          <w:t>/osnap</w:t>
+        </w:r>
+      </w:ins>
+      <w:r>
+        <w:rPr>
+          <w:b/>
+          <w:bCs/>
+          <w:i/>
+          <w:iCs/>
+        </w:rPr>
+        <w:t>/</w:t>
+      </w:r>
+      <w:ins w:id="289" w:author="Kristin Burmeister" w:date="2026-05-28T15:53:00Z" w16du:dateUtc="2026-05-28T14:53:00Z">
+        <w:r>
+          <w:rPr>
+            <w:b/>
+            <w:bCs/>
+            <w:i/>
+            <w:iCs/>
+          </w:rPr>
+          <w:t>data/</w:t>
+        </w:r>
+      </w:ins>
+      <w:r>
+        <w:rPr>
+          <w:b/>
+          <w:bCs/>
+          <w:i/>
+          <w:iCs/>
+        </w:rPr>
+        <w:t>moor</w:t>
+      </w:r>
+      <w:commentRangeEnd w:id="286"/>
       <w:r>
         <w:rPr>
           <w:rStyle w:val="CommentReference"/>
@@ -9211,7 +10189,7 @@
           <w:sz w:val="24"/>
           <w:szCs w:val="24"/>
         </w:rPr>
-        <w:commentReference w:id="210"/>
+        <w:commentReference w:id="286"/>
       </w:r>
       <w:r>
         <w:rPr>
@@ -9220,32 +10198,7 @@
           <w:i/>
           <w:iCs/>
         </w:rPr>
-        <w:t>/exec</w:t>
-      </w:r>
-      <w:r>
-        <w:rPr>
-          <w:b/>
-          <w:bCs/>
-          <w:i/>
-          <w:iCs/>
-        </w:rPr>
         <w:t>/…</w:t>
-      </w:r>
-      <w:r>
-        <w:rPr>
-          <w:b/>
-          <w:bCs/>
-        </w:rPr>
-        <w:t>) from output files (</w:t>
-      </w:r>
-      <w:r>
-        <w:rPr>
-          <w:b/>
-          <w:bCs/>
-          <w:i/>
-          <w:iCs/>
-        </w:rPr>
-        <w:t>osnap/data/moor/…</w:t>
       </w:r>
       <w:r>
         <w:rPr>
@@ -9320,7 +10273,7 @@
         </w:rPr>
         <w:t xml:space="preserve">.  </w:t>
       </w:r>
-      <w:ins w:id="211" w:author="Yvonne Firing" w:date="2024-05-24T08:18:00Z">
+      <w:ins w:id="290" w:author="Yvonne Firing" w:date="2024-05-24T08:18:00Z">
         <w:r>
           <w:rPr>
             <w:b/>
@@ -9338,7 +10291,7 @@
           <w:bCs/>
         </w:rPr>
       </w:pPr>
-      <w:ins w:id="212" w:author="Yvonne Firing" w:date="2024-05-24T08:18:00Z">
+      <w:ins w:id="291" w:author="Yvonne Firing" w:date="2024-05-24T08:18:00Z">
         <w:r>
           <w:rPr>
             <w:b/>
@@ -9347,7 +10300,7 @@
           <w:t>&lt;</w:t>
         </w:r>
       </w:ins>
-      <w:ins w:id="213" w:author="Yvonne Firing" w:date="2024-05-24T08:19:00Z">
+      <w:ins w:id="292" w:author="Yvonne Firing" w:date="2024-05-24T08:19:00Z">
         <w:r>
           <w:rPr>
             <w:b/>
@@ -9356,7 +10309,7 @@
           <w:t xml:space="preserve">moordatadir&gt;/raw should be translated based on your directory configuration (set by the </w:t>
         </w:r>
       </w:ins>
-      <w:ins w:id="214" w:author="Yvonne Firing" w:date="2024-05-24T08:20:00Z">
+      <w:ins w:id="293" w:author="Yvonne Firing" w:date="2024-05-24T08:20:00Z">
         <w:r>
           <w:rPr>
             <w:b/>
@@ -9365,16 +10318,61 @@
           <w:t>Matlab startup file and stored in global variable MOORPROC_G)</w:t>
         </w:r>
       </w:ins>
-      <w:ins w:id="215" w:author="Yvonne Firing" w:date="2024-05-24T08:19:00Z">
+      <w:ins w:id="294" w:author="Yvonne Firing" w:date="2024-05-24T08:19:00Z">
         <w:r>
           <w:rPr>
             <w:b/>
             <w:bCs/>
           </w:rPr>
-          <w:t xml:space="preserve"> to e.g. ~/projects/osnap/data/moor/raw.</w:t>
-        </w:r>
+          <w:t xml:space="preserve"> to e.g. </w:t>
+        </w:r>
+        <w:del w:id="295" w:author="Kristin Burmeister" w:date="2026-05-28T15:51:00Z" w16du:dateUtc="2026-05-28T14:51:00Z">
+          <w:r>
+            <w:rPr>
+              <w:b/>
+              <w:bCs/>
+            </w:rPr>
+            <w:delText>~/projects/osnap/data</w:delText>
+          </w:r>
+        </w:del>
       </w:ins>
-      <w:ins w:id="216" w:author="Yvonne Firing" w:date="2024-05-24T08:18:00Z">
+      <w:ins w:id="296" w:author="Kristin Burmeister" w:date="2026-05-28T15:51:00Z" w16du:dateUtc="2026-05-28T14:51:00Z">
+        <w:r>
+          <w:rPr>
+            <w:b/>
+            <w:bCs/>
+          </w:rPr>
+          <w:t>data/osnap</w:t>
+        </w:r>
+      </w:ins>
+      <w:ins w:id="297" w:author="Yvonne Firing" w:date="2024-05-24T08:19:00Z">
+        <w:r>
+          <w:rPr>
+            <w:b/>
+            <w:bCs/>
+          </w:rPr>
+          <w:t>/</w:t>
+        </w:r>
+      </w:ins>
+      <w:ins w:id="298" w:author="Kristin Burmeister" w:date="2026-05-28T15:54:00Z" w16du:dateUtc="2026-05-28T14:54:00Z">
+        <w:r>
+          <w:rPr>
+            <w:b/>
+            <w:bCs/>
+          </w:rPr>
+          <w:t>data/</w:t>
+        </w:r>
+      </w:ins>
+      <w:ins w:id="299" w:author="Yvonne Firing" w:date="2024-05-24T08:19:00Z">
+        <w:r>
+          <w:rPr>
+            <w:b/>
+            <w:bCs/>
+          </w:rPr>
+          <w:t>moor/raw.</w:t>
+        </w:r>
+      </w:ins>
+      <w:ins w:id="300" w:author="Yvonne Firing" w:date="2024-05-24T08:18:00Z">
         <w:r>
           <w:rPr>
             <w:b/>
@@ -9400,18 +10398,18 @@
       <w:pPr>
         <w:pStyle w:val="Heading2"/>
       </w:pPr>
-      <w:bookmarkStart w:id="217" w:name="_Toc108243091"/>
+      <w:bookmarkStart w:id="301" w:name="_Toc108243091"/>
       <w:r>
         <w:t>Set up directory structure</w:t>
       </w:r>
-      <w:bookmarkEnd w:id="217"/>
+      <w:bookmarkEnd w:id="301"/>
     </w:p>
     <w:p>
       <w:pPr>
         <w:widowControl/>
         <w:spacing w:after="160" w:line="259" w:lineRule="auto"/>
         <w:rPr>
-          <w:ins w:id="218" w:author="Yvonne Firing" w:date="2024-05-24T08:15:00Z"/>
+          <w:ins w:id="302" w:author="Yvonne Firing" w:date="2024-05-24T08:15:00Z"/>
           <w:rFonts w:ascii="Menlo" w:eastAsiaTheme="minorHAnsi" w:hAnsi="Menlo" w:cs="Menlo"/>
           <w:color w:val="000000"/>
           <w:sz w:val="22"/>
@@ -9419,7 +10417,8 @@
           <w:lang w:val="en-US" w:eastAsia="en-US" w:bidi="ar-SA"/>
         </w:rPr>
       </w:pPr>
-      <w:ins w:id="219" w:author="Yvonne Firing" w:date="2024-05-24T08:15:00Z">
+      <w:commentRangeStart w:id="303"/>
+      <w:ins w:id="304" w:author="Yvonne Firing" w:date="2024-05-24T08:15:00Z">
         <w:r>
           <w:rPr>
             <w:rFonts w:ascii="Menlo" w:eastAsiaTheme="minorHAnsi" w:hAnsi="Menlo" w:cs="Menlo"/>
@@ -9437,7 +10436,7 @@
         <w:widowControl/>
         <w:spacing w:after="160" w:line="259" w:lineRule="auto"/>
         <w:rPr>
-          <w:ins w:id="220" w:author="Yvonne Firing" w:date="2024-05-24T08:15:00Z"/>
+          <w:ins w:id="305" w:author="Yvonne Firing" w:date="2024-05-24T08:15:00Z"/>
           <w:rFonts w:ascii="Menlo" w:eastAsiaTheme="minorHAnsi" w:hAnsi="Menlo" w:cs="Menlo"/>
           <w:color w:val="000000"/>
           <w:sz w:val="22"/>
@@ -9445,7 +10444,7 @@
           <w:lang w:val="en-US" w:eastAsia="en-US" w:bidi="ar-SA"/>
         </w:rPr>
       </w:pPr>
-      <w:ins w:id="221" w:author="Yvonne Firing" w:date="2024-05-24T08:15:00Z">
+      <w:ins w:id="306" w:author="Yvonne Firing" w:date="2024-05-24T08:15:00Z">
         <w:r>
           <w:rPr>
             <w:rFonts w:ascii="Menlo" w:eastAsiaTheme="minorHAnsi" w:hAnsi="Menlo" w:cs="Menlo"/>
@@ -9462,37 +10461,46 @@
       <w:pPr>
         <w:pStyle w:val="BodyText"/>
       </w:pPr>
-      <w:ins w:id="222" w:author="Yvonne Firing" w:date="2024-05-24T08:16:00Z">
+      <w:ins w:id="307" w:author="Yvonne Firing" w:date="2024-05-24T08:16:00Z">
         <w:r>
           <w:t xml:space="preserve">The scripts are kept in a separate directory (e.g. /data/pstar/programs/gitvcd/m_moorproc_toolbox’). </w:t>
         </w:r>
       </w:ins>
+      <w:commentRangeEnd w:id="303"/>
+      <w:r>
+        <w:rPr>
+          <w:rStyle w:val="CommentReference"/>
+          <w:sz w:val="24"/>
+          <w:szCs w:val="24"/>
+        </w:rPr>
+        <w:commentReference w:id="303"/>
+      </w:r>
     </w:p>
     <w:p>
       <w:pPr>
         <w:pStyle w:val="Heading3"/>
         <w:rPr>
-          <w:del w:id="223" w:author="Yvonne Firing" w:date="2024-05-24T08:16:00Z"/>
-        </w:rPr>
-      </w:pPr>
-      <w:bookmarkStart w:id="224" w:name="_Toc108243092"/>
-      <w:del w:id="225" w:author="Yvonne Firing" w:date="2024-05-24T08:16:00Z">
+          <w:del w:id="308" w:author="Yvonne Firing" w:date="2024-05-24T08:16:00Z"/>
+        </w:rPr>
+      </w:pPr>
+      <w:bookmarkStart w:id="309" w:name="_Toc108243092"/>
+      <w:del w:id="310" w:author="Yvonne Firing" w:date="2024-05-24T08:16:00Z">
         <w:r>
           <w:delText>Processing scripts:</w:delText>
         </w:r>
-        <w:bookmarkEnd w:id="224"/>
+        <w:bookmarkEnd w:id="309"/>
       </w:del>
     </w:p>
     <w:p>
       <w:pPr>
         <w:spacing w:line="264" w:lineRule="auto"/>
         <w:rPr>
-          <w:del w:id="226" w:author="Yvonne Firing" w:date="2024-05-24T08:16:00Z"/>
-          <w:i/>
-          <w:iCs/>
-        </w:rPr>
-      </w:pPr>
-      <w:del w:id="227" w:author="Yvonne Firing" w:date="2024-05-24T08:16:00Z">
+          <w:del w:id="311" w:author="Yvonne Firing" w:date="2024-05-24T08:16:00Z"/>
+          <w:i/>
+          <w:iCs/>
+        </w:rPr>
+      </w:pPr>
+      <w:del w:id="312" w:author="Yvonne Firing" w:date="2024-05-24T08:16:00Z">
         <w:r>
           <w:delText xml:space="preserve">If it doesn’t exist, create a directory </w:delText>
         </w:r>
@@ -9545,11 +10553,21 @@
       <w:pPr>
         <w:pStyle w:val="Heading3"/>
       </w:pPr>
-      <w:bookmarkStart w:id="228" w:name="_Toc108243093"/>
+      <w:bookmarkStart w:id="313" w:name="_Toc108243093"/>
+      <w:commentRangeStart w:id="314"/>
       <w:r>
         <w:t>Shipboard calibration files</w:t>
       </w:r>
-      <w:bookmarkEnd w:id="228"/>
+      <w:bookmarkEnd w:id="313"/>
+      <w:commentRangeEnd w:id="314"/>
+      <w:r>
+        <w:rPr>
+          <w:rStyle w:val="CommentReference"/>
+          <w:sz w:val="28"/>
+          <w:szCs w:val="28"/>
+        </w:rPr>
+        <w:commentReference w:id="314"/>
+      </w:r>
     </w:p>
     <w:p>
       <w:pPr>
@@ -9559,12 +10577,24 @@
           <w:bCs/>
         </w:rPr>
       </w:pPr>
+      <w:commentRangeStart w:id="315"/>
       <w:r>
         <w:rPr>
           <w:b/>
           <w:bCs/>
         </w:rPr>
         <w:t>Cruise ctd files (pre and post deployment)</w:t>
+      </w:r>
+      <w:commentRangeEnd w:id="315"/>
+      <w:r>
+        <w:rPr>
+          <w:rStyle w:val="CommentReference"/>
+          <w:b/>
+          <w:bCs/>
+          <w:sz w:val="24"/>
+          <w:szCs w:val="21"/>
+        </w:rPr>
+        <w:commentReference w:id="315"/>
       </w:r>
     </w:p>
     <w:p>
@@ -9579,7 +10609,7 @@
       <w:r>
         <w:t>Create the directory for the cruise</w:t>
       </w:r>
-      <w:ins w:id="229" w:author="Yvonne Firing" w:date="2024-05-24T08:17:00Z">
+      <w:ins w:id="316" w:author="Yvonne Firing" w:date="2024-05-24T08:17:00Z">
         <w:r>
           <w:t xml:space="preserve"> hydrographic</w:t>
         </w:r>
@@ -9587,17 +10617,17 @@
       <w:r>
         <w:t xml:space="preserve"> data: </w:t>
       </w:r>
-      <w:ins w:id="230" w:author="Yvonne Firing" w:date="2024-05-24T08:17:00Z">
+      <w:ins w:id="317" w:author="Yvonne Firing" w:date="2024-05-24T08:17:00Z">
         <w:r>
           <w:t>&lt;</w:t>
         </w:r>
       </w:ins>
-      <w:ins w:id="231" w:author="Yvonne Firing" w:date="2024-05-24T08:18:00Z">
+      <w:ins w:id="318" w:author="Yvonne Firing" w:date="2024-05-24T08:18:00Z">
         <w:r>
           <w:t>ctddir&gt;</w:t>
         </w:r>
       </w:ins>
-      <w:del w:id="232" w:author="Yvonne Firing" w:date="2024-05-24T08:18:00Z">
+      <w:del w:id="319" w:author="Yvonne Firing" w:date="2024-05-24T08:18:00Z">
         <w:r>
           <w:rPr>
             <w:i/>
@@ -9607,7 +10637,7 @@
           <w:delText>osnap</w:delText>
         </w:r>
       </w:del>
-      <w:del w:id="233" w:author="Yvonne Firing" w:date="2024-05-24T08:20:00Z">
+      <w:del w:id="320" w:author="Yvonne Firing" w:date="2024-05-24T08:20:00Z">
         <w:r>
           <w:rPr>
             <w:i/>
@@ -9660,14 +10690,26 @@
         </w:rPr>
         <w:t>osnap\data\moor\proc_calib\</w:t>
       </w:r>
-      <w:r>
-        <w:rPr>
-          <w:i/>
-          <w:iCs/>
-          <w:color w:val="0070C0"/>
-        </w:rPr>
-        <w:t>crxxx</w:t>
-      </w:r>
+      <w:del w:id="321" w:author="Kristin Burmeister" w:date="2026-05-28T16:22:00Z" w16du:dateUtc="2026-05-28T15:22:00Z">
+        <w:r>
+          <w:rPr>
+            <w:i/>
+            <w:iCs/>
+            <w:color w:val="0070C0"/>
+          </w:rPr>
+          <w:delText>crxxx</w:delText>
+        </w:r>
+      </w:del>
+      <w:ins w:id="322" w:author="Kristin Burmeister" w:date="2026-05-28T16:22:00Z" w16du:dateUtc="2026-05-28T15:22:00Z">
+        <w:r>
+          <w:rPr>
+            <w:i/>
+            <w:iCs/>
+            <w:color w:val="0070C0"/>
+          </w:rPr>
+          <w:t>$cruise</w:t>
+        </w:r>
+      </w:ins>
       <w:r>
         <w:rPr>
           <w:i/>
@@ -9916,15 +10958,91 @@
       <w:r>
         <w:t xml:space="preserve">Open in a terminal and go in the root mooring processing directory (e.g.: </w:t>
       </w:r>
-      <w:r>
-        <w:rPr>
-          <w:i/>
-          <w:iCs/>
-        </w:rPr>
-        <w:t xml:space="preserve">OSNAP_mooring_data_processing/osnap/ </w:t>
-      </w:r>
-      <w:r>
-        <w:t xml:space="preserve">). </w:t>
+      <w:ins w:id="323" w:author="Kristin Burmeister" w:date="2026-05-28T16:26:00Z" w16du:dateUtc="2026-05-28T15:26:00Z">
+        <w:r>
+          <w:rPr>
+            <w:i/>
+            <w:iCs/>
+            <w:color w:val="0070C0"/>
+            <w:rPrChange w:id="324" w:author="Kristin Burmeister" w:date="2026-05-28T16:26:00Z" w16du:dateUtc="2026-05-28T15:26:00Z">
+              <w:rPr/>
+            </w:rPrChange>
+          </w:rPr>
+          <w:t>‘</w:t>
+        </w:r>
+        <w:r>
+          <w:rPr>
+            <w:i/>
+            <w:iCs/>
+            <w:color w:val="0070C0"/>
+            <w:rPrChange w:id="325" w:author="Kristin Burmeister" w:date="2026-05-28T16:26:00Z" w16du:dateUtc="2026-05-28T15:26:00Z">
+              <w:rPr/>
+            </w:rPrChange>
+          </w:rPr>
+          <w:t>/data/pstar/programs/gitvcd/</w:t>
+        </w:r>
+        <w:r>
+          <w:rPr>
+            <w:i/>
+            <w:iCs/>
+            <w:color w:val="0070C0"/>
+            <w:rPrChange w:id="326" w:author="Kristin Burmeister" w:date="2026-05-28T16:26:00Z" w16du:dateUtc="2026-05-28T15:26:00Z">
+              <w:rPr/>
+            </w:rPrChange>
+          </w:rPr>
+          <w:t>’</w:t>
+        </w:r>
+        <w:r>
+          <w:t xml:space="preserve"> </w:t>
+        </w:r>
+      </w:ins>
+      <w:commentRangeStart w:id="327"/>
+      <w:del w:id="328" w:author="Kristin Burmeister" w:date="2026-05-28T16:26:00Z" w16du:dateUtc="2026-05-28T15:26:00Z">
+        <w:r>
+          <w:rPr>
+            <w:i/>
+            <w:iCs/>
+          </w:rPr>
+          <w:delText xml:space="preserve">OSNAP_mooring_data_processing/osnap/ </w:delText>
+        </w:r>
+        <w:commentRangeEnd w:id="327"/>
+        <w:r>
+          <w:rPr>
+            <w:rStyle w:val="CommentReference"/>
+            <w:sz w:val="24"/>
+            <w:szCs w:val="21"/>
+          </w:rPr>
+          <w:commentReference w:id="327"/>
+        </w:r>
+      </w:del>
+      <w:r>
+        <w:t>)</w:t>
+      </w:r>
+      <w:ins w:id="329" w:author="Kristin Burmeister" w:date="2026-05-28T16:29:00Z" w16du:dateUtc="2026-05-28T15:29:00Z">
+        <w:r>
+          <w:t xml:space="preserve"> and </w:t>
+        </w:r>
+      </w:ins>
+      <w:ins w:id="330" w:author="Kristin Burmeister" w:date="2026-05-28T16:30:00Z" w16du:dateUtc="2026-05-28T15:30:00Z">
+        <w:r>
+          <w:t xml:space="preserve">run matlab – or start matlab and run the </w:t>
+        </w:r>
+        <w:r>
+          <w:rPr>
+            <w:i/>
+            <w:iCs/>
+            <w:rPrChange w:id="331" w:author="Kristin Burmeister" w:date="2026-05-28T16:30:00Z" w16du:dateUtc="2026-05-28T15:30:00Z">
+              <w:rPr/>
+            </w:rPrChange>
+          </w:rPr>
+          <w:t>startup.m</w:t>
+        </w:r>
+        <w:r>
+          <w:t xml:space="preserve"> manually</w:t>
+        </w:r>
+      </w:ins>
+      <w:r>
+        <w:t xml:space="preserve">. </w:t>
       </w:r>
     </w:p>
     <w:p>
@@ -9935,28 +11053,66 @@
           <w:numId w:val="26"/>
         </w:numPr>
         <w:spacing w:line="264" w:lineRule="auto"/>
-      </w:pPr>
-      <w:r>
+        <w:rPr>
+          <w:strike/>
+          <w:rPrChange w:id="332" w:author="Kristin Burmeister" w:date="2026-05-28T16:28:00Z" w16du:dateUtc="2026-05-28T15:28:00Z">
+            <w:rPr/>
+          </w:rPrChange>
+        </w:rPr>
+      </w:pPr>
+      <w:r>
+        <w:rPr>
+          <w:strike/>
+          <w:rPrChange w:id="333" w:author="Kristin Burmeister" w:date="2026-05-28T16:28:00Z" w16du:dateUtc="2026-05-28T15:28:00Z">
+            <w:rPr/>
+          </w:rPrChange>
+        </w:rPr>
         <w:t xml:space="preserve">Check that in the top of the </w:t>
       </w:r>
       <w:r>
         <w:rPr>
           <w:i/>
           <w:iCs/>
+          <w:strike/>
+          <w:rPrChange w:id="334" w:author="Kristin Burmeister" w:date="2026-05-28T16:28:00Z" w16du:dateUtc="2026-05-28T15:28:00Z">
+            <w:rPr>
+              <w:i/>
+              <w:iCs/>
+            </w:rPr>
+          </w:rPrChange>
         </w:rPr>
         <w:t>startup.m</w:t>
       </w:r>
       <w:r>
+        <w:rPr>
+          <w:strike/>
+          <w:rPrChange w:id="335" w:author="Kristin Burmeister" w:date="2026-05-28T16:28:00Z" w16du:dateUtc="2026-05-28T15:28:00Z">
+            <w:rPr/>
+          </w:rPrChange>
+        </w:rPr>
         <w:t xml:space="preserve"> file a “cd” command is sending you in the cruise directory you want to process (e.g. </w:t>
       </w:r>
       <w:r>
         <w:rPr>
           <w:i/>
           <w:iCs/>
+          <w:strike/>
+          <w:rPrChange w:id="336" w:author="Kristin Burmeister" w:date="2026-05-28T16:28:00Z" w16du:dateUtc="2026-05-28T15:28:00Z">
+            <w:rPr>
+              <w:i/>
+              <w:iCs/>
+            </w:rPr>
+          </w:rPrChange>
         </w:rPr>
         <w:t>cd exec/pe400</w:t>
       </w:r>
       <w:r>
+        <w:rPr>
+          <w:strike/>
+          <w:rPrChange w:id="337" w:author="Kristin Burmeister" w:date="2026-05-28T16:28:00Z" w16du:dateUtc="2026-05-28T15:28:00Z">
+            <w:rPr/>
+          </w:rPrChange>
+        </w:rPr>
         <w:t xml:space="preserve">). </w:t>
       </w:r>
     </w:p>
@@ -9968,55 +11124,126 @@
           <w:numId w:val="26"/>
         </w:numPr>
         <w:spacing w:line="264" w:lineRule="auto"/>
-      </w:pPr>
-      <w:r>
+        <w:rPr>
+          <w:strike/>
+          <w:rPrChange w:id="338" w:author="Kristin Burmeister" w:date="2026-05-28T16:28:00Z" w16du:dateUtc="2026-05-28T15:28:00Z">
+            <w:rPr/>
+          </w:rPrChange>
+        </w:rPr>
+      </w:pPr>
+      <w:r>
+        <w:rPr>
+          <w:strike/>
+          <w:rPrChange w:id="339" w:author="Kristin Burmeister" w:date="2026-05-28T16:28:00Z" w16du:dateUtc="2026-05-28T15:28:00Z">
+            <w:rPr/>
+          </w:rPrChange>
+        </w:rPr>
         <w:t xml:space="preserve">Once matlab started under the </w:t>
       </w:r>
       <w:r>
         <w:rPr>
           <w:i/>
           <w:iCs/>
+          <w:strike/>
+          <w:rPrChange w:id="340" w:author="Kristin Burmeister" w:date="2026-05-28T16:28:00Z" w16du:dateUtc="2026-05-28T15:28:00Z">
+            <w:rPr>
+              <w:i/>
+              <w:iCs/>
+            </w:rPr>
+          </w:rPrChange>
         </w:rPr>
         <w:t xml:space="preserve">osnap/ </w:t>
       </w:r>
       <w:r>
+        <w:rPr>
+          <w:strike/>
+          <w:rPrChange w:id="341" w:author="Kristin Burmeister" w:date="2026-05-28T16:28:00Z" w16du:dateUtc="2026-05-28T15:28:00Z">
+            <w:rPr/>
+          </w:rPrChange>
+        </w:rPr>
         <w:t xml:space="preserve">directory the </w:t>
       </w:r>
       <w:r>
         <w:rPr>
           <w:i/>
           <w:iCs/>
+          <w:strike/>
+          <w:rPrChange w:id="342" w:author="Kristin Burmeister" w:date="2026-05-28T16:28:00Z" w16du:dateUtc="2026-05-28T15:28:00Z">
+            <w:rPr>
+              <w:i/>
+              <w:iCs/>
+            </w:rPr>
+          </w:rPrChange>
         </w:rPr>
         <w:t>startup.m</w:t>
       </w:r>
       <w:r>
+        <w:rPr>
+          <w:strike/>
+          <w:rPrChange w:id="343" w:author="Kristin Burmeister" w:date="2026-05-28T16:28:00Z" w16du:dateUtc="2026-05-28T15:28:00Z">
+            <w:rPr/>
+          </w:rPrChange>
+        </w:rPr>
         <w:t xml:space="preserve"> file should move you in the cruise directory you are interested in. In the cruise directory </w:t>
       </w:r>
       <w:r>
         <w:rPr>
           <w:i/>
           <w:iCs/>
+          <w:strike/>
           <w:color w:val="FF0000"/>
+          <w:rPrChange w:id="344" w:author="Kristin Burmeister" w:date="2026-05-28T16:28:00Z" w16du:dateUtc="2026-05-28T15:28:00Z">
+            <w:rPr>
+              <w:i/>
+              <w:iCs/>
+              <w:color w:val="FF0000"/>
+            </w:rPr>
+          </w:rPrChange>
         </w:rPr>
         <w:t>osnap/exec/$cruise/</w:t>
       </w:r>
       <w:r>
         <w:rPr>
+          <w:strike/>
           <w:color w:val="FF0000"/>
+          <w:rPrChange w:id="345" w:author="Kristin Burmeister" w:date="2026-05-28T16:28:00Z" w16du:dateUtc="2026-05-28T15:28:00Z">
+            <w:rPr>
+              <w:color w:val="FF0000"/>
+            </w:rPr>
+          </w:rPrChange>
         </w:rPr>
         <w:t>,</w:t>
       </w:r>
       <w:r>
+        <w:rPr>
+          <w:strike/>
+          <w:rPrChange w:id="346" w:author="Kristin Burmeister" w:date="2026-05-28T16:28:00Z" w16du:dateUtc="2026-05-28T15:28:00Z">
+            <w:rPr/>
+          </w:rPrChange>
+        </w:rPr>
         <w:t xml:space="preserve"> another </w:t>
       </w:r>
       <w:r>
         <w:rPr>
           <w:i/>
           <w:iCs/>
+          <w:strike/>
+          <w:rPrChange w:id="347" w:author="Kristin Burmeister" w:date="2026-05-28T16:28:00Z" w16du:dateUtc="2026-05-28T15:28:00Z">
+            <w:rPr>
+              <w:i/>
+              <w:iCs/>
+            </w:rPr>
+          </w:rPrChange>
         </w:rPr>
         <w:t>startup.m</w:t>
       </w:r>
       <w:r>
+        <w:rPr>
+          <w:strike/>
+          <w:rPrChange w:id="348" w:author="Kristin Burmeister" w:date="2026-05-28T16:28:00Z" w16du:dateUtc="2026-05-28T15:28:00Z">
+            <w:rPr/>
+          </w:rPrChange>
+        </w:rPr>
         <w:t xml:space="preserve"> file should be present, generating the different path related to the cruise data.</w:t>
       </w:r>
     </w:p>
@@ -10029,11 +11256,11 @@
       <w:pPr>
         <w:pStyle w:val="Heading2"/>
       </w:pPr>
-      <w:bookmarkStart w:id="234" w:name="_Toc108243094"/>
+      <w:bookmarkStart w:id="349" w:name="_Toc108243094"/>
       <w:r>
         <w:t>Processing of the moored microcat</w:t>
       </w:r>
-      <w:bookmarkEnd w:id="234"/>
+      <w:bookmarkEnd w:id="349"/>
     </w:p>
     <w:p>
       <w:pPr>
@@ -10062,7 +11289,31 @@
           <w:iCs/>
           <w:color w:val="FF0000"/>
         </w:rPr>
-        <w:t>osnap/exec/$cruise/stage1/microcat/mc_call_2_$cruise.m</w:t>
+        <w:t>osnap/exec/$cruise/stage1/microcat/mc_call_2</w:t>
+      </w:r>
+      <w:r>
+        <w:rPr>
+          <w:i/>
+          <w:iCs/>
+          <w:strike/>
+          <w:color w:val="FF0000"/>
+          <w:rPrChange w:id="350" w:author="Kristin Burmeister" w:date="2026-05-28T16:31:00Z" w16du:dateUtc="2026-05-28T15:31:00Z">
+            <w:rPr>
+              <w:i/>
+              <w:iCs/>
+              <w:color w:val="FF0000"/>
+            </w:rPr>
+          </w:rPrChange>
+        </w:rPr>
+        <w:t>_$cruise</w:t>
+      </w:r>
+      <w:r>
+        <w:rPr>
+          <w:i/>
+          <w:iCs/>
+          <w:color w:val="FF0000"/>
+        </w:rPr>
+        <w:t>.m</w:t>
       </w:r>
       <w:r>
         <w:rPr>
@@ -10165,7 +11416,7 @@
       <w:r>
         <w:t>. The script also creates data overview sheet including basic statistics, and produces summary plots, including 2-day low-pass plots.</w:t>
       </w:r>
-      <w:bookmarkStart w:id="235" w:name="_Toc108243095"/>
+      <w:bookmarkStart w:id="351" w:name="_Toc108243095"/>
       <w:r>
         <w:br w:type="page"/>
       </w:r>
@@ -10177,7 +11428,7 @@
       <w:r>
         <w:t>Lowered microcat processing after the shipboard calibration casts</w:t>
       </w:r>
-      <w:bookmarkEnd w:id="235"/>
+      <w:bookmarkEnd w:id="351"/>
     </w:p>
     <w:p>
       <w:pPr>
@@ -10483,7 +11734,30 @@
         <w:rPr>
           <w:highlight w:val="white"/>
         </w:rPr>
-        <w:t>which is created manually.</w:t>
+        <w:t xml:space="preserve">which is created </w:t>
+      </w:r>
+      <w:commentRangeStart w:id="352"/>
+      <w:r>
+        <w:rPr>
+          <w:highlight w:val="white"/>
+        </w:rPr>
+        <w:t>manually</w:t>
+      </w:r>
+      <w:commentRangeEnd w:id="352"/>
+      <w:r>
+        <w:rPr>
+          <w:rStyle w:val="CommentReference"/>
+          <w:sz w:val="24"/>
+          <w:szCs w:val="24"/>
+          <w:highlight w:val="white"/>
+        </w:rPr>
+        <w:commentReference w:id="352"/>
+      </w:r>
+      <w:r>
+        <w:rPr>
+          <w:highlight w:val="white"/>
+        </w:rPr>
+        <w:t>.</w:t>
       </w:r>
       <w:r>
         <w:rPr>
@@ -10547,7 +11821,7 @@
         </w:rPr>
         <w:t>osnap/exec/$</w:t>
       </w:r>
-      <w:bookmarkStart w:id="236" w:name="__DdeLink__4655_1346685515"/>
+      <w:bookmarkStart w:id="353" w:name="__DdeLink__4655_1346685515"/>
       <w:r>
         <w:rPr>
           <w:i/>
@@ -10557,7 +11831,7 @@
         </w:rPr>
         <w:t>cruise</w:t>
       </w:r>
-      <w:bookmarkEnd w:id="236"/>
+      <w:bookmarkEnd w:id="353"/>
       <w:r>
         <w:rPr>
           <w:i/>
@@ -10582,7 +11856,34 @@
           <w:color w:val="FF0000"/>
           <w:highlight w:val="white"/>
         </w:rPr>
-        <w:t xml:space="preserve">/mc_caldip_check_$cruise.m </w:t>
+        <w:t>/mc_caldip_check</w:t>
+      </w:r>
+      <w:r>
+        <w:rPr>
+          <w:i/>
+          <w:iCs/>
+          <w:strike/>
+          <w:color w:val="FF0000"/>
+          <w:highlight w:val="white"/>
+          <w:rPrChange w:id="354" w:author="Kristin Burmeister" w:date="2026-05-28T16:35:00Z" w16du:dateUtc="2026-05-28T15:35:00Z">
+            <w:rPr>
+              <w:i/>
+              <w:iCs/>
+              <w:color w:val="FF0000"/>
+              <w:highlight w:val="white"/>
+            </w:rPr>
+          </w:rPrChange>
+        </w:rPr>
+        <w:t>_$cruise</w:t>
+      </w:r>
+      <w:r>
+        <w:rPr>
+          <w:i/>
+          <w:iCs/>
+          <w:color w:val="FF0000"/>
+          <w:highlight w:val="white"/>
+        </w:rPr>
+        <w:t xml:space="preserve">.m </w:t>
       </w:r>
       <w:r>
         <w:rPr>
@@ -10648,14 +11949,14 @@
       <w:pPr>
         <w:pStyle w:val="Heading2"/>
       </w:pPr>
-      <w:bookmarkStart w:id="237" w:name="_Toc108243096"/>
+      <w:bookmarkStart w:id="355" w:name="_Toc108243096"/>
       <w:r>
         <w:t>Delayed mode processing of the microcat data</w:t>
       </w:r>
       <w:r>
         <w:t>.</w:t>
       </w:r>
-      <w:bookmarkEnd w:id="237"/>
+      <w:bookmarkEnd w:id="355"/>
     </w:p>
     <w:p>
       <w:pPr>
@@ -10674,11 +11975,11 @@
       <w:pPr>
         <w:pStyle w:val="Heading3"/>
       </w:pPr>
-      <w:bookmarkStart w:id="238" w:name="_Toc108243097"/>
+      <w:bookmarkStart w:id="356" w:name="_Toc108243097"/>
       <w:r>
         <w:t>Set-up metadata files</w:t>
       </w:r>
-      <w:bookmarkEnd w:id="238"/>
+      <w:bookmarkEnd w:id="356"/>
     </w:p>
     <w:p>
       <w:pPr>
@@ -10725,11 +12026,11 @@
       <w:pPr>
         <w:pStyle w:val="Heading3"/>
       </w:pPr>
-      <w:bookmarkStart w:id="239" w:name="_Toc108243098"/>
+      <w:bookmarkStart w:id="357" w:name="_Toc108243098"/>
       <w:r>
         <w:t>Calculation of accurate nominal depth of the mooring instruments, update of the metadata files</w:t>
       </w:r>
-      <w:bookmarkEnd w:id="239"/>
+      <w:bookmarkEnd w:id="357"/>
     </w:p>
     <w:p>
       <w:pPr>
@@ -10847,11 +12148,11 @@
       <w:pPr>
         <w:pStyle w:val="Heading3"/>
       </w:pPr>
-      <w:bookmarkStart w:id="240" w:name="_Toc108243099"/>
+      <w:bookmarkStart w:id="358" w:name="_Toc108243099"/>
       <w:r>
         <w:t>Calculation of the pre- or post- deployment conductivity and temperature calibration coefficients</w:t>
       </w:r>
-      <w:bookmarkEnd w:id="240"/>
+      <w:bookmarkEnd w:id="358"/>
     </w:p>
     <w:p>
       <w:pPr>
@@ -11472,11 +12773,11 @@
       <w:pPr>
         <w:pStyle w:val="Heading3"/>
       </w:pPr>
-      <w:bookmarkStart w:id="241" w:name="_Toc108243100"/>
+      <w:bookmarkStart w:id="359" w:name="_Toc108243100"/>
       <w:r>
         <w:t>Gridding of the data: creation of a lowpass filtered, regular gridded data set.</w:t>
       </w:r>
-      <w:bookmarkEnd w:id="241"/>
+      <w:bookmarkEnd w:id="359"/>
     </w:p>
     <w:p>
       <w:pPr>
@@ -11807,19 +13108,19 @@
       <w:pPr>
         <w:pStyle w:val="Heading3"/>
       </w:pPr>
-      <w:bookmarkStart w:id="242" w:name="_Hlk48134907"/>
+      <w:bookmarkStart w:id="360" w:name="_Hlk48134907"/>
       <w:r>
         <w:t xml:space="preserve"> </w:t>
       </w:r>
-      <w:bookmarkStart w:id="243" w:name="_Toc108243101"/>
+      <w:bookmarkStart w:id="361" w:name="_Toc108243101"/>
       <w:r>
         <w:t>merging of the several years of deployment (and if necessary moorings)</w:t>
       </w:r>
-      <w:bookmarkEnd w:id="243"/>
+      <w:bookmarkEnd w:id="361"/>
       <w:r>
         <w:t xml:space="preserve"> </w:t>
       </w:r>
-      <w:bookmarkEnd w:id="242"/>
+      <w:bookmarkEnd w:id="360"/>
     </w:p>
     <w:p>
       <w:pPr>
@@ -12494,7 +13795,7 @@
       <w:pPr>
         <w:pStyle w:val="Heading1"/>
       </w:pPr>
-      <w:bookmarkStart w:id="244" w:name="_Toc108243102"/>
+      <w:bookmarkStart w:id="362" w:name="_Toc108243102"/>
       <w:r>
         <w:rPr>
           <w:rStyle w:val="Emphasis"/>
@@ -12503,17 +13804,17 @@
         </w:rPr>
         <w:t>Processing of moored current meter and ADCP data</w:t>
       </w:r>
-      <w:bookmarkEnd w:id="244"/>
+      <w:bookmarkEnd w:id="362"/>
     </w:p>
     <w:p>
       <w:pPr>
         <w:pStyle w:val="Heading2"/>
       </w:pPr>
-      <w:bookmarkStart w:id="245" w:name="_Toc108243103"/>
+      <w:bookmarkStart w:id="363" w:name="_Toc108243103"/>
       <w:r>
         <w:t>Introduction</w:t>
       </w:r>
-      <w:bookmarkEnd w:id="245"/>
+      <w:bookmarkEnd w:id="363"/>
     </w:p>
     <w:p>
       <w:pPr>
@@ -12624,26 +13925,26 @@
       <w:pPr>
         <w:pStyle w:val="Heading2"/>
       </w:pPr>
-      <w:bookmarkStart w:id="246" w:name="_Toc108243104"/>
+      <w:bookmarkStart w:id="364" w:name="_Toc108243104"/>
       <w:r>
         <w:t>Nortek current meter data processing</w:t>
       </w:r>
-      <w:bookmarkEnd w:id="246"/>
+      <w:bookmarkEnd w:id="364"/>
     </w:p>
     <w:p>
       <w:pPr>
         <w:pStyle w:val="Heading3"/>
       </w:pPr>
-      <w:bookmarkStart w:id="247" w:name="__DdeLink__622_259069805"/>
-      <w:bookmarkStart w:id="248" w:name="_Toc108243105"/>
+      <w:bookmarkStart w:id="365" w:name="__DdeLink__622_259069805"/>
+      <w:bookmarkStart w:id="366" w:name="_Toc108243105"/>
       <w:r>
         <w:t xml:space="preserve">Stage0 – Data Download </w:t>
       </w:r>
-      <w:bookmarkEnd w:id="247"/>
+      <w:bookmarkEnd w:id="365"/>
       <w:r>
         <w:t>(done during the cruise $CRUISE)</w:t>
       </w:r>
-      <w:bookmarkEnd w:id="248"/>
+      <w:bookmarkEnd w:id="366"/>
     </w:p>
     <w:p>
       <w:pPr>
@@ -12705,11 +14006,11 @@
       <w:pPr>
         <w:pStyle w:val="Heading3"/>
       </w:pPr>
-      <w:bookmarkStart w:id="249" w:name="_Toc108243106"/>
+      <w:bookmarkStart w:id="367" w:name="_Toc108243106"/>
       <w:r>
         <w:t>Stage1 – Conversion to standard RDB format and basic statistics</w:t>
       </w:r>
-      <w:bookmarkEnd w:id="249"/>
+      <w:bookmarkEnd w:id="367"/>
     </w:p>
     <w:p>
       <w:pPr>
@@ -12970,11 +14271,11 @@
       <w:pPr>
         <w:pStyle w:val="Heading3"/>
       </w:pPr>
-      <w:bookmarkStart w:id="250" w:name="_Toc108243107"/>
+      <w:bookmarkStart w:id="368" w:name="_Toc108243107"/>
       <w:r>
         <w:t>Stage2 – Trimming of data, summary plots</w:t>
       </w:r>
-      <w:bookmarkEnd w:id="250"/>
+      <w:bookmarkEnd w:id="368"/>
     </w:p>
     <w:p>
       <w:pPr>
@@ -13099,11 +14400,11 @@
       <w:pPr>
         <w:pStyle w:val="Heading3"/>
       </w:pPr>
-      <w:bookmarkStart w:id="251" w:name="_Toc108243108"/>
+      <w:bookmarkStart w:id="369" w:name="_Toc108243108"/>
       <w:r>
         <w:t>Stage3 – Data editing, speed of sound correction, magnetic declination correction, data filtering</w:t>
       </w:r>
-      <w:bookmarkEnd w:id="251"/>
+      <w:bookmarkEnd w:id="369"/>
     </w:p>
     <w:p>
       <w:pPr>
@@ -13450,7 +14751,20 @@
         <w:pStyle w:val="BodyText"/>
       </w:pPr>
       <w:r>
-        <w:t xml:space="preserve">Then spikes from the current meter data are removed using the spike/mean ratio criterion of 10, and visual inspection can also be used to identify remaining spikes. If data gaps are less than 24 hours, they are interpolated linearly in time, otherwise flag values are inserted.   </w:t>
+        <w:t>Then spikes from the current meter data are removed using the spike/mean ratio criterion of 10, and visual inspection can also be used to identify re</w:t>
+      </w:r>
+      <w:del w:id="370" w:author="Kristin Burmeister" w:date="2026-05-28T15:13:00Z" w16du:dateUtc="2026-05-28T14:13:00Z">
+        <w:r>
+          <w:delText>main</w:delText>
+        </w:r>
+      </w:del>
+      <w:ins w:id="371" w:author="Kristin Burmeister" w:date="2026-05-28T15:13:00Z" w16du:dateUtc="2026-05-28T14:13:00Z">
+        <w:r>
+          <w:t>main</w:t>
+        </w:r>
+      </w:ins>
+      <w:r>
+        <w:t xml:space="preserve">ing spikes. If data gaps are less than 24 hours, they are interpolated linearly in time, otherwise flag values are inserted.   </w:t>
       </w:r>
     </w:p>
     <w:p>
@@ -13523,11 +14837,11 @@
         <w:pStyle w:val="Heading3"/>
         <w:pageBreakBefore/>
       </w:pPr>
-      <w:bookmarkStart w:id="252" w:name="_Toc108243109"/>
+      <w:bookmarkStart w:id="372" w:name="_Toc108243109"/>
       <w:r>
         <w:t>Stage 4 – Data gridding of individual deployment</w:t>
       </w:r>
-      <w:bookmarkEnd w:id="252"/>
+      <w:bookmarkEnd w:id="372"/>
     </w:p>
     <w:p>
       <w:pPr>
@@ -13850,11 +15164,11 @@
       <w:pPr>
         <w:pStyle w:val="Heading1"/>
       </w:pPr>
-      <w:bookmarkStart w:id="253" w:name="_Toc108243110"/>
+      <w:bookmarkStart w:id="373" w:name="_Toc108243110"/>
       <w:r>
         <w:t>DeepSeapHOx Data Processing</w:t>
       </w:r>
-      <w:bookmarkEnd w:id="253"/>
+      <w:bookmarkEnd w:id="373"/>
       <w:r>
         <w:t xml:space="preserve"> </w:t>
       </w:r>
@@ -13863,11 +15177,11 @@
       <w:pPr>
         <w:pStyle w:val="Heading2"/>
       </w:pPr>
-      <w:bookmarkStart w:id="254" w:name="_Toc108243111"/>
+      <w:bookmarkStart w:id="374" w:name="_Toc108243111"/>
       <w:r>
         <w:t>Stage 0 – Data Download</w:t>
       </w:r>
-      <w:bookmarkEnd w:id="254"/>
+      <w:bookmarkEnd w:id="374"/>
       <w:r>
         <w:t xml:space="preserve"> </w:t>
       </w:r>
@@ -13930,11 +15244,11 @@
       <w:pPr>
         <w:pStyle w:val="Heading2"/>
       </w:pPr>
-      <w:bookmarkStart w:id="255" w:name="_Toc108243112"/>
+      <w:bookmarkStart w:id="375" w:name="_Toc108243112"/>
       <w:r>
         <w:t>Stage 1 – Conversion to standard RDB format</w:t>
       </w:r>
-      <w:bookmarkEnd w:id="255"/>
+      <w:bookmarkEnd w:id="375"/>
       <w:r>
         <w:t xml:space="preserve"> </w:t>
       </w:r>
@@ -14164,11 +15478,11 @@
       <w:pPr>
         <w:pStyle w:val="Heading1"/>
       </w:pPr>
-      <w:bookmarkStart w:id="256" w:name="_Toc108243113"/>
+      <w:bookmarkStart w:id="376" w:name="_Toc108243113"/>
       <w:r>
         <w:t>Data reports tools</w:t>
       </w:r>
-      <w:bookmarkEnd w:id="256"/>
+      <w:bookmarkEnd w:id="376"/>
     </w:p>
     <w:p>
       <w:pPr>
@@ -15149,7 +16463,29 @@
         <w:rPr>
           <w:color w:val="000000" w:themeColor="text1"/>
         </w:rPr>
-        <w:t xml:space="preserve">One of the main advantages of running </w:t>
+        <w:t xml:space="preserve">One of the </w:t>
+      </w:r>
+      <w:del w:id="377" w:author="Kristin Burmeister" w:date="2026-05-28T15:13:00Z" w16du:dateUtc="2026-05-28T14:13:00Z">
+        <w:r>
+          <w:rPr>
+            <w:color w:val="000000" w:themeColor="text1"/>
+          </w:rPr>
+          <w:delText>main</w:delText>
+        </w:r>
+      </w:del>
+      <w:ins w:id="378" w:author="Kristin Burmeister" w:date="2026-05-28T15:13:00Z" w16du:dateUtc="2026-05-28T14:13:00Z">
+        <w:r>
+          <w:rPr>
+            <w:color w:val="000000" w:themeColor="text1"/>
+          </w:rPr>
+          <w:t>main</w:t>
+        </w:r>
+      </w:ins>
+      <w:r>
+        <w:rPr>
+          <w:color w:val="000000" w:themeColor="text1"/>
+        </w:rPr>
+        <w:t xml:space="preserve"> advantages of running </w:t>
       </w:r>
       <w:r>
         <w:rPr>
@@ -15597,11 +16933,11 @@
       <w:pPr>
         <w:pStyle w:val="Heading1"/>
       </w:pPr>
-      <w:bookmarkStart w:id="257" w:name="_Toc108243114"/>
+      <w:bookmarkStart w:id="379" w:name="_Toc108243114"/>
       <w:r>
         <w:t>Export to oceansites format [if required]</w:t>
       </w:r>
-      <w:bookmarkEnd w:id="257"/>
+      <w:bookmarkEnd w:id="379"/>
     </w:p>
     <w:p>
       <w:pPr>
@@ -15835,11 +17171,11 @@
       <w:pPr>
         <w:pStyle w:val="Heading1"/>
       </w:pPr>
-      <w:bookmarkStart w:id="258" w:name="_Toc108243115"/>
+      <w:bookmarkStart w:id="380" w:name="_Toc108243115"/>
       <w:r>
         <w:t>Export to NetCDF for CLASS data working group</w:t>
       </w:r>
-      <w:bookmarkEnd w:id="258"/>
+      <w:bookmarkEnd w:id="380"/>
     </w:p>
     <w:p/>
     <w:p>
@@ -15949,21 +17285,21 @@
       <w:pPr>
         <w:pStyle w:val="Heading1"/>
       </w:pPr>
-      <w:bookmarkStart w:id="259" w:name="_Toc108243116"/>
+      <w:bookmarkStart w:id="381" w:name="_Toc108243116"/>
       <w:r>
         <w:t>Appendix: Historical and OSNAP CTD profiles close to the moorings</w:t>
       </w:r>
-      <w:bookmarkEnd w:id="259"/>
+      <w:bookmarkEnd w:id="381"/>
     </w:p>
     <w:p>
       <w:pPr>
         <w:pStyle w:val="Heading3"/>
       </w:pPr>
-      <w:bookmarkStart w:id="260" w:name="_Toc108243117"/>
+      <w:bookmarkStart w:id="382" w:name="_Toc108243117"/>
       <w:r>
         <w:t>RTEB1</w:t>
       </w:r>
-      <w:bookmarkEnd w:id="260"/>
+      <w:bookmarkEnd w:id="382"/>
     </w:p>
     <w:tbl>
       <w:tblPr>
@@ -16064,7 +17400,7 @@
                 <w:noProof/>
               </w:rPr>
               <w:drawing>
-                <wp:inline distT="0" distB="0" distL="0" distR="0" wp14:anchorId="76722825" wp14:editId="62BDAB4F">
+                <wp:inline distT="0" distB="0" distL="0" distR="0" wp14:anchorId="76722825" wp14:editId="21BB0E52">
                   <wp:extent cx="6120130" cy="4511675"/>
                   <wp:effectExtent l="0" t="0" r="0" b="3175"/>
                   <wp:docPr id="7" name="Picture 7"/>
@@ -16122,11 +17458,11 @@
       <w:pPr>
         <w:pStyle w:val="Heading3"/>
       </w:pPr>
-      <w:bookmarkStart w:id="261" w:name="_Toc108243118"/>
+      <w:bookmarkStart w:id="383" w:name="_Toc108243118"/>
       <w:r>
         <w:t>RTWB1</w:t>
       </w:r>
-      <w:bookmarkEnd w:id="261"/>
+      <w:bookmarkEnd w:id="383"/>
     </w:p>
     <w:tbl>
       <w:tblPr>
@@ -16160,7 +17496,7 @@
                 <w:noProof/>
               </w:rPr>
               <w:drawing>
-                <wp:inline distT="0" distB="0" distL="0" distR="0" wp14:anchorId="4E4C0E1B" wp14:editId="65254B11">
+                <wp:inline distT="0" distB="0" distL="0" distR="0" wp14:anchorId="4E4C0E1B" wp14:editId="4C34D423">
                   <wp:extent cx="4962525" cy="3657600"/>
                   <wp:effectExtent l="0" t="0" r="9525" b="0"/>
                   <wp:docPr id="6" name="Picture 6"/>
@@ -16228,7 +17564,7 @@
                 <w:noProof/>
               </w:rPr>
               <w:drawing>
-                <wp:inline distT="0" distB="0" distL="0" distR="0" wp14:anchorId="040084BB" wp14:editId="57BC12AD">
+                <wp:inline distT="0" distB="0" distL="0" distR="0" wp14:anchorId="040084BB" wp14:editId="6BB2FA2F">
                   <wp:extent cx="6048375" cy="4457700"/>
                   <wp:effectExtent l="0" t="0" r="9525" b="0"/>
                   <wp:docPr id="5" name="Picture 5"/>
@@ -16296,11 +17632,11 @@
       <w:pPr>
         <w:pStyle w:val="Heading3"/>
       </w:pPr>
-      <w:bookmarkStart w:id="262" w:name="_Toc108243119"/>
+      <w:bookmarkStart w:id="384" w:name="_Toc108243119"/>
       <w:r>
         <w:t>RTWB2</w:t>
       </w:r>
-      <w:bookmarkEnd w:id="262"/>
+      <w:bookmarkEnd w:id="384"/>
     </w:p>
     <w:tbl>
       <w:tblPr>
@@ -16334,7 +17670,7 @@
                 <w:noProof/>
               </w:rPr>
               <w:drawing>
-                <wp:inline distT="0" distB="0" distL="0" distR="0" wp14:anchorId="06D1BFF7" wp14:editId="596A228B">
+                <wp:inline distT="0" distB="0" distL="0" distR="0" wp14:anchorId="06D1BFF7" wp14:editId="19018E0B">
                   <wp:extent cx="5267325" cy="3876675"/>
                   <wp:effectExtent l="0" t="0" r="9525" b="9525"/>
                   <wp:docPr id="4" name="Picture 4"/>
@@ -16402,7 +17738,7 @@
                 <w:noProof/>
               </w:rPr>
               <w:drawing>
-                <wp:inline distT="0" distB="0" distL="0" distR="0" wp14:anchorId="14B24167" wp14:editId="66B56ED7">
+                <wp:inline distT="0" distB="0" distL="0" distR="0" wp14:anchorId="14B24167" wp14:editId="51DCA70D">
                   <wp:extent cx="6048375" cy="4457700"/>
                   <wp:effectExtent l="0" t="0" r="9525" b="0"/>
                   <wp:docPr id="3" name="Picture 3"/>
@@ -16470,11 +17806,11 @@
       <w:pPr>
         <w:pStyle w:val="Heading3"/>
       </w:pPr>
-      <w:bookmarkStart w:id="263" w:name="_Toc108243120"/>
+      <w:bookmarkStart w:id="385" w:name="_Toc108243120"/>
       <w:r>
         <w:t>RTADCP1</w:t>
       </w:r>
-      <w:bookmarkEnd w:id="263"/>
+      <w:bookmarkEnd w:id="385"/>
     </w:p>
     <w:tbl>
       <w:tblPr>
@@ -16508,7 +17844,7 @@
                 <w:noProof/>
               </w:rPr>
               <w:drawing>
-                <wp:inline distT="0" distB="0" distL="0" distR="0" wp14:anchorId="790F7540" wp14:editId="21FC4A27">
+                <wp:inline distT="0" distB="0" distL="0" distR="0" wp14:anchorId="790F7540" wp14:editId="616DF1A8">
                   <wp:extent cx="5076825" cy="3733800"/>
                   <wp:effectExtent l="0" t="0" r="9525" b="0"/>
                   <wp:docPr id="2" name="Picture 2"/>
@@ -16576,7 +17912,7 @@
                 <w:noProof/>
               </w:rPr>
               <w:drawing>
-                <wp:inline distT="0" distB="0" distL="0" distR="0" wp14:anchorId="0CF09B19" wp14:editId="5504534B">
+                <wp:inline distT="0" distB="0" distL="0" distR="0" wp14:anchorId="0CF09B19" wp14:editId="00F8BCC1">
                   <wp:extent cx="6048375" cy="4457700"/>
                   <wp:effectExtent l="0" t="0" r="9525" b="0"/>
                   <wp:docPr id="1" name="Picture 1"/>
@@ -16666,7 +18002,7 @@
       </w:r>
     </w:p>
   </w:comment>
-  <w:comment w:id="131" w:author="Yvonne Firing" w:date="2024-05-24T07:46:00Z" w:initials="YF">
+  <w:comment w:id="147" w:author="Yvonne Firing" w:date="2024-05-24T07:46:00Z" w:initials="YF">
     <w:p>
       <w:r>
         <w:rPr>
@@ -16685,7 +18021,7 @@
       </w:r>
     </w:p>
   </w:comment>
-  <w:comment w:id="132" w:author="Kristin Burmeister" w:date="2026-05-28T09:52:00Z" w:initials="KB">
+  <w:comment w:id="148" w:author="Kristin Burmeister" w:date="2026-05-28T09:52:00Z" w:initials="KB">
     <w:p>
       <w:pPr>
         <w:pStyle w:val="CommentText"/>
@@ -16701,7 +18037,23 @@
       </w:r>
     </w:p>
   </w:comment>
-  <w:comment w:id="183" w:author="Yvonne Firing" w:date="2024-05-24T08:13:00Z" w:initials="YF">
+  <w:comment w:id="239" w:author="Kristin Burmeister" w:date="2026-05-28T15:43:00Z" w:initials="KB">
+    <w:p>
+      <w:pPr>
+        <w:pStyle w:val="CommentText"/>
+      </w:pPr>
+      <w:r>
+        <w:rPr>
+          <w:rStyle w:val="CommentReference"/>
+        </w:rPr>
+        <w:annotationRef/>
+      </w:r>
+      <w:r>
+        <w:t>Why not exec (without gitrepo)</w:t>
+      </w:r>
+    </w:p>
+  </w:comment>
+  <w:comment w:id="256" w:author="Yvonne Firing" w:date="2024-05-24T08:13:00Z" w:initials="YF">
     <w:p>
       <w:r>
         <w:rPr>
@@ -16720,7 +18072,7 @@
       </w:r>
     </w:p>
   </w:comment>
-  <w:comment w:id="188" w:author="Yvonne Firing" w:date="2024-05-24T08:10:00Z" w:initials="YF">
+  <w:comment w:id="261" w:author="Yvonne Firing" w:date="2024-05-24T08:10:00Z" w:initials="YF">
     <w:p>
       <w:r>
         <w:rPr>
@@ -16738,7 +18090,7 @@
       </w:r>
     </w:p>
   </w:comment>
-  <w:comment w:id="210" w:author="Firing, Yvonne L." w:date="2022-12-14T09:59:00Z" w:initials="FYL">
+  <w:comment w:id="283" w:author="Firing, Yvonne L." w:date="2022-12-14T09:59:00Z" w:initials="FYL">
     <w:p>
       <w:r>
         <w:rPr>
@@ -16753,6 +18105,133 @@
           <w:szCs w:val="18"/>
         </w:rPr>
         <w:t>In this paragraph/section is “osnap” pathgit from the startup file? All the output gets put in the git repo? (Not under pathosnap)?</w:t>
+      </w:r>
+    </w:p>
+  </w:comment>
+  <w:comment w:id="286" w:author="Kristin Burmeister" w:date="2026-05-28T15:53:00Z" w:initials="KB">
+    <w:p>
+      <w:pPr>
+        <w:pStyle w:val="CommentText"/>
+      </w:pPr>
+      <w:r>
+        <w:rPr>
+          <w:rStyle w:val="CommentReference"/>
+        </w:rPr>
+        <w:annotationRef/>
+      </w:r>
+      <w:r>
+        <w:t>Can we get rid of one data?</w:t>
+      </w:r>
+    </w:p>
+  </w:comment>
+  <w:comment w:id="303" w:author="Kristin Burmeister" w:date="2026-05-28T16:00:00Z" w:initials="KB">
+    <w:p>
+      <w:pPr>
+        <w:pStyle w:val="CommentText"/>
+      </w:pPr>
+      <w:r>
+        <w:rPr>
+          <w:rStyle w:val="CommentReference"/>
+        </w:rPr>
+        <w:annotationRef/>
+      </w:r>
+      <w:r>
+        <w:t>From what I can see on the current repository would contain:</w:t>
+      </w:r>
+      <w:r>
+        <w:br/>
+        <w:t>- Documents</w:t>
+      </w:r>
+      <w:r>
+        <w:br/>
+        <w:t>- data (symbolic link to osnap/rapid - i.e. &lt;basedir&gt;/m_moorproc_toolbox/data</w:t>
+      </w:r>
+      <w:r>
+        <w:br/>
+        <w:t>- exec/gitrepo</w:t>
+      </w:r>
+    </w:p>
+    <w:p>
+      <w:pPr>
+        <w:pStyle w:val="CommentText"/>
+      </w:pPr>
+      <w:r>
+        <w:t>- metadata</w:t>
+      </w:r>
+    </w:p>
+    <w:p>
+      <w:pPr>
+        <w:pStyle w:val="CommentText"/>
+      </w:pPr>
+      <w:r>
+        <w:t>- other_software</w:t>
+      </w:r>
+      <w:r>
+        <w:br/>
+      </w:r>
+    </w:p>
+  </w:comment>
+  <w:comment w:id="314" w:author="Kristin Burmeister" w:date="2026-05-28T16:23:00Z" w:initials="KB">
+    <w:p>
+      <w:pPr>
+        <w:pStyle w:val="CommentText"/>
+      </w:pPr>
+      <w:r>
+        <w:rPr>
+          <w:rStyle w:val="CommentReference"/>
+        </w:rPr>
+        <w:annotationRef/>
+      </w:r>
+      <w:r>
+        <w:t>When there is time, we should have an option in the setup file to create these folder and drafted info.dat-files</w:t>
+      </w:r>
+    </w:p>
+  </w:comment>
+  <w:comment w:id="315" w:author="Kristin Burmeister" w:date="2026-05-28T16:20:00Z" w:initials="KB">
+    <w:p>
+      <w:pPr>
+        <w:pStyle w:val="CommentText"/>
+      </w:pPr>
+      <w:r>
+        <w:rPr>
+          <w:rStyle w:val="CommentReference"/>
+        </w:rPr>
+        <w:annotationRef/>
+      </w:r>
+      <w:r>
+        <w:t>That seems to be optional - it would be much better, when this would be linked to the cruise_data, as the cast???info.dat file contains what is needed to find the data</w:t>
+      </w:r>
+    </w:p>
+  </w:comment>
+  <w:comment w:id="327" w:author="Kristin Burmeister" w:date="2026-05-28T16:24:00Z" w:initials="KB">
+    <w:p>
+      <w:pPr>
+        <w:pStyle w:val="CommentText"/>
+      </w:pPr>
+      <w:r>
+        <w:rPr>
+          <w:rStyle w:val="CommentReference"/>
+        </w:rPr>
+        <w:annotationRef/>
+      </w:r>
+      <w:r>
+        <w:t xml:space="preserve">Update with a current path - </w:t>
+      </w:r>
+    </w:p>
+  </w:comment>
+  <w:comment w:id="352" w:author="Kristin Burmeister" w:date="2026-05-28T16:35:00Z" w:initials="KB">
+    <w:p>
+      <w:pPr>
+        <w:pStyle w:val="CommentText"/>
+      </w:pPr>
+      <w:r>
+        <w:rPr>
+          <w:rStyle w:val="CommentReference"/>
+        </w:rPr>
+        <w:annotationRef/>
+      </w:r>
+      <w:r>
+        <w:t>Create that automatically</w:t>
       </w:r>
     </w:p>
   </w:comment>
@@ -16764,9 +18243,16 @@
   <w15:commentEx w15:paraId="36B73AAA" w15:done="0"/>
   <w15:commentEx w15:paraId="496DCCF0" w15:done="0"/>
   <w15:commentEx w15:paraId="43514F0A" w15:paraIdParent="496DCCF0" w15:done="0"/>
+  <w15:commentEx w15:paraId="3B9F382E" w15:done="0"/>
   <w15:commentEx w15:paraId="7BF10708" w15:done="0"/>
   <w15:commentEx w15:paraId="40BA0138" w15:done="0"/>
   <w15:commentEx w15:paraId="5EA23D44" w15:done="0"/>
+  <w15:commentEx w15:paraId="1C9B4170" w15:done="0"/>
+  <w15:commentEx w15:paraId="160B7B1A" w15:done="0"/>
+  <w15:commentEx w15:paraId="0D5D5589" w15:done="0"/>
+  <w15:commentEx w15:paraId="650C37A7" w15:done="0"/>
+  <w15:commentEx w15:paraId="24263952" w15:done="0"/>
+  <w15:commentEx w15:paraId="6371DCBE" w15:done="0"/>
 </w15:commentsEx>
 </file>
 
@@ -16775,9 +18261,16 @@
   <w16cex:commentExtensible w16cex:durableId="3A2DD9F4" w16cex:dateUtc="2024-05-24T06:42:00Z"/>
   <w16cex:commentExtensible w16cex:durableId="70C7AC7E" w16cex:dateUtc="2024-05-24T06:46:00Z"/>
   <w16cex:commentExtensible w16cex:durableId="4B06EE0A" w16cex:dateUtc="2026-05-28T08:52:00Z"/>
+  <w16cex:commentExtensible w16cex:durableId="68146461" w16cex:dateUtc="2026-05-28T14:43:00Z"/>
   <w16cex:commentExtensible w16cex:durableId="56F7C133" w16cex:dateUtc="2024-05-24T07:13:00Z"/>
   <w16cex:commentExtensible w16cex:durableId="18745847" w16cex:dateUtc="2024-05-24T07:10:00Z"/>
   <w16cex:commentExtensible w16cex:durableId="27441D0E" w16cex:dateUtc="2022-12-14T09:59:00Z"/>
+  <w16cex:commentExtensible w16cex:durableId="009C18DE" w16cex:dateUtc="2026-05-28T14:53:00Z"/>
+  <w16cex:commentExtensible w16cex:durableId="65B8B431" w16cex:dateUtc="2026-05-28T15:00:00Z"/>
+  <w16cex:commentExtensible w16cex:durableId="5E2E1AFD" w16cex:dateUtc="2026-05-28T15:23:00Z"/>
+  <w16cex:commentExtensible w16cex:durableId="34BF9EC7" w16cex:dateUtc="2026-05-28T15:20:00Z"/>
+  <w16cex:commentExtensible w16cex:durableId="5768B6DE" w16cex:dateUtc="2026-05-28T15:24:00Z"/>
+  <w16cex:commentExtensible w16cex:durableId="07C87106" w16cex:dateUtc="2026-05-28T15:35:00Z"/>
 </w16cex:commentsExtensible>
 </file>
 
@@ -16786,9 +18279,16 @@
   <w16cid:commentId w16cid:paraId="36B73AAA" w16cid:durableId="3A2DD9F4"/>
   <w16cid:commentId w16cid:paraId="496DCCF0" w16cid:durableId="70C7AC7E"/>
   <w16cid:commentId w16cid:paraId="43514F0A" w16cid:durableId="4B06EE0A"/>
+  <w16cid:commentId w16cid:paraId="3B9F382E" w16cid:durableId="68146461"/>
   <w16cid:commentId w16cid:paraId="7BF10708" w16cid:durableId="56F7C133"/>
   <w16cid:commentId w16cid:paraId="40BA0138" w16cid:durableId="18745847"/>
   <w16cid:commentId w16cid:paraId="5EA23D44" w16cid:durableId="27441D0E"/>
+  <w16cid:commentId w16cid:paraId="1C9B4170" w16cid:durableId="009C18DE"/>
+  <w16cid:commentId w16cid:paraId="160B7B1A" w16cid:durableId="65B8B431"/>
+  <w16cid:commentId w16cid:paraId="0D5D5589" w16cid:durableId="5E2E1AFD"/>
+  <w16cid:commentId w16cid:paraId="650C37A7" w16cid:durableId="34BF9EC7"/>
+  <w16cid:commentId w16cid:paraId="24263952" w16cid:durableId="5768B6DE"/>
+  <w16cid:commentId w16cid:paraId="6371DCBE" w16cid:durableId="07C87106"/>
 </w16cid:commentsIds>
 </file>
 
